--- a/doc/Service de migration de données PL.docx
+++ b/doc/Service de migration de données PL.docx
@@ -3,18 +3,641 @@
 <w:document xmlns:wpc="http://schemas.microsoft.com/office/word/2010/wordprocessingCanvas" xmlns:cx="http://schemas.microsoft.com/office/drawing/2014/chartex" xmlns:cx1="http://schemas.microsoft.com/office/drawing/2015/9/8/chartex" xmlns:cx2="http://schemas.microsoft.com/office/drawing/2015/10/21/chartex" xmlns:cx3="http://schemas.microsoft.com/office/drawing/2016/5/9/chartex" xmlns:cx4="http://schemas.microsoft.com/office/drawing/2016/5/10/chartex" xmlns:cx5="http://schemas.microsoft.com/office/drawing/2016/5/11/chartex" xmlns:cx6="http://schemas.microsoft.com/office/drawing/2016/5/12/chartex" xmlns:cx7="http://schemas.microsoft.com/office/drawing/2016/5/13/chartex" xmlns:cx8="http://schemas.microsoft.com/office/drawing/2016/5/14/chartex" xmlns:mc="http://schemas.openxmlformats.org/markup-compatibility/2006" xmlns:aink="http://schemas.microsoft.com/office/drawing/2016/ink" xmlns:am3d="http://schemas.microsoft.com/office/drawing/2017/model3d" xmlns:o="urn:schemas-microsoft-com:office:office" xmlns:oel="http://schemas.microsoft.com/office/2019/extlst" xmlns:r="http://schemas.openxmlformats.org/officeDocument/2006/relationships" xmlns:m="http://schemas.openxmlformats.org/officeDocument/2006/math" xmlns:v="urn:schemas-microsoft-com:vml" xmlns:wp14="http://schemas.microsoft.com/office/word/2010/wordprocessingDrawing" xmlns:wp="http://schemas.openxmlformats.org/drawingml/2006/wordprocessingDrawing" xmlns:w10="urn:schemas-microsoft-com:office:word" xmlns:w="http://schemas.openxmlformats.org/wordprocessingml/2006/main" xmlns:w14="http://schemas.microsoft.com/office/word/2010/wordml" xmlns:w15="http://schemas.microsoft.com/office/word/2012/wordml" xmlns:w16cex="http://schemas.microsoft.com/office/word/2018/wordml/cex" xmlns:w16cid="http://schemas.microsoft.com/office/word/2016/wordml/cid" xmlns:w16="http://schemas.microsoft.com/office/word/2018/wordml" xmlns:w16du="http://schemas.microsoft.com/office/word/2023/wordml/word16du" xmlns:w16sdtdh="http://schemas.microsoft.com/office/word/2020/wordml/sdtdatahash" xmlns:w16sdtfl="http://schemas.microsoft.com/office/word/2024/wordml/sdtformatlock" xmlns:w16se="http://schemas.microsoft.com/office/word/2015/wordml/symex" xmlns:wpg="http://schemas.microsoft.com/office/word/2010/wordprocessingGroup" xmlns:wpi="http://schemas.microsoft.com/office/word/2010/wordprocessingInk" xmlns:wne="http://schemas.microsoft.com/office/word/2006/wordml" xmlns:wps="http://schemas.microsoft.com/office/word/2010/wordprocessingShape" mc:Ignorable="w14 w15 w16se w16cid w16 w16cex w16sdtdh w16sdtfl w16du wp14">
   <w:body>
     <w:p>
-      <w:r>
-        <w:t>Service de migration de données PL</w:t>
-      </w:r>
-    </w:p>
-    <w:p/>
-    <w:p>
-      <w:r>
-        <w:t>PL &gt; Modules XML</w:t>
+      <w:pPr>
+        <w:pStyle w:val="Heading1"/>
+        <w:spacing w:before="0"/>
+      </w:pPr>
+      <w:r>
+        <w:rPr>
+          <w:noProof/>
+        </w:rPr>
+        <w:drawing>
+          <wp:inline distT="0" distB="0" distL="0" distR="0" wp14:anchorId="13AF6498" wp14:editId="626062F1">
+            <wp:extent cx="5759685" cy="1663908"/>
+            <wp:effectExtent l="0" t="0" r="0" b="0"/>
+            <wp:docPr id="507576727" name="Graphic 1"/>
+            <wp:cNvGraphicFramePr>
+              <a:graphicFrameLocks xmlns:a="http://schemas.openxmlformats.org/drawingml/2006/main" noChangeAspect="1"/>
+            </wp:cNvGraphicFramePr>
+            <a:graphic xmlns:a="http://schemas.openxmlformats.org/drawingml/2006/main">
+              <a:graphicData uri="http://schemas.openxmlformats.org/drawingml/2006/picture">
+                <pic:pic xmlns:pic="http://schemas.openxmlformats.org/drawingml/2006/picture">
+                  <pic:nvPicPr>
+                    <pic:cNvPr id="1953700679" name="Graphic 1953700679"/>
+                    <pic:cNvPicPr/>
+                  </pic:nvPicPr>
+                  <pic:blipFill>
+                    <a:blip r:embed="rId7">
+                      <a:extLst>
+                        <a:ext uri="{96DAC541-7B7A-43D3-8B79-37D633B846F1}">
+                          <asvg:svgBlip xmlns:asvg="http://schemas.microsoft.com/office/drawing/2016/SVG/main" r:embed="rId8"/>
+                        </a:ext>
+                      </a:extLst>
+                    </a:blip>
+                    <a:stretch>
+                      <a:fillRect/>
+                    </a:stretch>
+                  </pic:blipFill>
+                  <pic:spPr>
+                    <a:xfrm>
+                      <a:off x="0" y="0"/>
+                      <a:ext cx="5916779" cy="1709291"/>
+                    </a:xfrm>
+                    <a:prstGeom prst="rect">
+                      <a:avLst/>
+                    </a:prstGeom>
+                  </pic:spPr>
+                </pic:pic>
+              </a:graphicData>
+            </a:graphic>
+          </wp:inline>
+        </w:drawing>
       </w:r>
     </w:p>
     <w:p>
-      <w:r>
+      <w:pPr>
+        <w:pStyle w:val="Heading1"/>
+      </w:pPr>
+      <w:r>
+        <w:t>Service de migration de données PL</w:t>
+      </w:r>
+    </w:p>
+    <w:p>
+      <w:pPr>
+        <w:jc w:val="both"/>
+        <w:rPr>
+          <w:sz w:val="22"/>
+          <w:szCs w:val="22"/>
+        </w:rPr>
+      </w:pPr>
+      <w:r>
+        <w:rPr>
+          <w:i/>
+          <w:iCs/>
+          <w:sz w:val="22"/>
+          <w:szCs w:val="22"/>
+        </w:rPr>
+        <w:t>PL</w:t>
+      </w:r>
+      <w:r>
+        <w:rPr>
+          <w:sz w:val="22"/>
+          <w:szCs w:val="22"/>
+        </w:rPr>
+        <w:t xml:space="preserve"> utilise une technologie de base de données commerciale open-source, qui n’est plus supportée par son propriétaire (</w:t>
+      </w:r>
+      <w:proofErr w:type="spellStart"/>
+      <w:r>
+        <w:rPr>
+          <w:sz w:val="22"/>
+          <w:szCs w:val="22"/>
+        </w:rPr>
+        <w:t>Actian</w:t>
+      </w:r>
+      <w:proofErr w:type="spellEnd"/>
+      <w:r>
+        <w:rPr>
+          <w:sz w:val="22"/>
+          <w:szCs w:val="22"/>
+        </w:rPr>
+        <w:t>) depuis plus d’une dizaine d’années.</w:t>
+      </w:r>
+      <w:r>
+        <w:rPr>
+          <w:sz w:val="22"/>
+          <w:szCs w:val="22"/>
+        </w:rPr>
+        <w:t xml:space="preserve"> Les données elles-mêmes sont stockées dans ces bases monolithiques sous une structure propriétaire non-standard et complexe.</w:t>
+      </w:r>
+    </w:p>
+    <w:p>
+      <w:pPr>
+        <w:rPr>
+          <w:sz w:val="22"/>
+          <w:szCs w:val="22"/>
+        </w:rPr>
+      </w:pPr>
+    </w:p>
+    <w:p>
+      <w:pPr>
+        <w:jc w:val="both"/>
+        <w:rPr>
+          <w:sz w:val="22"/>
+          <w:szCs w:val="22"/>
+        </w:rPr>
+      </w:pPr>
+      <w:r>
+        <w:rPr>
+          <w:b/>
+          <w:bCs/>
+          <w:i/>
+          <w:iCs/>
+          <w:sz w:val="22"/>
+          <w:szCs w:val="22"/>
+        </w:rPr>
+        <w:t>Gestion Technologies</w:t>
+      </w:r>
+      <w:r>
+        <w:rPr>
+          <w:sz w:val="22"/>
+          <w:szCs w:val="22"/>
+        </w:rPr>
+        <w:t xml:space="preserve"> a développé un système d’extraction</w:t>
+      </w:r>
+      <w:r>
+        <w:rPr>
+          <w:sz w:val="22"/>
+          <w:szCs w:val="22"/>
+        </w:rPr>
+        <w:t xml:space="preserve"> et de migration</w:t>
+      </w:r>
+      <w:r>
+        <w:rPr>
+          <w:sz w:val="22"/>
+          <w:szCs w:val="22"/>
+        </w:rPr>
+        <w:t xml:space="preserve"> de</w:t>
+      </w:r>
+      <w:r>
+        <w:rPr>
+          <w:sz w:val="22"/>
+          <w:szCs w:val="22"/>
+        </w:rPr>
+        <w:t>s</w:t>
+      </w:r>
+      <w:r>
+        <w:rPr>
+          <w:sz w:val="22"/>
+          <w:szCs w:val="22"/>
+        </w:rPr>
+        <w:t xml:space="preserve"> données stockées dans </w:t>
+      </w:r>
+      <w:r>
+        <w:rPr>
+          <w:sz w:val="22"/>
+          <w:szCs w:val="22"/>
+        </w:rPr>
+        <w:t>ces bases, afin de permettre aux utilisateurs de ces produits discontinués de conserver la totalité des données accumulées au fil des ans</w:t>
+      </w:r>
+      <w:r>
+        <w:rPr>
+          <w:sz w:val="22"/>
+          <w:szCs w:val="22"/>
+        </w:rPr>
+        <w:t>, et ainsi en assurer la pérennité</w:t>
+      </w:r>
+      <w:r>
+        <w:rPr>
+          <w:sz w:val="22"/>
+          <w:szCs w:val="22"/>
+        </w:rPr>
+        <w:t>.</w:t>
+      </w:r>
+      <w:r>
+        <w:rPr>
+          <w:sz w:val="22"/>
+          <w:szCs w:val="22"/>
+        </w:rPr>
+        <w:t xml:space="preserve"> À noter que le système n’utilise aucunement le logiciel PL comme tel, il ne fait que travailler directement avec la base de données de tierce partie.</w:t>
+      </w:r>
+    </w:p>
+    <w:p>
+      <w:pPr>
+        <w:jc w:val="both"/>
+        <w:rPr>
+          <w:sz w:val="22"/>
+          <w:szCs w:val="22"/>
+        </w:rPr>
+      </w:pPr>
+    </w:p>
+    <w:p>
+      <w:pPr>
+        <w:jc w:val="both"/>
+        <w:rPr>
+          <w:sz w:val="22"/>
+          <w:szCs w:val="22"/>
+        </w:rPr>
+      </w:pPr>
+    </w:p>
+    <w:p>
+      <w:pPr>
+        <w:jc w:val="both"/>
+        <w:rPr>
+          <w:sz w:val="22"/>
+          <w:szCs w:val="22"/>
+          <w:u w:val="single"/>
+        </w:rPr>
+      </w:pPr>
+      <w:r>
+        <w:rPr>
+          <w:sz w:val="22"/>
+          <w:szCs w:val="22"/>
+          <w:u w:val="single"/>
+        </w:rPr>
+        <w:t xml:space="preserve">L’opération </w:t>
+      </w:r>
+      <w:r>
+        <w:rPr>
+          <w:sz w:val="22"/>
+          <w:szCs w:val="22"/>
+          <w:u w:val="single"/>
+        </w:rPr>
+        <w:t xml:space="preserve">de migration </w:t>
+      </w:r>
+      <w:r>
+        <w:rPr>
+          <w:sz w:val="22"/>
+          <w:szCs w:val="22"/>
+          <w:u w:val="single"/>
+        </w:rPr>
+        <w:t>se fait en plusieurs étapes :</w:t>
+      </w:r>
+    </w:p>
+    <w:p>
+      <w:pPr>
+        <w:jc w:val="both"/>
+        <w:rPr>
+          <w:sz w:val="22"/>
+          <w:szCs w:val="22"/>
+        </w:rPr>
+      </w:pPr>
+    </w:p>
+    <w:p>
+      <w:pPr>
+        <w:pStyle w:val="ListParagraph"/>
+        <w:numPr>
+          <w:ilvl w:val="0"/>
+          <w:numId w:val="3"/>
+        </w:numPr>
+        <w:jc w:val="both"/>
+        <w:rPr>
+          <w:sz w:val="22"/>
+          <w:szCs w:val="22"/>
+        </w:rPr>
+      </w:pPr>
+      <w:r>
+        <w:rPr>
+          <w:b/>
+          <w:bCs/>
+          <w:sz w:val="22"/>
+          <w:szCs w:val="22"/>
+        </w:rPr>
+        <w:t>Transmission</w:t>
+      </w:r>
+      <w:r>
+        <w:rPr>
+          <w:sz w:val="22"/>
+          <w:szCs w:val="22"/>
+        </w:rPr>
+        <w:t xml:space="preserve"> d’une copie de la base de données à </w:t>
+      </w:r>
+      <w:r>
+        <w:rPr>
+          <w:i/>
+          <w:iCs/>
+          <w:sz w:val="22"/>
+          <w:szCs w:val="22"/>
+        </w:rPr>
+        <w:t>Gestion Technologies</w:t>
+      </w:r>
+    </w:p>
+    <w:p>
+      <w:pPr>
+        <w:pStyle w:val="ListParagraph"/>
+        <w:numPr>
+          <w:ilvl w:val="0"/>
+          <w:numId w:val="3"/>
+        </w:numPr>
+        <w:jc w:val="both"/>
+        <w:rPr>
+          <w:sz w:val="22"/>
+          <w:szCs w:val="22"/>
+        </w:rPr>
+      </w:pPr>
+      <w:r>
+        <w:rPr>
+          <w:b/>
+          <w:bCs/>
+          <w:sz w:val="22"/>
+          <w:szCs w:val="22"/>
+        </w:rPr>
+        <w:t>Analyse</w:t>
+      </w:r>
+      <w:r>
+        <w:rPr>
+          <w:sz w:val="22"/>
+          <w:szCs w:val="22"/>
+        </w:rPr>
+        <w:t xml:space="preserve"> de la base de données pour </w:t>
+      </w:r>
+      <w:r>
+        <w:rPr>
+          <w:sz w:val="22"/>
+          <w:szCs w:val="22"/>
+        </w:rPr>
+        <w:t>valider</w:t>
+      </w:r>
+      <w:r>
+        <w:rPr>
+          <w:sz w:val="22"/>
+          <w:szCs w:val="22"/>
+        </w:rPr>
+        <w:t xml:space="preserve"> son intégrité</w:t>
+      </w:r>
+      <w:r>
+        <w:rPr>
+          <w:sz w:val="22"/>
+          <w:szCs w:val="22"/>
+        </w:rPr>
+        <w:t xml:space="preserve">, </w:t>
+      </w:r>
+      <w:r>
+        <w:rPr>
+          <w:sz w:val="22"/>
+          <w:szCs w:val="22"/>
+        </w:rPr>
+        <w:t xml:space="preserve">concevoir un </w:t>
+      </w:r>
+      <w:r>
+        <w:rPr>
+          <w:b/>
+          <w:bCs/>
+          <w:sz w:val="22"/>
+          <w:szCs w:val="22"/>
+        </w:rPr>
+        <w:t>schéma</w:t>
+      </w:r>
+      <w:r>
+        <w:rPr>
+          <w:sz w:val="22"/>
+          <w:szCs w:val="22"/>
+        </w:rPr>
+        <w:t xml:space="preserve"> de données</w:t>
+      </w:r>
+      <w:r>
+        <w:rPr>
+          <w:sz w:val="22"/>
+          <w:szCs w:val="22"/>
+        </w:rPr>
+        <w:t xml:space="preserve">, et </w:t>
+      </w:r>
+      <w:r>
+        <w:rPr>
+          <w:b/>
+          <w:bCs/>
+          <w:sz w:val="22"/>
+          <w:szCs w:val="22"/>
+        </w:rPr>
+        <w:t xml:space="preserve">calculer le coût de </w:t>
+      </w:r>
+      <w:r>
+        <w:rPr>
+          <w:b/>
+          <w:bCs/>
+          <w:sz w:val="22"/>
+          <w:szCs w:val="22"/>
+        </w:rPr>
+        <w:t>traitement</w:t>
+      </w:r>
+    </w:p>
+    <w:p>
+      <w:pPr>
+        <w:pStyle w:val="ListParagraph"/>
+        <w:numPr>
+          <w:ilvl w:val="0"/>
+          <w:numId w:val="3"/>
+        </w:numPr>
+        <w:jc w:val="both"/>
+        <w:rPr>
+          <w:sz w:val="22"/>
+          <w:szCs w:val="22"/>
+        </w:rPr>
+      </w:pPr>
+      <w:r>
+        <w:rPr>
+          <w:b/>
+          <w:bCs/>
+          <w:sz w:val="22"/>
+          <w:szCs w:val="22"/>
+        </w:rPr>
+        <w:t>Lecture et assemblage</w:t>
+      </w:r>
+      <w:r>
+        <w:rPr>
+          <w:sz w:val="22"/>
+          <w:szCs w:val="22"/>
+        </w:rPr>
+        <w:t xml:space="preserve"> des </w:t>
+      </w:r>
+      <w:r>
+        <w:rPr>
+          <w:sz w:val="22"/>
+          <w:szCs w:val="22"/>
+        </w:rPr>
+        <w:t>jeux de données déconstruits par héritage</w:t>
+      </w:r>
+    </w:p>
+    <w:p>
+      <w:pPr>
+        <w:pStyle w:val="ListParagraph"/>
+        <w:numPr>
+          <w:ilvl w:val="0"/>
+          <w:numId w:val="3"/>
+        </w:numPr>
+        <w:jc w:val="both"/>
+        <w:rPr>
+          <w:sz w:val="22"/>
+          <w:szCs w:val="22"/>
+        </w:rPr>
+      </w:pPr>
+      <w:r>
+        <w:rPr>
+          <w:b/>
+          <w:bCs/>
+          <w:sz w:val="22"/>
+          <w:szCs w:val="22"/>
+        </w:rPr>
+        <w:t>Validation</w:t>
+      </w:r>
+      <w:r>
+        <w:rPr>
+          <w:sz w:val="22"/>
+          <w:szCs w:val="22"/>
+        </w:rPr>
+        <w:t xml:space="preserve">, </w:t>
+      </w:r>
+      <w:r>
+        <w:rPr>
+          <w:b/>
+          <w:bCs/>
+          <w:sz w:val="22"/>
+          <w:szCs w:val="22"/>
+        </w:rPr>
+        <w:t>a</w:t>
+      </w:r>
+      <w:r>
+        <w:rPr>
+          <w:b/>
+          <w:bCs/>
+          <w:sz w:val="22"/>
+          <w:szCs w:val="22"/>
+        </w:rPr>
+        <w:t>daptation</w:t>
+      </w:r>
+      <w:r>
+        <w:rPr>
+          <w:sz w:val="22"/>
+          <w:szCs w:val="22"/>
+        </w:rPr>
+        <w:t xml:space="preserve"> et </w:t>
+      </w:r>
+      <w:r>
+        <w:rPr>
+          <w:b/>
+          <w:bCs/>
+          <w:sz w:val="22"/>
+          <w:szCs w:val="22"/>
+        </w:rPr>
+        <w:t>normalisation</w:t>
+      </w:r>
+      <w:r>
+        <w:rPr>
+          <w:sz w:val="22"/>
+          <w:szCs w:val="22"/>
+        </w:rPr>
+        <w:t xml:space="preserve"> des données, pour en faciliter la compréhension et la standardisation</w:t>
+      </w:r>
+    </w:p>
+    <w:p>
+      <w:pPr>
+        <w:pStyle w:val="ListParagraph"/>
+        <w:numPr>
+          <w:ilvl w:val="0"/>
+          <w:numId w:val="3"/>
+        </w:numPr>
+        <w:jc w:val="both"/>
+        <w:rPr>
+          <w:sz w:val="22"/>
+          <w:szCs w:val="22"/>
+        </w:rPr>
+      </w:pPr>
+      <w:r>
+        <w:rPr>
+          <w:b/>
+          <w:bCs/>
+          <w:sz w:val="22"/>
+          <w:szCs w:val="22"/>
+        </w:rPr>
+        <w:t>Export</w:t>
+      </w:r>
+      <w:r>
+        <w:rPr>
+          <w:sz w:val="22"/>
+          <w:szCs w:val="22"/>
+        </w:rPr>
+        <w:t xml:space="preserve"> des données structurées vers des fichiers XML</w:t>
+      </w:r>
+    </w:p>
+    <w:p>
+      <w:pPr>
+        <w:pStyle w:val="ListParagraph"/>
+        <w:numPr>
+          <w:ilvl w:val="0"/>
+          <w:numId w:val="3"/>
+        </w:numPr>
+        <w:jc w:val="both"/>
+        <w:rPr>
+          <w:sz w:val="22"/>
+          <w:szCs w:val="22"/>
+        </w:rPr>
+      </w:pPr>
+      <w:r>
+        <w:rPr>
+          <w:b/>
+          <w:bCs/>
+          <w:sz w:val="22"/>
+          <w:szCs w:val="22"/>
+        </w:rPr>
+        <w:t>Export</w:t>
+      </w:r>
+      <w:r>
+        <w:rPr>
+          <w:sz w:val="22"/>
+          <w:szCs w:val="22"/>
+        </w:rPr>
+        <w:t xml:space="preserve"> des descriptions standards de structure</w:t>
+      </w:r>
+      <w:r>
+        <w:rPr>
+          <w:sz w:val="22"/>
+          <w:szCs w:val="22"/>
+        </w:rPr>
+        <w:t>s</w:t>
+      </w:r>
+      <w:r>
+        <w:rPr>
+          <w:sz w:val="22"/>
+          <w:szCs w:val="22"/>
+        </w:rPr>
+        <w:t xml:space="preserve"> de données vers </w:t>
+      </w:r>
+      <w:r>
+        <w:rPr>
+          <w:sz w:val="22"/>
+          <w:szCs w:val="22"/>
+        </w:rPr>
+        <w:t>un fichier</w:t>
+      </w:r>
+      <w:r>
+        <w:rPr>
+          <w:sz w:val="22"/>
+          <w:szCs w:val="22"/>
+        </w:rPr>
+        <w:t xml:space="preserve"> XSD</w:t>
+      </w:r>
+    </w:p>
+    <w:p>
+      <w:pPr>
+        <w:pStyle w:val="ListParagraph"/>
+        <w:numPr>
+          <w:ilvl w:val="0"/>
+          <w:numId w:val="3"/>
+        </w:numPr>
+        <w:jc w:val="both"/>
+        <w:rPr>
+          <w:sz w:val="22"/>
+          <w:szCs w:val="22"/>
+        </w:rPr>
+      </w:pPr>
+      <w:r>
+        <w:rPr>
+          <w:b/>
+          <w:bCs/>
+          <w:sz w:val="22"/>
+          <w:szCs w:val="22"/>
+        </w:rPr>
+        <w:t>Transmission</w:t>
+      </w:r>
+      <w:r>
+        <w:rPr>
+          <w:sz w:val="22"/>
+          <w:szCs w:val="22"/>
+        </w:rPr>
+        <w:t xml:space="preserve"> des fichiers XML et XSD au client</w:t>
+      </w:r>
+    </w:p>
+    <w:p>
+      <w:pPr>
+        <w:rPr>
+          <w:sz w:val="22"/>
+          <w:szCs w:val="22"/>
+        </w:rPr>
+      </w:pPr>
+      <w:r>
+        <w:rPr>
+          <w:sz w:val="22"/>
+          <w:szCs w:val="22"/>
+        </w:rPr>
         <w:br w:type="page"/>
       </w:r>
     </w:p>
@@ -25,10 +648,2687 @@
       </w:pPr>
       <w:r>
         <w:lastRenderedPageBreak/>
-        <w:t>Coûts de traitement</w:t>
+        <w:t>Résultat final</w:t>
       </w:r>
     </w:p>
-    <w:p/>
+    <w:p>
+      <w:pPr>
+        <w:jc w:val="both"/>
+        <w:rPr>
+          <w:sz w:val="22"/>
+          <w:szCs w:val="22"/>
+        </w:rPr>
+      </w:pPr>
+      <w:r>
+        <w:rPr>
+          <w:sz w:val="22"/>
+          <w:szCs w:val="22"/>
+        </w:rPr>
+        <w:t>Le résultat final fourni au client est un ensemble de fichiers XML</w:t>
+      </w:r>
+      <w:r>
+        <w:rPr>
+          <w:sz w:val="22"/>
+          <w:szCs w:val="22"/>
+        </w:rPr>
+        <w:t xml:space="preserve">. </w:t>
+      </w:r>
+      <w:r>
+        <w:rPr>
+          <w:sz w:val="22"/>
+          <w:szCs w:val="22"/>
+        </w:rPr>
+        <w:t>Le format XML est un format standard utilisé mondialement</w:t>
+      </w:r>
+      <w:r>
+        <w:rPr>
+          <w:sz w:val="22"/>
+          <w:szCs w:val="22"/>
+        </w:rPr>
+        <w:t>, qui</w:t>
+      </w:r>
+      <w:r>
+        <w:rPr>
+          <w:sz w:val="22"/>
+          <w:szCs w:val="22"/>
+        </w:rPr>
+        <w:t xml:space="preserve"> permet de représenter des données complexes de façon structurées</w:t>
+      </w:r>
+      <w:r>
+        <w:rPr>
+          <w:sz w:val="22"/>
+          <w:szCs w:val="22"/>
+        </w:rPr>
+        <w:t xml:space="preserve"> et compatibles.</w:t>
+      </w:r>
+    </w:p>
+    <w:p>
+      <w:pPr>
+        <w:jc w:val="both"/>
+        <w:rPr>
+          <w:sz w:val="22"/>
+          <w:szCs w:val="22"/>
+        </w:rPr>
+      </w:pPr>
+    </w:p>
+    <w:tbl>
+      <w:tblPr>
+        <w:tblStyle w:val="TableGrid"/>
+        <w:tblW w:w="0" w:type="auto"/>
+        <w:tblCellMar>
+          <w:top w:w="14" w:type="dxa"/>
+          <w:bottom w:w="14" w:type="dxa"/>
+        </w:tblCellMar>
+        <w:tblLook w:val="04A0" w:firstRow="1" w:lastRow="0" w:firstColumn="1" w:lastColumn="0" w:noHBand="0" w:noVBand="1"/>
+      </w:tblPr>
+      <w:tblGrid>
+        <w:gridCol w:w="7195"/>
+        <w:gridCol w:w="5755"/>
+      </w:tblGrid>
+      <w:tr>
+        <w:tc>
+          <w:tcPr>
+            <w:tcW w:w="7195" w:type="dxa"/>
+          </w:tcPr>
+          <w:p>
+            <w:pPr>
+              <w:jc w:val="both"/>
+              <w:rPr>
+                <w:b/>
+                <w:bCs/>
+                <w:sz w:val="22"/>
+                <w:szCs w:val="22"/>
+              </w:rPr>
+            </w:pPr>
+            <w:r>
+              <w:rPr>
+                <w:b/>
+                <w:bCs/>
+                <w:sz w:val="22"/>
+                <w:szCs w:val="22"/>
+              </w:rPr>
+              <w:t>XML</w:t>
+            </w:r>
+          </w:p>
+        </w:tc>
+        <w:tc>
+          <w:tcPr>
+            <w:tcW w:w="5755" w:type="dxa"/>
+          </w:tcPr>
+          <w:p>
+            <w:pPr>
+              <w:jc w:val="both"/>
+              <w:rPr>
+                <w:b/>
+                <w:bCs/>
+                <w:sz w:val="22"/>
+                <w:szCs w:val="22"/>
+              </w:rPr>
+            </w:pPr>
+            <w:r>
+              <w:rPr>
+                <w:b/>
+                <w:bCs/>
+                <w:sz w:val="22"/>
+                <w:szCs w:val="22"/>
+              </w:rPr>
+              <w:t>Explications</w:t>
+            </w:r>
+          </w:p>
+        </w:tc>
+      </w:tr>
+      <w:tr>
+        <w:tc>
+          <w:tcPr>
+            <w:tcW w:w="7195" w:type="dxa"/>
+            <w:shd w:val="clear" w:color="auto" w:fill="153D63" w:themeFill="text2" w:themeFillTint="E6"/>
+          </w:tcPr>
+          <w:p>
+            <w:pPr>
+              <w:spacing w:line="276" w:lineRule="auto"/>
+              <w:jc w:val="both"/>
+              <w:rPr>
+                <w:rFonts w:ascii="Courier New" w:hAnsi="Courier New" w:cs="Courier New"/>
+                <w:b/>
+                <w:bCs/>
+                <w:color w:val="FFFFFF" w:themeColor="background1"/>
+                <w:sz w:val="20"/>
+                <w:szCs w:val="20"/>
+              </w:rPr>
+            </w:pPr>
+            <w:r>
+              <w:rPr>
+                <w:rFonts w:ascii="Courier New" w:hAnsi="Courier New" w:cs="Courier New"/>
+                <w:b/>
+                <w:bCs/>
+                <w:color w:val="FFFFFF" w:themeColor="background1"/>
+                <w:sz w:val="20"/>
+                <w:szCs w:val="20"/>
+              </w:rPr>
+              <w:t xml:space="preserve">    &lt;</w:t>
+            </w:r>
+            <w:proofErr w:type="spellStart"/>
+            <w:r>
+              <w:rPr>
+                <w:rFonts w:ascii="Courier New" w:hAnsi="Courier New" w:cs="Courier New"/>
+                <w:b/>
+                <w:bCs/>
+                <w:color w:val="FFFFFF" w:themeColor="background1"/>
+                <w:sz w:val="20"/>
+                <w:szCs w:val="20"/>
+              </w:rPr>
+              <w:t>DossierAdresse</w:t>
+            </w:r>
+            <w:proofErr w:type="spellEnd"/>
+            <w:r>
+              <w:rPr>
+                <w:rFonts w:ascii="Courier New" w:hAnsi="Courier New" w:cs="Courier New"/>
+                <w:b/>
+                <w:bCs/>
+                <w:color w:val="FFFFFF" w:themeColor="background1"/>
+                <w:sz w:val="20"/>
+                <w:szCs w:val="20"/>
+              </w:rPr>
+              <w:t>&gt;</w:t>
+            </w:r>
+          </w:p>
+        </w:tc>
+        <w:tc>
+          <w:tcPr>
+            <w:tcW w:w="5755" w:type="dxa"/>
+            <w:shd w:val="clear" w:color="auto" w:fill="153D63" w:themeFill="text2" w:themeFillTint="E6"/>
+          </w:tcPr>
+          <w:p>
+            <w:pPr>
+              <w:spacing w:line="276" w:lineRule="auto"/>
+              <w:jc w:val="both"/>
+              <w:rPr>
+                <w:rFonts w:asciiTheme="majorHAnsi" w:hAnsiTheme="majorHAnsi" w:cs="Courier New"/>
+                <w:color w:val="F1A983" w:themeColor="accent2" w:themeTint="99"/>
+                <w:sz w:val="20"/>
+                <w:szCs w:val="20"/>
+              </w:rPr>
+            </w:pPr>
+            <w:r>
+              <w:rPr>
+                <w:rFonts w:asciiTheme="majorHAnsi" w:hAnsiTheme="majorHAnsi" w:cs="Courier New"/>
+                <w:color w:val="F1A983" w:themeColor="accent2" w:themeTint="99"/>
+                <w:sz w:val="20"/>
+                <w:szCs w:val="20"/>
+              </w:rPr>
+              <w:t>Type d’objet « </w:t>
+            </w:r>
+            <w:proofErr w:type="spellStart"/>
+            <w:r>
+              <w:rPr>
+                <w:rFonts w:asciiTheme="majorHAnsi" w:hAnsiTheme="majorHAnsi" w:cs="Courier New"/>
+                <w:b/>
+                <w:bCs/>
+                <w:color w:val="47D459" w:themeColor="accent3" w:themeTint="99"/>
+                <w:sz w:val="20"/>
+                <w:szCs w:val="20"/>
+              </w:rPr>
+              <w:t>DossierAdresse</w:t>
+            </w:r>
+            <w:proofErr w:type="spellEnd"/>
+            <w:r>
+              <w:rPr>
+                <w:rFonts w:asciiTheme="majorHAnsi" w:hAnsiTheme="majorHAnsi" w:cs="Courier New"/>
+                <w:color w:val="47D459" w:themeColor="accent3" w:themeTint="99"/>
+                <w:sz w:val="20"/>
+                <w:szCs w:val="20"/>
+              </w:rPr>
+              <w:t> </w:t>
+            </w:r>
+            <w:r>
+              <w:rPr>
+                <w:rFonts w:asciiTheme="majorHAnsi" w:hAnsiTheme="majorHAnsi" w:cs="Courier New"/>
+                <w:color w:val="F1A983" w:themeColor="accent2" w:themeTint="99"/>
+                <w:sz w:val="20"/>
+                <w:szCs w:val="20"/>
+              </w:rPr>
+              <w:t>»</w:t>
+            </w:r>
+          </w:p>
+        </w:tc>
+      </w:tr>
+      <w:tr>
+        <w:tc>
+          <w:tcPr>
+            <w:tcW w:w="7195" w:type="dxa"/>
+            <w:shd w:val="clear" w:color="auto" w:fill="153D63" w:themeFill="text2" w:themeFillTint="E6"/>
+          </w:tcPr>
+          <w:p>
+            <w:pPr>
+              <w:spacing w:line="276" w:lineRule="auto"/>
+              <w:jc w:val="both"/>
+              <w:rPr>
+                <w:rFonts w:ascii="Courier New" w:hAnsi="Courier New" w:cs="Courier New"/>
+                <w:b/>
+                <w:bCs/>
+                <w:color w:val="FFFFFF" w:themeColor="background1"/>
+                <w:sz w:val="20"/>
+                <w:szCs w:val="20"/>
+              </w:rPr>
+            </w:pPr>
+            <w:r>
+              <w:rPr>
+                <w:rFonts w:ascii="Courier New" w:hAnsi="Courier New" w:cs="Courier New"/>
+                <w:b/>
+                <w:bCs/>
+                <w:color w:val="FFFFFF" w:themeColor="background1"/>
+                <w:sz w:val="20"/>
+                <w:szCs w:val="20"/>
+              </w:rPr>
+              <w:t xml:space="preserve">      &lt;id&gt;1187978&lt;/id&gt;</w:t>
+            </w:r>
+          </w:p>
+        </w:tc>
+        <w:tc>
+          <w:tcPr>
+            <w:tcW w:w="5755" w:type="dxa"/>
+            <w:shd w:val="clear" w:color="auto" w:fill="153D63" w:themeFill="text2" w:themeFillTint="E6"/>
+          </w:tcPr>
+          <w:p>
+            <w:pPr>
+              <w:spacing w:line="276" w:lineRule="auto"/>
+              <w:jc w:val="both"/>
+              <w:rPr>
+                <w:rFonts w:asciiTheme="majorHAnsi" w:hAnsiTheme="majorHAnsi" w:cs="Courier New"/>
+                <w:color w:val="F1A983" w:themeColor="accent2" w:themeTint="99"/>
+                <w:sz w:val="20"/>
+                <w:szCs w:val="20"/>
+              </w:rPr>
+            </w:pPr>
+            <w:r>
+              <w:rPr>
+                <w:rFonts w:asciiTheme="majorHAnsi" w:hAnsiTheme="majorHAnsi" w:cs="Courier New"/>
+                <w:b/>
+                <w:bCs/>
+                <w:color w:val="F1A983" w:themeColor="accent2" w:themeTint="99"/>
+                <w:sz w:val="20"/>
+                <w:szCs w:val="20"/>
+              </w:rPr>
+              <w:t>Numéro d’identification</w:t>
+            </w:r>
+            <w:r>
+              <w:rPr>
+                <w:rFonts w:asciiTheme="majorHAnsi" w:hAnsiTheme="majorHAnsi" w:cs="Courier New"/>
+                <w:color w:val="F1A983" w:themeColor="accent2" w:themeTint="99"/>
+                <w:sz w:val="20"/>
+                <w:szCs w:val="20"/>
+              </w:rPr>
+              <w:t xml:space="preserve"> unique du </w:t>
+            </w:r>
+            <w:proofErr w:type="spellStart"/>
+            <w:r>
+              <w:rPr>
+                <w:rFonts w:asciiTheme="majorHAnsi" w:hAnsiTheme="majorHAnsi" w:cs="Courier New"/>
+                <w:color w:val="F1A983" w:themeColor="accent2" w:themeTint="99"/>
+                <w:sz w:val="20"/>
+                <w:szCs w:val="20"/>
+              </w:rPr>
+              <w:t>DossierAdresse</w:t>
+            </w:r>
+            <w:proofErr w:type="spellEnd"/>
+          </w:p>
+        </w:tc>
+      </w:tr>
+      <w:tr>
+        <w:tc>
+          <w:tcPr>
+            <w:tcW w:w="7195" w:type="dxa"/>
+            <w:shd w:val="clear" w:color="auto" w:fill="153D63" w:themeFill="text2" w:themeFillTint="E6"/>
+          </w:tcPr>
+          <w:p>
+            <w:pPr>
+              <w:spacing w:line="276" w:lineRule="auto"/>
+              <w:jc w:val="both"/>
+              <w:rPr>
+                <w:rFonts w:ascii="Courier New" w:hAnsi="Courier New" w:cs="Courier New"/>
+                <w:b/>
+                <w:bCs/>
+                <w:color w:val="FFFFFF" w:themeColor="background1"/>
+                <w:sz w:val="20"/>
+                <w:szCs w:val="20"/>
+              </w:rPr>
+            </w:pPr>
+            <w:r>
+              <w:rPr>
+                <w:rFonts w:ascii="Courier New" w:hAnsi="Courier New" w:cs="Courier New"/>
+                <w:b/>
+                <w:bCs/>
+                <w:color w:val="FFFFFF" w:themeColor="background1"/>
+                <w:sz w:val="20"/>
+                <w:szCs w:val="20"/>
+              </w:rPr>
+              <w:t xml:space="preserve">      &lt;adresse&gt;</w:t>
+            </w:r>
+          </w:p>
+        </w:tc>
+        <w:tc>
+          <w:tcPr>
+            <w:tcW w:w="5755" w:type="dxa"/>
+            <w:shd w:val="clear" w:color="auto" w:fill="153D63" w:themeFill="text2" w:themeFillTint="E6"/>
+          </w:tcPr>
+          <w:p>
+            <w:pPr>
+              <w:spacing w:line="276" w:lineRule="auto"/>
+              <w:jc w:val="both"/>
+              <w:rPr>
+                <w:rFonts w:asciiTheme="majorHAnsi" w:hAnsiTheme="majorHAnsi" w:cs="Courier New"/>
+                <w:color w:val="F1A983" w:themeColor="accent2" w:themeTint="99"/>
+                <w:sz w:val="20"/>
+                <w:szCs w:val="20"/>
+              </w:rPr>
+            </w:pPr>
+            <w:r>
+              <w:rPr>
+                <w:rFonts w:asciiTheme="majorHAnsi" w:hAnsiTheme="majorHAnsi" w:cs="Courier New"/>
+                <w:color w:val="F1A983" w:themeColor="accent2" w:themeTint="99"/>
+                <w:sz w:val="20"/>
+                <w:szCs w:val="20"/>
+              </w:rPr>
+              <w:t>Champ « </w:t>
+            </w:r>
+            <w:r>
+              <w:rPr>
+                <w:rFonts w:asciiTheme="majorHAnsi" w:hAnsiTheme="majorHAnsi" w:cs="Courier New"/>
+                <w:b/>
+                <w:bCs/>
+                <w:color w:val="83CAEB" w:themeColor="accent1" w:themeTint="66"/>
+                <w:sz w:val="20"/>
+                <w:szCs w:val="20"/>
+              </w:rPr>
+              <w:t>adresse</w:t>
+            </w:r>
+            <w:r>
+              <w:rPr>
+                <w:rFonts w:asciiTheme="majorHAnsi" w:hAnsiTheme="majorHAnsi" w:cs="Courier New"/>
+                <w:color w:val="83CAEB" w:themeColor="accent1" w:themeTint="66"/>
+                <w:sz w:val="20"/>
+                <w:szCs w:val="20"/>
+              </w:rPr>
+              <w:t> </w:t>
+            </w:r>
+            <w:r>
+              <w:rPr>
+                <w:rFonts w:asciiTheme="majorHAnsi" w:hAnsiTheme="majorHAnsi" w:cs="Courier New"/>
+                <w:color w:val="F1A983" w:themeColor="accent2" w:themeTint="99"/>
+                <w:sz w:val="20"/>
+                <w:szCs w:val="20"/>
+              </w:rPr>
+              <w:t xml:space="preserve">» du </w:t>
+            </w:r>
+            <w:proofErr w:type="spellStart"/>
+            <w:r>
+              <w:rPr>
+                <w:rFonts w:asciiTheme="majorHAnsi" w:hAnsiTheme="majorHAnsi" w:cs="Courier New"/>
+                <w:color w:val="F1A983" w:themeColor="accent2" w:themeTint="99"/>
+                <w:sz w:val="20"/>
+                <w:szCs w:val="20"/>
+              </w:rPr>
+              <w:t>DossierAdresse</w:t>
+            </w:r>
+            <w:proofErr w:type="spellEnd"/>
+          </w:p>
+        </w:tc>
+      </w:tr>
+      <w:tr>
+        <w:tc>
+          <w:tcPr>
+            <w:tcW w:w="7195" w:type="dxa"/>
+            <w:shd w:val="clear" w:color="auto" w:fill="153D63" w:themeFill="text2" w:themeFillTint="E6"/>
+          </w:tcPr>
+          <w:p>
+            <w:pPr>
+              <w:spacing w:line="276" w:lineRule="auto"/>
+              <w:jc w:val="both"/>
+              <w:rPr>
+                <w:rFonts w:ascii="Courier New" w:hAnsi="Courier New" w:cs="Courier New"/>
+                <w:b/>
+                <w:bCs/>
+                <w:color w:val="FFFFFF" w:themeColor="background1"/>
+                <w:sz w:val="20"/>
+                <w:szCs w:val="20"/>
+              </w:rPr>
+            </w:pPr>
+            <w:r>
+              <w:rPr>
+                <w:rFonts w:ascii="Courier New" w:hAnsi="Courier New" w:cs="Courier New"/>
+                <w:b/>
+                <w:bCs/>
+                <w:color w:val="FFFFFF" w:themeColor="background1"/>
+                <w:sz w:val="20"/>
+                <w:szCs w:val="20"/>
+              </w:rPr>
+              <w:t xml:space="preserve">        &lt;Adresse&gt;</w:t>
+            </w:r>
+          </w:p>
+        </w:tc>
+        <w:tc>
+          <w:tcPr>
+            <w:tcW w:w="5755" w:type="dxa"/>
+            <w:shd w:val="clear" w:color="auto" w:fill="153D63" w:themeFill="text2" w:themeFillTint="E6"/>
+          </w:tcPr>
+          <w:p>
+            <w:pPr>
+              <w:spacing w:line="276" w:lineRule="auto"/>
+              <w:jc w:val="both"/>
+              <w:rPr>
+                <w:rFonts w:asciiTheme="majorHAnsi" w:hAnsiTheme="majorHAnsi" w:cs="Courier New"/>
+                <w:b/>
+                <w:bCs/>
+                <w:color w:val="F1A983" w:themeColor="accent2" w:themeTint="99"/>
+                <w:sz w:val="20"/>
+                <w:szCs w:val="20"/>
+              </w:rPr>
+            </w:pPr>
+            <w:r>
+              <w:rPr>
+                <w:rFonts w:asciiTheme="majorHAnsi" w:hAnsiTheme="majorHAnsi" w:cs="Courier New"/>
+                <w:color w:val="F1A983" w:themeColor="accent2" w:themeTint="99"/>
+                <w:sz w:val="20"/>
+                <w:szCs w:val="20"/>
+              </w:rPr>
+              <w:t>Type d’objet « </w:t>
+            </w:r>
+            <w:r>
+              <w:rPr>
+                <w:rFonts w:asciiTheme="majorHAnsi" w:hAnsiTheme="majorHAnsi" w:cs="Courier New"/>
+                <w:b/>
+                <w:bCs/>
+                <w:color w:val="47D459" w:themeColor="accent3" w:themeTint="99"/>
+                <w:sz w:val="20"/>
+                <w:szCs w:val="20"/>
+              </w:rPr>
+              <w:t>Adresse</w:t>
+            </w:r>
+            <w:r>
+              <w:rPr>
+                <w:rFonts w:asciiTheme="majorHAnsi" w:hAnsiTheme="majorHAnsi" w:cs="Courier New"/>
+                <w:color w:val="47D459" w:themeColor="accent3" w:themeTint="99"/>
+                <w:sz w:val="20"/>
+                <w:szCs w:val="20"/>
+              </w:rPr>
+              <w:t> </w:t>
+            </w:r>
+            <w:r>
+              <w:rPr>
+                <w:rFonts w:asciiTheme="majorHAnsi" w:hAnsiTheme="majorHAnsi" w:cs="Courier New"/>
+                <w:color w:val="F1A983" w:themeColor="accent2" w:themeTint="99"/>
+                <w:sz w:val="20"/>
+                <w:szCs w:val="20"/>
+              </w:rPr>
+              <w:t>»</w:t>
+            </w:r>
+          </w:p>
+        </w:tc>
+      </w:tr>
+      <w:tr>
+        <w:tc>
+          <w:tcPr>
+            <w:tcW w:w="7195" w:type="dxa"/>
+            <w:shd w:val="clear" w:color="auto" w:fill="153D63" w:themeFill="text2" w:themeFillTint="E6"/>
+          </w:tcPr>
+          <w:p>
+            <w:pPr>
+              <w:spacing w:line="276" w:lineRule="auto"/>
+              <w:jc w:val="both"/>
+              <w:rPr>
+                <w:rFonts w:ascii="Courier New" w:hAnsi="Courier New" w:cs="Courier New"/>
+                <w:b/>
+                <w:bCs/>
+                <w:color w:val="FFFFFF" w:themeColor="background1"/>
+                <w:sz w:val="20"/>
+                <w:szCs w:val="20"/>
+              </w:rPr>
+            </w:pPr>
+            <w:r>
+              <w:rPr>
+                <w:rFonts w:ascii="Courier New" w:hAnsi="Courier New" w:cs="Courier New"/>
+                <w:b/>
+                <w:bCs/>
+                <w:color w:val="FFFFFF" w:themeColor="background1"/>
+                <w:sz w:val="20"/>
+                <w:szCs w:val="20"/>
+              </w:rPr>
+              <w:t xml:space="preserve">          &lt;</w:t>
+            </w:r>
+            <w:proofErr w:type="spellStart"/>
+            <w:r>
+              <w:rPr>
+                <w:rFonts w:ascii="Courier New" w:hAnsi="Courier New" w:cs="Courier New"/>
+                <w:b/>
+                <w:bCs/>
+                <w:color w:val="FFFFFF" w:themeColor="background1"/>
+                <w:sz w:val="20"/>
+                <w:szCs w:val="20"/>
+              </w:rPr>
+              <w:t>numeroCivique</w:t>
+            </w:r>
+            <w:proofErr w:type="spellEnd"/>
+            <w:r>
+              <w:rPr>
+                <w:rFonts w:ascii="Courier New" w:hAnsi="Courier New" w:cs="Courier New"/>
+                <w:b/>
+                <w:bCs/>
+                <w:color w:val="FFFFFF" w:themeColor="background1"/>
+                <w:sz w:val="20"/>
+                <w:szCs w:val="20"/>
+              </w:rPr>
+              <w:t>&gt;</w:t>
+            </w:r>
+            <w:r>
+              <w:rPr>
+                <w:rFonts w:ascii="Courier New" w:hAnsi="Courier New" w:cs="Courier New"/>
+                <w:b/>
+                <w:bCs/>
+                <w:color w:val="FFFFFF" w:themeColor="background1"/>
+                <w:sz w:val="20"/>
+                <w:szCs w:val="20"/>
+              </w:rPr>
+              <w:t>1155</w:t>
+            </w:r>
+            <w:r>
+              <w:rPr>
+                <w:rFonts w:ascii="Courier New" w:hAnsi="Courier New" w:cs="Courier New"/>
+                <w:b/>
+                <w:bCs/>
+                <w:color w:val="FFFFFF" w:themeColor="background1"/>
+                <w:sz w:val="20"/>
+                <w:szCs w:val="20"/>
+              </w:rPr>
+              <w:t>&lt;/</w:t>
+            </w:r>
+            <w:proofErr w:type="spellStart"/>
+            <w:r>
+              <w:rPr>
+                <w:rFonts w:ascii="Courier New" w:hAnsi="Courier New" w:cs="Courier New"/>
+                <w:b/>
+                <w:bCs/>
+                <w:color w:val="FFFFFF" w:themeColor="background1"/>
+                <w:sz w:val="20"/>
+                <w:szCs w:val="20"/>
+              </w:rPr>
+              <w:t>numeroCivique</w:t>
+            </w:r>
+            <w:proofErr w:type="spellEnd"/>
+            <w:r>
+              <w:rPr>
+                <w:rFonts w:ascii="Courier New" w:hAnsi="Courier New" w:cs="Courier New"/>
+                <w:b/>
+                <w:bCs/>
+                <w:color w:val="FFFFFF" w:themeColor="background1"/>
+                <w:sz w:val="20"/>
+                <w:szCs w:val="20"/>
+              </w:rPr>
+              <w:t>&gt;</w:t>
+            </w:r>
+          </w:p>
+        </w:tc>
+        <w:tc>
+          <w:tcPr>
+            <w:tcW w:w="5755" w:type="dxa"/>
+            <w:shd w:val="clear" w:color="auto" w:fill="153D63" w:themeFill="text2" w:themeFillTint="E6"/>
+          </w:tcPr>
+          <w:p>
+            <w:pPr>
+              <w:spacing w:line="276" w:lineRule="auto"/>
+              <w:jc w:val="both"/>
+              <w:rPr>
+                <w:rFonts w:asciiTheme="majorHAnsi" w:hAnsiTheme="majorHAnsi" w:cs="Courier New"/>
+                <w:b/>
+                <w:bCs/>
+                <w:color w:val="F1A983" w:themeColor="accent2" w:themeTint="99"/>
+                <w:sz w:val="20"/>
+                <w:szCs w:val="20"/>
+              </w:rPr>
+            </w:pPr>
+            <w:r>
+              <w:rPr>
+                <w:rFonts w:asciiTheme="majorHAnsi" w:hAnsiTheme="majorHAnsi" w:cs="Courier New"/>
+                <w:color w:val="F1A983" w:themeColor="accent2" w:themeTint="99"/>
+                <w:sz w:val="20"/>
+                <w:szCs w:val="20"/>
+              </w:rPr>
+              <w:t>Champ « </w:t>
+            </w:r>
+            <w:proofErr w:type="spellStart"/>
+            <w:r>
+              <w:rPr>
+                <w:rFonts w:asciiTheme="majorHAnsi" w:hAnsiTheme="majorHAnsi" w:cs="Courier New"/>
+                <w:b/>
+                <w:bCs/>
+                <w:color w:val="83CAEB" w:themeColor="accent1" w:themeTint="66"/>
+                <w:sz w:val="20"/>
+                <w:szCs w:val="20"/>
+              </w:rPr>
+              <w:t>numeroCivique</w:t>
+            </w:r>
+            <w:proofErr w:type="spellEnd"/>
+            <w:r>
+              <w:rPr>
+                <w:rFonts w:asciiTheme="majorHAnsi" w:hAnsiTheme="majorHAnsi" w:cs="Courier New"/>
+                <w:color w:val="83CAEB" w:themeColor="accent1" w:themeTint="66"/>
+                <w:sz w:val="20"/>
+                <w:szCs w:val="20"/>
+              </w:rPr>
+              <w:t> </w:t>
+            </w:r>
+            <w:r>
+              <w:rPr>
+                <w:rFonts w:asciiTheme="majorHAnsi" w:hAnsiTheme="majorHAnsi" w:cs="Courier New"/>
+                <w:color w:val="F1A983" w:themeColor="accent2" w:themeTint="99"/>
+                <w:sz w:val="20"/>
+                <w:szCs w:val="20"/>
+              </w:rPr>
+              <w:t xml:space="preserve">» </w:t>
+            </w:r>
+            <w:r>
+              <w:rPr>
+                <w:rFonts w:asciiTheme="majorHAnsi" w:hAnsiTheme="majorHAnsi" w:cs="Courier New"/>
+                <w:color w:val="F1A983" w:themeColor="accent2" w:themeTint="99"/>
+                <w:sz w:val="20"/>
+                <w:szCs w:val="20"/>
+              </w:rPr>
+              <w:t>de l’</w:t>
+            </w:r>
+            <w:r>
+              <w:rPr>
+                <w:rFonts w:asciiTheme="majorHAnsi" w:hAnsiTheme="majorHAnsi" w:cs="Courier New"/>
+                <w:color w:val="F1A983" w:themeColor="accent2" w:themeTint="99"/>
+                <w:sz w:val="20"/>
+                <w:szCs w:val="20"/>
+              </w:rPr>
+              <w:t>Adresse</w:t>
+            </w:r>
+          </w:p>
+        </w:tc>
+      </w:tr>
+      <w:tr>
+        <w:tc>
+          <w:tcPr>
+            <w:tcW w:w="7195" w:type="dxa"/>
+            <w:shd w:val="clear" w:color="auto" w:fill="153D63" w:themeFill="text2" w:themeFillTint="E6"/>
+          </w:tcPr>
+          <w:p>
+            <w:pPr>
+              <w:spacing w:line="276" w:lineRule="auto"/>
+              <w:jc w:val="both"/>
+              <w:rPr>
+                <w:rFonts w:ascii="Courier New" w:hAnsi="Courier New" w:cs="Courier New"/>
+                <w:b/>
+                <w:bCs/>
+                <w:color w:val="FFFFFF" w:themeColor="background1"/>
+                <w:sz w:val="20"/>
+                <w:szCs w:val="20"/>
+              </w:rPr>
+            </w:pPr>
+            <w:r>
+              <w:rPr>
+                <w:rFonts w:ascii="Courier New" w:hAnsi="Courier New" w:cs="Courier New"/>
+                <w:b/>
+                <w:bCs/>
+                <w:color w:val="FFFFFF" w:themeColor="background1"/>
+                <w:sz w:val="20"/>
+                <w:szCs w:val="20"/>
+              </w:rPr>
+              <w:t xml:space="preserve">          &lt;</w:t>
+            </w:r>
+            <w:proofErr w:type="spellStart"/>
+            <w:r>
+              <w:rPr>
+                <w:rFonts w:ascii="Courier New" w:hAnsi="Courier New" w:cs="Courier New"/>
+                <w:b/>
+                <w:bCs/>
+                <w:color w:val="FFFFFF" w:themeColor="background1"/>
+                <w:sz w:val="20"/>
+                <w:szCs w:val="20"/>
+              </w:rPr>
+              <w:t>typeRue</w:t>
+            </w:r>
+            <w:proofErr w:type="spellEnd"/>
+            <w:r>
+              <w:rPr>
+                <w:rFonts w:ascii="Courier New" w:hAnsi="Courier New" w:cs="Courier New"/>
+                <w:b/>
+                <w:bCs/>
+                <w:color w:val="FFFFFF" w:themeColor="background1"/>
+                <w:sz w:val="20"/>
+                <w:szCs w:val="20"/>
+              </w:rPr>
+              <w:t>&gt;rue&lt;/</w:t>
+            </w:r>
+            <w:proofErr w:type="spellStart"/>
+            <w:r>
+              <w:rPr>
+                <w:rFonts w:ascii="Courier New" w:hAnsi="Courier New" w:cs="Courier New"/>
+                <w:b/>
+                <w:bCs/>
+                <w:color w:val="FFFFFF" w:themeColor="background1"/>
+                <w:sz w:val="20"/>
+                <w:szCs w:val="20"/>
+              </w:rPr>
+              <w:t>typeRue</w:t>
+            </w:r>
+            <w:proofErr w:type="spellEnd"/>
+            <w:r>
+              <w:rPr>
+                <w:rFonts w:ascii="Courier New" w:hAnsi="Courier New" w:cs="Courier New"/>
+                <w:b/>
+                <w:bCs/>
+                <w:color w:val="FFFFFF" w:themeColor="background1"/>
+                <w:sz w:val="20"/>
+                <w:szCs w:val="20"/>
+              </w:rPr>
+              <w:t>&gt;</w:t>
+            </w:r>
+          </w:p>
+        </w:tc>
+        <w:tc>
+          <w:tcPr>
+            <w:tcW w:w="5755" w:type="dxa"/>
+            <w:shd w:val="clear" w:color="auto" w:fill="153D63" w:themeFill="text2" w:themeFillTint="E6"/>
+          </w:tcPr>
+          <w:p>
+            <w:pPr>
+              <w:spacing w:line="276" w:lineRule="auto"/>
+              <w:jc w:val="both"/>
+              <w:rPr>
+                <w:rFonts w:asciiTheme="majorHAnsi" w:hAnsiTheme="majorHAnsi" w:cs="Courier New"/>
+                <w:b/>
+                <w:bCs/>
+                <w:color w:val="F1A983" w:themeColor="accent2" w:themeTint="99"/>
+                <w:sz w:val="20"/>
+                <w:szCs w:val="20"/>
+              </w:rPr>
+            </w:pPr>
+            <w:r>
+              <w:rPr>
+                <w:rFonts w:asciiTheme="majorHAnsi" w:hAnsiTheme="majorHAnsi" w:cs="Courier New"/>
+                <w:color w:val="F1A983" w:themeColor="accent2" w:themeTint="99"/>
+                <w:sz w:val="20"/>
+                <w:szCs w:val="20"/>
+              </w:rPr>
+              <w:t>Champ « </w:t>
+            </w:r>
+            <w:proofErr w:type="spellStart"/>
+            <w:r>
+              <w:rPr>
+                <w:rFonts w:asciiTheme="majorHAnsi" w:hAnsiTheme="majorHAnsi" w:cs="Courier New"/>
+                <w:b/>
+                <w:bCs/>
+                <w:color w:val="83CAEB" w:themeColor="accent1" w:themeTint="66"/>
+                <w:sz w:val="20"/>
+                <w:szCs w:val="20"/>
+              </w:rPr>
+              <w:t>typeRue</w:t>
+            </w:r>
+            <w:proofErr w:type="spellEnd"/>
+            <w:r>
+              <w:rPr>
+                <w:rFonts w:asciiTheme="majorHAnsi" w:hAnsiTheme="majorHAnsi" w:cs="Courier New"/>
+                <w:color w:val="83CAEB" w:themeColor="accent1" w:themeTint="66"/>
+                <w:sz w:val="20"/>
+                <w:szCs w:val="20"/>
+              </w:rPr>
+              <w:t> </w:t>
+            </w:r>
+            <w:r>
+              <w:rPr>
+                <w:rFonts w:asciiTheme="majorHAnsi" w:hAnsiTheme="majorHAnsi" w:cs="Courier New"/>
+                <w:color w:val="F1A983" w:themeColor="accent2" w:themeTint="99"/>
+                <w:sz w:val="20"/>
+                <w:szCs w:val="20"/>
+              </w:rPr>
+              <w:t>» de l’Adresse</w:t>
+            </w:r>
+          </w:p>
+        </w:tc>
+      </w:tr>
+      <w:tr>
+        <w:tc>
+          <w:tcPr>
+            <w:tcW w:w="7195" w:type="dxa"/>
+            <w:shd w:val="clear" w:color="auto" w:fill="153D63" w:themeFill="text2" w:themeFillTint="E6"/>
+          </w:tcPr>
+          <w:p>
+            <w:pPr>
+              <w:spacing w:line="276" w:lineRule="auto"/>
+              <w:jc w:val="both"/>
+              <w:rPr>
+                <w:rFonts w:ascii="Courier New" w:hAnsi="Courier New" w:cs="Courier New"/>
+                <w:b/>
+                <w:bCs/>
+                <w:color w:val="FFFFFF" w:themeColor="background1"/>
+                <w:sz w:val="20"/>
+                <w:szCs w:val="20"/>
+              </w:rPr>
+            </w:pPr>
+            <w:r>
+              <w:rPr>
+                <w:rFonts w:ascii="Courier New" w:hAnsi="Courier New" w:cs="Courier New"/>
+                <w:b/>
+                <w:bCs/>
+                <w:color w:val="FFFFFF" w:themeColor="background1"/>
+                <w:sz w:val="20"/>
+                <w:szCs w:val="20"/>
+              </w:rPr>
+              <w:t xml:space="preserve">          &lt;rue&gt;PRINCIPALE&lt;/rue&gt;</w:t>
+            </w:r>
+          </w:p>
+        </w:tc>
+        <w:tc>
+          <w:tcPr>
+            <w:tcW w:w="5755" w:type="dxa"/>
+            <w:shd w:val="clear" w:color="auto" w:fill="153D63" w:themeFill="text2" w:themeFillTint="E6"/>
+          </w:tcPr>
+          <w:p>
+            <w:pPr>
+              <w:spacing w:line="276" w:lineRule="auto"/>
+              <w:jc w:val="both"/>
+              <w:rPr>
+                <w:rFonts w:asciiTheme="majorHAnsi" w:hAnsiTheme="majorHAnsi" w:cs="Courier New"/>
+                <w:b/>
+                <w:bCs/>
+                <w:color w:val="F1A983" w:themeColor="accent2" w:themeTint="99"/>
+                <w:sz w:val="20"/>
+                <w:szCs w:val="20"/>
+              </w:rPr>
+            </w:pPr>
+            <w:r>
+              <w:rPr>
+                <w:rFonts w:asciiTheme="majorHAnsi" w:hAnsiTheme="majorHAnsi" w:cs="Courier New"/>
+                <w:color w:val="F1A983" w:themeColor="accent2" w:themeTint="99"/>
+                <w:sz w:val="20"/>
+                <w:szCs w:val="20"/>
+              </w:rPr>
+              <w:t>Champ « </w:t>
+            </w:r>
+            <w:r>
+              <w:rPr>
+                <w:rFonts w:asciiTheme="majorHAnsi" w:hAnsiTheme="majorHAnsi" w:cs="Courier New"/>
+                <w:b/>
+                <w:bCs/>
+                <w:color w:val="83CAEB" w:themeColor="accent1" w:themeTint="66"/>
+                <w:sz w:val="20"/>
+                <w:szCs w:val="20"/>
+              </w:rPr>
+              <w:t>rue</w:t>
+            </w:r>
+            <w:r>
+              <w:rPr>
+                <w:rFonts w:asciiTheme="majorHAnsi" w:hAnsiTheme="majorHAnsi" w:cs="Courier New"/>
+                <w:color w:val="83CAEB" w:themeColor="accent1" w:themeTint="66"/>
+                <w:sz w:val="20"/>
+                <w:szCs w:val="20"/>
+              </w:rPr>
+              <w:t> </w:t>
+            </w:r>
+            <w:r>
+              <w:rPr>
+                <w:rFonts w:asciiTheme="majorHAnsi" w:hAnsiTheme="majorHAnsi" w:cs="Courier New"/>
+                <w:color w:val="F1A983" w:themeColor="accent2" w:themeTint="99"/>
+                <w:sz w:val="20"/>
+                <w:szCs w:val="20"/>
+              </w:rPr>
+              <w:t>» de l’Adresse</w:t>
+            </w:r>
+          </w:p>
+        </w:tc>
+      </w:tr>
+      <w:tr>
+        <w:tc>
+          <w:tcPr>
+            <w:tcW w:w="7195" w:type="dxa"/>
+            <w:shd w:val="clear" w:color="auto" w:fill="153D63" w:themeFill="text2" w:themeFillTint="E6"/>
+          </w:tcPr>
+          <w:p>
+            <w:pPr>
+              <w:spacing w:line="276" w:lineRule="auto"/>
+              <w:jc w:val="both"/>
+              <w:rPr>
+                <w:rFonts w:ascii="Courier New" w:hAnsi="Courier New" w:cs="Courier New"/>
+                <w:b/>
+                <w:bCs/>
+                <w:color w:val="FFFFFF" w:themeColor="background1"/>
+                <w:sz w:val="20"/>
+                <w:szCs w:val="20"/>
+              </w:rPr>
+            </w:pPr>
+            <w:r>
+              <w:rPr>
+                <w:rFonts w:ascii="Courier New" w:hAnsi="Courier New" w:cs="Courier New"/>
+                <w:b/>
+                <w:bCs/>
+                <w:color w:val="FFFFFF" w:themeColor="background1"/>
+                <w:sz w:val="20"/>
+                <w:szCs w:val="20"/>
+              </w:rPr>
+              <w:t xml:space="preserve">          &lt;ville&gt;Saint</w:t>
+            </w:r>
+            <w:r>
+              <w:rPr>
+                <w:rFonts w:ascii="Courier New" w:hAnsi="Courier New" w:cs="Courier New"/>
+                <w:b/>
+                <w:bCs/>
+                <w:color w:val="FFFFFF" w:themeColor="background1"/>
+                <w:sz w:val="20"/>
+                <w:szCs w:val="20"/>
+              </w:rPr>
+              <w:t>e-Migration</w:t>
+            </w:r>
+            <w:r>
+              <w:rPr>
+                <w:rFonts w:ascii="Courier New" w:hAnsi="Courier New" w:cs="Courier New"/>
+                <w:b/>
+                <w:bCs/>
+                <w:color w:val="FFFFFF" w:themeColor="background1"/>
+                <w:sz w:val="20"/>
+                <w:szCs w:val="20"/>
+              </w:rPr>
+              <w:t>&lt;/ville&gt;</w:t>
+            </w:r>
+          </w:p>
+        </w:tc>
+        <w:tc>
+          <w:tcPr>
+            <w:tcW w:w="5755" w:type="dxa"/>
+            <w:shd w:val="clear" w:color="auto" w:fill="153D63" w:themeFill="text2" w:themeFillTint="E6"/>
+          </w:tcPr>
+          <w:p>
+            <w:pPr>
+              <w:spacing w:line="276" w:lineRule="auto"/>
+              <w:jc w:val="both"/>
+              <w:rPr>
+                <w:rFonts w:asciiTheme="majorHAnsi" w:hAnsiTheme="majorHAnsi" w:cs="Courier New"/>
+                <w:b/>
+                <w:bCs/>
+                <w:color w:val="F1A983" w:themeColor="accent2" w:themeTint="99"/>
+                <w:sz w:val="20"/>
+                <w:szCs w:val="20"/>
+              </w:rPr>
+            </w:pPr>
+            <w:r>
+              <w:rPr>
+                <w:rFonts w:asciiTheme="majorHAnsi" w:hAnsiTheme="majorHAnsi" w:cs="Courier New"/>
+                <w:color w:val="F1A983" w:themeColor="accent2" w:themeTint="99"/>
+                <w:sz w:val="20"/>
+                <w:szCs w:val="20"/>
+              </w:rPr>
+              <w:t>Champ « </w:t>
+            </w:r>
+            <w:r>
+              <w:rPr>
+                <w:rFonts w:asciiTheme="majorHAnsi" w:hAnsiTheme="majorHAnsi" w:cs="Courier New"/>
+                <w:b/>
+                <w:bCs/>
+                <w:color w:val="83CAEB" w:themeColor="accent1" w:themeTint="66"/>
+                <w:sz w:val="20"/>
+                <w:szCs w:val="20"/>
+              </w:rPr>
+              <w:t>ville</w:t>
+            </w:r>
+            <w:r>
+              <w:rPr>
+                <w:rFonts w:asciiTheme="majorHAnsi" w:hAnsiTheme="majorHAnsi" w:cs="Courier New"/>
+                <w:color w:val="83CAEB" w:themeColor="accent1" w:themeTint="66"/>
+                <w:sz w:val="20"/>
+                <w:szCs w:val="20"/>
+              </w:rPr>
+              <w:t> </w:t>
+            </w:r>
+            <w:r>
+              <w:rPr>
+                <w:rFonts w:asciiTheme="majorHAnsi" w:hAnsiTheme="majorHAnsi" w:cs="Courier New"/>
+                <w:color w:val="F1A983" w:themeColor="accent2" w:themeTint="99"/>
+                <w:sz w:val="20"/>
+                <w:szCs w:val="20"/>
+              </w:rPr>
+              <w:t>» de l’Adresse</w:t>
+            </w:r>
+          </w:p>
+        </w:tc>
+      </w:tr>
+      <w:tr>
+        <w:tc>
+          <w:tcPr>
+            <w:tcW w:w="7195" w:type="dxa"/>
+            <w:shd w:val="clear" w:color="auto" w:fill="153D63" w:themeFill="text2" w:themeFillTint="E6"/>
+          </w:tcPr>
+          <w:p>
+            <w:pPr>
+              <w:spacing w:line="276" w:lineRule="auto"/>
+              <w:jc w:val="both"/>
+              <w:rPr>
+                <w:rFonts w:ascii="Courier New" w:hAnsi="Courier New" w:cs="Courier New"/>
+                <w:b/>
+                <w:bCs/>
+                <w:color w:val="FFFFFF" w:themeColor="background1"/>
+                <w:sz w:val="20"/>
+                <w:szCs w:val="20"/>
+              </w:rPr>
+            </w:pPr>
+            <w:r>
+              <w:rPr>
+                <w:rFonts w:ascii="Courier New" w:hAnsi="Courier New" w:cs="Courier New"/>
+                <w:b/>
+                <w:bCs/>
+                <w:color w:val="FFFFFF" w:themeColor="background1"/>
+                <w:sz w:val="20"/>
+                <w:szCs w:val="20"/>
+              </w:rPr>
+              <w:t xml:space="preserve">          &lt;</w:t>
+            </w:r>
+            <w:proofErr w:type="spellStart"/>
+            <w:r>
+              <w:rPr>
+                <w:rFonts w:ascii="Courier New" w:hAnsi="Courier New" w:cs="Courier New"/>
+                <w:b/>
+                <w:bCs/>
+                <w:color w:val="FFFFFF" w:themeColor="background1"/>
+                <w:sz w:val="20"/>
+                <w:szCs w:val="20"/>
+              </w:rPr>
+              <w:t>codePost</w:t>
+            </w:r>
+            <w:r>
+              <w:rPr>
+                <w:rFonts w:ascii="Courier New" w:hAnsi="Courier New" w:cs="Courier New"/>
+                <w:b/>
+                <w:bCs/>
+                <w:color w:val="FFFFFF" w:themeColor="background1"/>
+                <w:sz w:val="20"/>
+                <w:szCs w:val="20"/>
+              </w:rPr>
+              <w:t>al</w:t>
+            </w:r>
+            <w:proofErr w:type="spellEnd"/>
+            <w:r>
+              <w:rPr>
+                <w:rFonts w:ascii="Courier New" w:hAnsi="Courier New" w:cs="Courier New"/>
+                <w:b/>
+                <w:bCs/>
+                <w:color w:val="FFFFFF" w:themeColor="background1"/>
+                <w:sz w:val="20"/>
+                <w:szCs w:val="20"/>
+              </w:rPr>
+              <w:t>&gt;</w:t>
+            </w:r>
+            <w:r>
+              <w:rPr>
+                <w:rFonts w:ascii="Courier New" w:hAnsi="Courier New" w:cs="Courier New"/>
+                <w:b/>
+                <w:bCs/>
+                <w:color w:val="FFFFFF" w:themeColor="background1"/>
+                <w:sz w:val="20"/>
+                <w:szCs w:val="20"/>
+              </w:rPr>
+              <w:t>J1A1A1</w:t>
+            </w:r>
+            <w:r>
+              <w:rPr>
+                <w:rFonts w:ascii="Courier New" w:hAnsi="Courier New" w:cs="Courier New"/>
+                <w:b/>
+                <w:bCs/>
+                <w:color w:val="FFFFFF" w:themeColor="background1"/>
+                <w:sz w:val="20"/>
+                <w:szCs w:val="20"/>
+              </w:rPr>
+              <w:t>&lt;/</w:t>
+            </w:r>
+            <w:proofErr w:type="spellStart"/>
+            <w:r>
+              <w:rPr>
+                <w:rFonts w:ascii="Courier New" w:hAnsi="Courier New" w:cs="Courier New"/>
+                <w:b/>
+                <w:bCs/>
+                <w:color w:val="FFFFFF" w:themeColor="background1"/>
+                <w:sz w:val="20"/>
+                <w:szCs w:val="20"/>
+              </w:rPr>
+              <w:t>codePost</w:t>
+            </w:r>
+            <w:proofErr w:type="spellEnd"/>
+            <w:r>
+              <w:rPr>
+                <w:rFonts w:ascii="Courier New" w:hAnsi="Courier New" w:cs="Courier New"/>
+                <w:b/>
+                <w:bCs/>
+                <w:color w:val="FFFFFF" w:themeColor="background1"/>
+                <w:sz w:val="20"/>
+                <w:szCs w:val="20"/>
+              </w:rPr>
+              <w:t>&gt;</w:t>
+            </w:r>
+          </w:p>
+        </w:tc>
+        <w:tc>
+          <w:tcPr>
+            <w:tcW w:w="5755" w:type="dxa"/>
+            <w:shd w:val="clear" w:color="auto" w:fill="153D63" w:themeFill="text2" w:themeFillTint="E6"/>
+          </w:tcPr>
+          <w:p>
+            <w:pPr>
+              <w:spacing w:line="276" w:lineRule="auto"/>
+              <w:jc w:val="both"/>
+              <w:rPr>
+                <w:rFonts w:asciiTheme="majorHAnsi" w:hAnsiTheme="majorHAnsi" w:cs="Courier New"/>
+                <w:b/>
+                <w:bCs/>
+                <w:color w:val="F1A983" w:themeColor="accent2" w:themeTint="99"/>
+                <w:sz w:val="20"/>
+                <w:szCs w:val="20"/>
+              </w:rPr>
+            </w:pPr>
+            <w:r>
+              <w:rPr>
+                <w:rFonts w:asciiTheme="majorHAnsi" w:hAnsiTheme="majorHAnsi" w:cs="Courier New"/>
+                <w:color w:val="F1A983" w:themeColor="accent2" w:themeTint="99"/>
+                <w:sz w:val="20"/>
+                <w:szCs w:val="20"/>
+              </w:rPr>
+              <w:t>Champ « </w:t>
+            </w:r>
+            <w:proofErr w:type="spellStart"/>
+            <w:r>
+              <w:rPr>
+                <w:rFonts w:asciiTheme="majorHAnsi" w:hAnsiTheme="majorHAnsi" w:cs="Courier New"/>
+                <w:b/>
+                <w:bCs/>
+                <w:color w:val="83CAEB" w:themeColor="accent1" w:themeTint="66"/>
+                <w:sz w:val="20"/>
+                <w:szCs w:val="20"/>
+              </w:rPr>
+              <w:t>codePostal</w:t>
+            </w:r>
+            <w:proofErr w:type="spellEnd"/>
+            <w:r>
+              <w:rPr>
+                <w:rFonts w:asciiTheme="majorHAnsi" w:hAnsiTheme="majorHAnsi" w:cs="Courier New"/>
+                <w:color w:val="83CAEB" w:themeColor="accent1" w:themeTint="66"/>
+                <w:sz w:val="20"/>
+                <w:szCs w:val="20"/>
+              </w:rPr>
+              <w:t> </w:t>
+            </w:r>
+            <w:r>
+              <w:rPr>
+                <w:rFonts w:asciiTheme="majorHAnsi" w:hAnsiTheme="majorHAnsi" w:cs="Courier New"/>
+                <w:color w:val="F1A983" w:themeColor="accent2" w:themeTint="99"/>
+                <w:sz w:val="20"/>
+                <w:szCs w:val="20"/>
+              </w:rPr>
+              <w:t>» de l’Adresse</w:t>
+            </w:r>
+          </w:p>
+        </w:tc>
+      </w:tr>
+      <w:tr>
+        <w:tc>
+          <w:tcPr>
+            <w:tcW w:w="7195" w:type="dxa"/>
+            <w:shd w:val="clear" w:color="auto" w:fill="153D63" w:themeFill="text2" w:themeFillTint="E6"/>
+          </w:tcPr>
+          <w:p>
+            <w:pPr>
+              <w:spacing w:line="276" w:lineRule="auto"/>
+              <w:jc w:val="both"/>
+              <w:rPr>
+                <w:rFonts w:ascii="Courier New" w:hAnsi="Courier New" w:cs="Courier New"/>
+                <w:b/>
+                <w:bCs/>
+                <w:color w:val="FFFFFF" w:themeColor="background1"/>
+                <w:sz w:val="20"/>
+                <w:szCs w:val="20"/>
+              </w:rPr>
+            </w:pPr>
+            <w:r>
+              <w:rPr>
+                <w:rFonts w:ascii="Courier New" w:hAnsi="Courier New" w:cs="Courier New"/>
+                <w:b/>
+                <w:bCs/>
+                <w:color w:val="FFFFFF" w:themeColor="background1"/>
+                <w:sz w:val="20"/>
+                <w:szCs w:val="20"/>
+              </w:rPr>
+              <w:t xml:space="preserve">          &lt;secteur&gt;03&lt;/secteur&gt;</w:t>
+            </w:r>
+          </w:p>
+        </w:tc>
+        <w:tc>
+          <w:tcPr>
+            <w:tcW w:w="5755" w:type="dxa"/>
+            <w:shd w:val="clear" w:color="auto" w:fill="153D63" w:themeFill="text2" w:themeFillTint="E6"/>
+          </w:tcPr>
+          <w:p>
+            <w:pPr>
+              <w:spacing w:line="276" w:lineRule="auto"/>
+              <w:jc w:val="both"/>
+              <w:rPr>
+                <w:rFonts w:asciiTheme="majorHAnsi" w:hAnsiTheme="majorHAnsi" w:cs="Courier New"/>
+                <w:b/>
+                <w:bCs/>
+                <w:color w:val="F1A983" w:themeColor="accent2" w:themeTint="99"/>
+                <w:sz w:val="20"/>
+                <w:szCs w:val="20"/>
+              </w:rPr>
+            </w:pPr>
+            <w:r>
+              <w:rPr>
+                <w:rFonts w:asciiTheme="majorHAnsi" w:hAnsiTheme="majorHAnsi" w:cs="Courier New"/>
+                <w:color w:val="F1A983" w:themeColor="accent2" w:themeTint="99"/>
+                <w:sz w:val="20"/>
+                <w:szCs w:val="20"/>
+              </w:rPr>
+              <w:t>Champ « </w:t>
+            </w:r>
+            <w:r>
+              <w:rPr>
+                <w:rFonts w:asciiTheme="majorHAnsi" w:hAnsiTheme="majorHAnsi" w:cs="Courier New"/>
+                <w:b/>
+                <w:bCs/>
+                <w:color w:val="83CAEB" w:themeColor="accent1" w:themeTint="66"/>
+                <w:sz w:val="20"/>
+                <w:szCs w:val="20"/>
+              </w:rPr>
+              <w:t>secteur</w:t>
+            </w:r>
+            <w:r>
+              <w:rPr>
+                <w:rFonts w:asciiTheme="majorHAnsi" w:hAnsiTheme="majorHAnsi" w:cs="Courier New"/>
+                <w:color w:val="83CAEB" w:themeColor="accent1" w:themeTint="66"/>
+                <w:sz w:val="20"/>
+                <w:szCs w:val="20"/>
+              </w:rPr>
+              <w:t> </w:t>
+            </w:r>
+            <w:r>
+              <w:rPr>
+                <w:rFonts w:asciiTheme="majorHAnsi" w:hAnsiTheme="majorHAnsi" w:cs="Courier New"/>
+                <w:color w:val="F1A983" w:themeColor="accent2" w:themeTint="99"/>
+                <w:sz w:val="20"/>
+                <w:szCs w:val="20"/>
+              </w:rPr>
+              <w:t>» de l’Adresse</w:t>
+            </w:r>
+          </w:p>
+        </w:tc>
+      </w:tr>
+      <w:tr>
+        <w:tc>
+          <w:tcPr>
+            <w:tcW w:w="7195" w:type="dxa"/>
+            <w:shd w:val="clear" w:color="auto" w:fill="153D63" w:themeFill="text2" w:themeFillTint="E6"/>
+          </w:tcPr>
+          <w:p>
+            <w:pPr>
+              <w:spacing w:line="276" w:lineRule="auto"/>
+              <w:jc w:val="both"/>
+              <w:rPr>
+                <w:rFonts w:ascii="Courier New" w:hAnsi="Courier New" w:cs="Courier New"/>
+                <w:b/>
+                <w:bCs/>
+                <w:color w:val="FFFFFF" w:themeColor="background1"/>
+                <w:sz w:val="20"/>
+                <w:szCs w:val="20"/>
+              </w:rPr>
+            </w:pPr>
+            <w:r>
+              <w:rPr>
+                <w:rFonts w:ascii="Courier New" w:hAnsi="Courier New" w:cs="Courier New"/>
+                <w:b/>
+                <w:bCs/>
+                <w:color w:val="FFFFFF" w:themeColor="background1"/>
+                <w:sz w:val="20"/>
+                <w:szCs w:val="20"/>
+              </w:rPr>
+              <w:t xml:space="preserve">          &lt;</w:t>
+            </w:r>
+            <w:proofErr w:type="spellStart"/>
+            <w:r>
+              <w:rPr>
+                <w:rFonts w:ascii="Courier New" w:hAnsi="Courier New" w:cs="Courier New"/>
+                <w:b/>
+                <w:bCs/>
+                <w:color w:val="FFFFFF" w:themeColor="background1"/>
+                <w:sz w:val="20"/>
+                <w:szCs w:val="20"/>
+              </w:rPr>
+              <w:t>telephone</w:t>
+            </w:r>
+            <w:proofErr w:type="spellEnd"/>
+            <w:r>
+              <w:rPr>
+                <w:rFonts w:ascii="Courier New" w:hAnsi="Courier New" w:cs="Courier New"/>
+                <w:b/>
+                <w:bCs/>
+                <w:color w:val="FFFFFF" w:themeColor="background1"/>
+                <w:sz w:val="20"/>
+                <w:szCs w:val="20"/>
+              </w:rPr>
+              <w:t>&gt;</w:t>
+            </w:r>
+            <w:r>
+              <w:rPr>
+                <w:rFonts w:ascii="Courier New" w:hAnsi="Courier New" w:cs="Courier New"/>
+                <w:b/>
+                <w:bCs/>
+                <w:color w:val="FFFFFF" w:themeColor="background1"/>
+                <w:sz w:val="20"/>
+                <w:szCs w:val="20"/>
+              </w:rPr>
+              <w:t>555-555-5555</w:t>
+            </w:r>
+            <w:r>
+              <w:rPr>
+                <w:rFonts w:ascii="Courier New" w:hAnsi="Courier New" w:cs="Courier New"/>
+                <w:b/>
+                <w:bCs/>
+                <w:color w:val="FFFFFF" w:themeColor="background1"/>
+                <w:sz w:val="20"/>
+                <w:szCs w:val="20"/>
+              </w:rPr>
+              <w:t>&lt;/</w:t>
+            </w:r>
+            <w:proofErr w:type="spellStart"/>
+            <w:r>
+              <w:rPr>
+                <w:rFonts w:ascii="Courier New" w:hAnsi="Courier New" w:cs="Courier New"/>
+                <w:b/>
+                <w:bCs/>
+                <w:color w:val="FFFFFF" w:themeColor="background1"/>
+                <w:sz w:val="20"/>
+                <w:szCs w:val="20"/>
+              </w:rPr>
+              <w:t>telephone</w:t>
+            </w:r>
+            <w:proofErr w:type="spellEnd"/>
+            <w:r>
+              <w:rPr>
+                <w:rFonts w:ascii="Courier New" w:hAnsi="Courier New" w:cs="Courier New"/>
+                <w:b/>
+                <w:bCs/>
+                <w:color w:val="FFFFFF" w:themeColor="background1"/>
+                <w:sz w:val="20"/>
+                <w:szCs w:val="20"/>
+              </w:rPr>
+              <w:t>&gt;</w:t>
+            </w:r>
+          </w:p>
+        </w:tc>
+        <w:tc>
+          <w:tcPr>
+            <w:tcW w:w="5755" w:type="dxa"/>
+            <w:shd w:val="clear" w:color="auto" w:fill="153D63" w:themeFill="text2" w:themeFillTint="E6"/>
+          </w:tcPr>
+          <w:p>
+            <w:pPr>
+              <w:spacing w:line="276" w:lineRule="auto"/>
+              <w:jc w:val="both"/>
+              <w:rPr>
+                <w:rFonts w:asciiTheme="majorHAnsi" w:hAnsiTheme="majorHAnsi" w:cs="Courier New"/>
+                <w:b/>
+                <w:bCs/>
+                <w:color w:val="F1A983" w:themeColor="accent2" w:themeTint="99"/>
+                <w:sz w:val="20"/>
+                <w:szCs w:val="20"/>
+              </w:rPr>
+            </w:pPr>
+            <w:r>
+              <w:rPr>
+                <w:rFonts w:asciiTheme="majorHAnsi" w:hAnsiTheme="majorHAnsi" w:cs="Courier New"/>
+                <w:color w:val="F1A983" w:themeColor="accent2" w:themeTint="99"/>
+                <w:sz w:val="20"/>
+                <w:szCs w:val="20"/>
+              </w:rPr>
+              <w:t>Champ « </w:t>
+            </w:r>
+            <w:proofErr w:type="spellStart"/>
+            <w:r>
+              <w:rPr>
+                <w:rFonts w:asciiTheme="majorHAnsi" w:hAnsiTheme="majorHAnsi" w:cs="Courier New"/>
+                <w:b/>
+                <w:bCs/>
+                <w:color w:val="83CAEB" w:themeColor="accent1" w:themeTint="66"/>
+                <w:sz w:val="20"/>
+                <w:szCs w:val="20"/>
+              </w:rPr>
+              <w:t>telephone</w:t>
+            </w:r>
+            <w:proofErr w:type="spellEnd"/>
+            <w:r>
+              <w:rPr>
+                <w:rFonts w:asciiTheme="majorHAnsi" w:hAnsiTheme="majorHAnsi" w:cs="Courier New"/>
+                <w:color w:val="83CAEB" w:themeColor="accent1" w:themeTint="66"/>
+                <w:sz w:val="20"/>
+                <w:szCs w:val="20"/>
+              </w:rPr>
+              <w:t> </w:t>
+            </w:r>
+            <w:r>
+              <w:rPr>
+                <w:rFonts w:asciiTheme="majorHAnsi" w:hAnsiTheme="majorHAnsi" w:cs="Courier New"/>
+                <w:color w:val="F1A983" w:themeColor="accent2" w:themeTint="99"/>
+                <w:sz w:val="20"/>
+                <w:szCs w:val="20"/>
+              </w:rPr>
+              <w:t>» de l’Adresse</w:t>
+            </w:r>
+          </w:p>
+        </w:tc>
+      </w:tr>
+      <w:tr>
+        <w:tc>
+          <w:tcPr>
+            <w:tcW w:w="7195" w:type="dxa"/>
+            <w:shd w:val="clear" w:color="auto" w:fill="153D63" w:themeFill="text2" w:themeFillTint="E6"/>
+          </w:tcPr>
+          <w:p>
+            <w:pPr>
+              <w:spacing w:line="276" w:lineRule="auto"/>
+              <w:jc w:val="both"/>
+              <w:rPr>
+                <w:rFonts w:ascii="Courier New" w:hAnsi="Courier New" w:cs="Courier New"/>
+                <w:b/>
+                <w:bCs/>
+                <w:color w:val="FFFFFF" w:themeColor="background1"/>
+                <w:sz w:val="20"/>
+                <w:szCs w:val="20"/>
+              </w:rPr>
+            </w:pPr>
+            <w:r>
+              <w:rPr>
+                <w:rFonts w:ascii="Courier New" w:hAnsi="Courier New" w:cs="Courier New"/>
+                <w:b/>
+                <w:bCs/>
+                <w:color w:val="FFFFFF" w:themeColor="background1"/>
+                <w:sz w:val="20"/>
+                <w:szCs w:val="20"/>
+              </w:rPr>
+              <w:t xml:space="preserve">          &lt;</w:t>
+            </w:r>
+            <w:proofErr w:type="spellStart"/>
+            <w:r>
+              <w:rPr>
+                <w:rFonts w:ascii="Courier New" w:hAnsi="Courier New" w:cs="Courier New"/>
+                <w:b/>
+                <w:bCs/>
+                <w:color w:val="FFFFFF" w:themeColor="background1"/>
+                <w:sz w:val="20"/>
+                <w:szCs w:val="20"/>
+              </w:rPr>
+              <w:t>codeGeo</w:t>
+            </w:r>
+            <w:proofErr w:type="spellEnd"/>
+            <w:r>
+              <w:rPr>
+                <w:rFonts w:ascii="Courier New" w:hAnsi="Courier New" w:cs="Courier New"/>
+                <w:b/>
+                <w:bCs/>
+                <w:color w:val="FFFFFF" w:themeColor="background1"/>
+                <w:sz w:val="20"/>
+                <w:szCs w:val="20"/>
+              </w:rPr>
+              <w:t>&gt;</w:t>
+            </w:r>
+            <w:r>
+              <w:rPr>
+                <w:rFonts w:ascii="Courier New" w:hAnsi="Courier New" w:cs="Courier New"/>
+                <w:b/>
+                <w:bCs/>
+                <w:color w:val="FFFFFF" w:themeColor="background1"/>
+                <w:sz w:val="20"/>
+                <w:szCs w:val="20"/>
+              </w:rPr>
+              <w:t>50001</w:t>
+            </w:r>
+            <w:r>
+              <w:rPr>
+                <w:rFonts w:ascii="Courier New" w:hAnsi="Courier New" w:cs="Courier New"/>
+                <w:b/>
+                <w:bCs/>
+                <w:color w:val="FFFFFF" w:themeColor="background1"/>
+                <w:sz w:val="20"/>
+                <w:szCs w:val="20"/>
+              </w:rPr>
+              <w:t>&lt;/</w:t>
+            </w:r>
+            <w:proofErr w:type="spellStart"/>
+            <w:r>
+              <w:rPr>
+                <w:rFonts w:ascii="Courier New" w:hAnsi="Courier New" w:cs="Courier New"/>
+                <w:b/>
+                <w:bCs/>
+                <w:color w:val="FFFFFF" w:themeColor="background1"/>
+                <w:sz w:val="20"/>
+                <w:szCs w:val="20"/>
+              </w:rPr>
+              <w:t>codeGeo</w:t>
+            </w:r>
+            <w:proofErr w:type="spellEnd"/>
+            <w:r>
+              <w:rPr>
+                <w:rFonts w:ascii="Courier New" w:hAnsi="Courier New" w:cs="Courier New"/>
+                <w:b/>
+                <w:bCs/>
+                <w:color w:val="FFFFFF" w:themeColor="background1"/>
+                <w:sz w:val="20"/>
+                <w:szCs w:val="20"/>
+              </w:rPr>
+              <w:t>&gt;</w:t>
+            </w:r>
+          </w:p>
+        </w:tc>
+        <w:tc>
+          <w:tcPr>
+            <w:tcW w:w="5755" w:type="dxa"/>
+            <w:shd w:val="clear" w:color="auto" w:fill="153D63" w:themeFill="text2" w:themeFillTint="E6"/>
+          </w:tcPr>
+          <w:p>
+            <w:pPr>
+              <w:spacing w:line="276" w:lineRule="auto"/>
+              <w:jc w:val="both"/>
+              <w:rPr>
+                <w:rFonts w:asciiTheme="majorHAnsi" w:hAnsiTheme="majorHAnsi" w:cs="Courier New"/>
+                <w:b/>
+                <w:bCs/>
+                <w:color w:val="F1A983" w:themeColor="accent2" w:themeTint="99"/>
+                <w:sz w:val="20"/>
+                <w:szCs w:val="20"/>
+              </w:rPr>
+            </w:pPr>
+            <w:r>
+              <w:rPr>
+                <w:rFonts w:asciiTheme="majorHAnsi" w:hAnsiTheme="majorHAnsi" w:cs="Courier New"/>
+                <w:color w:val="F1A983" w:themeColor="accent2" w:themeTint="99"/>
+                <w:sz w:val="20"/>
+                <w:szCs w:val="20"/>
+              </w:rPr>
+              <w:t>Champ « </w:t>
+            </w:r>
+            <w:proofErr w:type="spellStart"/>
+            <w:r>
+              <w:rPr>
+                <w:rFonts w:asciiTheme="majorHAnsi" w:hAnsiTheme="majorHAnsi" w:cs="Courier New"/>
+                <w:b/>
+                <w:bCs/>
+                <w:color w:val="83CAEB" w:themeColor="accent1" w:themeTint="66"/>
+                <w:sz w:val="20"/>
+                <w:szCs w:val="20"/>
+              </w:rPr>
+              <w:t>codeGeo</w:t>
+            </w:r>
+            <w:proofErr w:type="spellEnd"/>
+            <w:r>
+              <w:rPr>
+                <w:rFonts w:asciiTheme="majorHAnsi" w:hAnsiTheme="majorHAnsi" w:cs="Courier New"/>
+                <w:color w:val="83CAEB" w:themeColor="accent1" w:themeTint="66"/>
+                <w:sz w:val="20"/>
+                <w:szCs w:val="20"/>
+              </w:rPr>
+              <w:t> </w:t>
+            </w:r>
+            <w:r>
+              <w:rPr>
+                <w:rFonts w:asciiTheme="majorHAnsi" w:hAnsiTheme="majorHAnsi" w:cs="Courier New"/>
+                <w:color w:val="F1A983" w:themeColor="accent2" w:themeTint="99"/>
+                <w:sz w:val="20"/>
+                <w:szCs w:val="20"/>
+              </w:rPr>
+              <w:t>» de l’Adresse</w:t>
+            </w:r>
+          </w:p>
+        </w:tc>
+      </w:tr>
+      <w:tr>
+        <w:tc>
+          <w:tcPr>
+            <w:tcW w:w="7195" w:type="dxa"/>
+            <w:shd w:val="clear" w:color="auto" w:fill="153D63" w:themeFill="text2" w:themeFillTint="E6"/>
+          </w:tcPr>
+          <w:p>
+            <w:pPr>
+              <w:spacing w:line="276" w:lineRule="auto"/>
+              <w:jc w:val="both"/>
+              <w:rPr>
+                <w:rFonts w:ascii="Courier New" w:hAnsi="Courier New" w:cs="Courier New"/>
+                <w:b/>
+                <w:bCs/>
+                <w:color w:val="FFFFFF" w:themeColor="background1"/>
+                <w:sz w:val="20"/>
+                <w:szCs w:val="20"/>
+              </w:rPr>
+            </w:pPr>
+            <w:r>
+              <w:rPr>
+                <w:rFonts w:ascii="Courier New" w:hAnsi="Courier New" w:cs="Courier New"/>
+                <w:b/>
+                <w:bCs/>
+                <w:color w:val="FFFFFF" w:themeColor="background1"/>
+                <w:sz w:val="20"/>
+                <w:szCs w:val="20"/>
+              </w:rPr>
+              <w:t xml:space="preserve">          &lt;arrondissement&gt;urbain&lt;/arrondissement&gt;</w:t>
+            </w:r>
+          </w:p>
+        </w:tc>
+        <w:tc>
+          <w:tcPr>
+            <w:tcW w:w="5755" w:type="dxa"/>
+            <w:shd w:val="clear" w:color="auto" w:fill="153D63" w:themeFill="text2" w:themeFillTint="E6"/>
+          </w:tcPr>
+          <w:p>
+            <w:pPr>
+              <w:spacing w:line="276" w:lineRule="auto"/>
+              <w:jc w:val="both"/>
+              <w:rPr>
+                <w:rFonts w:asciiTheme="majorHAnsi" w:hAnsiTheme="majorHAnsi" w:cs="Courier New"/>
+                <w:b/>
+                <w:bCs/>
+                <w:color w:val="F1A983" w:themeColor="accent2" w:themeTint="99"/>
+                <w:sz w:val="20"/>
+                <w:szCs w:val="20"/>
+              </w:rPr>
+            </w:pPr>
+            <w:r>
+              <w:rPr>
+                <w:rFonts w:asciiTheme="majorHAnsi" w:hAnsiTheme="majorHAnsi" w:cs="Courier New"/>
+                <w:color w:val="F1A983" w:themeColor="accent2" w:themeTint="99"/>
+                <w:sz w:val="20"/>
+                <w:szCs w:val="20"/>
+              </w:rPr>
+              <w:t>Champ « </w:t>
+            </w:r>
+            <w:proofErr w:type="spellStart"/>
+            <w:r>
+              <w:rPr>
+                <w:rFonts w:asciiTheme="majorHAnsi" w:hAnsiTheme="majorHAnsi" w:cs="Courier New"/>
+                <w:b/>
+                <w:bCs/>
+                <w:color w:val="83CAEB" w:themeColor="accent1" w:themeTint="66"/>
+                <w:sz w:val="20"/>
+                <w:szCs w:val="20"/>
+              </w:rPr>
+              <w:t>arondissement</w:t>
+            </w:r>
+            <w:proofErr w:type="spellEnd"/>
+            <w:r>
+              <w:rPr>
+                <w:rFonts w:asciiTheme="majorHAnsi" w:hAnsiTheme="majorHAnsi" w:cs="Courier New"/>
+                <w:color w:val="83CAEB" w:themeColor="accent1" w:themeTint="66"/>
+                <w:sz w:val="20"/>
+                <w:szCs w:val="20"/>
+              </w:rPr>
+              <w:t> </w:t>
+            </w:r>
+            <w:r>
+              <w:rPr>
+                <w:rFonts w:asciiTheme="majorHAnsi" w:hAnsiTheme="majorHAnsi" w:cs="Courier New"/>
+                <w:color w:val="F1A983" w:themeColor="accent2" w:themeTint="99"/>
+                <w:sz w:val="20"/>
+                <w:szCs w:val="20"/>
+              </w:rPr>
+              <w:t>» de l’Adresse</w:t>
+            </w:r>
+          </w:p>
+        </w:tc>
+      </w:tr>
+      <w:tr>
+        <w:tc>
+          <w:tcPr>
+            <w:tcW w:w="7195" w:type="dxa"/>
+            <w:shd w:val="clear" w:color="auto" w:fill="153D63" w:themeFill="text2" w:themeFillTint="E6"/>
+          </w:tcPr>
+          <w:p>
+            <w:pPr>
+              <w:spacing w:line="276" w:lineRule="auto"/>
+              <w:jc w:val="both"/>
+              <w:rPr>
+                <w:rFonts w:ascii="Courier New" w:hAnsi="Courier New" w:cs="Courier New"/>
+                <w:b/>
+                <w:bCs/>
+                <w:color w:val="FFFFFF" w:themeColor="background1"/>
+                <w:sz w:val="20"/>
+                <w:szCs w:val="20"/>
+              </w:rPr>
+            </w:pPr>
+            <w:r>
+              <w:rPr>
+                <w:rFonts w:ascii="Courier New" w:hAnsi="Courier New" w:cs="Courier New"/>
+                <w:b/>
+                <w:bCs/>
+                <w:color w:val="FFFFFF" w:themeColor="background1"/>
+                <w:sz w:val="20"/>
+                <w:szCs w:val="20"/>
+              </w:rPr>
+              <w:t xml:space="preserve">          &lt;</w:t>
+            </w:r>
+            <w:proofErr w:type="spellStart"/>
+            <w:r>
+              <w:rPr>
+                <w:rFonts w:ascii="Courier New" w:hAnsi="Courier New" w:cs="Courier New"/>
+                <w:b/>
+                <w:bCs/>
+                <w:color w:val="FFFFFF" w:themeColor="background1"/>
+                <w:sz w:val="20"/>
+                <w:szCs w:val="20"/>
+              </w:rPr>
+              <w:t>afficherSuite</w:t>
+            </w:r>
+            <w:proofErr w:type="spellEnd"/>
+            <w:r>
+              <w:rPr>
+                <w:rFonts w:ascii="Courier New" w:hAnsi="Courier New" w:cs="Courier New"/>
+                <w:b/>
+                <w:bCs/>
+                <w:color w:val="FFFFFF" w:themeColor="background1"/>
+                <w:sz w:val="20"/>
+                <w:szCs w:val="20"/>
+              </w:rPr>
+              <w:t>&gt;</w:t>
+            </w:r>
+            <w:proofErr w:type="spellStart"/>
+            <w:r>
+              <w:rPr>
+                <w:rFonts w:ascii="Courier New" w:hAnsi="Courier New" w:cs="Courier New"/>
+                <w:b/>
+                <w:bCs/>
+                <w:color w:val="FFFFFF" w:themeColor="background1"/>
+                <w:sz w:val="20"/>
+                <w:szCs w:val="20"/>
+              </w:rPr>
+              <w:t>true</w:t>
+            </w:r>
+            <w:proofErr w:type="spellEnd"/>
+            <w:r>
+              <w:rPr>
+                <w:rFonts w:ascii="Courier New" w:hAnsi="Courier New" w:cs="Courier New"/>
+                <w:b/>
+                <w:bCs/>
+                <w:color w:val="FFFFFF" w:themeColor="background1"/>
+                <w:sz w:val="20"/>
+                <w:szCs w:val="20"/>
+              </w:rPr>
+              <w:t>&lt;/</w:t>
+            </w:r>
+            <w:proofErr w:type="spellStart"/>
+            <w:r>
+              <w:rPr>
+                <w:rFonts w:ascii="Courier New" w:hAnsi="Courier New" w:cs="Courier New"/>
+                <w:b/>
+                <w:bCs/>
+                <w:color w:val="FFFFFF" w:themeColor="background1"/>
+                <w:sz w:val="20"/>
+                <w:szCs w:val="20"/>
+              </w:rPr>
+              <w:t>afficherSuite</w:t>
+            </w:r>
+            <w:proofErr w:type="spellEnd"/>
+            <w:r>
+              <w:rPr>
+                <w:rFonts w:ascii="Courier New" w:hAnsi="Courier New" w:cs="Courier New"/>
+                <w:b/>
+                <w:bCs/>
+                <w:color w:val="FFFFFF" w:themeColor="background1"/>
+                <w:sz w:val="20"/>
+                <w:szCs w:val="20"/>
+              </w:rPr>
+              <w:t>&gt;</w:t>
+            </w:r>
+          </w:p>
+        </w:tc>
+        <w:tc>
+          <w:tcPr>
+            <w:tcW w:w="5755" w:type="dxa"/>
+            <w:shd w:val="clear" w:color="auto" w:fill="153D63" w:themeFill="text2" w:themeFillTint="E6"/>
+          </w:tcPr>
+          <w:p>
+            <w:pPr>
+              <w:spacing w:line="276" w:lineRule="auto"/>
+              <w:jc w:val="both"/>
+              <w:rPr>
+                <w:rFonts w:asciiTheme="majorHAnsi" w:hAnsiTheme="majorHAnsi" w:cs="Courier New"/>
+                <w:b/>
+                <w:bCs/>
+                <w:color w:val="F1A983" w:themeColor="accent2" w:themeTint="99"/>
+                <w:sz w:val="20"/>
+                <w:szCs w:val="20"/>
+              </w:rPr>
+            </w:pPr>
+            <w:r>
+              <w:rPr>
+                <w:rFonts w:asciiTheme="majorHAnsi" w:hAnsiTheme="majorHAnsi" w:cs="Courier New"/>
+                <w:color w:val="F1A983" w:themeColor="accent2" w:themeTint="99"/>
+                <w:sz w:val="20"/>
+                <w:szCs w:val="20"/>
+              </w:rPr>
+              <w:t>Champ « </w:t>
+            </w:r>
+            <w:proofErr w:type="spellStart"/>
+            <w:r>
+              <w:rPr>
+                <w:rFonts w:asciiTheme="majorHAnsi" w:hAnsiTheme="majorHAnsi" w:cs="Courier New"/>
+                <w:b/>
+                <w:bCs/>
+                <w:color w:val="83CAEB" w:themeColor="accent1" w:themeTint="66"/>
+                <w:sz w:val="20"/>
+                <w:szCs w:val="20"/>
+              </w:rPr>
+              <w:t>afficherSuite</w:t>
+            </w:r>
+            <w:proofErr w:type="spellEnd"/>
+            <w:r>
+              <w:rPr>
+                <w:rFonts w:asciiTheme="majorHAnsi" w:hAnsiTheme="majorHAnsi" w:cs="Courier New"/>
+                <w:color w:val="83CAEB" w:themeColor="accent1" w:themeTint="66"/>
+                <w:sz w:val="20"/>
+                <w:szCs w:val="20"/>
+              </w:rPr>
+              <w:t> </w:t>
+            </w:r>
+            <w:r>
+              <w:rPr>
+                <w:rFonts w:asciiTheme="majorHAnsi" w:hAnsiTheme="majorHAnsi" w:cs="Courier New"/>
+                <w:color w:val="F1A983" w:themeColor="accent2" w:themeTint="99"/>
+                <w:sz w:val="20"/>
+                <w:szCs w:val="20"/>
+              </w:rPr>
+              <w:t>» de l’Adresse</w:t>
+            </w:r>
+            <w:r>
+              <w:rPr>
+                <w:rFonts w:asciiTheme="majorHAnsi" w:hAnsiTheme="majorHAnsi" w:cs="Courier New"/>
+                <w:color w:val="F1A983" w:themeColor="accent2" w:themeTint="99"/>
+                <w:sz w:val="20"/>
+                <w:szCs w:val="20"/>
+              </w:rPr>
+              <w:t xml:space="preserve">, type </w:t>
+            </w:r>
+            <w:r>
+              <w:rPr>
+                <w:rFonts w:asciiTheme="majorHAnsi" w:hAnsiTheme="majorHAnsi" w:cs="Courier New"/>
+                <w:i/>
+                <w:iCs/>
+                <w:color w:val="F1A983" w:themeColor="accent2" w:themeTint="99"/>
+                <w:sz w:val="20"/>
+                <w:szCs w:val="20"/>
+              </w:rPr>
+              <w:t>vrai</w:t>
+            </w:r>
+            <w:r>
+              <w:rPr>
+                <w:rFonts w:asciiTheme="majorHAnsi" w:hAnsiTheme="majorHAnsi" w:cs="Courier New"/>
+                <w:color w:val="F1A983" w:themeColor="accent2" w:themeTint="99"/>
+                <w:sz w:val="20"/>
+                <w:szCs w:val="20"/>
+              </w:rPr>
+              <w:t xml:space="preserve"> ou </w:t>
+            </w:r>
+            <w:r>
+              <w:rPr>
+                <w:rFonts w:asciiTheme="majorHAnsi" w:hAnsiTheme="majorHAnsi" w:cs="Courier New"/>
+                <w:i/>
+                <w:iCs/>
+                <w:color w:val="F1A983" w:themeColor="accent2" w:themeTint="99"/>
+                <w:sz w:val="20"/>
+                <w:szCs w:val="20"/>
+              </w:rPr>
+              <w:t>faux</w:t>
+            </w:r>
+          </w:p>
+        </w:tc>
+      </w:tr>
+      <w:tr>
+        <w:tc>
+          <w:tcPr>
+            <w:tcW w:w="7195" w:type="dxa"/>
+            <w:shd w:val="clear" w:color="auto" w:fill="153D63" w:themeFill="text2" w:themeFillTint="E6"/>
+          </w:tcPr>
+          <w:p>
+            <w:pPr>
+              <w:spacing w:line="276" w:lineRule="auto"/>
+              <w:jc w:val="both"/>
+              <w:rPr>
+                <w:rFonts w:ascii="Courier New" w:hAnsi="Courier New" w:cs="Courier New"/>
+                <w:b/>
+                <w:bCs/>
+                <w:color w:val="FFFFFF" w:themeColor="background1"/>
+                <w:sz w:val="20"/>
+                <w:szCs w:val="20"/>
+              </w:rPr>
+            </w:pPr>
+            <w:r>
+              <w:rPr>
+                <w:rFonts w:ascii="Courier New" w:hAnsi="Courier New" w:cs="Courier New"/>
+                <w:b/>
+                <w:bCs/>
+                <w:color w:val="FFFFFF" w:themeColor="background1"/>
+                <w:sz w:val="20"/>
+                <w:szCs w:val="20"/>
+              </w:rPr>
+              <w:t xml:space="preserve">          &lt;</w:t>
+            </w:r>
+            <w:proofErr w:type="spellStart"/>
+            <w:r>
+              <w:rPr>
+                <w:rFonts w:ascii="Courier New" w:hAnsi="Courier New" w:cs="Courier New"/>
+                <w:b/>
+                <w:bCs/>
+                <w:color w:val="FFFFFF" w:themeColor="background1"/>
+                <w:sz w:val="20"/>
+                <w:szCs w:val="20"/>
+              </w:rPr>
+              <w:t>typeSuite</w:t>
+            </w:r>
+            <w:proofErr w:type="spellEnd"/>
+            <w:r>
+              <w:rPr>
+                <w:rFonts w:ascii="Courier New" w:hAnsi="Courier New" w:cs="Courier New"/>
+                <w:b/>
+                <w:bCs/>
+                <w:color w:val="FFFFFF" w:themeColor="background1"/>
+                <w:sz w:val="20"/>
+                <w:szCs w:val="20"/>
+              </w:rPr>
+              <w:t>&gt;</w:t>
+            </w:r>
+            <w:r>
+              <w:rPr>
+                <w:rFonts w:ascii="Courier New" w:hAnsi="Courier New" w:cs="Courier New"/>
+                <w:b/>
+                <w:bCs/>
+                <w:color w:val="FFFFFF" w:themeColor="background1"/>
+                <w:sz w:val="20"/>
+                <w:szCs w:val="20"/>
+              </w:rPr>
+              <w:t>APPARTEMENT</w:t>
+            </w:r>
+            <w:r>
+              <w:rPr>
+                <w:rFonts w:ascii="Courier New" w:hAnsi="Courier New" w:cs="Courier New"/>
+                <w:b/>
+                <w:bCs/>
+                <w:color w:val="FFFFFF" w:themeColor="background1"/>
+                <w:sz w:val="20"/>
+                <w:szCs w:val="20"/>
+              </w:rPr>
+              <w:t>&lt;/</w:t>
+            </w:r>
+            <w:proofErr w:type="spellStart"/>
+            <w:r>
+              <w:rPr>
+                <w:rFonts w:ascii="Courier New" w:hAnsi="Courier New" w:cs="Courier New"/>
+                <w:b/>
+                <w:bCs/>
+                <w:color w:val="FFFFFF" w:themeColor="background1"/>
+                <w:sz w:val="20"/>
+                <w:szCs w:val="20"/>
+              </w:rPr>
+              <w:t>typeSuite</w:t>
+            </w:r>
+            <w:proofErr w:type="spellEnd"/>
+            <w:r>
+              <w:rPr>
+                <w:rFonts w:ascii="Courier New" w:hAnsi="Courier New" w:cs="Courier New"/>
+                <w:b/>
+                <w:bCs/>
+                <w:color w:val="FFFFFF" w:themeColor="background1"/>
+                <w:sz w:val="20"/>
+                <w:szCs w:val="20"/>
+              </w:rPr>
+              <w:t>&gt;</w:t>
+            </w:r>
+          </w:p>
+        </w:tc>
+        <w:tc>
+          <w:tcPr>
+            <w:tcW w:w="5755" w:type="dxa"/>
+            <w:shd w:val="clear" w:color="auto" w:fill="153D63" w:themeFill="text2" w:themeFillTint="E6"/>
+          </w:tcPr>
+          <w:p>
+            <w:pPr>
+              <w:spacing w:line="276" w:lineRule="auto"/>
+              <w:jc w:val="both"/>
+              <w:rPr>
+                <w:rFonts w:asciiTheme="majorHAnsi" w:hAnsiTheme="majorHAnsi" w:cs="Courier New"/>
+                <w:b/>
+                <w:bCs/>
+                <w:color w:val="F1A983" w:themeColor="accent2" w:themeTint="99"/>
+                <w:sz w:val="20"/>
+                <w:szCs w:val="20"/>
+              </w:rPr>
+            </w:pPr>
+            <w:r>
+              <w:rPr>
+                <w:rFonts w:asciiTheme="majorHAnsi" w:hAnsiTheme="majorHAnsi" w:cs="Courier New"/>
+                <w:color w:val="F1A983" w:themeColor="accent2" w:themeTint="99"/>
+                <w:sz w:val="20"/>
+                <w:szCs w:val="20"/>
+              </w:rPr>
+              <w:t>Champ « </w:t>
+            </w:r>
+            <w:proofErr w:type="spellStart"/>
+            <w:r>
+              <w:rPr>
+                <w:rFonts w:asciiTheme="majorHAnsi" w:hAnsiTheme="majorHAnsi" w:cs="Courier New"/>
+                <w:b/>
+                <w:bCs/>
+                <w:color w:val="83CAEB" w:themeColor="accent1" w:themeTint="66"/>
+                <w:sz w:val="20"/>
+                <w:szCs w:val="20"/>
+              </w:rPr>
+              <w:t>typeSuite</w:t>
+            </w:r>
+            <w:proofErr w:type="spellEnd"/>
+            <w:r>
+              <w:rPr>
+                <w:rFonts w:asciiTheme="majorHAnsi" w:hAnsiTheme="majorHAnsi" w:cs="Courier New"/>
+                <w:color w:val="83CAEB" w:themeColor="accent1" w:themeTint="66"/>
+                <w:sz w:val="20"/>
+                <w:szCs w:val="20"/>
+              </w:rPr>
+              <w:t> </w:t>
+            </w:r>
+            <w:r>
+              <w:rPr>
+                <w:rFonts w:asciiTheme="majorHAnsi" w:hAnsiTheme="majorHAnsi" w:cs="Courier New"/>
+                <w:color w:val="F1A983" w:themeColor="accent2" w:themeTint="99"/>
+                <w:sz w:val="20"/>
+                <w:szCs w:val="20"/>
+              </w:rPr>
+              <w:t>» de l’Adresse</w:t>
+            </w:r>
+            <w:r>
+              <w:rPr>
+                <w:rFonts w:asciiTheme="majorHAnsi" w:hAnsiTheme="majorHAnsi" w:cs="Courier New"/>
+                <w:color w:val="F1A983" w:themeColor="accent2" w:themeTint="99"/>
+                <w:sz w:val="20"/>
+                <w:szCs w:val="20"/>
+              </w:rPr>
+              <w:t>, mot clé</w:t>
+            </w:r>
+          </w:p>
+        </w:tc>
+      </w:tr>
+      <w:tr>
+        <w:tc>
+          <w:tcPr>
+            <w:tcW w:w="7195" w:type="dxa"/>
+            <w:shd w:val="clear" w:color="auto" w:fill="153D63" w:themeFill="text2" w:themeFillTint="E6"/>
+          </w:tcPr>
+          <w:p>
+            <w:pPr>
+              <w:spacing w:line="276" w:lineRule="auto"/>
+              <w:jc w:val="both"/>
+              <w:rPr>
+                <w:rFonts w:ascii="Courier New" w:hAnsi="Courier New" w:cs="Courier New"/>
+                <w:b/>
+                <w:bCs/>
+                <w:color w:val="FFFFFF" w:themeColor="background1"/>
+                <w:sz w:val="20"/>
+                <w:szCs w:val="20"/>
+              </w:rPr>
+            </w:pPr>
+            <w:r>
+              <w:rPr>
+                <w:rFonts w:ascii="Courier New" w:hAnsi="Courier New" w:cs="Courier New"/>
+                <w:b/>
+                <w:bCs/>
+                <w:color w:val="FFFFFF" w:themeColor="background1"/>
+                <w:sz w:val="20"/>
+                <w:szCs w:val="20"/>
+              </w:rPr>
+              <w:t xml:space="preserve">        &lt;/Adresse&gt;</w:t>
+            </w:r>
+          </w:p>
+        </w:tc>
+        <w:tc>
+          <w:tcPr>
+            <w:tcW w:w="5755" w:type="dxa"/>
+            <w:shd w:val="clear" w:color="auto" w:fill="153D63" w:themeFill="text2" w:themeFillTint="E6"/>
+          </w:tcPr>
+          <w:p>
+            <w:pPr>
+              <w:spacing w:line="276" w:lineRule="auto"/>
+              <w:jc w:val="both"/>
+              <w:rPr>
+                <w:rFonts w:asciiTheme="majorHAnsi" w:hAnsiTheme="majorHAnsi" w:cs="Courier New"/>
+                <w:b/>
+                <w:bCs/>
+                <w:color w:val="F1A983" w:themeColor="accent2" w:themeTint="99"/>
+                <w:sz w:val="20"/>
+                <w:szCs w:val="20"/>
+              </w:rPr>
+            </w:pPr>
+          </w:p>
+        </w:tc>
+      </w:tr>
+      <w:tr>
+        <w:tc>
+          <w:tcPr>
+            <w:tcW w:w="7195" w:type="dxa"/>
+            <w:shd w:val="clear" w:color="auto" w:fill="153D63" w:themeFill="text2" w:themeFillTint="E6"/>
+          </w:tcPr>
+          <w:p>
+            <w:pPr>
+              <w:spacing w:line="276" w:lineRule="auto"/>
+              <w:jc w:val="both"/>
+              <w:rPr>
+                <w:rFonts w:ascii="Courier New" w:hAnsi="Courier New" w:cs="Courier New"/>
+                <w:b/>
+                <w:bCs/>
+                <w:color w:val="FFFFFF" w:themeColor="background1"/>
+                <w:sz w:val="20"/>
+                <w:szCs w:val="20"/>
+              </w:rPr>
+            </w:pPr>
+            <w:r>
+              <w:rPr>
+                <w:rFonts w:ascii="Courier New" w:hAnsi="Courier New" w:cs="Courier New"/>
+                <w:b/>
+                <w:bCs/>
+                <w:color w:val="FFFFFF" w:themeColor="background1"/>
+                <w:sz w:val="20"/>
+                <w:szCs w:val="20"/>
+              </w:rPr>
+              <w:t xml:space="preserve">      &lt;/adresse&gt;</w:t>
+            </w:r>
+          </w:p>
+        </w:tc>
+        <w:tc>
+          <w:tcPr>
+            <w:tcW w:w="5755" w:type="dxa"/>
+            <w:shd w:val="clear" w:color="auto" w:fill="153D63" w:themeFill="text2" w:themeFillTint="E6"/>
+          </w:tcPr>
+          <w:p>
+            <w:pPr>
+              <w:spacing w:line="276" w:lineRule="auto"/>
+              <w:jc w:val="both"/>
+              <w:rPr>
+                <w:rFonts w:asciiTheme="majorHAnsi" w:hAnsiTheme="majorHAnsi" w:cs="Courier New"/>
+                <w:b/>
+                <w:bCs/>
+                <w:color w:val="F1A983" w:themeColor="accent2" w:themeTint="99"/>
+                <w:sz w:val="20"/>
+                <w:szCs w:val="20"/>
+              </w:rPr>
+            </w:pPr>
+          </w:p>
+        </w:tc>
+      </w:tr>
+      <w:tr>
+        <w:tc>
+          <w:tcPr>
+            <w:tcW w:w="7195" w:type="dxa"/>
+            <w:shd w:val="clear" w:color="auto" w:fill="153D63" w:themeFill="text2" w:themeFillTint="E6"/>
+          </w:tcPr>
+          <w:p>
+            <w:pPr>
+              <w:spacing w:line="276" w:lineRule="auto"/>
+              <w:jc w:val="both"/>
+              <w:rPr>
+                <w:rFonts w:ascii="Courier New" w:hAnsi="Courier New" w:cs="Courier New"/>
+                <w:b/>
+                <w:bCs/>
+                <w:color w:val="FFFFFF" w:themeColor="background1"/>
+                <w:sz w:val="20"/>
+                <w:szCs w:val="20"/>
+              </w:rPr>
+            </w:pPr>
+            <w:r>
+              <w:rPr>
+                <w:rFonts w:ascii="Courier New" w:hAnsi="Courier New" w:cs="Courier New"/>
+                <w:b/>
+                <w:bCs/>
+                <w:color w:val="FFFFFF" w:themeColor="background1"/>
+                <w:sz w:val="20"/>
+                <w:szCs w:val="20"/>
+              </w:rPr>
+              <w:t xml:space="preserve">      &lt;matricule&gt;</w:t>
+            </w:r>
+            <w:r>
+              <w:rPr>
+                <w:rFonts w:ascii="Courier New" w:hAnsi="Courier New" w:cs="Courier New"/>
+                <w:b/>
+                <w:bCs/>
+                <w:color w:val="FFFFFF" w:themeColor="background1"/>
+                <w:sz w:val="20"/>
+                <w:szCs w:val="20"/>
+              </w:rPr>
+              <w:t>5511223344556</w:t>
+            </w:r>
+            <w:r>
+              <w:rPr>
+                <w:rFonts w:ascii="Courier New" w:hAnsi="Courier New" w:cs="Courier New"/>
+                <w:b/>
+                <w:bCs/>
+                <w:color w:val="FFFFFF" w:themeColor="background1"/>
+                <w:sz w:val="20"/>
+                <w:szCs w:val="20"/>
+              </w:rPr>
+              <w:t>&lt;/matricule&gt;</w:t>
+            </w:r>
+          </w:p>
+        </w:tc>
+        <w:tc>
+          <w:tcPr>
+            <w:tcW w:w="5755" w:type="dxa"/>
+            <w:shd w:val="clear" w:color="auto" w:fill="153D63" w:themeFill="text2" w:themeFillTint="E6"/>
+          </w:tcPr>
+          <w:p>
+            <w:pPr>
+              <w:spacing w:line="276" w:lineRule="auto"/>
+              <w:jc w:val="both"/>
+              <w:rPr>
+                <w:rFonts w:asciiTheme="majorHAnsi" w:hAnsiTheme="majorHAnsi" w:cs="Courier New"/>
+                <w:b/>
+                <w:bCs/>
+                <w:color w:val="F1A983" w:themeColor="accent2" w:themeTint="99"/>
+                <w:sz w:val="20"/>
+                <w:szCs w:val="20"/>
+              </w:rPr>
+            </w:pPr>
+            <w:r>
+              <w:rPr>
+                <w:rFonts w:asciiTheme="majorHAnsi" w:hAnsiTheme="majorHAnsi" w:cs="Courier New"/>
+                <w:color w:val="F1A983" w:themeColor="accent2" w:themeTint="99"/>
+                <w:sz w:val="20"/>
+                <w:szCs w:val="20"/>
+              </w:rPr>
+              <w:t>Champ « </w:t>
+            </w:r>
+            <w:r>
+              <w:rPr>
+                <w:rFonts w:asciiTheme="majorHAnsi" w:hAnsiTheme="majorHAnsi" w:cs="Courier New"/>
+                <w:b/>
+                <w:bCs/>
+                <w:color w:val="83CAEB" w:themeColor="accent1" w:themeTint="66"/>
+                <w:sz w:val="20"/>
+                <w:szCs w:val="20"/>
+              </w:rPr>
+              <w:t>matricule</w:t>
+            </w:r>
+            <w:r>
+              <w:rPr>
+                <w:rFonts w:asciiTheme="majorHAnsi" w:hAnsiTheme="majorHAnsi" w:cs="Courier New"/>
+                <w:color w:val="83CAEB" w:themeColor="accent1" w:themeTint="66"/>
+                <w:sz w:val="20"/>
+                <w:szCs w:val="20"/>
+              </w:rPr>
+              <w:t> </w:t>
+            </w:r>
+            <w:r>
+              <w:rPr>
+                <w:rFonts w:asciiTheme="majorHAnsi" w:hAnsiTheme="majorHAnsi" w:cs="Courier New"/>
+                <w:color w:val="F1A983" w:themeColor="accent2" w:themeTint="99"/>
+                <w:sz w:val="20"/>
+                <w:szCs w:val="20"/>
+              </w:rPr>
+              <w:t xml:space="preserve">» du </w:t>
+            </w:r>
+            <w:proofErr w:type="spellStart"/>
+            <w:r>
+              <w:rPr>
+                <w:rFonts w:asciiTheme="majorHAnsi" w:hAnsiTheme="majorHAnsi" w:cs="Courier New"/>
+                <w:color w:val="F1A983" w:themeColor="accent2" w:themeTint="99"/>
+                <w:sz w:val="20"/>
+                <w:szCs w:val="20"/>
+              </w:rPr>
+              <w:t>DossierAdresse</w:t>
+            </w:r>
+            <w:proofErr w:type="spellEnd"/>
+          </w:p>
+        </w:tc>
+      </w:tr>
+      <w:tr>
+        <w:tc>
+          <w:tcPr>
+            <w:tcW w:w="7195" w:type="dxa"/>
+            <w:shd w:val="clear" w:color="auto" w:fill="153D63" w:themeFill="text2" w:themeFillTint="E6"/>
+          </w:tcPr>
+          <w:p>
+            <w:pPr>
+              <w:spacing w:line="276" w:lineRule="auto"/>
+              <w:jc w:val="both"/>
+              <w:rPr>
+                <w:rFonts w:ascii="Courier New" w:hAnsi="Courier New" w:cs="Courier New"/>
+                <w:b/>
+                <w:bCs/>
+                <w:color w:val="FFFFFF" w:themeColor="background1"/>
+                <w:sz w:val="20"/>
+                <w:szCs w:val="20"/>
+              </w:rPr>
+            </w:pPr>
+            <w:r>
+              <w:rPr>
+                <w:rFonts w:ascii="Courier New" w:hAnsi="Courier New" w:cs="Courier New"/>
+                <w:b/>
+                <w:bCs/>
+                <w:color w:val="FFFFFF" w:themeColor="background1"/>
+                <w:sz w:val="20"/>
+                <w:szCs w:val="20"/>
+              </w:rPr>
+              <w:t xml:space="preserve">      &lt;subdivision&gt;</w:t>
+            </w:r>
+            <w:r>
+              <w:rPr>
+                <w:rFonts w:ascii="Courier New" w:hAnsi="Courier New" w:cs="Courier New"/>
+                <w:b/>
+                <w:bCs/>
+                <w:color w:val="FFFFFF" w:themeColor="background1"/>
+                <w:sz w:val="20"/>
+                <w:szCs w:val="20"/>
+              </w:rPr>
+              <w:t>App.1</w:t>
+            </w:r>
+            <w:r>
+              <w:rPr>
+                <w:rFonts w:ascii="Courier New" w:hAnsi="Courier New" w:cs="Courier New"/>
+                <w:b/>
+                <w:bCs/>
+                <w:color w:val="FFFFFF" w:themeColor="background1"/>
+                <w:sz w:val="20"/>
+                <w:szCs w:val="20"/>
+              </w:rPr>
+              <w:t>&lt;/subdivision&gt;</w:t>
+            </w:r>
+          </w:p>
+        </w:tc>
+        <w:tc>
+          <w:tcPr>
+            <w:tcW w:w="5755" w:type="dxa"/>
+            <w:shd w:val="clear" w:color="auto" w:fill="153D63" w:themeFill="text2" w:themeFillTint="E6"/>
+          </w:tcPr>
+          <w:p>
+            <w:pPr>
+              <w:spacing w:line="276" w:lineRule="auto"/>
+              <w:jc w:val="both"/>
+              <w:rPr>
+                <w:rFonts w:asciiTheme="majorHAnsi" w:hAnsiTheme="majorHAnsi" w:cs="Courier New"/>
+                <w:b/>
+                <w:bCs/>
+                <w:color w:val="F1A983" w:themeColor="accent2" w:themeTint="99"/>
+                <w:sz w:val="20"/>
+                <w:szCs w:val="20"/>
+              </w:rPr>
+            </w:pPr>
+            <w:r>
+              <w:rPr>
+                <w:rFonts w:asciiTheme="majorHAnsi" w:hAnsiTheme="majorHAnsi" w:cs="Courier New"/>
+                <w:color w:val="F1A983" w:themeColor="accent2" w:themeTint="99"/>
+                <w:sz w:val="20"/>
+                <w:szCs w:val="20"/>
+              </w:rPr>
+              <w:t>Champ « </w:t>
+            </w:r>
+            <w:r>
+              <w:rPr>
+                <w:rFonts w:asciiTheme="majorHAnsi" w:hAnsiTheme="majorHAnsi" w:cs="Courier New"/>
+                <w:b/>
+                <w:bCs/>
+                <w:color w:val="83CAEB" w:themeColor="accent1" w:themeTint="66"/>
+                <w:sz w:val="20"/>
+                <w:szCs w:val="20"/>
+              </w:rPr>
+              <w:t>subdivision</w:t>
+            </w:r>
+            <w:r>
+              <w:rPr>
+                <w:rFonts w:asciiTheme="majorHAnsi" w:hAnsiTheme="majorHAnsi" w:cs="Courier New"/>
+                <w:color w:val="83CAEB" w:themeColor="accent1" w:themeTint="66"/>
+                <w:sz w:val="20"/>
+                <w:szCs w:val="20"/>
+              </w:rPr>
+              <w:t> </w:t>
+            </w:r>
+            <w:r>
+              <w:rPr>
+                <w:rFonts w:asciiTheme="majorHAnsi" w:hAnsiTheme="majorHAnsi" w:cs="Courier New"/>
+                <w:color w:val="F1A983" w:themeColor="accent2" w:themeTint="99"/>
+                <w:sz w:val="20"/>
+                <w:szCs w:val="20"/>
+              </w:rPr>
+              <w:t xml:space="preserve">» du </w:t>
+            </w:r>
+            <w:proofErr w:type="spellStart"/>
+            <w:r>
+              <w:rPr>
+                <w:rFonts w:asciiTheme="majorHAnsi" w:hAnsiTheme="majorHAnsi" w:cs="Courier New"/>
+                <w:color w:val="F1A983" w:themeColor="accent2" w:themeTint="99"/>
+                <w:sz w:val="20"/>
+                <w:szCs w:val="20"/>
+              </w:rPr>
+              <w:t>DossierAdresse</w:t>
+            </w:r>
+            <w:proofErr w:type="spellEnd"/>
+          </w:p>
+        </w:tc>
+      </w:tr>
+      <w:tr>
+        <w:tc>
+          <w:tcPr>
+            <w:tcW w:w="7195" w:type="dxa"/>
+            <w:shd w:val="clear" w:color="auto" w:fill="153D63" w:themeFill="text2" w:themeFillTint="E6"/>
+          </w:tcPr>
+          <w:p>
+            <w:pPr>
+              <w:spacing w:line="276" w:lineRule="auto"/>
+              <w:jc w:val="both"/>
+              <w:rPr>
+                <w:rFonts w:ascii="Courier New" w:hAnsi="Courier New" w:cs="Courier New"/>
+                <w:b/>
+                <w:bCs/>
+                <w:color w:val="FFFFFF" w:themeColor="background1"/>
+                <w:sz w:val="20"/>
+                <w:szCs w:val="20"/>
+              </w:rPr>
+            </w:pPr>
+            <w:r>
+              <w:rPr>
+                <w:rFonts w:ascii="Courier New" w:hAnsi="Courier New" w:cs="Courier New"/>
+                <w:b/>
+                <w:bCs/>
+                <w:color w:val="FFFFFF" w:themeColor="background1"/>
+                <w:sz w:val="20"/>
+                <w:szCs w:val="20"/>
+              </w:rPr>
+              <w:t xml:space="preserve">      </w:t>
+            </w:r>
+            <w:r>
+              <w:rPr>
+                <w:rFonts w:ascii="Courier New" w:hAnsi="Courier New" w:cs="Courier New"/>
+                <w:b/>
+                <w:bCs/>
+                <w:color w:val="FFFFFF" w:themeColor="background1"/>
+                <w:sz w:val="20"/>
+                <w:szCs w:val="20"/>
+              </w:rPr>
+              <w:t>...</w:t>
+            </w:r>
+          </w:p>
+        </w:tc>
+        <w:tc>
+          <w:tcPr>
+            <w:tcW w:w="5755" w:type="dxa"/>
+            <w:shd w:val="clear" w:color="auto" w:fill="153D63" w:themeFill="text2" w:themeFillTint="E6"/>
+          </w:tcPr>
+          <w:p>
+            <w:pPr>
+              <w:spacing w:line="276" w:lineRule="auto"/>
+              <w:jc w:val="both"/>
+              <w:rPr>
+                <w:rFonts w:asciiTheme="majorHAnsi" w:hAnsiTheme="majorHAnsi" w:cs="Courier New"/>
+                <w:b/>
+                <w:bCs/>
+                <w:color w:val="F1A983" w:themeColor="accent2" w:themeTint="99"/>
+                <w:sz w:val="20"/>
+                <w:szCs w:val="20"/>
+              </w:rPr>
+            </w:pPr>
+          </w:p>
+        </w:tc>
+      </w:tr>
+    </w:tbl>
+    <w:p>
+      <w:pPr>
+        <w:jc w:val="both"/>
+        <w:rPr>
+          <w:sz w:val="22"/>
+          <w:szCs w:val="22"/>
+        </w:rPr>
+      </w:pPr>
+    </w:p>
+    <w:p>
+      <w:pPr>
+        <w:rPr>
+          <w:sz w:val="22"/>
+          <w:szCs w:val="22"/>
+        </w:rPr>
+      </w:pPr>
+      <w:r>
+        <w:rPr>
+          <w:sz w:val="22"/>
+          <w:szCs w:val="22"/>
+        </w:rPr>
+        <w:t>Étant donné la taille massive de certains modules, les données exportées sont réparties dans plusieurs fichiers XML.</w:t>
+      </w:r>
+      <w:r>
+        <w:rPr>
+          <w:sz w:val="22"/>
+          <w:szCs w:val="22"/>
+        </w:rPr>
+        <w:t xml:space="preserve"> Par exemple, il y a un fichier </w:t>
+      </w:r>
+      <w:r>
+        <w:rPr>
+          <w:rFonts w:ascii="Courier New" w:hAnsi="Courier New" w:cs="Courier New"/>
+          <w:sz w:val="22"/>
+          <w:szCs w:val="22"/>
+        </w:rPr>
+        <w:t>Dossier adresse.xml</w:t>
+      </w:r>
+      <w:r>
+        <w:rPr>
+          <w:sz w:val="22"/>
+          <w:szCs w:val="22"/>
+        </w:rPr>
+        <w:t xml:space="preserve">, un fichier </w:t>
+      </w:r>
+      <w:r>
+        <w:rPr>
+          <w:rFonts w:ascii="Courier New" w:hAnsi="Courier New" w:cs="Courier New"/>
+          <w:sz w:val="22"/>
+          <w:szCs w:val="22"/>
+        </w:rPr>
+        <w:t>Prévention.xml</w:t>
+      </w:r>
+      <w:r>
+        <w:rPr>
+          <w:sz w:val="22"/>
+          <w:szCs w:val="22"/>
+        </w:rPr>
+        <w:t xml:space="preserve">, etc. </w:t>
+      </w:r>
+      <w:r>
+        <w:rPr>
+          <w:sz w:val="22"/>
+          <w:szCs w:val="22"/>
+        </w:rPr>
+        <w:br w:type="page"/>
+      </w:r>
+    </w:p>
+    <w:p>
+      <w:pPr>
+        <w:pStyle w:val="Heading2"/>
+        <w:spacing w:after="0"/>
+      </w:pPr>
+      <w:r>
+        <w:lastRenderedPageBreak/>
+        <w:t>Coût de traitement</w:t>
+      </w:r>
+    </w:p>
+    <w:p>
+      <w:pPr>
+        <w:jc w:val="both"/>
+        <w:rPr>
+          <w:sz w:val="22"/>
+          <w:szCs w:val="22"/>
+        </w:rPr>
+      </w:pPr>
+      <w:r>
+        <w:rPr>
+          <w:sz w:val="22"/>
+          <w:szCs w:val="22"/>
+        </w:rPr>
+        <w:t xml:space="preserve">Le coût du service de migration est basé sur le contenu de </w:t>
+      </w:r>
+      <w:r>
+        <w:rPr>
+          <w:sz w:val="22"/>
+          <w:szCs w:val="22"/>
+        </w:rPr>
+        <w:t>chaque</w:t>
+      </w:r>
+      <w:r>
+        <w:rPr>
+          <w:sz w:val="22"/>
+          <w:szCs w:val="22"/>
+        </w:rPr>
+        <w:t xml:space="preserve"> base de données à migrer.</w:t>
+      </w:r>
+      <w:r>
+        <w:rPr>
+          <w:sz w:val="22"/>
+          <w:szCs w:val="22"/>
+        </w:rPr>
+        <w:t xml:space="preserve"> </w:t>
+      </w:r>
+      <w:r>
+        <w:rPr>
+          <w:sz w:val="22"/>
+          <w:szCs w:val="22"/>
+        </w:rPr>
+        <w:t xml:space="preserve">Le système analyse </w:t>
+      </w:r>
+      <w:r>
+        <w:rPr>
+          <w:sz w:val="22"/>
+          <w:szCs w:val="22"/>
+        </w:rPr>
+        <w:t>la base de données fournie, et multiplie le nombre d’objets comptés par son coût unitaire. Le coût peut varier d’un type d’objet à l’autre, en fonction du tableau ci-dessous</w:t>
+      </w:r>
+      <w:r>
+        <w:rPr>
+          <w:sz w:val="22"/>
+          <w:szCs w:val="22"/>
+        </w:rPr>
+        <w:t>. Le coût total peut varier d’une copie de base de données à l’autre, puisque le nombre d’objets peut varier.</w:t>
+      </w:r>
+      <w:r>
+        <w:rPr>
+          <w:sz w:val="22"/>
+          <w:szCs w:val="22"/>
+        </w:rPr>
+        <w:t xml:space="preserve"> </w:t>
+      </w:r>
+      <w:r>
+        <w:rPr>
+          <w:sz w:val="22"/>
+          <w:szCs w:val="22"/>
+        </w:rPr>
+        <w:t>L’extraction ne peut se faire « à la carte », la totalité des données doit être traitée à chaque fois, et donc le coût est toujours pour la base de données entière.</w:t>
+      </w:r>
+    </w:p>
+    <w:p>
+      <w:pPr>
+        <w:rPr>
+          <w:sz w:val="15"/>
+          <w:szCs w:val="15"/>
+        </w:rPr>
+      </w:pPr>
+    </w:p>
     <w:tbl>
       <w:tblPr>
         <w:tblStyle w:val="TableGrid"/>
@@ -38,14 +3338,11 @@
       <w:tblGrid>
         <w:gridCol w:w="1814"/>
         <w:gridCol w:w="2168"/>
-        <w:gridCol w:w="4473"/>
-        <w:gridCol w:w="1440"/>
-        <w:gridCol w:w="3055"/>
+        <w:gridCol w:w="5193"/>
+        <w:gridCol w:w="1260"/>
+        <w:gridCol w:w="2515"/>
       </w:tblGrid>
       <w:tr>
-        <w:trPr>
-          <w:trHeight w:val="287"/>
-        </w:trPr>
         <w:tc>
           <w:tcPr>
             <w:tcW w:w="1814" w:type="dxa"/>
@@ -58,18 +3355,18 @@
                 <w:b/>
                 <w:bCs/>
                 <w:color w:val="FFFFFF" w:themeColor="background1"/>
-                <w:sz w:val="20"/>
-                <w:szCs w:val="20"/>
-              </w:rPr>
-            </w:pPr>
-            <w:r>
-              <w:rPr>
-                <w:rFonts w:asciiTheme="majorHAnsi" w:hAnsiTheme="majorHAnsi"/>
-                <w:b/>
-                <w:bCs/>
-                <w:color w:val="FFFFFF" w:themeColor="background1"/>
-                <w:sz w:val="20"/>
-                <w:szCs w:val="20"/>
+                <w:sz w:val="18"/>
+                <w:szCs w:val="18"/>
+              </w:rPr>
+            </w:pPr>
+            <w:r>
+              <w:rPr>
+                <w:rFonts w:asciiTheme="majorHAnsi" w:hAnsiTheme="majorHAnsi"/>
+                <w:b/>
+                <w:bCs/>
+                <w:color w:val="FFFFFF" w:themeColor="background1"/>
+                <w:sz w:val="18"/>
+                <w:szCs w:val="18"/>
               </w:rPr>
               <w:t>Catégorie</w:t>
             </w:r>
@@ -87,18 +3384,18 @@
                 <w:b/>
                 <w:bCs/>
                 <w:color w:val="FFFFFF" w:themeColor="background1"/>
-                <w:sz w:val="20"/>
-                <w:szCs w:val="20"/>
-              </w:rPr>
-            </w:pPr>
-            <w:r>
-              <w:rPr>
-                <w:rFonts w:asciiTheme="majorHAnsi" w:hAnsiTheme="majorHAnsi"/>
-                <w:b/>
-                <w:bCs/>
-                <w:color w:val="FFFFFF" w:themeColor="background1"/>
-                <w:sz w:val="20"/>
-                <w:szCs w:val="20"/>
+                <w:sz w:val="18"/>
+                <w:szCs w:val="18"/>
+              </w:rPr>
+            </w:pPr>
+            <w:r>
+              <w:rPr>
+                <w:rFonts w:asciiTheme="majorHAnsi" w:hAnsiTheme="majorHAnsi"/>
+                <w:b/>
+                <w:bCs/>
+                <w:color w:val="FFFFFF" w:themeColor="background1"/>
+                <w:sz w:val="18"/>
+                <w:szCs w:val="18"/>
               </w:rPr>
               <w:t>Module</w:t>
             </w:r>
@@ -106,7 +3403,7 @@
         </w:tc>
         <w:tc>
           <w:tcPr>
-            <w:tcW w:w="4473" w:type="dxa"/>
+            <w:tcW w:w="5193" w:type="dxa"/>
             <w:shd w:val="clear" w:color="auto" w:fill="0070C0"/>
           </w:tcPr>
           <w:p>
@@ -116,18 +3413,18 @@
                 <w:b/>
                 <w:bCs/>
                 <w:color w:val="FFFFFF" w:themeColor="background1"/>
-                <w:sz w:val="20"/>
-                <w:szCs w:val="20"/>
-              </w:rPr>
-            </w:pPr>
-            <w:r>
-              <w:rPr>
-                <w:rFonts w:asciiTheme="majorHAnsi" w:hAnsiTheme="majorHAnsi"/>
-                <w:b/>
-                <w:bCs/>
-                <w:color w:val="FFFFFF" w:themeColor="background1"/>
-                <w:sz w:val="20"/>
-                <w:szCs w:val="20"/>
+                <w:sz w:val="18"/>
+                <w:szCs w:val="18"/>
+              </w:rPr>
+            </w:pPr>
+            <w:r>
+              <w:rPr>
+                <w:rFonts w:asciiTheme="majorHAnsi" w:hAnsiTheme="majorHAnsi"/>
+                <w:b/>
+                <w:bCs/>
+                <w:color w:val="FFFFFF" w:themeColor="background1"/>
+                <w:sz w:val="18"/>
+                <w:szCs w:val="18"/>
               </w:rPr>
               <w:t>Description</w:t>
             </w:r>
@@ -135,7 +3432,7 @@
         </w:tc>
         <w:tc>
           <w:tcPr>
-            <w:tcW w:w="1440" w:type="dxa"/>
+            <w:tcW w:w="1260" w:type="dxa"/>
             <w:shd w:val="clear" w:color="auto" w:fill="0070C0"/>
           </w:tcPr>
           <w:p>
@@ -146,26 +3443,37 @@
                 <w:b/>
                 <w:bCs/>
                 <w:color w:val="FFFFFF" w:themeColor="background1"/>
-                <w:sz w:val="20"/>
-                <w:szCs w:val="20"/>
-              </w:rPr>
-            </w:pPr>
-            <w:r>
-              <w:rPr>
-                <w:rFonts w:asciiTheme="majorHAnsi" w:hAnsiTheme="majorHAnsi"/>
-                <w:b/>
-                <w:bCs/>
-                <w:color w:val="FFFFFF" w:themeColor="background1"/>
-                <w:sz w:val="20"/>
-                <w:szCs w:val="20"/>
+                <w:sz w:val="18"/>
+                <w:szCs w:val="18"/>
+              </w:rPr>
+            </w:pPr>
+            <w:r>
+              <w:rPr>
+                <w:rFonts w:asciiTheme="majorHAnsi" w:hAnsiTheme="majorHAnsi"/>
+                <w:b/>
+                <w:bCs/>
+                <w:color w:val="FFFFFF" w:themeColor="background1"/>
+                <w:sz w:val="18"/>
+                <w:szCs w:val="18"/>
               </w:rPr>
               <w:t>Coût</w:t>
             </w:r>
-          </w:p>
-        </w:tc>
-        <w:tc>
-          <w:tcPr>
-            <w:tcW w:w="3055" w:type="dxa"/>
+            <w:r>
+              <w:rPr>
+                <w:rFonts w:asciiTheme="majorHAnsi" w:hAnsiTheme="majorHAnsi"/>
+                <w:b/>
+                <w:bCs/>
+                <w:color w:val="FFFFFF" w:themeColor="background1"/>
+                <w:sz w:val="18"/>
+                <w:szCs w:val="18"/>
+              </w:rPr>
+              <w:t xml:space="preserve"> unitaire</w:t>
+            </w:r>
+          </w:p>
+        </w:tc>
+        <w:tc>
+          <w:tcPr>
+            <w:tcW w:w="2515" w:type="dxa"/>
             <w:shd w:val="clear" w:color="auto" w:fill="0070C0"/>
           </w:tcPr>
           <w:p>
@@ -175,28 +3483,25 @@
                 <w:b/>
                 <w:bCs/>
                 <w:color w:val="FFFFFF" w:themeColor="background1"/>
-                <w:sz w:val="20"/>
-                <w:szCs w:val="20"/>
-              </w:rPr>
-            </w:pPr>
-            <w:r>
-              <w:rPr>
-                <w:rFonts w:asciiTheme="majorHAnsi" w:hAnsiTheme="majorHAnsi"/>
-                <w:b/>
-                <w:bCs/>
-                <w:color w:val="FFFFFF" w:themeColor="background1"/>
-                <w:sz w:val="20"/>
-                <w:szCs w:val="20"/>
-              </w:rPr>
-              <w:t>Unité</w:t>
+                <w:sz w:val="18"/>
+                <w:szCs w:val="18"/>
+              </w:rPr>
+            </w:pPr>
+            <w:r>
+              <w:rPr>
+                <w:rFonts w:asciiTheme="majorHAnsi" w:hAnsiTheme="majorHAnsi"/>
+                <w:b/>
+                <w:bCs/>
+                <w:color w:val="FFFFFF" w:themeColor="background1"/>
+                <w:sz w:val="18"/>
+                <w:szCs w:val="18"/>
+              </w:rPr>
+              <w:t>Type d’objet compté</w:t>
             </w:r>
           </w:p>
         </w:tc>
       </w:tr>
       <w:tr>
-        <w:trPr>
-          <w:trHeight w:val="287"/>
-        </w:trPr>
         <w:tc>
           <w:tcPr>
             <w:tcW w:w="1814" w:type="dxa"/>
@@ -208,17 +3513,17 @@
                 <w:rFonts w:asciiTheme="majorHAnsi" w:hAnsiTheme="majorHAnsi"/>
                 <w:b/>
                 <w:bCs/>
-                <w:sz w:val="20"/>
-                <w:szCs w:val="20"/>
-              </w:rPr>
-            </w:pPr>
-            <w:r>
-              <w:rPr>
-                <w:rFonts w:asciiTheme="majorHAnsi" w:hAnsiTheme="majorHAnsi"/>
-                <w:b/>
-                <w:bCs/>
-                <w:sz w:val="20"/>
-                <w:szCs w:val="20"/>
+                <w:sz w:val="18"/>
+                <w:szCs w:val="18"/>
+              </w:rPr>
+            </w:pPr>
+            <w:r>
+              <w:rPr>
+                <w:rFonts w:asciiTheme="majorHAnsi" w:hAnsiTheme="majorHAnsi"/>
+                <w:b/>
+                <w:bCs/>
+                <w:sz w:val="18"/>
+                <w:szCs w:val="18"/>
               </w:rPr>
               <w:t>Organisation</w:t>
             </w:r>
@@ -234,17 +3539,17 @@
                 <w:rFonts w:asciiTheme="majorHAnsi" w:hAnsiTheme="majorHAnsi"/>
                 <w:b/>
                 <w:bCs/>
-                <w:sz w:val="20"/>
-                <w:szCs w:val="20"/>
-              </w:rPr>
-            </w:pPr>
-            <w:r>
-              <w:rPr>
-                <w:rFonts w:asciiTheme="majorHAnsi" w:hAnsiTheme="majorHAnsi"/>
-                <w:b/>
-                <w:bCs/>
-                <w:sz w:val="20"/>
-                <w:szCs w:val="20"/>
+                <w:sz w:val="18"/>
+                <w:szCs w:val="18"/>
+              </w:rPr>
+            </w:pPr>
+            <w:r>
+              <w:rPr>
+                <w:rFonts w:asciiTheme="majorHAnsi" w:hAnsiTheme="majorHAnsi"/>
+                <w:b/>
+                <w:bCs/>
+                <w:sz w:val="18"/>
+                <w:szCs w:val="18"/>
               </w:rPr>
               <w:t>Configuration</w:t>
             </w:r>
@@ -252,21 +3557,21 @@
         </w:tc>
         <w:tc>
           <w:tcPr>
-            <w:tcW w:w="4473" w:type="dxa"/>
-          </w:tcPr>
-          <w:p>
-            <w:pPr>
-              <w:rPr>
-                <w:rFonts w:asciiTheme="majorHAnsi" w:hAnsiTheme="majorHAnsi"/>
-                <w:sz w:val="20"/>
-                <w:szCs w:val="20"/>
-              </w:rPr>
-            </w:pPr>
-            <w:r>
-              <w:rPr>
-                <w:rFonts w:asciiTheme="majorHAnsi" w:hAnsiTheme="majorHAnsi"/>
-                <w:sz w:val="20"/>
-                <w:szCs w:val="20"/>
+            <w:tcW w:w="5193" w:type="dxa"/>
+          </w:tcPr>
+          <w:p>
+            <w:pPr>
+              <w:rPr>
+                <w:rFonts w:asciiTheme="majorHAnsi" w:hAnsiTheme="majorHAnsi"/>
+                <w:sz w:val="18"/>
+                <w:szCs w:val="18"/>
+              </w:rPr>
+            </w:pPr>
+            <w:r>
+              <w:rPr>
+                <w:rFonts w:asciiTheme="majorHAnsi" w:hAnsiTheme="majorHAnsi"/>
+                <w:sz w:val="18"/>
+                <w:szCs w:val="18"/>
               </w:rPr>
               <w:t>Tous les paramètres et configurations du SSI</w:t>
             </w:r>
@@ -274,7 +3579,7 @@
         </w:tc>
         <w:tc>
           <w:tcPr>
-            <w:tcW w:w="1440" w:type="dxa"/>
+            <w:tcW w:w="1260" w:type="dxa"/>
           </w:tcPr>
           <w:p>
             <w:pPr>
@@ -283,17 +3588,17 @@
                 <w:rFonts w:asciiTheme="majorHAnsi" w:hAnsiTheme="majorHAnsi"/>
                 <w:b/>
                 <w:bCs/>
-                <w:sz w:val="20"/>
-                <w:szCs w:val="20"/>
-              </w:rPr>
-            </w:pPr>
-            <w:r>
-              <w:rPr>
-                <w:rFonts w:asciiTheme="majorHAnsi" w:hAnsiTheme="majorHAnsi"/>
-                <w:b/>
-                <w:bCs/>
-                <w:sz w:val="20"/>
-                <w:szCs w:val="20"/>
+                <w:sz w:val="18"/>
+                <w:szCs w:val="18"/>
+              </w:rPr>
+            </w:pPr>
+            <w:r>
+              <w:rPr>
+                <w:rFonts w:asciiTheme="majorHAnsi" w:hAnsiTheme="majorHAnsi"/>
+                <w:b/>
+                <w:bCs/>
+                <w:sz w:val="18"/>
+                <w:szCs w:val="18"/>
               </w:rPr>
               <w:t>1000,00$</w:t>
             </w:r>
@@ -301,21 +3606,21 @@
         </w:tc>
         <w:tc>
           <w:tcPr>
-            <w:tcW w:w="3055" w:type="dxa"/>
-          </w:tcPr>
-          <w:p>
-            <w:pPr>
-              <w:rPr>
-                <w:rFonts w:asciiTheme="majorHAnsi" w:hAnsiTheme="majorHAnsi"/>
-                <w:sz w:val="20"/>
-                <w:szCs w:val="20"/>
-              </w:rPr>
-            </w:pPr>
-            <w:r>
-              <w:rPr>
-                <w:rFonts w:asciiTheme="majorHAnsi" w:hAnsiTheme="majorHAnsi"/>
-                <w:sz w:val="20"/>
-                <w:szCs w:val="20"/>
+            <w:tcW w:w="2515" w:type="dxa"/>
+          </w:tcPr>
+          <w:p>
+            <w:pPr>
+              <w:rPr>
+                <w:rFonts w:asciiTheme="majorHAnsi" w:hAnsiTheme="majorHAnsi"/>
+                <w:sz w:val="18"/>
+                <w:szCs w:val="18"/>
+              </w:rPr>
+            </w:pPr>
+            <w:r>
+              <w:rPr>
+                <w:rFonts w:asciiTheme="majorHAnsi" w:hAnsiTheme="majorHAnsi"/>
+                <w:sz w:val="18"/>
+                <w:szCs w:val="18"/>
               </w:rPr>
               <w:t>par SSI</w:t>
             </w:r>
@@ -323,9 +3628,6 @@
         </w:tc>
       </w:tr>
       <w:tr>
-        <w:trPr>
-          <w:trHeight w:val="287"/>
-        </w:trPr>
         <w:tc>
           <w:tcPr>
             <w:tcW w:w="1814" w:type="dxa"/>
@@ -337,8 +3639,8 @@
                 <w:rFonts w:asciiTheme="majorHAnsi" w:hAnsiTheme="majorHAnsi"/>
                 <w:b/>
                 <w:bCs/>
-                <w:sz w:val="20"/>
-                <w:szCs w:val="20"/>
+                <w:sz w:val="18"/>
+                <w:szCs w:val="18"/>
               </w:rPr>
             </w:pPr>
           </w:p>
@@ -353,17 +3655,17 @@
                 <w:rFonts w:asciiTheme="majorHAnsi" w:hAnsiTheme="majorHAnsi"/>
                 <w:b/>
                 <w:bCs/>
-                <w:sz w:val="20"/>
-                <w:szCs w:val="20"/>
-              </w:rPr>
-            </w:pPr>
-            <w:r>
-              <w:rPr>
-                <w:rFonts w:asciiTheme="majorHAnsi" w:hAnsiTheme="majorHAnsi"/>
-                <w:b/>
-                <w:bCs/>
-                <w:sz w:val="20"/>
-                <w:szCs w:val="20"/>
+                <w:sz w:val="18"/>
+                <w:szCs w:val="18"/>
+              </w:rPr>
+            </w:pPr>
+            <w:r>
+              <w:rPr>
+                <w:rFonts w:asciiTheme="majorHAnsi" w:hAnsiTheme="majorHAnsi"/>
+                <w:b/>
+                <w:bCs/>
+                <w:sz w:val="18"/>
+                <w:szCs w:val="18"/>
               </w:rPr>
               <w:t>Documents</w:t>
             </w:r>
@@ -371,21 +3673,21 @@
         </w:tc>
         <w:tc>
           <w:tcPr>
-            <w:tcW w:w="4473" w:type="dxa"/>
-          </w:tcPr>
-          <w:p>
-            <w:pPr>
-              <w:rPr>
-                <w:rFonts w:asciiTheme="majorHAnsi" w:hAnsiTheme="majorHAnsi"/>
-                <w:sz w:val="20"/>
-                <w:szCs w:val="20"/>
-              </w:rPr>
-            </w:pPr>
-            <w:r>
-              <w:rPr>
-                <w:rFonts w:asciiTheme="majorHAnsi" w:hAnsiTheme="majorHAnsi"/>
-                <w:sz w:val="20"/>
-                <w:szCs w:val="20"/>
+            <w:tcW w:w="5193" w:type="dxa"/>
+          </w:tcPr>
+          <w:p>
+            <w:pPr>
+              <w:rPr>
+                <w:rFonts w:asciiTheme="majorHAnsi" w:hAnsiTheme="majorHAnsi"/>
+                <w:sz w:val="18"/>
+                <w:szCs w:val="18"/>
+              </w:rPr>
+            </w:pPr>
+            <w:r>
+              <w:rPr>
+                <w:rFonts w:asciiTheme="majorHAnsi" w:hAnsiTheme="majorHAnsi"/>
+                <w:sz w:val="18"/>
+                <w:szCs w:val="18"/>
               </w:rPr>
               <w:t>Pièces jointes, photos, etc.</w:t>
             </w:r>
@@ -393,7 +3695,7 @@
         </w:tc>
         <w:tc>
           <w:tcPr>
-            <w:tcW w:w="1440" w:type="dxa"/>
+            <w:tcW w:w="1260" w:type="dxa"/>
           </w:tcPr>
           <w:p>
             <w:pPr>
@@ -403,8 +3705,8 @@
                 <w:b/>
                 <w:bCs/>
                 <w:color w:val="00B050"/>
-                <w:sz w:val="20"/>
-                <w:szCs w:val="20"/>
+                <w:sz w:val="18"/>
+                <w:szCs w:val="18"/>
               </w:rPr>
             </w:pPr>
             <w:r>
@@ -412,90 +3714,50 @@
                 <w:b/>
                 <w:bCs/>
                 <w:color w:val="00B050"/>
-                <w:sz w:val="20"/>
-                <w:szCs w:val="20"/>
-              </w:rPr>
-              <w:t>0</w:t>
-            </w:r>
-            <w:r>
-              <w:rPr>
-                <w:b/>
-                <w:bCs/>
-                <w:color w:val="00B050"/>
-                <w:sz w:val="20"/>
-                <w:szCs w:val="20"/>
-              </w:rPr>
-              <w:t>,0</w:t>
-            </w:r>
-            <w:r>
-              <w:rPr>
-                <w:b/>
-                <w:bCs/>
-                <w:color w:val="00B050"/>
-                <w:sz w:val="20"/>
-                <w:szCs w:val="20"/>
-              </w:rPr>
-              <w:t>5</w:t>
-            </w:r>
-            <w:r>
-              <w:rPr>
-                <w:b/>
-                <w:bCs/>
-                <w:color w:val="00B050"/>
-                <w:sz w:val="20"/>
-                <w:szCs w:val="20"/>
-              </w:rPr>
-              <w:t xml:space="preserve"> $</w:t>
-            </w:r>
-          </w:p>
-        </w:tc>
-        <w:tc>
-          <w:tcPr>
-            <w:tcW w:w="3055" w:type="dxa"/>
-          </w:tcPr>
-          <w:p>
-            <w:pPr>
-              <w:rPr>
-                <w:rFonts w:asciiTheme="majorHAnsi" w:hAnsiTheme="majorHAnsi"/>
-                <w:sz w:val="20"/>
-                <w:szCs w:val="20"/>
-              </w:rPr>
-            </w:pPr>
-            <w:r>
-              <w:rPr>
-                <w:rFonts w:asciiTheme="majorHAnsi" w:hAnsiTheme="majorHAnsi"/>
-                <w:sz w:val="20"/>
-                <w:szCs w:val="20"/>
-              </w:rPr>
-              <w:t xml:space="preserve">par </w:t>
-            </w:r>
-            <w:r>
-              <w:rPr>
-                <w:rFonts w:asciiTheme="majorHAnsi" w:hAnsiTheme="majorHAnsi"/>
-                <w:sz w:val="20"/>
-                <w:szCs w:val="20"/>
-              </w:rPr>
-              <w:t>document</w:t>
+                <w:sz w:val="18"/>
+                <w:szCs w:val="18"/>
+              </w:rPr>
+              <w:t>0,05 $</w:t>
+            </w:r>
+          </w:p>
+        </w:tc>
+        <w:tc>
+          <w:tcPr>
+            <w:tcW w:w="2515" w:type="dxa"/>
+          </w:tcPr>
+          <w:p>
+            <w:pPr>
+              <w:rPr>
+                <w:rFonts w:asciiTheme="majorHAnsi" w:hAnsiTheme="majorHAnsi"/>
+                <w:sz w:val="18"/>
+                <w:szCs w:val="18"/>
+              </w:rPr>
+            </w:pPr>
+            <w:r>
+              <w:rPr>
+                <w:rFonts w:asciiTheme="majorHAnsi" w:hAnsiTheme="majorHAnsi"/>
+                <w:sz w:val="18"/>
+                <w:szCs w:val="18"/>
+              </w:rPr>
+              <w:t>par document</w:t>
             </w:r>
           </w:p>
         </w:tc>
       </w:tr>
       <w:tr>
-        <w:trPr>
-          <w:trHeight w:val="287"/>
-        </w:trPr>
         <w:tc>
           <w:tcPr>
             <w:tcW w:w="1814" w:type="dxa"/>
-          </w:tcPr>
-          <w:p>
-            <w:pPr>
-              <w:rPr>
-                <w:rFonts w:asciiTheme="majorHAnsi" w:hAnsiTheme="majorHAnsi"/>
-                <w:b/>
-                <w:bCs/>
-                <w:sz w:val="20"/>
-                <w:szCs w:val="20"/>
+            <w:vMerge/>
+          </w:tcPr>
+          <w:p>
+            <w:pPr>
+              <w:rPr>
+                <w:rFonts w:asciiTheme="majorHAnsi" w:hAnsiTheme="majorHAnsi"/>
+                <w:b/>
+                <w:bCs/>
+                <w:sz w:val="18"/>
+                <w:szCs w:val="18"/>
               </w:rPr>
             </w:pPr>
           </w:p>
@@ -510,17 +3772,17 @@
                 <w:rFonts w:asciiTheme="majorHAnsi" w:hAnsiTheme="majorHAnsi"/>
                 <w:b/>
                 <w:bCs/>
-                <w:sz w:val="20"/>
-                <w:szCs w:val="20"/>
-              </w:rPr>
-            </w:pPr>
-            <w:r>
-              <w:rPr>
-                <w:rFonts w:asciiTheme="majorHAnsi" w:hAnsiTheme="majorHAnsi"/>
-                <w:b/>
-                <w:bCs/>
-                <w:sz w:val="20"/>
-                <w:szCs w:val="20"/>
+                <w:sz w:val="18"/>
+                <w:szCs w:val="18"/>
+              </w:rPr>
+            </w:pPr>
+            <w:r>
+              <w:rPr>
+                <w:rFonts w:asciiTheme="majorHAnsi" w:hAnsiTheme="majorHAnsi"/>
+                <w:b/>
+                <w:bCs/>
+                <w:sz w:val="18"/>
+                <w:szCs w:val="18"/>
               </w:rPr>
               <w:t>Rapports</w:t>
             </w:r>
@@ -528,21 +3790,29 @@
         </w:tc>
         <w:tc>
           <w:tcPr>
-            <w:tcW w:w="4473" w:type="dxa"/>
-          </w:tcPr>
-          <w:p>
-            <w:pPr>
-              <w:rPr>
-                <w:rFonts w:asciiTheme="majorHAnsi" w:hAnsiTheme="majorHAnsi"/>
-                <w:sz w:val="20"/>
-                <w:szCs w:val="20"/>
-              </w:rPr>
-            </w:pPr>
-          </w:p>
-        </w:tc>
-        <w:tc>
-          <w:tcPr>
-            <w:tcW w:w="1440" w:type="dxa"/>
+            <w:tcW w:w="5193" w:type="dxa"/>
+          </w:tcPr>
+          <w:p>
+            <w:pPr>
+              <w:rPr>
+                <w:rFonts w:asciiTheme="majorHAnsi" w:hAnsiTheme="majorHAnsi"/>
+                <w:sz w:val="18"/>
+                <w:szCs w:val="18"/>
+              </w:rPr>
+            </w:pPr>
+            <w:r>
+              <w:rPr>
+                <w:rFonts w:asciiTheme="majorHAnsi" w:hAnsiTheme="majorHAnsi"/>
+                <w:sz w:val="18"/>
+                <w:szCs w:val="18"/>
+              </w:rPr>
+              <w:t>Rapport central et sections</w:t>
+            </w:r>
+          </w:p>
+        </w:tc>
+        <w:tc>
+          <w:tcPr>
+            <w:tcW w:w="1260" w:type="dxa"/>
           </w:tcPr>
           <w:p>
             <w:pPr>
@@ -551,31 +3821,46 @@
                 <w:b/>
                 <w:bCs/>
                 <w:color w:val="00B050"/>
-                <w:sz w:val="20"/>
-                <w:szCs w:val="20"/>
-              </w:rPr>
-            </w:pPr>
-          </w:p>
-        </w:tc>
-        <w:tc>
-          <w:tcPr>
-            <w:tcW w:w="3055" w:type="dxa"/>
-          </w:tcPr>
-          <w:p>
-            <w:pPr>
-              <w:rPr>
-                <w:rFonts w:asciiTheme="majorHAnsi" w:hAnsiTheme="majorHAnsi"/>
-                <w:sz w:val="20"/>
-                <w:szCs w:val="20"/>
-              </w:rPr>
-            </w:pPr>
+                <w:sz w:val="18"/>
+                <w:szCs w:val="18"/>
+              </w:rPr>
+            </w:pPr>
+            <w:r>
+              <w:rPr>
+                <w:b/>
+                <w:bCs/>
+                <w:color w:val="0070C0"/>
+                <w:sz w:val="18"/>
+                <w:szCs w:val="18"/>
+              </w:rPr>
+              <w:t>1,00 $</w:t>
+            </w:r>
+          </w:p>
+        </w:tc>
+        <w:tc>
+          <w:tcPr>
+            <w:tcW w:w="2515" w:type="dxa"/>
+          </w:tcPr>
+          <w:p>
+            <w:pPr>
+              <w:rPr>
+                <w:rFonts w:asciiTheme="majorHAnsi" w:hAnsiTheme="majorHAnsi"/>
+                <w:sz w:val="18"/>
+                <w:szCs w:val="18"/>
+              </w:rPr>
+            </w:pPr>
+            <w:r>
+              <w:rPr>
+                <w:rFonts w:asciiTheme="majorHAnsi" w:hAnsiTheme="majorHAnsi"/>
+                <w:sz w:val="18"/>
+                <w:szCs w:val="18"/>
+              </w:rPr>
+              <w:t>par rapport central</w:t>
+            </w:r>
           </w:p>
         </w:tc>
       </w:tr>
       <w:tr>
-        <w:trPr>
-          <w:trHeight w:val="287"/>
-        </w:trPr>
         <w:tc>
           <w:tcPr>
             <w:tcW w:w="1814" w:type="dxa"/>
@@ -588,17 +3873,17 @@
                 <w:rFonts w:asciiTheme="majorHAnsi" w:hAnsiTheme="majorHAnsi"/>
                 <w:b/>
                 <w:bCs/>
-                <w:sz w:val="20"/>
-                <w:szCs w:val="20"/>
-              </w:rPr>
-            </w:pPr>
-            <w:r>
-              <w:rPr>
-                <w:rFonts w:asciiTheme="majorHAnsi" w:hAnsiTheme="majorHAnsi"/>
-                <w:b/>
-                <w:bCs/>
-                <w:sz w:val="20"/>
-                <w:szCs w:val="20"/>
+                <w:sz w:val="18"/>
+                <w:szCs w:val="18"/>
+              </w:rPr>
+            </w:pPr>
+            <w:r>
+              <w:rPr>
+                <w:rFonts w:asciiTheme="majorHAnsi" w:hAnsiTheme="majorHAnsi"/>
+                <w:b/>
+                <w:bCs/>
+                <w:sz w:val="18"/>
+                <w:szCs w:val="18"/>
               </w:rPr>
               <w:t>Territoire</w:t>
             </w:r>
@@ -616,17 +3901,17 @@
                 <w:rFonts w:asciiTheme="majorHAnsi" w:hAnsiTheme="majorHAnsi"/>
                 <w:b/>
                 <w:bCs/>
-                <w:sz w:val="20"/>
-                <w:szCs w:val="20"/>
-              </w:rPr>
-            </w:pPr>
-            <w:r>
-              <w:rPr>
-                <w:rFonts w:asciiTheme="majorHAnsi" w:hAnsiTheme="majorHAnsi"/>
-                <w:b/>
-                <w:bCs/>
-                <w:sz w:val="20"/>
-                <w:szCs w:val="20"/>
+                <w:sz w:val="18"/>
+                <w:szCs w:val="18"/>
+              </w:rPr>
+            </w:pPr>
+            <w:r>
+              <w:rPr>
+                <w:rFonts w:asciiTheme="majorHAnsi" w:hAnsiTheme="majorHAnsi"/>
+                <w:b/>
+                <w:bCs/>
+                <w:sz w:val="18"/>
+                <w:szCs w:val="18"/>
               </w:rPr>
               <w:t>Dossier adresse</w:t>
             </w:r>
@@ -634,22 +3919,22 @@
         </w:tc>
         <w:tc>
           <w:tcPr>
-            <w:tcW w:w="4473" w:type="dxa"/>
+            <w:tcW w:w="5193" w:type="dxa"/>
             <w:shd w:val="clear" w:color="auto" w:fill="D9D9D9" w:themeFill="background1" w:themeFillShade="D9"/>
           </w:tcPr>
           <w:p>
             <w:pPr>
               <w:rPr>
                 <w:rFonts w:asciiTheme="majorHAnsi" w:hAnsiTheme="majorHAnsi"/>
-                <w:sz w:val="20"/>
-                <w:szCs w:val="20"/>
-              </w:rPr>
-            </w:pPr>
-            <w:r>
-              <w:rPr>
-                <w:rFonts w:asciiTheme="majorHAnsi" w:hAnsiTheme="majorHAnsi"/>
-                <w:sz w:val="20"/>
-                <w:szCs w:val="20"/>
+                <w:sz w:val="18"/>
+                <w:szCs w:val="18"/>
+              </w:rPr>
+            </w:pPr>
+            <w:r>
+              <w:rPr>
+                <w:rFonts w:asciiTheme="majorHAnsi" w:hAnsiTheme="majorHAnsi"/>
+                <w:sz w:val="18"/>
+                <w:szCs w:val="18"/>
               </w:rPr>
               <w:t>Dossiers actifs</w:t>
             </w:r>
@@ -657,7 +3942,7 @@
         </w:tc>
         <w:tc>
           <w:tcPr>
-            <w:tcW w:w="1440" w:type="dxa"/>
+            <w:tcW w:w="1260" w:type="dxa"/>
             <w:shd w:val="clear" w:color="auto" w:fill="D9D9D9" w:themeFill="background1" w:themeFillShade="D9"/>
           </w:tcPr>
           <w:p>
@@ -665,8 +3950,8 @@
               <w:jc w:val="right"/>
               <w:rPr>
                 <w:rFonts w:asciiTheme="majorHAnsi" w:hAnsiTheme="majorHAnsi"/>
-                <w:sz w:val="20"/>
-                <w:szCs w:val="20"/>
+                <w:sz w:val="18"/>
+                <w:szCs w:val="18"/>
               </w:rPr>
             </w:pPr>
             <w:r>
@@ -674,99 +3959,38 @@
                 <w:b/>
                 <w:bCs/>
                 <w:color w:val="0070C0"/>
-                <w:sz w:val="20"/>
-                <w:szCs w:val="20"/>
-              </w:rPr>
-              <w:t>1</w:t>
-            </w:r>
-            <w:r>
-              <w:rPr>
-                <w:b/>
-                <w:bCs/>
-                <w:color w:val="0070C0"/>
-                <w:sz w:val="20"/>
-                <w:szCs w:val="20"/>
-              </w:rPr>
-              <w:t>,</w:t>
-            </w:r>
-            <w:r>
-              <w:rPr>
-                <w:b/>
-                <w:bCs/>
-                <w:color w:val="0070C0"/>
-                <w:sz w:val="20"/>
-                <w:szCs w:val="20"/>
-              </w:rPr>
-              <w:t>0</w:t>
-            </w:r>
-            <w:r>
-              <w:rPr>
-                <w:b/>
-                <w:bCs/>
-                <w:color w:val="0070C0"/>
-                <w:sz w:val="20"/>
-                <w:szCs w:val="20"/>
-              </w:rPr>
-              <w:t>0</w:t>
-            </w:r>
-            <w:r>
-              <w:rPr>
-                <w:b/>
-                <w:bCs/>
-                <w:color w:val="0070C0"/>
-                <w:sz w:val="20"/>
-                <w:szCs w:val="20"/>
-              </w:rPr>
-              <w:t xml:space="preserve"> </w:t>
-            </w:r>
-            <w:r>
-              <w:rPr>
-                <w:b/>
-                <w:bCs/>
-                <w:color w:val="0070C0"/>
-                <w:sz w:val="20"/>
-                <w:szCs w:val="20"/>
-              </w:rPr>
-              <w:t>$</w:t>
-            </w:r>
-          </w:p>
-        </w:tc>
-        <w:tc>
-          <w:tcPr>
-            <w:tcW w:w="3055" w:type="dxa"/>
+                <w:sz w:val="18"/>
+                <w:szCs w:val="18"/>
+              </w:rPr>
+              <w:t>1,00 $</w:t>
+            </w:r>
+          </w:p>
+        </w:tc>
+        <w:tc>
+          <w:tcPr>
+            <w:tcW w:w="2515" w:type="dxa"/>
             <w:shd w:val="clear" w:color="auto" w:fill="D9D9D9" w:themeFill="background1" w:themeFillShade="D9"/>
           </w:tcPr>
           <w:p>
             <w:pPr>
               <w:rPr>
                 <w:rFonts w:asciiTheme="majorHAnsi" w:hAnsiTheme="majorHAnsi"/>
-                <w:sz w:val="20"/>
-                <w:szCs w:val="20"/>
-              </w:rPr>
-            </w:pPr>
-            <w:r>
-              <w:rPr>
-                <w:rFonts w:asciiTheme="majorHAnsi" w:hAnsiTheme="majorHAnsi"/>
-                <w:sz w:val="20"/>
-                <w:szCs w:val="20"/>
-              </w:rPr>
-              <w:t xml:space="preserve">par </w:t>
-            </w:r>
-            <w:r>
-              <w:rPr>
-                <w:rFonts w:asciiTheme="majorHAnsi" w:hAnsiTheme="majorHAnsi"/>
-                <w:sz w:val="20"/>
-                <w:szCs w:val="20"/>
-              </w:rPr>
-              <w:t>dossier adresse actif</w:t>
+                <w:sz w:val="18"/>
+                <w:szCs w:val="18"/>
+              </w:rPr>
+            </w:pPr>
+            <w:r>
+              <w:rPr>
+                <w:rFonts w:asciiTheme="majorHAnsi" w:hAnsiTheme="majorHAnsi"/>
+                <w:sz w:val="18"/>
+                <w:szCs w:val="18"/>
+              </w:rPr>
+              <w:t>par dossier adresse actif</w:t>
             </w:r>
           </w:p>
         </w:tc>
       </w:tr>
       <w:tr>
-        <w:trPr>
-          <w:trHeight w:val="287"/>
-        </w:trPr>
         <w:tc>
           <w:tcPr>
             <w:tcW w:w="1814" w:type="dxa"/>
@@ -779,8 +4003,8 @@
                 <w:rFonts w:asciiTheme="majorHAnsi" w:hAnsiTheme="majorHAnsi"/>
                 <w:b/>
                 <w:bCs/>
-                <w:sz w:val="20"/>
-                <w:szCs w:val="20"/>
+                <w:sz w:val="18"/>
+                <w:szCs w:val="18"/>
               </w:rPr>
             </w:pPr>
           </w:p>
@@ -797,30 +4021,30 @@
                 <w:rFonts w:asciiTheme="majorHAnsi" w:hAnsiTheme="majorHAnsi"/>
                 <w:b/>
                 <w:bCs/>
-                <w:sz w:val="20"/>
-                <w:szCs w:val="20"/>
-              </w:rPr>
-            </w:pPr>
-          </w:p>
-        </w:tc>
-        <w:tc>
-          <w:tcPr>
-            <w:tcW w:w="4473" w:type="dxa"/>
+                <w:sz w:val="18"/>
+                <w:szCs w:val="18"/>
+              </w:rPr>
+            </w:pPr>
+          </w:p>
+        </w:tc>
+        <w:tc>
+          <w:tcPr>
+            <w:tcW w:w="5193" w:type="dxa"/>
             <w:shd w:val="clear" w:color="auto" w:fill="D9D9D9" w:themeFill="background1" w:themeFillShade="D9"/>
           </w:tcPr>
           <w:p>
             <w:pPr>
               <w:rPr>
                 <w:rFonts w:asciiTheme="majorHAnsi" w:hAnsiTheme="majorHAnsi"/>
-                <w:sz w:val="20"/>
-                <w:szCs w:val="20"/>
-              </w:rPr>
-            </w:pPr>
-            <w:r>
-              <w:rPr>
-                <w:rFonts w:asciiTheme="majorHAnsi" w:hAnsiTheme="majorHAnsi"/>
-                <w:sz w:val="20"/>
-                <w:szCs w:val="20"/>
+                <w:sz w:val="18"/>
+                <w:szCs w:val="18"/>
+              </w:rPr>
+            </w:pPr>
+            <w:r>
+              <w:rPr>
+                <w:rFonts w:asciiTheme="majorHAnsi" w:hAnsiTheme="majorHAnsi"/>
+                <w:sz w:val="18"/>
+                <w:szCs w:val="18"/>
               </w:rPr>
               <w:t>Copies antérieures de dossiers, pour archives</w:t>
             </w:r>
@@ -828,7 +4052,7 @@
         </w:tc>
         <w:tc>
           <w:tcPr>
-            <w:tcW w:w="1440" w:type="dxa"/>
+            <w:tcW w:w="1260" w:type="dxa"/>
             <w:shd w:val="clear" w:color="auto" w:fill="D9D9D9" w:themeFill="background1" w:themeFillShade="D9"/>
           </w:tcPr>
           <w:p>
@@ -838,8 +4062,8 @@
                 <w:b/>
                 <w:bCs/>
                 <w:color w:val="0070C0"/>
-                <w:sz w:val="20"/>
-                <w:szCs w:val="20"/>
+                <w:sz w:val="18"/>
+                <w:szCs w:val="18"/>
               </w:rPr>
             </w:pPr>
             <w:r>
@@ -847,8 +4071,8 @@
                 <w:b/>
                 <w:bCs/>
                 <w:color w:val="00B050"/>
-                <w:sz w:val="20"/>
-                <w:szCs w:val="20"/>
+                <w:sz w:val="18"/>
+                <w:szCs w:val="18"/>
               </w:rPr>
               <w:t>0,05 $</w:t>
             </w:r>
@@ -856,40 +4080,29 @@
         </w:tc>
         <w:tc>
           <w:tcPr>
-            <w:tcW w:w="3055" w:type="dxa"/>
+            <w:tcW w:w="2515" w:type="dxa"/>
             <w:shd w:val="clear" w:color="auto" w:fill="D9D9D9" w:themeFill="background1" w:themeFillShade="D9"/>
           </w:tcPr>
           <w:p>
             <w:pPr>
               <w:rPr>
                 <w:rFonts w:asciiTheme="majorHAnsi" w:hAnsiTheme="majorHAnsi"/>
-                <w:sz w:val="20"/>
-                <w:szCs w:val="20"/>
-              </w:rPr>
-            </w:pPr>
-            <w:r>
-              <w:rPr>
-                <w:rFonts w:asciiTheme="majorHAnsi" w:hAnsiTheme="majorHAnsi"/>
-                <w:sz w:val="20"/>
-                <w:szCs w:val="20"/>
-              </w:rPr>
-              <w:t xml:space="preserve">par dossier adresse </w:t>
-            </w:r>
-            <w:r>
-              <w:rPr>
-                <w:rFonts w:asciiTheme="majorHAnsi" w:hAnsiTheme="majorHAnsi"/>
-                <w:sz w:val="20"/>
-                <w:szCs w:val="20"/>
-              </w:rPr>
-              <w:t>antérieur</w:t>
+                <w:sz w:val="18"/>
+                <w:szCs w:val="18"/>
+              </w:rPr>
+            </w:pPr>
+            <w:r>
+              <w:rPr>
+                <w:rFonts w:asciiTheme="majorHAnsi" w:hAnsiTheme="majorHAnsi"/>
+                <w:sz w:val="18"/>
+                <w:szCs w:val="18"/>
+              </w:rPr>
+              <w:t>par dossier adresse antérieur</w:t>
             </w:r>
           </w:p>
         </w:tc>
       </w:tr>
       <w:tr>
-        <w:trPr>
-          <w:trHeight w:val="287"/>
-        </w:trPr>
         <w:tc>
           <w:tcPr>
             <w:tcW w:w="1814" w:type="dxa"/>
@@ -902,8 +4115,8 @@
                 <w:rFonts w:asciiTheme="majorHAnsi" w:hAnsiTheme="majorHAnsi"/>
                 <w:b/>
                 <w:bCs/>
-                <w:sz w:val="20"/>
-                <w:szCs w:val="20"/>
+                <w:sz w:val="18"/>
+                <w:szCs w:val="18"/>
               </w:rPr>
             </w:pPr>
           </w:p>
@@ -920,30 +4133,30 @@
                 <w:rFonts w:asciiTheme="majorHAnsi" w:hAnsiTheme="majorHAnsi"/>
                 <w:b/>
                 <w:bCs/>
-                <w:sz w:val="20"/>
-                <w:szCs w:val="20"/>
-              </w:rPr>
-            </w:pPr>
-          </w:p>
-        </w:tc>
-        <w:tc>
-          <w:tcPr>
-            <w:tcW w:w="4473" w:type="dxa"/>
+                <w:sz w:val="18"/>
+                <w:szCs w:val="18"/>
+              </w:rPr>
+            </w:pPr>
+          </w:p>
+        </w:tc>
+        <w:tc>
+          <w:tcPr>
+            <w:tcW w:w="5193" w:type="dxa"/>
             <w:shd w:val="clear" w:color="auto" w:fill="D9D9D9" w:themeFill="background1" w:themeFillShade="D9"/>
           </w:tcPr>
           <w:p>
             <w:pPr>
               <w:rPr>
                 <w:rFonts w:asciiTheme="majorHAnsi" w:hAnsiTheme="majorHAnsi"/>
-                <w:sz w:val="20"/>
-                <w:szCs w:val="20"/>
-              </w:rPr>
-            </w:pPr>
-            <w:r>
-              <w:rPr>
-                <w:rFonts w:asciiTheme="majorHAnsi" w:hAnsiTheme="majorHAnsi"/>
-                <w:sz w:val="20"/>
-                <w:szCs w:val="20"/>
+                <w:sz w:val="18"/>
+                <w:szCs w:val="18"/>
+              </w:rPr>
+            </w:pPr>
+            <w:r>
+              <w:rPr>
+                <w:rFonts w:asciiTheme="majorHAnsi" w:hAnsiTheme="majorHAnsi"/>
+                <w:sz w:val="18"/>
+                <w:szCs w:val="18"/>
               </w:rPr>
               <w:t>Dossiers affectés à une tablette mobile</w:t>
             </w:r>
@@ -951,7 +4164,7 @@
         </w:tc>
         <w:tc>
           <w:tcPr>
-            <w:tcW w:w="1440" w:type="dxa"/>
+            <w:tcW w:w="1260" w:type="dxa"/>
             <w:shd w:val="clear" w:color="auto" w:fill="D9D9D9" w:themeFill="background1" w:themeFillShade="D9"/>
           </w:tcPr>
           <w:p>
@@ -961,8 +4174,8 @@
                 <w:b/>
                 <w:bCs/>
                 <w:color w:val="0070C0"/>
-                <w:sz w:val="20"/>
-                <w:szCs w:val="20"/>
+                <w:sz w:val="18"/>
+                <w:szCs w:val="18"/>
               </w:rPr>
             </w:pPr>
             <w:r>
@@ -970,8 +4183,8 @@
                 <w:b/>
                 <w:bCs/>
                 <w:color w:val="00B050"/>
-                <w:sz w:val="20"/>
-                <w:szCs w:val="20"/>
+                <w:sz w:val="18"/>
+                <w:szCs w:val="18"/>
               </w:rPr>
               <w:t>0,05 $</w:t>
             </w:r>
@@ -979,40 +4192,29 @@
         </w:tc>
         <w:tc>
           <w:tcPr>
-            <w:tcW w:w="3055" w:type="dxa"/>
+            <w:tcW w:w="2515" w:type="dxa"/>
             <w:shd w:val="clear" w:color="auto" w:fill="D9D9D9" w:themeFill="background1" w:themeFillShade="D9"/>
           </w:tcPr>
           <w:p>
             <w:pPr>
               <w:rPr>
                 <w:rFonts w:asciiTheme="majorHAnsi" w:hAnsiTheme="majorHAnsi"/>
-                <w:sz w:val="20"/>
-                <w:szCs w:val="20"/>
-              </w:rPr>
-            </w:pPr>
-            <w:r>
-              <w:rPr>
-                <w:rFonts w:asciiTheme="majorHAnsi" w:hAnsiTheme="majorHAnsi"/>
-                <w:sz w:val="20"/>
-                <w:szCs w:val="20"/>
-              </w:rPr>
-              <w:t xml:space="preserve">par dossier adresse </w:t>
-            </w:r>
-            <w:r>
-              <w:rPr>
-                <w:rFonts w:asciiTheme="majorHAnsi" w:hAnsiTheme="majorHAnsi"/>
-                <w:sz w:val="20"/>
-                <w:szCs w:val="20"/>
-              </w:rPr>
-              <w:t>mobile</w:t>
+                <w:sz w:val="18"/>
+                <w:szCs w:val="18"/>
+              </w:rPr>
+            </w:pPr>
+            <w:r>
+              <w:rPr>
+                <w:rFonts w:asciiTheme="majorHAnsi" w:hAnsiTheme="majorHAnsi"/>
+                <w:sz w:val="18"/>
+                <w:szCs w:val="18"/>
+              </w:rPr>
+              <w:t>par dossier adresse mobile</w:t>
             </w:r>
           </w:p>
         </w:tc>
       </w:tr>
       <w:tr>
-        <w:trPr>
-          <w:trHeight w:val="287"/>
-        </w:trPr>
         <w:tc>
           <w:tcPr>
             <w:tcW w:w="1814" w:type="dxa"/>
@@ -1023,8 +4225,8 @@
             <w:pPr>
               <w:rPr>
                 <w:rFonts w:asciiTheme="majorHAnsi" w:hAnsiTheme="majorHAnsi"/>
-                <w:sz w:val="20"/>
-                <w:szCs w:val="20"/>
+                <w:sz w:val="18"/>
+                <w:szCs w:val="18"/>
               </w:rPr>
             </w:pPr>
           </w:p>
@@ -1040,17 +4242,17 @@
                 <w:rFonts w:asciiTheme="majorHAnsi" w:hAnsiTheme="majorHAnsi"/>
                 <w:b/>
                 <w:bCs/>
-                <w:sz w:val="20"/>
-                <w:szCs w:val="20"/>
-              </w:rPr>
-            </w:pPr>
-            <w:r>
-              <w:rPr>
-                <w:rFonts w:asciiTheme="majorHAnsi" w:hAnsiTheme="majorHAnsi"/>
-                <w:b/>
-                <w:bCs/>
-                <w:sz w:val="20"/>
-                <w:szCs w:val="20"/>
+                <w:sz w:val="18"/>
+                <w:szCs w:val="18"/>
+              </w:rPr>
+            </w:pPr>
+            <w:r>
+              <w:rPr>
+                <w:rFonts w:asciiTheme="majorHAnsi" w:hAnsiTheme="majorHAnsi"/>
+                <w:b/>
+                <w:bCs/>
+                <w:sz w:val="18"/>
+                <w:szCs w:val="18"/>
               </w:rPr>
               <w:t>Plan d’intervention</w:t>
             </w:r>
@@ -1058,22 +4260,22 @@
         </w:tc>
         <w:tc>
           <w:tcPr>
-            <w:tcW w:w="4473" w:type="dxa"/>
+            <w:tcW w:w="5193" w:type="dxa"/>
             <w:shd w:val="clear" w:color="auto" w:fill="D9D9D9" w:themeFill="background1" w:themeFillShade="D9"/>
           </w:tcPr>
           <w:p>
             <w:pPr>
               <w:rPr>
                 <w:rFonts w:asciiTheme="majorHAnsi" w:hAnsiTheme="majorHAnsi"/>
-                <w:sz w:val="20"/>
-                <w:szCs w:val="20"/>
-              </w:rPr>
-            </w:pPr>
-            <w:r>
-              <w:rPr>
-                <w:rFonts w:asciiTheme="majorHAnsi" w:hAnsiTheme="majorHAnsi"/>
-                <w:sz w:val="20"/>
-                <w:szCs w:val="20"/>
+                <w:sz w:val="18"/>
+                <w:szCs w:val="18"/>
+              </w:rPr>
+            </w:pPr>
+            <w:r>
+              <w:rPr>
+                <w:rFonts w:asciiTheme="majorHAnsi" w:hAnsiTheme="majorHAnsi"/>
+                <w:sz w:val="18"/>
+                <w:szCs w:val="18"/>
               </w:rPr>
               <w:t>Plans et toutes les données liées</w:t>
             </w:r>
@@ -1081,7 +4283,7 @@
         </w:tc>
         <w:tc>
           <w:tcPr>
-            <w:tcW w:w="1440" w:type="dxa"/>
+            <w:tcW w:w="1260" w:type="dxa"/>
             <w:shd w:val="clear" w:color="auto" w:fill="D9D9D9" w:themeFill="background1" w:themeFillShade="D9"/>
           </w:tcPr>
           <w:p>
@@ -1090,8 +4292,8 @@
               <w:rPr>
                 <w:rFonts w:asciiTheme="majorHAnsi" w:hAnsiTheme="majorHAnsi"/>
                 <w:color w:val="E97132" w:themeColor="accent2"/>
-                <w:sz w:val="20"/>
-                <w:szCs w:val="20"/>
+                <w:sz w:val="18"/>
+                <w:szCs w:val="18"/>
               </w:rPr>
             </w:pPr>
             <w:r>
@@ -1099,59 +4301,38 @@
                 <w:b/>
                 <w:bCs/>
                 <w:color w:val="E97132" w:themeColor="accent2"/>
-                <w:sz w:val="20"/>
-                <w:szCs w:val="20"/>
-              </w:rPr>
-              <w:t>5</w:t>
-            </w:r>
-            <w:r>
-              <w:rPr>
-                <w:b/>
-                <w:bCs/>
-                <w:color w:val="E97132" w:themeColor="accent2"/>
-                <w:sz w:val="20"/>
-                <w:szCs w:val="20"/>
-              </w:rPr>
-              <w:t>,00 $</w:t>
-            </w:r>
-          </w:p>
-        </w:tc>
-        <w:tc>
-          <w:tcPr>
-            <w:tcW w:w="3055" w:type="dxa"/>
+                <w:sz w:val="18"/>
+                <w:szCs w:val="18"/>
+              </w:rPr>
+              <w:t>5,00 $</w:t>
+            </w:r>
+          </w:p>
+        </w:tc>
+        <w:tc>
+          <w:tcPr>
+            <w:tcW w:w="2515" w:type="dxa"/>
             <w:shd w:val="clear" w:color="auto" w:fill="D9D9D9" w:themeFill="background1" w:themeFillShade="D9"/>
           </w:tcPr>
           <w:p>
             <w:pPr>
               <w:rPr>
                 <w:rFonts w:asciiTheme="majorHAnsi" w:hAnsiTheme="majorHAnsi"/>
-                <w:sz w:val="20"/>
-                <w:szCs w:val="20"/>
-              </w:rPr>
-            </w:pPr>
-            <w:r>
-              <w:rPr>
-                <w:rFonts w:asciiTheme="majorHAnsi" w:hAnsiTheme="majorHAnsi"/>
-                <w:sz w:val="20"/>
-                <w:szCs w:val="20"/>
-              </w:rPr>
-              <w:t xml:space="preserve">par </w:t>
-            </w:r>
-            <w:r>
-              <w:rPr>
-                <w:rFonts w:asciiTheme="majorHAnsi" w:hAnsiTheme="majorHAnsi"/>
-                <w:sz w:val="20"/>
-                <w:szCs w:val="20"/>
-              </w:rPr>
-              <w:t>plan</w:t>
+                <w:sz w:val="18"/>
+                <w:szCs w:val="18"/>
+              </w:rPr>
+            </w:pPr>
+            <w:r>
+              <w:rPr>
+                <w:rFonts w:asciiTheme="majorHAnsi" w:hAnsiTheme="majorHAnsi"/>
+                <w:sz w:val="18"/>
+                <w:szCs w:val="18"/>
+              </w:rPr>
+              <w:t>par plan</w:t>
             </w:r>
           </w:p>
         </w:tc>
       </w:tr>
       <w:tr>
-        <w:trPr>
-          <w:trHeight w:val="287"/>
-        </w:trPr>
         <w:tc>
           <w:tcPr>
             <w:tcW w:w="1814" w:type="dxa"/>
@@ -1162,8 +4343,8 @@
             <w:pPr>
               <w:rPr>
                 <w:rFonts w:asciiTheme="majorHAnsi" w:hAnsiTheme="majorHAnsi"/>
-                <w:sz w:val="20"/>
-                <w:szCs w:val="20"/>
+                <w:sz w:val="18"/>
+                <w:szCs w:val="18"/>
               </w:rPr>
             </w:pPr>
           </w:p>
@@ -1180,17 +4361,17 @@
                 <w:rFonts w:asciiTheme="majorHAnsi" w:hAnsiTheme="majorHAnsi"/>
                 <w:b/>
                 <w:bCs/>
-                <w:sz w:val="20"/>
-                <w:szCs w:val="20"/>
-              </w:rPr>
-            </w:pPr>
-            <w:r>
-              <w:rPr>
-                <w:rFonts w:asciiTheme="majorHAnsi" w:hAnsiTheme="majorHAnsi"/>
-                <w:b/>
-                <w:bCs/>
-                <w:sz w:val="20"/>
-                <w:szCs w:val="20"/>
+                <w:sz w:val="18"/>
+                <w:szCs w:val="18"/>
+              </w:rPr>
+            </w:pPr>
+            <w:r>
+              <w:rPr>
+                <w:rFonts w:asciiTheme="majorHAnsi" w:hAnsiTheme="majorHAnsi"/>
+                <w:b/>
+                <w:bCs/>
+                <w:sz w:val="18"/>
+                <w:szCs w:val="18"/>
               </w:rPr>
               <w:t>Sécurité civile</w:t>
             </w:r>
@@ -1198,22 +4379,22 @@
         </w:tc>
         <w:tc>
           <w:tcPr>
-            <w:tcW w:w="4473" w:type="dxa"/>
+            <w:tcW w:w="5193" w:type="dxa"/>
             <w:shd w:val="clear" w:color="auto" w:fill="D9D9D9" w:themeFill="background1" w:themeFillShade="D9"/>
           </w:tcPr>
           <w:p>
             <w:pPr>
               <w:rPr>
                 <w:rFonts w:asciiTheme="majorHAnsi" w:hAnsiTheme="majorHAnsi"/>
-                <w:sz w:val="20"/>
-                <w:szCs w:val="20"/>
-              </w:rPr>
-            </w:pPr>
-            <w:r>
-              <w:rPr>
-                <w:rFonts w:asciiTheme="majorHAnsi" w:hAnsiTheme="majorHAnsi"/>
-                <w:sz w:val="20"/>
-                <w:szCs w:val="20"/>
+                <w:sz w:val="18"/>
+                <w:szCs w:val="18"/>
+              </w:rPr>
+            </w:pPr>
+            <w:r>
+              <w:rPr>
+                <w:rFonts w:asciiTheme="majorHAnsi" w:hAnsiTheme="majorHAnsi"/>
+                <w:sz w:val="18"/>
+                <w:szCs w:val="18"/>
               </w:rPr>
               <w:t>Plan de sécurité civile et documents afférents</w:t>
             </w:r>
@@ -1221,7 +4402,7 @@
         </w:tc>
         <w:tc>
           <w:tcPr>
-            <w:tcW w:w="1440" w:type="dxa"/>
+            <w:tcW w:w="1260" w:type="dxa"/>
             <w:shd w:val="clear" w:color="auto" w:fill="D9D9D9" w:themeFill="background1" w:themeFillShade="D9"/>
           </w:tcPr>
           <w:p>
@@ -1230,68 +4411,47 @@
               <w:rPr>
                 <w:rFonts w:asciiTheme="majorHAnsi" w:hAnsiTheme="majorHAnsi"/>
                 <w:color w:val="E97132" w:themeColor="accent2"/>
-                <w:sz w:val="20"/>
-                <w:szCs w:val="20"/>
-              </w:rPr>
-            </w:pPr>
-            <w:r>
-              <w:rPr>
-                <w:b/>
-                <w:bCs/>
-                <w:color w:val="E97132" w:themeColor="accent2"/>
-                <w:sz w:val="20"/>
-                <w:szCs w:val="20"/>
-              </w:rPr>
-              <w:t>50</w:t>
-            </w:r>
-            <w:r>
-              <w:rPr>
-                <w:b/>
-                <w:bCs/>
-                <w:color w:val="E97132" w:themeColor="accent2"/>
-                <w:sz w:val="20"/>
-                <w:szCs w:val="20"/>
-              </w:rPr>
-              <w:t>,00 $</w:t>
-            </w:r>
-          </w:p>
-        </w:tc>
-        <w:tc>
-          <w:tcPr>
-            <w:tcW w:w="3055" w:type="dxa"/>
+                <w:sz w:val="18"/>
+                <w:szCs w:val="18"/>
+              </w:rPr>
+            </w:pPr>
+            <w:r>
+              <w:rPr>
+                <w:b/>
+                <w:bCs/>
+                <w:color w:val="0070C0"/>
+                <w:sz w:val="18"/>
+                <w:szCs w:val="18"/>
+              </w:rPr>
+              <w:t>1,00 $</w:t>
+            </w:r>
+          </w:p>
+        </w:tc>
+        <w:tc>
+          <w:tcPr>
+            <w:tcW w:w="2515" w:type="dxa"/>
             <w:shd w:val="clear" w:color="auto" w:fill="D9D9D9" w:themeFill="background1" w:themeFillShade="D9"/>
           </w:tcPr>
           <w:p>
             <w:pPr>
               <w:rPr>
                 <w:rFonts w:asciiTheme="majorHAnsi" w:hAnsiTheme="majorHAnsi"/>
-                <w:sz w:val="20"/>
-                <w:szCs w:val="20"/>
-              </w:rPr>
-            </w:pPr>
-            <w:r>
-              <w:rPr>
-                <w:rFonts w:asciiTheme="majorHAnsi" w:hAnsiTheme="majorHAnsi"/>
-                <w:sz w:val="20"/>
-                <w:szCs w:val="20"/>
-              </w:rPr>
-              <w:t xml:space="preserve">par </w:t>
-            </w:r>
-            <w:r>
-              <w:rPr>
-                <w:rFonts w:asciiTheme="majorHAnsi" w:hAnsiTheme="majorHAnsi"/>
-                <w:sz w:val="20"/>
-                <w:szCs w:val="20"/>
-              </w:rPr>
-              <w:t>plan</w:t>
+                <w:sz w:val="18"/>
+                <w:szCs w:val="18"/>
+              </w:rPr>
+            </w:pPr>
+            <w:r>
+              <w:rPr>
+                <w:rFonts w:asciiTheme="majorHAnsi" w:hAnsiTheme="majorHAnsi"/>
+                <w:sz w:val="18"/>
+                <w:szCs w:val="18"/>
+              </w:rPr>
+              <w:t>par document</w:t>
             </w:r>
           </w:p>
         </w:tc>
       </w:tr>
       <w:tr>
-        <w:trPr>
-          <w:trHeight w:val="287"/>
-        </w:trPr>
         <w:tc>
           <w:tcPr>
             <w:tcW w:w="1814" w:type="dxa"/>
@@ -1302,8 +4462,8 @@
             <w:pPr>
               <w:rPr>
                 <w:rFonts w:asciiTheme="majorHAnsi" w:hAnsiTheme="majorHAnsi"/>
-                <w:sz w:val="20"/>
-                <w:szCs w:val="20"/>
+                <w:sz w:val="18"/>
+                <w:szCs w:val="18"/>
               </w:rPr>
             </w:pPr>
           </w:p>
@@ -1320,30 +4480,30 @@
                 <w:rFonts w:asciiTheme="majorHAnsi" w:hAnsiTheme="majorHAnsi"/>
                 <w:b/>
                 <w:bCs/>
-                <w:sz w:val="20"/>
-                <w:szCs w:val="20"/>
-              </w:rPr>
-            </w:pPr>
-          </w:p>
-        </w:tc>
-        <w:tc>
-          <w:tcPr>
-            <w:tcW w:w="4473" w:type="dxa"/>
+                <w:sz w:val="18"/>
+                <w:szCs w:val="18"/>
+              </w:rPr>
+            </w:pPr>
+          </w:p>
+        </w:tc>
+        <w:tc>
+          <w:tcPr>
+            <w:tcW w:w="5193" w:type="dxa"/>
             <w:shd w:val="clear" w:color="auto" w:fill="D9D9D9" w:themeFill="background1" w:themeFillShade="D9"/>
           </w:tcPr>
           <w:p>
             <w:pPr>
               <w:rPr>
                 <w:rFonts w:asciiTheme="majorHAnsi" w:hAnsiTheme="majorHAnsi"/>
-                <w:sz w:val="20"/>
-                <w:szCs w:val="20"/>
-              </w:rPr>
-            </w:pPr>
-            <w:r>
-              <w:rPr>
-                <w:rFonts w:asciiTheme="majorHAnsi" w:hAnsiTheme="majorHAnsi"/>
-                <w:sz w:val="20"/>
-                <w:szCs w:val="20"/>
+                <w:sz w:val="18"/>
+                <w:szCs w:val="18"/>
+              </w:rPr>
+            </w:pPr>
+            <w:r>
+              <w:rPr>
+                <w:rFonts w:asciiTheme="majorHAnsi" w:hAnsiTheme="majorHAnsi"/>
+                <w:sz w:val="18"/>
+                <w:szCs w:val="18"/>
               </w:rPr>
               <w:t>Interventions et simulations</w:t>
             </w:r>
@@ -1351,7 +4511,7 @@
         </w:tc>
         <w:tc>
           <w:tcPr>
-            <w:tcW w:w="1440" w:type="dxa"/>
+            <w:tcW w:w="1260" w:type="dxa"/>
             <w:shd w:val="clear" w:color="auto" w:fill="D9D9D9" w:themeFill="background1" w:themeFillShade="D9"/>
           </w:tcPr>
           <w:p>
@@ -1361,8 +4521,8 @@
                 <w:b/>
                 <w:bCs/>
                 <w:color w:val="0070C0"/>
-                <w:sz w:val="20"/>
-                <w:szCs w:val="20"/>
+                <w:sz w:val="18"/>
+                <w:szCs w:val="18"/>
               </w:rPr>
             </w:pPr>
             <w:r>
@@ -1370,99 +4530,38 @@
                 <w:b/>
                 <w:bCs/>
                 <w:color w:val="0070C0"/>
-                <w:sz w:val="20"/>
-                <w:szCs w:val="20"/>
-              </w:rPr>
-              <w:t>1</w:t>
-            </w:r>
-            <w:r>
-              <w:rPr>
-                <w:b/>
-                <w:bCs/>
-                <w:color w:val="0070C0"/>
-                <w:sz w:val="20"/>
-                <w:szCs w:val="20"/>
-              </w:rPr>
-              <w:t>,</w:t>
-            </w:r>
-            <w:r>
-              <w:rPr>
-                <w:b/>
-                <w:bCs/>
-                <w:color w:val="0070C0"/>
-                <w:sz w:val="20"/>
-                <w:szCs w:val="20"/>
-              </w:rPr>
-              <w:t>0</w:t>
-            </w:r>
-            <w:r>
-              <w:rPr>
-                <w:b/>
-                <w:bCs/>
-                <w:color w:val="0070C0"/>
-                <w:sz w:val="20"/>
-                <w:szCs w:val="20"/>
-              </w:rPr>
-              <w:t>0</w:t>
-            </w:r>
-            <w:r>
-              <w:rPr>
-                <w:b/>
-                <w:bCs/>
-                <w:color w:val="0070C0"/>
-                <w:sz w:val="20"/>
-                <w:szCs w:val="20"/>
-              </w:rPr>
-              <w:t xml:space="preserve"> </w:t>
-            </w:r>
-            <w:r>
-              <w:rPr>
-                <w:b/>
-                <w:bCs/>
-                <w:color w:val="0070C0"/>
-                <w:sz w:val="20"/>
-                <w:szCs w:val="20"/>
-              </w:rPr>
-              <w:t>$</w:t>
-            </w:r>
-          </w:p>
-        </w:tc>
-        <w:tc>
-          <w:tcPr>
-            <w:tcW w:w="3055" w:type="dxa"/>
+                <w:sz w:val="18"/>
+                <w:szCs w:val="18"/>
+              </w:rPr>
+              <w:t>1,00 $</w:t>
+            </w:r>
+          </w:p>
+        </w:tc>
+        <w:tc>
+          <w:tcPr>
+            <w:tcW w:w="2515" w:type="dxa"/>
             <w:shd w:val="clear" w:color="auto" w:fill="D9D9D9" w:themeFill="background1" w:themeFillShade="D9"/>
           </w:tcPr>
           <w:p>
             <w:pPr>
               <w:rPr>
                 <w:rFonts w:asciiTheme="majorHAnsi" w:hAnsiTheme="majorHAnsi"/>
-                <w:sz w:val="20"/>
-                <w:szCs w:val="20"/>
-              </w:rPr>
-            </w:pPr>
-            <w:r>
-              <w:rPr>
-                <w:rFonts w:asciiTheme="majorHAnsi" w:hAnsiTheme="majorHAnsi"/>
-                <w:sz w:val="20"/>
-                <w:szCs w:val="20"/>
-              </w:rPr>
-              <w:t xml:space="preserve">par </w:t>
-            </w:r>
-            <w:r>
-              <w:rPr>
-                <w:rFonts w:asciiTheme="majorHAnsi" w:hAnsiTheme="majorHAnsi"/>
-                <w:sz w:val="20"/>
-                <w:szCs w:val="20"/>
-              </w:rPr>
-              <w:t>intervention ou simulation</w:t>
+                <w:sz w:val="18"/>
+                <w:szCs w:val="18"/>
+              </w:rPr>
+            </w:pPr>
+            <w:r>
+              <w:rPr>
+                <w:rFonts w:asciiTheme="majorHAnsi" w:hAnsiTheme="majorHAnsi"/>
+                <w:sz w:val="18"/>
+                <w:szCs w:val="18"/>
+              </w:rPr>
+              <w:t>par intervention ou simulation</w:t>
             </w:r>
           </w:p>
         </w:tc>
       </w:tr>
       <w:tr>
-        <w:trPr>
-          <w:trHeight w:val="287"/>
-        </w:trPr>
         <w:tc>
           <w:tcPr>
             <w:tcW w:w="1814" w:type="dxa"/>
@@ -1474,17 +4573,17 @@
                 <w:rFonts w:asciiTheme="majorHAnsi" w:hAnsiTheme="majorHAnsi"/>
                 <w:b/>
                 <w:bCs/>
-                <w:sz w:val="20"/>
-                <w:szCs w:val="20"/>
-              </w:rPr>
-            </w:pPr>
-            <w:r>
-              <w:rPr>
-                <w:rFonts w:asciiTheme="majorHAnsi" w:hAnsiTheme="majorHAnsi"/>
-                <w:b/>
-                <w:bCs/>
-                <w:sz w:val="20"/>
-                <w:szCs w:val="20"/>
+                <w:sz w:val="18"/>
+                <w:szCs w:val="18"/>
+              </w:rPr>
+            </w:pPr>
+            <w:r>
+              <w:rPr>
+                <w:rFonts w:asciiTheme="majorHAnsi" w:hAnsiTheme="majorHAnsi"/>
+                <w:b/>
+                <w:bCs/>
+                <w:sz w:val="18"/>
+                <w:szCs w:val="18"/>
               </w:rPr>
               <w:t>Matériel</w:t>
             </w:r>
@@ -1498,17 +4597,17 @@
             <w:pPr>
               <w:rPr>
                 <w:rFonts w:asciiTheme="majorHAnsi" w:hAnsiTheme="majorHAnsi"/>
-                <w:sz w:val="20"/>
-                <w:szCs w:val="20"/>
-              </w:rPr>
-            </w:pPr>
-            <w:r>
-              <w:rPr>
-                <w:rFonts w:asciiTheme="majorHAnsi" w:hAnsiTheme="majorHAnsi"/>
-                <w:b/>
-                <w:bCs/>
-                <w:sz w:val="20"/>
-                <w:szCs w:val="20"/>
+                <w:sz w:val="18"/>
+                <w:szCs w:val="18"/>
+              </w:rPr>
+            </w:pPr>
+            <w:r>
+              <w:rPr>
+                <w:rFonts w:asciiTheme="majorHAnsi" w:hAnsiTheme="majorHAnsi"/>
+                <w:b/>
+                <w:bCs/>
+                <w:sz w:val="18"/>
+                <w:szCs w:val="18"/>
               </w:rPr>
               <w:t>Casernes</w:t>
             </w:r>
@@ -1516,21 +4615,21 @@
         </w:tc>
         <w:tc>
           <w:tcPr>
-            <w:tcW w:w="4473" w:type="dxa"/>
-          </w:tcPr>
-          <w:p>
-            <w:pPr>
-              <w:rPr>
-                <w:rFonts w:asciiTheme="majorHAnsi" w:hAnsiTheme="majorHAnsi"/>
-                <w:sz w:val="20"/>
-                <w:szCs w:val="20"/>
-              </w:rPr>
-            </w:pPr>
-            <w:r>
-              <w:rPr>
-                <w:rFonts w:asciiTheme="majorHAnsi" w:hAnsiTheme="majorHAnsi"/>
-                <w:sz w:val="20"/>
-                <w:szCs w:val="20"/>
+            <w:tcW w:w="5193" w:type="dxa"/>
+          </w:tcPr>
+          <w:p>
+            <w:pPr>
+              <w:rPr>
+                <w:rFonts w:asciiTheme="majorHAnsi" w:hAnsiTheme="majorHAnsi"/>
+                <w:sz w:val="18"/>
+                <w:szCs w:val="18"/>
+              </w:rPr>
+            </w:pPr>
+            <w:r>
+              <w:rPr>
+                <w:rFonts w:asciiTheme="majorHAnsi" w:hAnsiTheme="majorHAnsi"/>
+                <w:sz w:val="18"/>
+                <w:szCs w:val="18"/>
               </w:rPr>
               <w:t>Casernes</w:t>
             </w:r>
@@ -1538,15 +4637,15 @@
         </w:tc>
         <w:tc>
           <w:tcPr>
-            <w:tcW w:w="1440" w:type="dxa"/>
+            <w:tcW w:w="1260" w:type="dxa"/>
           </w:tcPr>
           <w:p>
             <w:pPr>
               <w:jc w:val="right"/>
               <w:rPr>
                 <w:rFonts w:asciiTheme="majorHAnsi" w:hAnsiTheme="majorHAnsi"/>
-                <w:sz w:val="20"/>
-                <w:szCs w:val="20"/>
+                <w:sz w:val="18"/>
+                <w:szCs w:val="18"/>
               </w:rPr>
             </w:pPr>
             <w:r>
@@ -1554,80 +4653,30 @@
                 <w:b/>
                 <w:bCs/>
                 <w:color w:val="0070C0"/>
-                <w:sz w:val="20"/>
-                <w:szCs w:val="20"/>
-              </w:rPr>
-              <w:t>1</w:t>
-            </w:r>
-            <w:r>
-              <w:rPr>
-                <w:b/>
-                <w:bCs/>
-                <w:color w:val="0070C0"/>
-                <w:sz w:val="20"/>
-                <w:szCs w:val="20"/>
-              </w:rPr>
-              <w:t>,</w:t>
-            </w:r>
-            <w:r>
-              <w:rPr>
-                <w:b/>
-                <w:bCs/>
-                <w:color w:val="0070C0"/>
-                <w:sz w:val="20"/>
-                <w:szCs w:val="20"/>
-              </w:rPr>
-              <w:t>0</w:t>
-            </w:r>
-            <w:r>
-              <w:rPr>
-                <w:b/>
-                <w:bCs/>
-                <w:color w:val="0070C0"/>
-                <w:sz w:val="20"/>
-                <w:szCs w:val="20"/>
-              </w:rPr>
-              <w:t>0</w:t>
-            </w:r>
-            <w:r>
-              <w:rPr>
-                <w:b/>
-                <w:bCs/>
-                <w:color w:val="0070C0"/>
-                <w:sz w:val="20"/>
-                <w:szCs w:val="20"/>
-              </w:rPr>
-              <w:t xml:space="preserve"> </w:t>
-            </w:r>
-            <w:r>
-              <w:rPr>
-                <w:b/>
-                <w:bCs/>
-                <w:color w:val="0070C0"/>
-                <w:sz w:val="20"/>
-                <w:szCs w:val="20"/>
-              </w:rPr>
-              <w:t>$</w:t>
-            </w:r>
-          </w:p>
-        </w:tc>
-        <w:tc>
-          <w:tcPr>
-            <w:tcW w:w="3055" w:type="dxa"/>
-          </w:tcPr>
-          <w:p>
-            <w:pPr>
-              <w:rPr>
-                <w:rFonts w:asciiTheme="majorHAnsi" w:hAnsiTheme="majorHAnsi"/>
-                <w:sz w:val="20"/>
-                <w:szCs w:val="20"/>
-              </w:rPr>
-            </w:pPr>
-            <w:r>
-              <w:rPr>
-                <w:rFonts w:asciiTheme="majorHAnsi" w:hAnsiTheme="majorHAnsi"/>
-                <w:sz w:val="20"/>
-                <w:szCs w:val="20"/>
+                <w:sz w:val="18"/>
+                <w:szCs w:val="18"/>
+              </w:rPr>
+              <w:t>1,00 $</w:t>
+            </w:r>
+          </w:p>
+        </w:tc>
+        <w:tc>
+          <w:tcPr>
+            <w:tcW w:w="2515" w:type="dxa"/>
+          </w:tcPr>
+          <w:p>
+            <w:pPr>
+              <w:rPr>
+                <w:rFonts w:asciiTheme="majorHAnsi" w:hAnsiTheme="majorHAnsi"/>
+                <w:sz w:val="18"/>
+                <w:szCs w:val="18"/>
+              </w:rPr>
+            </w:pPr>
+            <w:r>
+              <w:rPr>
+                <w:rFonts w:asciiTheme="majorHAnsi" w:hAnsiTheme="majorHAnsi"/>
+                <w:sz w:val="18"/>
+                <w:szCs w:val="18"/>
               </w:rPr>
               <w:t>par caserne</w:t>
             </w:r>
@@ -1635,9 +4684,6 @@
         </w:tc>
       </w:tr>
       <w:tr>
-        <w:trPr>
-          <w:trHeight w:val="287"/>
-        </w:trPr>
         <w:tc>
           <w:tcPr>
             <w:tcW w:w="1814" w:type="dxa"/>
@@ -1649,8 +4695,8 @@
                 <w:rFonts w:asciiTheme="majorHAnsi" w:hAnsiTheme="majorHAnsi"/>
                 <w:b/>
                 <w:bCs/>
-                <w:sz w:val="20"/>
-                <w:szCs w:val="20"/>
+                <w:sz w:val="18"/>
+                <w:szCs w:val="18"/>
               </w:rPr>
             </w:pPr>
           </w:p>
@@ -1663,17 +4709,17 @@
             <w:pPr>
               <w:rPr>
                 <w:rFonts w:asciiTheme="majorHAnsi" w:hAnsiTheme="majorHAnsi"/>
-                <w:sz w:val="20"/>
-                <w:szCs w:val="20"/>
-              </w:rPr>
-            </w:pPr>
-            <w:r>
-              <w:rPr>
-                <w:rFonts w:asciiTheme="majorHAnsi" w:hAnsiTheme="majorHAnsi"/>
-                <w:b/>
-                <w:bCs/>
-                <w:sz w:val="20"/>
-                <w:szCs w:val="20"/>
+                <w:sz w:val="18"/>
+                <w:szCs w:val="18"/>
+              </w:rPr>
+            </w:pPr>
+            <w:r>
+              <w:rPr>
+                <w:rFonts w:asciiTheme="majorHAnsi" w:hAnsiTheme="majorHAnsi"/>
+                <w:b/>
+                <w:bCs/>
+                <w:sz w:val="18"/>
+                <w:szCs w:val="18"/>
               </w:rPr>
               <w:t>Véhicules</w:t>
             </w:r>
@@ -1681,21 +4727,21 @@
         </w:tc>
         <w:tc>
           <w:tcPr>
-            <w:tcW w:w="4473" w:type="dxa"/>
-          </w:tcPr>
-          <w:p>
-            <w:pPr>
-              <w:rPr>
-                <w:rFonts w:asciiTheme="majorHAnsi" w:hAnsiTheme="majorHAnsi"/>
-                <w:sz w:val="20"/>
-                <w:szCs w:val="20"/>
-              </w:rPr>
-            </w:pPr>
-            <w:r>
-              <w:rPr>
-                <w:rFonts w:asciiTheme="majorHAnsi" w:hAnsiTheme="majorHAnsi"/>
-                <w:sz w:val="20"/>
-                <w:szCs w:val="20"/>
+            <w:tcW w:w="5193" w:type="dxa"/>
+          </w:tcPr>
+          <w:p>
+            <w:pPr>
+              <w:rPr>
+                <w:rFonts w:asciiTheme="majorHAnsi" w:hAnsiTheme="majorHAnsi"/>
+                <w:sz w:val="18"/>
+                <w:szCs w:val="18"/>
+              </w:rPr>
+            </w:pPr>
+            <w:r>
+              <w:rPr>
+                <w:rFonts w:asciiTheme="majorHAnsi" w:hAnsiTheme="majorHAnsi"/>
+                <w:sz w:val="18"/>
+                <w:szCs w:val="18"/>
               </w:rPr>
               <w:t>Véhicules</w:t>
             </w:r>
@@ -1703,15 +4749,15 @@
         </w:tc>
         <w:tc>
           <w:tcPr>
-            <w:tcW w:w="1440" w:type="dxa"/>
+            <w:tcW w:w="1260" w:type="dxa"/>
           </w:tcPr>
           <w:p>
             <w:pPr>
               <w:jc w:val="right"/>
               <w:rPr>
                 <w:rFonts w:asciiTheme="majorHAnsi" w:hAnsiTheme="majorHAnsi"/>
-                <w:sz w:val="20"/>
-                <w:szCs w:val="20"/>
+                <w:sz w:val="18"/>
+                <w:szCs w:val="18"/>
               </w:rPr>
             </w:pPr>
             <w:r>
@@ -1719,80 +4765,30 @@
                 <w:b/>
                 <w:bCs/>
                 <w:color w:val="0070C0"/>
-                <w:sz w:val="20"/>
-                <w:szCs w:val="20"/>
-              </w:rPr>
-              <w:t>1</w:t>
-            </w:r>
-            <w:r>
-              <w:rPr>
-                <w:b/>
-                <w:bCs/>
-                <w:color w:val="0070C0"/>
-                <w:sz w:val="20"/>
-                <w:szCs w:val="20"/>
-              </w:rPr>
-              <w:t>,</w:t>
-            </w:r>
-            <w:r>
-              <w:rPr>
-                <w:b/>
-                <w:bCs/>
-                <w:color w:val="0070C0"/>
-                <w:sz w:val="20"/>
-                <w:szCs w:val="20"/>
-              </w:rPr>
-              <w:t>0</w:t>
-            </w:r>
-            <w:r>
-              <w:rPr>
-                <w:b/>
-                <w:bCs/>
-                <w:color w:val="0070C0"/>
-                <w:sz w:val="20"/>
-                <w:szCs w:val="20"/>
-              </w:rPr>
-              <w:t>0</w:t>
-            </w:r>
-            <w:r>
-              <w:rPr>
-                <w:b/>
-                <w:bCs/>
-                <w:color w:val="0070C0"/>
-                <w:sz w:val="20"/>
-                <w:szCs w:val="20"/>
-              </w:rPr>
-              <w:t xml:space="preserve"> </w:t>
-            </w:r>
-            <w:r>
-              <w:rPr>
-                <w:b/>
-                <w:bCs/>
-                <w:color w:val="0070C0"/>
-                <w:sz w:val="20"/>
-                <w:szCs w:val="20"/>
-              </w:rPr>
-              <w:t>$</w:t>
-            </w:r>
-          </w:p>
-        </w:tc>
-        <w:tc>
-          <w:tcPr>
-            <w:tcW w:w="3055" w:type="dxa"/>
-          </w:tcPr>
-          <w:p>
-            <w:pPr>
-              <w:rPr>
-                <w:rFonts w:asciiTheme="majorHAnsi" w:hAnsiTheme="majorHAnsi"/>
-                <w:sz w:val="20"/>
-                <w:szCs w:val="20"/>
-              </w:rPr>
-            </w:pPr>
-            <w:r>
-              <w:rPr>
-                <w:rFonts w:asciiTheme="majorHAnsi" w:hAnsiTheme="majorHAnsi"/>
-                <w:sz w:val="20"/>
-                <w:szCs w:val="20"/>
+                <w:sz w:val="18"/>
+                <w:szCs w:val="18"/>
+              </w:rPr>
+              <w:t>1,00 $</w:t>
+            </w:r>
+          </w:p>
+        </w:tc>
+        <w:tc>
+          <w:tcPr>
+            <w:tcW w:w="2515" w:type="dxa"/>
+          </w:tcPr>
+          <w:p>
+            <w:pPr>
+              <w:rPr>
+                <w:rFonts w:asciiTheme="majorHAnsi" w:hAnsiTheme="majorHAnsi"/>
+                <w:sz w:val="18"/>
+                <w:szCs w:val="18"/>
+              </w:rPr>
+            </w:pPr>
+            <w:r>
+              <w:rPr>
+                <w:rFonts w:asciiTheme="majorHAnsi" w:hAnsiTheme="majorHAnsi"/>
+                <w:sz w:val="18"/>
+                <w:szCs w:val="18"/>
               </w:rPr>
               <w:t>par véhicule</w:t>
             </w:r>
@@ -1800,9 +4796,6 @@
         </w:tc>
       </w:tr>
       <w:tr>
-        <w:trPr>
-          <w:trHeight w:val="287"/>
-        </w:trPr>
         <w:tc>
           <w:tcPr>
             <w:tcW w:w="1814" w:type="dxa"/>
@@ -1814,8 +4807,8 @@
                 <w:rFonts w:asciiTheme="majorHAnsi" w:hAnsiTheme="majorHAnsi"/>
                 <w:b/>
                 <w:bCs/>
-                <w:sz w:val="20"/>
-                <w:szCs w:val="20"/>
+                <w:sz w:val="18"/>
+                <w:szCs w:val="18"/>
               </w:rPr>
             </w:pPr>
           </w:p>
@@ -1829,17 +4822,17 @@
             <w:pPr>
               <w:rPr>
                 <w:rFonts w:asciiTheme="majorHAnsi" w:hAnsiTheme="majorHAnsi"/>
-                <w:sz w:val="20"/>
-                <w:szCs w:val="20"/>
-              </w:rPr>
-            </w:pPr>
-            <w:r>
-              <w:rPr>
-                <w:rFonts w:asciiTheme="majorHAnsi" w:hAnsiTheme="majorHAnsi"/>
-                <w:b/>
-                <w:bCs/>
-                <w:sz w:val="20"/>
-                <w:szCs w:val="20"/>
+                <w:sz w:val="18"/>
+                <w:szCs w:val="18"/>
+              </w:rPr>
+            </w:pPr>
+            <w:r>
+              <w:rPr>
+                <w:rFonts w:asciiTheme="majorHAnsi" w:hAnsiTheme="majorHAnsi"/>
+                <w:b/>
+                <w:bCs/>
+                <w:sz w:val="18"/>
+                <w:szCs w:val="18"/>
               </w:rPr>
               <w:t>Bornes et points d’eau</w:t>
             </w:r>
@@ -1847,21 +4840,21 @@
         </w:tc>
         <w:tc>
           <w:tcPr>
-            <w:tcW w:w="4473" w:type="dxa"/>
-          </w:tcPr>
-          <w:p>
-            <w:pPr>
-              <w:rPr>
-                <w:rFonts w:asciiTheme="majorHAnsi" w:hAnsiTheme="majorHAnsi"/>
-                <w:sz w:val="20"/>
-                <w:szCs w:val="20"/>
-              </w:rPr>
-            </w:pPr>
-            <w:r>
-              <w:rPr>
-                <w:rFonts w:asciiTheme="majorHAnsi" w:hAnsiTheme="majorHAnsi"/>
-                <w:sz w:val="20"/>
-                <w:szCs w:val="20"/>
+            <w:tcW w:w="5193" w:type="dxa"/>
+          </w:tcPr>
+          <w:p>
+            <w:pPr>
+              <w:rPr>
+                <w:rFonts w:asciiTheme="majorHAnsi" w:hAnsiTheme="majorHAnsi"/>
+                <w:sz w:val="18"/>
+                <w:szCs w:val="18"/>
+              </w:rPr>
+            </w:pPr>
+            <w:r>
+              <w:rPr>
+                <w:rFonts w:asciiTheme="majorHAnsi" w:hAnsiTheme="majorHAnsi"/>
+                <w:sz w:val="18"/>
+                <w:szCs w:val="18"/>
               </w:rPr>
               <w:t>Définitions des bornes et points d’eau</w:t>
             </w:r>
@@ -1869,15 +4862,15 @@
         </w:tc>
         <w:tc>
           <w:tcPr>
-            <w:tcW w:w="1440" w:type="dxa"/>
+            <w:tcW w:w="1260" w:type="dxa"/>
           </w:tcPr>
           <w:p>
             <w:pPr>
               <w:jc w:val="right"/>
               <w:rPr>
                 <w:rFonts w:asciiTheme="majorHAnsi" w:hAnsiTheme="majorHAnsi"/>
-                <w:sz w:val="20"/>
-                <w:szCs w:val="20"/>
+                <w:sz w:val="18"/>
+                <w:szCs w:val="18"/>
               </w:rPr>
             </w:pPr>
             <w:r>
@@ -1885,98 +4878,37 @@
                 <w:b/>
                 <w:bCs/>
                 <w:color w:val="0070C0"/>
-                <w:sz w:val="20"/>
-                <w:szCs w:val="20"/>
-              </w:rPr>
-              <w:t>1</w:t>
-            </w:r>
-            <w:r>
-              <w:rPr>
-                <w:b/>
-                <w:bCs/>
-                <w:color w:val="0070C0"/>
-                <w:sz w:val="20"/>
-                <w:szCs w:val="20"/>
-              </w:rPr>
-              <w:t>,</w:t>
-            </w:r>
-            <w:r>
-              <w:rPr>
-                <w:b/>
-                <w:bCs/>
-                <w:color w:val="0070C0"/>
-                <w:sz w:val="20"/>
-                <w:szCs w:val="20"/>
-              </w:rPr>
-              <w:t>0</w:t>
-            </w:r>
-            <w:r>
-              <w:rPr>
-                <w:b/>
-                <w:bCs/>
-                <w:color w:val="0070C0"/>
-                <w:sz w:val="20"/>
-                <w:szCs w:val="20"/>
-              </w:rPr>
-              <w:t>0</w:t>
-            </w:r>
-            <w:r>
-              <w:rPr>
-                <w:b/>
-                <w:bCs/>
-                <w:color w:val="0070C0"/>
-                <w:sz w:val="20"/>
-                <w:szCs w:val="20"/>
-              </w:rPr>
-              <w:t xml:space="preserve"> </w:t>
-            </w:r>
-            <w:r>
-              <w:rPr>
-                <w:b/>
-                <w:bCs/>
-                <w:color w:val="0070C0"/>
-                <w:sz w:val="20"/>
-                <w:szCs w:val="20"/>
-              </w:rPr>
-              <w:t>$</w:t>
-            </w:r>
-          </w:p>
-        </w:tc>
-        <w:tc>
-          <w:tcPr>
-            <w:tcW w:w="3055" w:type="dxa"/>
-          </w:tcPr>
-          <w:p>
-            <w:pPr>
-              <w:rPr>
-                <w:rFonts w:asciiTheme="majorHAnsi" w:hAnsiTheme="majorHAnsi"/>
-                <w:sz w:val="20"/>
-                <w:szCs w:val="20"/>
-              </w:rPr>
-            </w:pPr>
-            <w:r>
-              <w:rPr>
-                <w:rFonts w:asciiTheme="majorHAnsi" w:hAnsiTheme="majorHAnsi"/>
-                <w:sz w:val="20"/>
-                <w:szCs w:val="20"/>
-              </w:rPr>
-              <w:t xml:space="preserve">par </w:t>
-            </w:r>
-            <w:r>
-              <w:rPr>
-                <w:rFonts w:asciiTheme="majorHAnsi" w:hAnsiTheme="majorHAnsi"/>
-                <w:sz w:val="20"/>
-                <w:szCs w:val="20"/>
-              </w:rPr>
-              <w:t>borne ou point d’eau</w:t>
+                <w:sz w:val="18"/>
+                <w:szCs w:val="18"/>
+              </w:rPr>
+              <w:t>1,00 $</w:t>
+            </w:r>
+          </w:p>
+        </w:tc>
+        <w:tc>
+          <w:tcPr>
+            <w:tcW w:w="2515" w:type="dxa"/>
+          </w:tcPr>
+          <w:p>
+            <w:pPr>
+              <w:rPr>
+                <w:rFonts w:asciiTheme="majorHAnsi" w:hAnsiTheme="majorHAnsi"/>
+                <w:sz w:val="18"/>
+                <w:szCs w:val="18"/>
+              </w:rPr>
+            </w:pPr>
+            <w:r>
+              <w:rPr>
+                <w:rFonts w:asciiTheme="majorHAnsi" w:hAnsiTheme="majorHAnsi"/>
+                <w:sz w:val="18"/>
+                <w:szCs w:val="18"/>
+              </w:rPr>
+              <w:t>par borne ou point d’eau</w:t>
             </w:r>
           </w:p>
         </w:tc>
       </w:tr>
       <w:tr>
-        <w:trPr>
-          <w:trHeight w:val="287"/>
-        </w:trPr>
         <w:tc>
           <w:tcPr>
             <w:tcW w:w="1814" w:type="dxa"/>
@@ -1988,8 +4920,8 @@
                 <w:rFonts w:asciiTheme="majorHAnsi" w:hAnsiTheme="majorHAnsi"/>
                 <w:b/>
                 <w:bCs/>
-                <w:sz w:val="20"/>
-                <w:szCs w:val="20"/>
+                <w:sz w:val="18"/>
+                <w:szCs w:val="18"/>
               </w:rPr>
             </w:pPr>
           </w:p>
@@ -2005,29 +4937,29 @@
                 <w:rFonts w:asciiTheme="majorHAnsi" w:hAnsiTheme="majorHAnsi"/>
                 <w:b/>
                 <w:bCs/>
-                <w:sz w:val="20"/>
-                <w:szCs w:val="20"/>
-              </w:rPr>
-            </w:pPr>
-          </w:p>
-        </w:tc>
-        <w:tc>
-          <w:tcPr>
-            <w:tcW w:w="4473" w:type="dxa"/>
-          </w:tcPr>
-          <w:p>
-            <w:pPr>
-              <w:rPr>
-                <w:rFonts w:asciiTheme="majorHAnsi" w:hAnsiTheme="majorHAnsi"/>
-                <w:sz w:val="20"/>
-                <w:szCs w:val="20"/>
-              </w:rPr>
-            </w:pPr>
-            <w:r>
-              <w:rPr>
-                <w:rFonts w:asciiTheme="majorHAnsi" w:hAnsiTheme="majorHAnsi"/>
-                <w:sz w:val="20"/>
-                <w:szCs w:val="20"/>
+                <w:sz w:val="18"/>
+                <w:szCs w:val="18"/>
+              </w:rPr>
+            </w:pPr>
+          </w:p>
+        </w:tc>
+        <w:tc>
+          <w:tcPr>
+            <w:tcW w:w="5193" w:type="dxa"/>
+          </w:tcPr>
+          <w:p>
+            <w:pPr>
+              <w:rPr>
+                <w:rFonts w:asciiTheme="majorHAnsi" w:hAnsiTheme="majorHAnsi"/>
+                <w:sz w:val="18"/>
+                <w:szCs w:val="18"/>
+              </w:rPr>
+            </w:pPr>
+            <w:r>
+              <w:rPr>
+                <w:rFonts w:asciiTheme="majorHAnsi" w:hAnsiTheme="majorHAnsi"/>
+                <w:sz w:val="18"/>
+                <w:szCs w:val="18"/>
               </w:rPr>
               <w:t>Maintenances sur les bornes et points d’eau</w:t>
             </w:r>
@@ -2035,7 +4967,7 @@
         </w:tc>
         <w:tc>
           <w:tcPr>
-            <w:tcW w:w="1440" w:type="dxa"/>
+            <w:tcW w:w="1260" w:type="dxa"/>
           </w:tcPr>
           <w:p>
             <w:pPr>
@@ -2044,8 +4976,8 @@
                 <w:b/>
                 <w:bCs/>
                 <w:color w:val="0070C0"/>
-                <w:sz w:val="20"/>
-                <w:szCs w:val="20"/>
+                <w:sz w:val="18"/>
+                <w:szCs w:val="18"/>
               </w:rPr>
             </w:pPr>
             <w:r>
@@ -2053,80 +4985,30 @@
                 <w:b/>
                 <w:bCs/>
                 <w:color w:val="0070C0"/>
-                <w:sz w:val="20"/>
-                <w:szCs w:val="20"/>
-              </w:rPr>
-              <w:t>1</w:t>
-            </w:r>
-            <w:r>
-              <w:rPr>
-                <w:b/>
-                <w:bCs/>
-                <w:color w:val="0070C0"/>
-                <w:sz w:val="20"/>
-                <w:szCs w:val="20"/>
-              </w:rPr>
-              <w:t>,</w:t>
-            </w:r>
-            <w:r>
-              <w:rPr>
-                <w:b/>
-                <w:bCs/>
-                <w:color w:val="0070C0"/>
-                <w:sz w:val="20"/>
-                <w:szCs w:val="20"/>
-              </w:rPr>
-              <w:t>0</w:t>
-            </w:r>
-            <w:r>
-              <w:rPr>
-                <w:b/>
-                <w:bCs/>
-                <w:color w:val="0070C0"/>
-                <w:sz w:val="20"/>
-                <w:szCs w:val="20"/>
-              </w:rPr>
-              <w:t>0</w:t>
-            </w:r>
-            <w:r>
-              <w:rPr>
-                <w:b/>
-                <w:bCs/>
-                <w:color w:val="0070C0"/>
-                <w:sz w:val="20"/>
-                <w:szCs w:val="20"/>
-              </w:rPr>
-              <w:t xml:space="preserve"> </w:t>
-            </w:r>
-            <w:r>
-              <w:rPr>
-                <w:b/>
-                <w:bCs/>
-                <w:color w:val="0070C0"/>
-                <w:sz w:val="20"/>
-                <w:szCs w:val="20"/>
-              </w:rPr>
-              <w:t>$</w:t>
-            </w:r>
-          </w:p>
-        </w:tc>
-        <w:tc>
-          <w:tcPr>
-            <w:tcW w:w="3055" w:type="dxa"/>
-          </w:tcPr>
-          <w:p>
-            <w:pPr>
-              <w:rPr>
-                <w:rFonts w:asciiTheme="majorHAnsi" w:hAnsiTheme="majorHAnsi"/>
-                <w:sz w:val="20"/>
-                <w:szCs w:val="20"/>
-              </w:rPr>
-            </w:pPr>
-            <w:r>
-              <w:rPr>
-                <w:rFonts w:asciiTheme="majorHAnsi" w:hAnsiTheme="majorHAnsi"/>
-                <w:sz w:val="20"/>
-                <w:szCs w:val="20"/>
+                <w:sz w:val="18"/>
+                <w:szCs w:val="18"/>
+              </w:rPr>
+              <w:t>1,00 $</w:t>
+            </w:r>
+          </w:p>
+        </w:tc>
+        <w:tc>
+          <w:tcPr>
+            <w:tcW w:w="2515" w:type="dxa"/>
+          </w:tcPr>
+          <w:p>
+            <w:pPr>
+              <w:rPr>
+                <w:rFonts w:asciiTheme="majorHAnsi" w:hAnsiTheme="majorHAnsi"/>
+                <w:sz w:val="18"/>
+                <w:szCs w:val="18"/>
+              </w:rPr>
+            </w:pPr>
+            <w:r>
+              <w:rPr>
+                <w:rFonts w:asciiTheme="majorHAnsi" w:hAnsiTheme="majorHAnsi"/>
+                <w:sz w:val="18"/>
+                <w:szCs w:val="18"/>
               </w:rPr>
               <w:t>par maintenance</w:t>
             </w:r>
@@ -2134,9 +5016,6 @@
         </w:tc>
       </w:tr>
       <w:tr>
-        <w:trPr>
-          <w:trHeight w:val="287"/>
-        </w:trPr>
         <w:tc>
           <w:tcPr>
             <w:tcW w:w="1814" w:type="dxa"/>
@@ -2148,8 +5027,8 @@
                 <w:rFonts w:asciiTheme="majorHAnsi" w:hAnsiTheme="majorHAnsi"/>
                 <w:b/>
                 <w:bCs/>
-                <w:sz w:val="20"/>
-                <w:szCs w:val="20"/>
+                <w:sz w:val="18"/>
+                <w:szCs w:val="18"/>
               </w:rPr>
             </w:pPr>
           </w:p>
@@ -2163,17 +5042,17 @@
             <w:pPr>
               <w:rPr>
                 <w:rFonts w:asciiTheme="majorHAnsi" w:hAnsiTheme="majorHAnsi"/>
-                <w:sz w:val="20"/>
-                <w:szCs w:val="20"/>
-              </w:rPr>
-            </w:pPr>
-            <w:r>
-              <w:rPr>
-                <w:rFonts w:asciiTheme="majorHAnsi" w:hAnsiTheme="majorHAnsi"/>
-                <w:b/>
-                <w:bCs/>
-                <w:sz w:val="20"/>
-                <w:szCs w:val="20"/>
+                <w:sz w:val="18"/>
+                <w:szCs w:val="18"/>
+              </w:rPr>
+            </w:pPr>
+            <w:r>
+              <w:rPr>
+                <w:rFonts w:asciiTheme="majorHAnsi" w:hAnsiTheme="majorHAnsi"/>
+                <w:b/>
+                <w:bCs/>
+                <w:sz w:val="18"/>
+                <w:szCs w:val="18"/>
               </w:rPr>
               <w:t>Équipements</w:t>
             </w:r>
@@ -2181,45 +5060,37 @@
         </w:tc>
         <w:tc>
           <w:tcPr>
-            <w:tcW w:w="4473" w:type="dxa"/>
-          </w:tcPr>
-          <w:p>
-            <w:pPr>
-              <w:rPr>
-                <w:rFonts w:asciiTheme="majorHAnsi" w:hAnsiTheme="majorHAnsi"/>
-                <w:sz w:val="20"/>
-                <w:szCs w:val="20"/>
-              </w:rPr>
-            </w:pPr>
-            <w:r>
-              <w:rPr>
-                <w:rFonts w:asciiTheme="majorHAnsi" w:hAnsiTheme="majorHAnsi"/>
-                <w:sz w:val="20"/>
-                <w:szCs w:val="20"/>
-              </w:rPr>
-              <w:t xml:space="preserve">Définitions des </w:t>
-            </w:r>
-            <w:r>
-              <w:rPr>
-                <w:rFonts w:asciiTheme="majorHAnsi" w:hAnsiTheme="majorHAnsi"/>
-                <w:sz w:val="20"/>
-                <w:szCs w:val="20"/>
-              </w:rPr>
-              <w:t>équipements</w:t>
-            </w:r>
-          </w:p>
-        </w:tc>
-        <w:tc>
-          <w:tcPr>
-            <w:tcW w:w="1440" w:type="dxa"/>
+            <w:tcW w:w="5193" w:type="dxa"/>
+          </w:tcPr>
+          <w:p>
+            <w:pPr>
+              <w:rPr>
+                <w:rFonts w:asciiTheme="majorHAnsi" w:hAnsiTheme="majorHAnsi"/>
+                <w:sz w:val="18"/>
+                <w:szCs w:val="18"/>
+              </w:rPr>
+            </w:pPr>
+            <w:r>
+              <w:rPr>
+                <w:rFonts w:asciiTheme="majorHAnsi" w:hAnsiTheme="majorHAnsi"/>
+                <w:sz w:val="18"/>
+                <w:szCs w:val="18"/>
+              </w:rPr>
+              <w:t>Définitions des équipements</w:t>
+            </w:r>
+          </w:p>
+        </w:tc>
+        <w:tc>
+          <w:tcPr>
+            <w:tcW w:w="1260" w:type="dxa"/>
           </w:tcPr>
           <w:p>
             <w:pPr>
               <w:jc w:val="right"/>
               <w:rPr>
                 <w:rFonts w:asciiTheme="majorHAnsi" w:hAnsiTheme="majorHAnsi"/>
-                <w:sz w:val="20"/>
-                <w:szCs w:val="20"/>
+                <w:sz w:val="18"/>
+                <w:szCs w:val="18"/>
               </w:rPr>
             </w:pPr>
             <w:r>
@@ -2227,98 +5098,37 @@
                 <w:b/>
                 <w:bCs/>
                 <w:color w:val="0070C0"/>
-                <w:sz w:val="20"/>
-                <w:szCs w:val="20"/>
-              </w:rPr>
-              <w:t>1</w:t>
-            </w:r>
-            <w:r>
-              <w:rPr>
-                <w:b/>
-                <w:bCs/>
-                <w:color w:val="0070C0"/>
-                <w:sz w:val="20"/>
-                <w:szCs w:val="20"/>
-              </w:rPr>
-              <w:t>,</w:t>
-            </w:r>
-            <w:r>
-              <w:rPr>
-                <w:b/>
-                <w:bCs/>
-                <w:color w:val="0070C0"/>
-                <w:sz w:val="20"/>
-                <w:szCs w:val="20"/>
-              </w:rPr>
-              <w:t>0</w:t>
-            </w:r>
-            <w:r>
-              <w:rPr>
-                <w:b/>
-                <w:bCs/>
-                <w:color w:val="0070C0"/>
-                <w:sz w:val="20"/>
-                <w:szCs w:val="20"/>
-              </w:rPr>
-              <w:t>0</w:t>
-            </w:r>
-            <w:r>
-              <w:rPr>
-                <w:b/>
-                <w:bCs/>
-                <w:color w:val="0070C0"/>
-                <w:sz w:val="20"/>
-                <w:szCs w:val="20"/>
-              </w:rPr>
-              <w:t xml:space="preserve"> </w:t>
-            </w:r>
-            <w:r>
-              <w:rPr>
-                <w:b/>
-                <w:bCs/>
-                <w:color w:val="0070C0"/>
-                <w:sz w:val="20"/>
-                <w:szCs w:val="20"/>
-              </w:rPr>
-              <w:t>$</w:t>
-            </w:r>
-          </w:p>
-        </w:tc>
-        <w:tc>
-          <w:tcPr>
-            <w:tcW w:w="3055" w:type="dxa"/>
-          </w:tcPr>
-          <w:p>
-            <w:pPr>
-              <w:rPr>
-                <w:rFonts w:asciiTheme="majorHAnsi" w:hAnsiTheme="majorHAnsi"/>
-                <w:sz w:val="20"/>
-                <w:szCs w:val="20"/>
-              </w:rPr>
-            </w:pPr>
-            <w:r>
-              <w:rPr>
-                <w:rFonts w:asciiTheme="majorHAnsi" w:hAnsiTheme="majorHAnsi"/>
-                <w:sz w:val="20"/>
-                <w:szCs w:val="20"/>
-              </w:rPr>
-              <w:t xml:space="preserve">par </w:t>
-            </w:r>
-            <w:r>
-              <w:rPr>
-                <w:rFonts w:asciiTheme="majorHAnsi" w:hAnsiTheme="majorHAnsi"/>
-                <w:sz w:val="20"/>
-                <w:szCs w:val="20"/>
-              </w:rPr>
-              <w:t>équipement</w:t>
+                <w:sz w:val="18"/>
+                <w:szCs w:val="18"/>
+              </w:rPr>
+              <w:t>1,00 $</w:t>
+            </w:r>
+          </w:p>
+        </w:tc>
+        <w:tc>
+          <w:tcPr>
+            <w:tcW w:w="2515" w:type="dxa"/>
+          </w:tcPr>
+          <w:p>
+            <w:pPr>
+              <w:rPr>
+                <w:rFonts w:asciiTheme="majorHAnsi" w:hAnsiTheme="majorHAnsi"/>
+                <w:sz w:val="18"/>
+                <w:szCs w:val="18"/>
+              </w:rPr>
+            </w:pPr>
+            <w:r>
+              <w:rPr>
+                <w:rFonts w:asciiTheme="majorHAnsi" w:hAnsiTheme="majorHAnsi"/>
+                <w:sz w:val="18"/>
+                <w:szCs w:val="18"/>
+              </w:rPr>
+              <w:t>par équipement</w:t>
             </w:r>
           </w:p>
         </w:tc>
       </w:tr>
       <w:tr>
-        <w:trPr>
-          <w:trHeight w:val="287"/>
-        </w:trPr>
         <w:tc>
           <w:tcPr>
             <w:tcW w:w="1814" w:type="dxa"/>
@@ -2330,8 +5140,8 @@
                 <w:rFonts w:asciiTheme="majorHAnsi" w:hAnsiTheme="majorHAnsi"/>
                 <w:b/>
                 <w:bCs/>
-                <w:sz w:val="20"/>
-                <w:szCs w:val="20"/>
+                <w:sz w:val="18"/>
+                <w:szCs w:val="18"/>
               </w:rPr>
             </w:pPr>
           </w:p>
@@ -2347,29 +5157,29 @@
                 <w:rFonts w:asciiTheme="majorHAnsi" w:hAnsiTheme="majorHAnsi"/>
                 <w:b/>
                 <w:bCs/>
-                <w:sz w:val="20"/>
-                <w:szCs w:val="20"/>
-              </w:rPr>
-            </w:pPr>
-          </w:p>
-        </w:tc>
-        <w:tc>
-          <w:tcPr>
-            <w:tcW w:w="4473" w:type="dxa"/>
-          </w:tcPr>
-          <w:p>
-            <w:pPr>
-              <w:rPr>
-                <w:rFonts w:asciiTheme="majorHAnsi" w:hAnsiTheme="majorHAnsi"/>
-                <w:sz w:val="20"/>
-                <w:szCs w:val="20"/>
-              </w:rPr>
-            </w:pPr>
-            <w:r>
-              <w:rPr>
-                <w:rFonts w:asciiTheme="majorHAnsi" w:hAnsiTheme="majorHAnsi"/>
-                <w:sz w:val="20"/>
-                <w:szCs w:val="20"/>
+                <w:sz w:val="18"/>
+                <w:szCs w:val="18"/>
+              </w:rPr>
+            </w:pPr>
+          </w:p>
+        </w:tc>
+        <w:tc>
+          <w:tcPr>
+            <w:tcW w:w="5193" w:type="dxa"/>
+          </w:tcPr>
+          <w:p>
+            <w:pPr>
+              <w:rPr>
+                <w:rFonts w:asciiTheme="majorHAnsi" w:hAnsiTheme="majorHAnsi"/>
+                <w:sz w:val="18"/>
+                <w:szCs w:val="18"/>
+              </w:rPr>
+            </w:pPr>
+            <w:r>
+              <w:rPr>
+                <w:rFonts w:asciiTheme="majorHAnsi" w:hAnsiTheme="majorHAnsi"/>
+                <w:sz w:val="18"/>
+                <w:szCs w:val="18"/>
               </w:rPr>
               <w:t>Maintenances sur les équipements</w:t>
             </w:r>
@@ -2377,7 +5187,7 @@
         </w:tc>
         <w:tc>
           <w:tcPr>
-            <w:tcW w:w="1440" w:type="dxa"/>
+            <w:tcW w:w="1260" w:type="dxa"/>
           </w:tcPr>
           <w:p>
             <w:pPr>
@@ -2386,8 +5196,8 @@
                 <w:b/>
                 <w:bCs/>
                 <w:color w:val="0070C0"/>
-                <w:sz w:val="20"/>
-                <w:szCs w:val="20"/>
+                <w:sz w:val="18"/>
+                <w:szCs w:val="18"/>
               </w:rPr>
             </w:pPr>
             <w:r>
@@ -2395,80 +5205,30 @@
                 <w:b/>
                 <w:bCs/>
                 <w:color w:val="0070C0"/>
-                <w:sz w:val="20"/>
-                <w:szCs w:val="20"/>
-              </w:rPr>
-              <w:t>1</w:t>
-            </w:r>
-            <w:r>
-              <w:rPr>
-                <w:b/>
-                <w:bCs/>
-                <w:color w:val="0070C0"/>
-                <w:sz w:val="20"/>
-                <w:szCs w:val="20"/>
-              </w:rPr>
-              <w:t>,</w:t>
-            </w:r>
-            <w:r>
-              <w:rPr>
-                <w:b/>
-                <w:bCs/>
-                <w:color w:val="0070C0"/>
-                <w:sz w:val="20"/>
-                <w:szCs w:val="20"/>
-              </w:rPr>
-              <w:t>0</w:t>
-            </w:r>
-            <w:r>
-              <w:rPr>
-                <w:b/>
-                <w:bCs/>
-                <w:color w:val="0070C0"/>
-                <w:sz w:val="20"/>
-                <w:szCs w:val="20"/>
-              </w:rPr>
-              <w:t>0</w:t>
-            </w:r>
-            <w:r>
-              <w:rPr>
-                <w:b/>
-                <w:bCs/>
-                <w:color w:val="0070C0"/>
-                <w:sz w:val="20"/>
-                <w:szCs w:val="20"/>
-              </w:rPr>
-              <w:t xml:space="preserve"> </w:t>
-            </w:r>
-            <w:r>
-              <w:rPr>
-                <w:b/>
-                <w:bCs/>
-                <w:color w:val="0070C0"/>
-                <w:sz w:val="20"/>
-                <w:szCs w:val="20"/>
-              </w:rPr>
-              <w:t>$</w:t>
-            </w:r>
-          </w:p>
-        </w:tc>
-        <w:tc>
-          <w:tcPr>
-            <w:tcW w:w="3055" w:type="dxa"/>
-          </w:tcPr>
-          <w:p>
-            <w:pPr>
-              <w:rPr>
-                <w:rFonts w:asciiTheme="majorHAnsi" w:hAnsiTheme="majorHAnsi"/>
-                <w:sz w:val="20"/>
-                <w:szCs w:val="20"/>
-              </w:rPr>
-            </w:pPr>
-            <w:r>
-              <w:rPr>
-                <w:rFonts w:asciiTheme="majorHAnsi" w:hAnsiTheme="majorHAnsi"/>
-                <w:sz w:val="20"/>
-                <w:szCs w:val="20"/>
+                <w:sz w:val="18"/>
+                <w:szCs w:val="18"/>
+              </w:rPr>
+              <w:t>1,00 $</w:t>
+            </w:r>
+          </w:p>
+        </w:tc>
+        <w:tc>
+          <w:tcPr>
+            <w:tcW w:w="2515" w:type="dxa"/>
+          </w:tcPr>
+          <w:p>
+            <w:pPr>
+              <w:rPr>
+                <w:rFonts w:asciiTheme="majorHAnsi" w:hAnsiTheme="majorHAnsi"/>
+                <w:sz w:val="18"/>
+                <w:szCs w:val="18"/>
+              </w:rPr>
+            </w:pPr>
+            <w:r>
+              <w:rPr>
+                <w:rFonts w:asciiTheme="majorHAnsi" w:hAnsiTheme="majorHAnsi"/>
+                <w:sz w:val="18"/>
+                <w:szCs w:val="18"/>
               </w:rPr>
               <w:t>par maintenance</w:t>
             </w:r>
@@ -2476,9 +5236,6 @@
         </w:tc>
       </w:tr>
       <w:tr>
-        <w:trPr>
-          <w:trHeight w:val="287"/>
-        </w:trPr>
         <w:tc>
           <w:tcPr>
             <w:tcW w:w="1814" w:type="dxa"/>
@@ -2491,17 +5248,17 @@
                 <w:rFonts w:asciiTheme="majorHAnsi" w:hAnsiTheme="majorHAnsi"/>
                 <w:b/>
                 <w:bCs/>
-                <w:sz w:val="20"/>
-                <w:szCs w:val="20"/>
-              </w:rPr>
-            </w:pPr>
-            <w:r>
-              <w:rPr>
-                <w:rFonts w:asciiTheme="majorHAnsi" w:hAnsiTheme="majorHAnsi"/>
-                <w:b/>
-                <w:bCs/>
-                <w:sz w:val="20"/>
-                <w:szCs w:val="20"/>
+                <w:sz w:val="18"/>
+                <w:szCs w:val="18"/>
+              </w:rPr>
+            </w:pPr>
+            <w:r>
+              <w:rPr>
+                <w:rFonts w:asciiTheme="majorHAnsi" w:hAnsiTheme="majorHAnsi"/>
+                <w:b/>
+                <w:bCs/>
+                <w:sz w:val="18"/>
+                <w:szCs w:val="18"/>
               </w:rPr>
               <w:t>Personnel</w:t>
             </w:r>
@@ -2516,17 +5273,17 @@
             <w:pPr>
               <w:rPr>
                 <w:rFonts w:asciiTheme="majorHAnsi" w:hAnsiTheme="majorHAnsi"/>
-                <w:sz w:val="20"/>
-                <w:szCs w:val="20"/>
-              </w:rPr>
-            </w:pPr>
-            <w:r>
-              <w:rPr>
-                <w:rFonts w:asciiTheme="majorHAnsi" w:hAnsiTheme="majorHAnsi"/>
-                <w:b/>
-                <w:bCs/>
-                <w:sz w:val="20"/>
-                <w:szCs w:val="20"/>
+                <w:sz w:val="18"/>
+                <w:szCs w:val="18"/>
+              </w:rPr>
+            </w:pPr>
+            <w:r>
+              <w:rPr>
+                <w:rFonts w:asciiTheme="majorHAnsi" w:hAnsiTheme="majorHAnsi"/>
+                <w:b/>
+                <w:bCs/>
+                <w:sz w:val="18"/>
+                <w:szCs w:val="18"/>
               </w:rPr>
               <w:t>Employés</w:t>
             </w:r>
@@ -2534,22 +5291,22 @@
         </w:tc>
         <w:tc>
           <w:tcPr>
-            <w:tcW w:w="4473" w:type="dxa"/>
+            <w:tcW w:w="5193" w:type="dxa"/>
             <w:shd w:val="clear" w:color="auto" w:fill="D9D9D9" w:themeFill="background1" w:themeFillShade="D9"/>
           </w:tcPr>
           <w:p>
             <w:pPr>
               <w:rPr>
                 <w:rFonts w:asciiTheme="majorHAnsi" w:hAnsiTheme="majorHAnsi"/>
-                <w:sz w:val="20"/>
-                <w:szCs w:val="20"/>
-              </w:rPr>
-            </w:pPr>
-            <w:r>
-              <w:rPr>
-                <w:rFonts w:asciiTheme="majorHAnsi" w:hAnsiTheme="majorHAnsi"/>
-                <w:sz w:val="20"/>
-                <w:szCs w:val="20"/>
+                <w:sz w:val="18"/>
+                <w:szCs w:val="18"/>
+              </w:rPr>
+            </w:pPr>
+            <w:r>
+              <w:rPr>
+                <w:rFonts w:asciiTheme="majorHAnsi" w:hAnsiTheme="majorHAnsi"/>
+                <w:sz w:val="18"/>
+                <w:szCs w:val="18"/>
               </w:rPr>
               <w:t>Dossiers d’employé</w:t>
             </w:r>
@@ -2557,7 +5314,7 @@
         </w:tc>
         <w:tc>
           <w:tcPr>
-            <w:tcW w:w="1440" w:type="dxa"/>
+            <w:tcW w:w="1260" w:type="dxa"/>
             <w:shd w:val="clear" w:color="auto" w:fill="D9D9D9" w:themeFill="background1" w:themeFillShade="D9"/>
           </w:tcPr>
           <w:p>
@@ -2565,8 +5322,8 @@
               <w:jc w:val="right"/>
               <w:rPr>
                 <w:rFonts w:asciiTheme="majorHAnsi" w:hAnsiTheme="majorHAnsi"/>
-                <w:sz w:val="20"/>
-                <w:szCs w:val="20"/>
+                <w:sz w:val="18"/>
+                <w:szCs w:val="18"/>
               </w:rPr>
             </w:pPr>
             <w:r>
@@ -2574,81 +5331,31 @@
                 <w:b/>
                 <w:bCs/>
                 <w:color w:val="0070C0"/>
-                <w:sz w:val="20"/>
-                <w:szCs w:val="20"/>
-              </w:rPr>
-              <w:t>1</w:t>
-            </w:r>
-            <w:r>
-              <w:rPr>
-                <w:b/>
-                <w:bCs/>
-                <w:color w:val="0070C0"/>
-                <w:sz w:val="20"/>
-                <w:szCs w:val="20"/>
-              </w:rPr>
-              <w:t>,</w:t>
-            </w:r>
-            <w:r>
-              <w:rPr>
-                <w:b/>
-                <w:bCs/>
-                <w:color w:val="0070C0"/>
-                <w:sz w:val="20"/>
-                <w:szCs w:val="20"/>
-              </w:rPr>
-              <w:t>0</w:t>
-            </w:r>
-            <w:r>
-              <w:rPr>
-                <w:b/>
-                <w:bCs/>
-                <w:color w:val="0070C0"/>
-                <w:sz w:val="20"/>
-                <w:szCs w:val="20"/>
-              </w:rPr>
-              <w:t>0</w:t>
-            </w:r>
-            <w:r>
-              <w:rPr>
-                <w:b/>
-                <w:bCs/>
-                <w:color w:val="0070C0"/>
-                <w:sz w:val="20"/>
-                <w:szCs w:val="20"/>
-              </w:rPr>
-              <w:t xml:space="preserve"> </w:t>
-            </w:r>
-            <w:r>
-              <w:rPr>
-                <w:b/>
-                <w:bCs/>
-                <w:color w:val="0070C0"/>
-                <w:sz w:val="20"/>
-                <w:szCs w:val="20"/>
-              </w:rPr>
-              <w:t>$</w:t>
-            </w:r>
-          </w:p>
-        </w:tc>
-        <w:tc>
-          <w:tcPr>
-            <w:tcW w:w="3055" w:type="dxa"/>
+                <w:sz w:val="18"/>
+                <w:szCs w:val="18"/>
+              </w:rPr>
+              <w:t>1,00 $</w:t>
+            </w:r>
+          </w:p>
+        </w:tc>
+        <w:tc>
+          <w:tcPr>
+            <w:tcW w:w="2515" w:type="dxa"/>
             <w:shd w:val="clear" w:color="auto" w:fill="D9D9D9" w:themeFill="background1" w:themeFillShade="D9"/>
           </w:tcPr>
           <w:p>
             <w:pPr>
               <w:rPr>
                 <w:rFonts w:asciiTheme="majorHAnsi" w:hAnsiTheme="majorHAnsi"/>
-                <w:sz w:val="20"/>
-                <w:szCs w:val="20"/>
-              </w:rPr>
-            </w:pPr>
-            <w:r>
-              <w:rPr>
-                <w:rFonts w:asciiTheme="majorHAnsi" w:hAnsiTheme="majorHAnsi"/>
-                <w:sz w:val="20"/>
-                <w:szCs w:val="20"/>
+                <w:sz w:val="18"/>
+                <w:szCs w:val="18"/>
+              </w:rPr>
+            </w:pPr>
+            <w:r>
+              <w:rPr>
+                <w:rFonts w:asciiTheme="majorHAnsi" w:hAnsiTheme="majorHAnsi"/>
+                <w:sz w:val="18"/>
+                <w:szCs w:val="18"/>
               </w:rPr>
               <w:t>par employé</w:t>
             </w:r>
@@ -2656,9 +5363,6 @@
         </w:tc>
       </w:tr>
       <w:tr>
-        <w:trPr>
-          <w:trHeight w:val="287"/>
-        </w:trPr>
         <w:tc>
           <w:tcPr>
             <w:tcW w:w="1814" w:type="dxa"/>
@@ -2671,8 +5375,8 @@
                 <w:rFonts w:asciiTheme="majorHAnsi" w:hAnsiTheme="majorHAnsi"/>
                 <w:b/>
                 <w:bCs/>
-                <w:sz w:val="20"/>
-                <w:szCs w:val="20"/>
+                <w:sz w:val="18"/>
+                <w:szCs w:val="18"/>
               </w:rPr>
             </w:pPr>
           </w:p>
@@ -2686,17 +5390,17 @@
             <w:pPr>
               <w:rPr>
                 <w:rFonts w:asciiTheme="majorHAnsi" w:hAnsiTheme="majorHAnsi"/>
-                <w:sz w:val="20"/>
-                <w:szCs w:val="20"/>
-              </w:rPr>
-            </w:pPr>
-            <w:r>
-              <w:rPr>
-                <w:rFonts w:asciiTheme="majorHAnsi" w:hAnsiTheme="majorHAnsi"/>
-                <w:b/>
-                <w:bCs/>
-                <w:sz w:val="20"/>
-                <w:szCs w:val="20"/>
+                <w:sz w:val="18"/>
+                <w:szCs w:val="18"/>
+              </w:rPr>
+            </w:pPr>
+            <w:r>
+              <w:rPr>
+                <w:rFonts w:asciiTheme="majorHAnsi" w:hAnsiTheme="majorHAnsi"/>
+                <w:b/>
+                <w:bCs/>
+                <w:sz w:val="18"/>
+                <w:szCs w:val="18"/>
               </w:rPr>
               <w:t>Équipes</w:t>
             </w:r>
@@ -2704,22 +5408,22 @@
         </w:tc>
         <w:tc>
           <w:tcPr>
-            <w:tcW w:w="4473" w:type="dxa"/>
+            <w:tcW w:w="5193" w:type="dxa"/>
             <w:shd w:val="clear" w:color="auto" w:fill="D9D9D9" w:themeFill="background1" w:themeFillShade="D9"/>
           </w:tcPr>
           <w:p>
             <w:pPr>
               <w:rPr>
                 <w:rFonts w:asciiTheme="majorHAnsi" w:hAnsiTheme="majorHAnsi"/>
-                <w:sz w:val="20"/>
-                <w:szCs w:val="20"/>
-              </w:rPr>
-            </w:pPr>
-            <w:r>
-              <w:rPr>
-                <w:rFonts w:asciiTheme="majorHAnsi" w:hAnsiTheme="majorHAnsi"/>
-                <w:sz w:val="20"/>
-                <w:szCs w:val="20"/>
+                <w:sz w:val="18"/>
+                <w:szCs w:val="18"/>
+              </w:rPr>
+            </w:pPr>
+            <w:r>
+              <w:rPr>
+                <w:rFonts w:asciiTheme="majorHAnsi" w:hAnsiTheme="majorHAnsi"/>
+                <w:sz w:val="18"/>
+                <w:szCs w:val="18"/>
               </w:rPr>
               <w:t>Regroupements d’employés par équipe</w:t>
             </w:r>
@@ -2727,7 +5431,7 @@
         </w:tc>
         <w:tc>
           <w:tcPr>
-            <w:tcW w:w="1440" w:type="dxa"/>
+            <w:tcW w:w="1260" w:type="dxa"/>
             <w:shd w:val="clear" w:color="auto" w:fill="D9D9D9" w:themeFill="background1" w:themeFillShade="D9"/>
           </w:tcPr>
           <w:p>
@@ -2735,8 +5439,8 @@
               <w:jc w:val="right"/>
               <w:rPr>
                 <w:rFonts w:asciiTheme="majorHAnsi" w:hAnsiTheme="majorHAnsi"/>
-                <w:sz w:val="20"/>
-                <w:szCs w:val="20"/>
+                <w:sz w:val="18"/>
+                <w:szCs w:val="18"/>
               </w:rPr>
             </w:pPr>
             <w:r>
@@ -2744,81 +5448,31 @@
                 <w:b/>
                 <w:bCs/>
                 <w:color w:val="0070C0"/>
-                <w:sz w:val="20"/>
-                <w:szCs w:val="20"/>
-              </w:rPr>
-              <w:t>1</w:t>
-            </w:r>
-            <w:r>
-              <w:rPr>
-                <w:b/>
-                <w:bCs/>
-                <w:color w:val="0070C0"/>
-                <w:sz w:val="20"/>
-                <w:szCs w:val="20"/>
-              </w:rPr>
-              <w:t>,</w:t>
-            </w:r>
-            <w:r>
-              <w:rPr>
-                <w:b/>
-                <w:bCs/>
-                <w:color w:val="0070C0"/>
-                <w:sz w:val="20"/>
-                <w:szCs w:val="20"/>
-              </w:rPr>
-              <w:t>0</w:t>
-            </w:r>
-            <w:r>
-              <w:rPr>
-                <w:b/>
-                <w:bCs/>
-                <w:color w:val="0070C0"/>
-                <w:sz w:val="20"/>
-                <w:szCs w:val="20"/>
-              </w:rPr>
-              <w:t>0</w:t>
-            </w:r>
-            <w:r>
-              <w:rPr>
-                <w:b/>
-                <w:bCs/>
-                <w:color w:val="0070C0"/>
-                <w:sz w:val="20"/>
-                <w:szCs w:val="20"/>
-              </w:rPr>
-              <w:t xml:space="preserve"> </w:t>
-            </w:r>
-            <w:r>
-              <w:rPr>
-                <w:b/>
-                <w:bCs/>
-                <w:color w:val="0070C0"/>
-                <w:sz w:val="20"/>
-                <w:szCs w:val="20"/>
-              </w:rPr>
-              <w:t>$</w:t>
-            </w:r>
-          </w:p>
-        </w:tc>
-        <w:tc>
-          <w:tcPr>
-            <w:tcW w:w="3055" w:type="dxa"/>
+                <w:sz w:val="18"/>
+                <w:szCs w:val="18"/>
+              </w:rPr>
+              <w:t>1,00 $</w:t>
+            </w:r>
+          </w:p>
+        </w:tc>
+        <w:tc>
+          <w:tcPr>
+            <w:tcW w:w="2515" w:type="dxa"/>
             <w:shd w:val="clear" w:color="auto" w:fill="D9D9D9" w:themeFill="background1" w:themeFillShade="D9"/>
           </w:tcPr>
           <w:p>
             <w:pPr>
               <w:rPr>
                 <w:rFonts w:asciiTheme="majorHAnsi" w:hAnsiTheme="majorHAnsi"/>
-                <w:sz w:val="20"/>
-                <w:szCs w:val="20"/>
-              </w:rPr>
-            </w:pPr>
-            <w:r>
-              <w:rPr>
-                <w:rFonts w:asciiTheme="majorHAnsi" w:hAnsiTheme="majorHAnsi"/>
-                <w:sz w:val="20"/>
-                <w:szCs w:val="20"/>
+                <w:sz w:val="18"/>
+                <w:szCs w:val="18"/>
+              </w:rPr>
+            </w:pPr>
+            <w:r>
+              <w:rPr>
+                <w:rFonts w:asciiTheme="majorHAnsi" w:hAnsiTheme="majorHAnsi"/>
+                <w:sz w:val="18"/>
+                <w:szCs w:val="18"/>
               </w:rPr>
               <w:t>par équipe</w:t>
             </w:r>
@@ -2826,9 +5480,6 @@
         </w:tc>
       </w:tr>
       <w:tr>
-        <w:trPr>
-          <w:trHeight w:val="287"/>
-        </w:trPr>
         <w:tc>
           <w:tcPr>
             <w:tcW w:w="1814" w:type="dxa"/>
@@ -2841,8 +5492,8 @@
                 <w:rFonts w:asciiTheme="majorHAnsi" w:hAnsiTheme="majorHAnsi"/>
                 <w:b/>
                 <w:bCs/>
-                <w:sz w:val="20"/>
-                <w:szCs w:val="20"/>
+                <w:sz w:val="18"/>
+                <w:szCs w:val="18"/>
               </w:rPr>
             </w:pPr>
           </w:p>
@@ -2856,17 +5507,17 @@
             <w:pPr>
               <w:rPr>
                 <w:rFonts w:asciiTheme="majorHAnsi" w:hAnsiTheme="majorHAnsi"/>
-                <w:sz w:val="20"/>
-                <w:szCs w:val="20"/>
-              </w:rPr>
-            </w:pPr>
-            <w:r>
-              <w:rPr>
-                <w:rFonts w:asciiTheme="majorHAnsi" w:hAnsiTheme="majorHAnsi"/>
-                <w:b/>
-                <w:bCs/>
-                <w:sz w:val="20"/>
-                <w:szCs w:val="20"/>
+                <w:sz w:val="18"/>
+                <w:szCs w:val="18"/>
+              </w:rPr>
+            </w:pPr>
+            <w:r>
+              <w:rPr>
+                <w:rFonts w:asciiTheme="majorHAnsi" w:hAnsiTheme="majorHAnsi"/>
+                <w:b/>
+                <w:bCs/>
+                <w:sz w:val="18"/>
+                <w:szCs w:val="18"/>
               </w:rPr>
               <w:t>Utilisateurs</w:t>
             </w:r>
@@ -2874,22 +5525,22 @@
         </w:tc>
         <w:tc>
           <w:tcPr>
-            <w:tcW w:w="4473" w:type="dxa"/>
+            <w:tcW w:w="5193" w:type="dxa"/>
             <w:shd w:val="clear" w:color="auto" w:fill="D9D9D9" w:themeFill="background1" w:themeFillShade="D9"/>
           </w:tcPr>
           <w:p>
             <w:pPr>
               <w:rPr>
                 <w:rFonts w:asciiTheme="majorHAnsi" w:hAnsiTheme="majorHAnsi"/>
-                <w:sz w:val="20"/>
-                <w:szCs w:val="20"/>
-              </w:rPr>
-            </w:pPr>
-            <w:r>
-              <w:rPr>
-                <w:rFonts w:asciiTheme="majorHAnsi" w:hAnsiTheme="majorHAnsi"/>
-                <w:sz w:val="20"/>
-                <w:szCs w:val="20"/>
+                <w:sz w:val="18"/>
+                <w:szCs w:val="18"/>
+              </w:rPr>
+            </w:pPr>
+            <w:r>
+              <w:rPr>
+                <w:rFonts w:asciiTheme="majorHAnsi" w:hAnsiTheme="majorHAnsi"/>
+                <w:sz w:val="18"/>
+                <w:szCs w:val="18"/>
               </w:rPr>
               <w:t>Comptes utilisateurs pour les employés autorisés</w:t>
             </w:r>
@@ -2897,7 +5548,7 @@
         </w:tc>
         <w:tc>
           <w:tcPr>
-            <w:tcW w:w="1440" w:type="dxa"/>
+            <w:tcW w:w="1260" w:type="dxa"/>
             <w:shd w:val="clear" w:color="auto" w:fill="D9D9D9" w:themeFill="background1" w:themeFillShade="D9"/>
           </w:tcPr>
           <w:p>
@@ -2905,8 +5556,8 @@
               <w:jc w:val="right"/>
               <w:rPr>
                 <w:rFonts w:asciiTheme="majorHAnsi" w:hAnsiTheme="majorHAnsi"/>
-                <w:sz w:val="20"/>
-                <w:szCs w:val="20"/>
+                <w:sz w:val="18"/>
+                <w:szCs w:val="18"/>
               </w:rPr>
             </w:pPr>
             <w:r>
@@ -2914,81 +5565,31 @@
                 <w:b/>
                 <w:bCs/>
                 <w:color w:val="0070C0"/>
-                <w:sz w:val="20"/>
-                <w:szCs w:val="20"/>
-              </w:rPr>
-              <w:t>1</w:t>
-            </w:r>
-            <w:r>
-              <w:rPr>
-                <w:b/>
-                <w:bCs/>
-                <w:color w:val="0070C0"/>
-                <w:sz w:val="20"/>
-                <w:szCs w:val="20"/>
-              </w:rPr>
-              <w:t>,</w:t>
-            </w:r>
-            <w:r>
-              <w:rPr>
-                <w:b/>
-                <w:bCs/>
-                <w:color w:val="0070C0"/>
-                <w:sz w:val="20"/>
-                <w:szCs w:val="20"/>
-              </w:rPr>
-              <w:t>0</w:t>
-            </w:r>
-            <w:r>
-              <w:rPr>
-                <w:b/>
-                <w:bCs/>
-                <w:color w:val="0070C0"/>
-                <w:sz w:val="20"/>
-                <w:szCs w:val="20"/>
-              </w:rPr>
-              <w:t>0</w:t>
-            </w:r>
-            <w:r>
-              <w:rPr>
-                <w:b/>
-                <w:bCs/>
-                <w:color w:val="0070C0"/>
-                <w:sz w:val="20"/>
-                <w:szCs w:val="20"/>
-              </w:rPr>
-              <w:t xml:space="preserve"> </w:t>
-            </w:r>
-            <w:r>
-              <w:rPr>
-                <w:b/>
-                <w:bCs/>
-                <w:color w:val="0070C0"/>
-                <w:sz w:val="20"/>
-                <w:szCs w:val="20"/>
-              </w:rPr>
-              <w:t>$</w:t>
-            </w:r>
-          </w:p>
-        </w:tc>
-        <w:tc>
-          <w:tcPr>
-            <w:tcW w:w="3055" w:type="dxa"/>
+                <w:sz w:val="18"/>
+                <w:szCs w:val="18"/>
+              </w:rPr>
+              <w:t>1,00 $</w:t>
+            </w:r>
+          </w:p>
+        </w:tc>
+        <w:tc>
+          <w:tcPr>
+            <w:tcW w:w="2515" w:type="dxa"/>
             <w:shd w:val="clear" w:color="auto" w:fill="D9D9D9" w:themeFill="background1" w:themeFillShade="D9"/>
           </w:tcPr>
           <w:p>
             <w:pPr>
               <w:rPr>
                 <w:rFonts w:asciiTheme="majorHAnsi" w:hAnsiTheme="majorHAnsi"/>
-                <w:sz w:val="20"/>
-                <w:szCs w:val="20"/>
-              </w:rPr>
-            </w:pPr>
-            <w:r>
-              <w:rPr>
-                <w:rFonts w:asciiTheme="majorHAnsi" w:hAnsiTheme="majorHAnsi"/>
-                <w:sz w:val="20"/>
-                <w:szCs w:val="20"/>
+                <w:sz w:val="18"/>
+                <w:szCs w:val="18"/>
+              </w:rPr>
+            </w:pPr>
+            <w:r>
+              <w:rPr>
+                <w:rFonts w:asciiTheme="majorHAnsi" w:hAnsiTheme="majorHAnsi"/>
+                <w:sz w:val="18"/>
+                <w:szCs w:val="18"/>
               </w:rPr>
               <w:t>par utilisateur</w:t>
             </w:r>
@@ -2996,9 +5597,6 @@
         </w:tc>
       </w:tr>
       <w:tr>
-        <w:trPr>
-          <w:trHeight w:val="287"/>
-        </w:trPr>
         <w:tc>
           <w:tcPr>
             <w:tcW w:w="1814" w:type="dxa"/>
@@ -3011,8 +5609,8 @@
                 <w:rFonts w:asciiTheme="majorHAnsi" w:hAnsiTheme="majorHAnsi"/>
                 <w:b/>
                 <w:bCs/>
-                <w:sz w:val="20"/>
-                <w:szCs w:val="20"/>
+                <w:sz w:val="18"/>
+                <w:szCs w:val="18"/>
               </w:rPr>
             </w:pPr>
           </w:p>
@@ -3027,17 +5625,17 @@
             <w:pPr>
               <w:rPr>
                 <w:rFonts w:asciiTheme="majorHAnsi" w:hAnsiTheme="majorHAnsi"/>
-                <w:sz w:val="20"/>
-                <w:szCs w:val="20"/>
-              </w:rPr>
-            </w:pPr>
-            <w:r>
-              <w:rPr>
-                <w:rFonts w:asciiTheme="majorHAnsi" w:hAnsiTheme="majorHAnsi"/>
-                <w:b/>
-                <w:bCs/>
-                <w:sz w:val="20"/>
-                <w:szCs w:val="20"/>
+                <w:sz w:val="18"/>
+                <w:szCs w:val="18"/>
+              </w:rPr>
+            </w:pPr>
+            <w:r>
+              <w:rPr>
+                <w:rFonts w:asciiTheme="majorHAnsi" w:hAnsiTheme="majorHAnsi"/>
+                <w:b/>
+                <w:bCs/>
+                <w:sz w:val="18"/>
+                <w:szCs w:val="18"/>
               </w:rPr>
               <w:t>Horaires</w:t>
             </w:r>
@@ -3045,22 +5643,22 @@
         </w:tc>
         <w:tc>
           <w:tcPr>
-            <w:tcW w:w="4473" w:type="dxa"/>
+            <w:tcW w:w="5193" w:type="dxa"/>
             <w:shd w:val="clear" w:color="auto" w:fill="D9D9D9" w:themeFill="background1" w:themeFillShade="D9"/>
           </w:tcPr>
           <w:p>
             <w:pPr>
               <w:rPr>
                 <w:rFonts w:asciiTheme="majorHAnsi" w:hAnsiTheme="majorHAnsi"/>
-                <w:sz w:val="20"/>
-                <w:szCs w:val="20"/>
-              </w:rPr>
-            </w:pPr>
-            <w:r>
-              <w:rPr>
-                <w:rFonts w:asciiTheme="majorHAnsi" w:hAnsiTheme="majorHAnsi"/>
-                <w:sz w:val="20"/>
-                <w:szCs w:val="20"/>
+                <w:sz w:val="18"/>
+                <w:szCs w:val="18"/>
+              </w:rPr>
+            </w:pPr>
+            <w:r>
+              <w:rPr>
+                <w:rFonts w:asciiTheme="majorHAnsi" w:hAnsiTheme="majorHAnsi"/>
+                <w:sz w:val="18"/>
+                <w:szCs w:val="18"/>
               </w:rPr>
               <w:t>Configurations d’horaires</w:t>
             </w:r>
@@ -3068,7 +5666,7 @@
         </w:tc>
         <w:tc>
           <w:tcPr>
-            <w:tcW w:w="1440" w:type="dxa"/>
+            <w:tcW w:w="1260" w:type="dxa"/>
             <w:shd w:val="clear" w:color="auto" w:fill="D9D9D9" w:themeFill="background1" w:themeFillShade="D9"/>
           </w:tcPr>
           <w:p>
@@ -3076,8 +5674,8 @@
               <w:jc w:val="right"/>
               <w:rPr>
                 <w:rFonts w:asciiTheme="majorHAnsi" w:hAnsiTheme="majorHAnsi"/>
-                <w:sz w:val="20"/>
-                <w:szCs w:val="20"/>
+                <w:sz w:val="18"/>
+                <w:szCs w:val="18"/>
               </w:rPr>
             </w:pPr>
             <w:r>
@@ -3085,81 +5683,31 @@
                 <w:b/>
                 <w:bCs/>
                 <w:color w:val="0070C0"/>
-                <w:sz w:val="20"/>
-                <w:szCs w:val="20"/>
-              </w:rPr>
-              <w:t>1</w:t>
-            </w:r>
-            <w:r>
-              <w:rPr>
-                <w:b/>
-                <w:bCs/>
-                <w:color w:val="0070C0"/>
-                <w:sz w:val="20"/>
-                <w:szCs w:val="20"/>
-              </w:rPr>
-              <w:t>,</w:t>
-            </w:r>
-            <w:r>
-              <w:rPr>
-                <w:b/>
-                <w:bCs/>
-                <w:color w:val="0070C0"/>
-                <w:sz w:val="20"/>
-                <w:szCs w:val="20"/>
-              </w:rPr>
-              <w:t>0</w:t>
-            </w:r>
-            <w:r>
-              <w:rPr>
-                <w:b/>
-                <w:bCs/>
-                <w:color w:val="0070C0"/>
-                <w:sz w:val="20"/>
-                <w:szCs w:val="20"/>
-              </w:rPr>
-              <w:t>0</w:t>
-            </w:r>
-            <w:r>
-              <w:rPr>
-                <w:b/>
-                <w:bCs/>
-                <w:color w:val="0070C0"/>
-                <w:sz w:val="20"/>
-                <w:szCs w:val="20"/>
-              </w:rPr>
-              <w:t xml:space="preserve"> </w:t>
-            </w:r>
-            <w:r>
-              <w:rPr>
-                <w:b/>
-                <w:bCs/>
-                <w:color w:val="0070C0"/>
-                <w:sz w:val="20"/>
-                <w:szCs w:val="20"/>
-              </w:rPr>
-              <w:t>$</w:t>
-            </w:r>
-          </w:p>
-        </w:tc>
-        <w:tc>
-          <w:tcPr>
-            <w:tcW w:w="3055" w:type="dxa"/>
+                <w:sz w:val="18"/>
+                <w:szCs w:val="18"/>
+              </w:rPr>
+              <w:t>1,00 $</w:t>
+            </w:r>
+          </w:p>
+        </w:tc>
+        <w:tc>
+          <w:tcPr>
+            <w:tcW w:w="2515" w:type="dxa"/>
             <w:shd w:val="clear" w:color="auto" w:fill="D9D9D9" w:themeFill="background1" w:themeFillShade="D9"/>
           </w:tcPr>
           <w:p>
             <w:pPr>
               <w:rPr>
                 <w:rFonts w:asciiTheme="majorHAnsi" w:hAnsiTheme="majorHAnsi"/>
-                <w:sz w:val="20"/>
-                <w:szCs w:val="20"/>
-              </w:rPr>
-            </w:pPr>
-            <w:r>
-              <w:rPr>
-                <w:rFonts w:asciiTheme="majorHAnsi" w:hAnsiTheme="majorHAnsi"/>
-                <w:sz w:val="20"/>
-                <w:szCs w:val="20"/>
+                <w:sz w:val="18"/>
+                <w:szCs w:val="18"/>
+              </w:rPr>
+            </w:pPr>
+            <w:r>
+              <w:rPr>
+                <w:rFonts w:asciiTheme="majorHAnsi" w:hAnsiTheme="majorHAnsi"/>
+                <w:sz w:val="18"/>
+                <w:szCs w:val="18"/>
               </w:rPr>
               <w:t>par horaire</w:t>
             </w:r>
@@ -3167,9 +5715,6 @@
         </w:tc>
       </w:tr>
       <w:tr>
-        <w:trPr>
-          <w:trHeight w:val="287"/>
-        </w:trPr>
         <w:tc>
           <w:tcPr>
             <w:tcW w:w="1814" w:type="dxa"/>
@@ -3182,8 +5727,8 @@
                 <w:rFonts w:asciiTheme="majorHAnsi" w:hAnsiTheme="majorHAnsi"/>
                 <w:b/>
                 <w:bCs/>
-                <w:sz w:val="20"/>
-                <w:szCs w:val="20"/>
+                <w:sz w:val="18"/>
+                <w:szCs w:val="18"/>
               </w:rPr>
             </w:pPr>
           </w:p>
@@ -3200,30 +5745,30 @@
                 <w:rFonts w:asciiTheme="majorHAnsi" w:hAnsiTheme="majorHAnsi"/>
                 <w:b/>
                 <w:bCs/>
-                <w:sz w:val="20"/>
-                <w:szCs w:val="20"/>
-              </w:rPr>
-            </w:pPr>
-          </w:p>
-        </w:tc>
-        <w:tc>
-          <w:tcPr>
-            <w:tcW w:w="4473" w:type="dxa"/>
+                <w:sz w:val="18"/>
+                <w:szCs w:val="18"/>
+              </w:rPr>
+            </w:pPr>
+          </w:p>
+        </w:tc>
+        <w:tc>
+          <w:tcPr>
+            <w:tcW w:w="5193" w:type="dxa"/>
             <w:shd w:val="clear" w:color="auto" w:fill="D9D9D9" w:themeFill="background1" w:themeFillShade="D9"/>
           </w:tcPr>
           <w:p>
             <w:pPr>
               <w:rPr>
                 <w:rFonts w:asciiTheme="majorHAnsi" w:hAnsiTheme="majorHAnsi"/>
-                <w:sz w:val="20"/>
-                <w:szCs w:val="20"/>
-              </w:rPr>
-            </w:pPr>
-            <w:r>
-              <w:rPr>
-                <w:rFonts w:asciiTheme="majorHAnsi" w:hAnsiTheme="majorHAnsi"/>
-                <w:sz w:val="20"/>
-                <w:szCs w:val="20"/>
+                <w:sz w:val="18"/>
+                <w:szCs w:val="18"/>
+              </w:rPr>
+            </w:pPr>
+            <w:r>
+              <w:rPr>
+                <w:rFonts w:asciiTheme="majorHAnsi" w:hAnsiTheme="majorHAnsi"/>
+                <w:sz w:val="18"/>
+                <w:szCs w:val="18"/>
               </w:rPr>
               <w:t>Quarts de travail créés</w:t>
             </w:r>
@@ -3231,7 +5776,7 @@
         </w:tc>
         <w:tc>
           <w:tcPr>
-            <w:tcW w:w="1440" w:type="dxa"/>
+            <w:tcW w:w="1260" w:type="dxa"/>
             <w:shd w:val="clear" w:color="auto" w:fill="D9D9D9" w:themeFill="background1" w:themeFillShade="D9"/>
           </w:tcPr>
           <w:p>
@@ -3241,8 +5786,8 @@
                 <w:b/>
                 <w:bCs/>
                 <w:color w:val="0070C0"/>
-                <w:sz w:val="20"/>
-                <w:szCs w:val="20"/>
+                <w:sz w:val="18"/>
+                <w:szCs w:val="18"/>
               </w:rPr>
             </w:pPr>
             <w:r>
@@ -3250,99 +5795,38 @@
                 <w:b/>
                 <w:bCs/>
                 <w:color w:val="0070C0"/>
-                <w:sz w:val="20"/>
-                <w:szCs w:val="20"/>
-              </w:rPr>
-              <w:t>1</w:t>
-            </w:r>
-            <w:r>
-              <w:rPr>
-                <w:b/>
-                <w:bCs/>
-                <w:color w:val="0070C0"/>
-                <w:sz w:val="20"/>
-                <w:szCs w:val="20"/>
-              </w:rPr>
-              <w:t>,</w:t>
-            </w:r>
-            <w:r>
-              <w:rPr>
-                <w:b/>
-                <w:bCs/>
-                <w:color w:val="0070C0"/>
-                <w:sz w:val="20"/>
-                <w:szCs w:val="20"/>
-              </w:rPr>
-              <w:t>0</w:t>
-            </w:r>
-            <w:r>
-              <w:rPr>
-                <w:b/>
-                <w:bCs/>
-                <w:color w:val="0070C0"/>
-                <w:sz w:val="20"/>
-                <w:szCs w:val="20"/>
-              </w:rPr>
-              <w:t>0</w:t>
-            </w:r>
-            <w:r>
-              <w:rPr>
-                <w:b/>
-                <w:bCs/>
-                <w:color w:val="0070C0"/>
-                <w:sz w:val="20"/>
-                <w:szCs w:val="20"/>
-              </w:rPr>
-              <w:t xml:space="preserve"> </w:t>
-            </w:r>
-            <w:r>
-              <w:rPr>
-                <w:b/>
-                <w:bCs/>
-                <w:color w:val="0070C0"/>
-                <w:sz w:val="20"/>
-                <w:szCs w:val="20"/>
-              </w:rPr>
-              <w:t>$</w:t>
-            </w:r>
-          </w:p>
-        </w:tc>
-        <w:tc>
-          <w:tcPr>
-            <w:tcW w:w="3055" w:type="dxa"/>
+                <w:sz w:val="18"/>
+                <w:szCs w:val="18"/>
+              </w:rPr>
+              <w:t>1,00 $</w:t>
+            </w:r>
+          </w:p>
+        </w:tc>
+        <w:tc>
+          <w:tcPr>
+            <w:tcW w:w="2515" w:type="dxa"/>
             <w:shd w:val="clear" w:color="auto" w:fill="D9D9D9" w:themeFill="background1" w:themeFillShade="D9"/>
           </w:tcPr>
           <w:p>
             <w:pPr>
               <w:rPr>
                 <w:rFonts w:asciiTheme="majorHAnsi" w:hAnsiTheme="majorHAnsi"/>
-                <w:sz w:val="20"/>
-                <w:szCs w:val="20"/>
-              </w:rPr>
-            </w:pPr>
-            <w:r>
-              <w:rPr>
-                <w:rFonts w:asciiTheme="majorHAnsi" w:hAnsiTheme="majorHAnsi"/>
-                <w:sz w:val="20"/>
-                <w:szCs w:val="20"/>
-              </w:rPr>
-              <w:t xml:space="preserve">par </w:t>
-            </w:r>
-            <w:r>
-              <w:rPr>
-                <w:rFonts w:asciiTheme="majorHAnsi" w:hAnsiTheme="majorHAnsi"/>
-                <w:sz w:val="20"/>
-                <w:szCs w:val="20"/>
-              </w:rPr>
-              <w:t>quart</w:t>
+                <w:sz w:val="18"/>
+                <w:szCs w:val="18"/>
+              </w:rPr>
+            </w:pPr>
+            <w:r>
+              <w:rPr>
+                <w:rFonts w:asciiTheme="majorHAnsi" w:hAnsiTheme="majorHAnsi"/>
+                <w:sz w:val="18"/>
+                <w:szCs w:val="18"/>
+              </w:rPr>
+              <w:t>par quart</w:t>
             </w:r>
           </w:p>
         </w:tc>
       </w:tr>
       <w:tr>
-        <w:trPr>
-          <w:trHeight w:val="287"/>
-        </w:trPr>
         <w:tc>
           <w:tcPr>
             <w:tcW w:w="1814" w:type="dxa"/>
@@ -3355,8 +5839,8 @@
                 <w:rFonts w:asciiTheme="majorHAnsi" w:hAnsiTheme="majorHAnsi"/>
                 <w:b/>
                 <w:bCs/>
-                <w:sz w:val="20"/>
-                <w:szCs w:val="20"/>
+                <w:sz w:val="18"/>
+                <w:szCs w:val="18"/>
               </w:rPr>
             </w:pPr>
           </w:p>
@@ -3370,17 +5854,17 @@
             <w:pPr>
               <w:rPr>
                 <w:rFonts w:asciiTheme="majorHAnsi" w:hAnsiTheme="majorHAnsi"/>
-                <w:sz w:val="20"/>
-                <w:szCs w:val="20"/>
-              </w:rPr>
-            </w:pPr>
-            <w:r>
-              <w:rPr>
-                <w:rFonts w:asciiTheme="majorHAnsi" w:hAnsiTheme="majorHAnsi"/>
-                <w:b/>
-                <w:bCs/>
-                <w:sz w:val="20"/>
-                <w:szCs w:val="20"/>
+                <w:sz w:val="18"/>
+                <w:szCs w:val="18"/>
+              </w:rPr>
+            </w:pPr>
+            <w:r>
+              <w:rPr>
+                <w:rFonts w:asciiTheme="majorHAnsi" w:hAnsiTheme="majorHAnsi"/>
+                <w:b/>
+                <w:bCs/>
+                <w:sz w:val="18"/>
+                <w:szCs w:val="18"/>
               </w:rPr>
               <w:t>Formation</w:t>
             </w:r>
@@ -3388,22 +5872,22 @@
         </w:tc>
         <w:tc>
           <w:tcPr>
-            <w:tcW w:w="4473" w:type="dxa"/>
+            <w:tcW w:w="5193" w:type="dxa"/>
             <w:shd w:val="clear" w:color="auto" w:fill="D9D9D9" w:themeFill="background1" w:themeFillShade="D9"/>
           </w:tcPr>
           <w:p>
             <w:pPr>
               <w:rPr>
                 <w:rFonts w:asciiTheme="majorHAnsi" w:hAnsiTheme="majorHAnsi"/>
-                <w:sz w:val="20"/>
-                <w:szCs w:val="20"/>
-              </w:rPr>
-            </w:pPr>
-            <w:r>
-              <w:rPr>
-                <w:rFonts w:asciiTheme="majorHAnsi" w:hAnsiTheme="majorHAnsi"/>
-                <w:sz w:val="20"/>
-                <w:szCs w:val="20"/>
+                <w:sz w:val="18"/>
+                <w:szCs w:val="18"/>
+              </w:rPr>
+            </w:pPr>
+            <w:r>
+              <w:rPr>
+                <w:rFonts w:asciiTheme="majorHAnsi" w:hAnsiTheme="majorHAnsi"/>
+                <w:sz w:val="18"/>
+                <w:szCs w:val="18"/>
               </w:rPr>
               <w:t>Formations offertes / suivies</w:t>
             </w:r>
@@ -3411,7 +5895,7 @@
         </w:tc>
         <w:tc>
           <w:tcPr>
-            <w:tcW w:w="1440" w:type="dxa"/>
+            <w:tcW w:w="1260" w:type="dxa"/>
             <w:shd w:val="clear" w:color="auto" w:fill="D9D9D9" w:themeFill="background1" w:themeFillShade="D9"/>
           </w:tcPr>
           <w:p>
@@ -3419,8 +5903,8 @@
               <w:jc w:val="right"/>
               <w:rPr>
                 <w:rFonts w:asciiTheme="majorHAnsi" w:hAnsiTheme="majorHAnsi"/>
-                <w:sz w:val="20"/>
-                <w:szCs w:val="20"/>
+                <w:sz w:val="18"/>
+                <w:szCs w:val="18"/>
               </w:rPr>
             </w:pPr>
             <w:r>
@@ -3428,99 +5912,38 @@
                 <w:b/>
                 <w:bCs/>
                 <w:color w:val="0070C0"/>
-                <w:sz w:val="20"/>
-                <w:szCs w:val="20"/>
-              </w:rPr>
-              <w:t>1</w:t>
-            </w:r>
-            <w:r>
-              <w:rPr>
-                <w:b/>
-                <w:bCs/>
-                <w:color w:val="0070C0"/>
-                <w:sz w:val="20"/>
-                <w:szCs w:val="20"/>
-              </w:rPr>
-              <w:t>,</w:t>
-            </w:r>
-            <w:r>
-              <w:rPr>
-                <w:b/>
-                <w:bCs/>
-                <w:color w:val="0070C0"/>
-                <w:sz w:val="20"/>
-                <w:szCs w:val="20"/>
-              </w:rPr>
-              <w:t>0</w:t>
-            </w:r>
-            <w:r>
-              <w:rPr>
-                <w:b/>
-                <w:bCs/>
-                <w:color w:val="0070C0"/>
-                <w:sz w:val="20"/>
-                <w:szCs w:val="20"/>
-              </w:rPr>
-              <w:t>0</w:t>
-            </w:r>
-            <w:r>
-              <w:rPr>
-                <w:b/>
-                <w:bCs/>
-                <w:color w:val="0070C0"/>
-                <w:sz w:val="20"/>
-                <w:szCs w:val="20"/>
-              </w:rPr>
-              <w:t xml:space="preserve"> </w:t>
-            </w:r>
-            <w:r>
-              <w:rPr>
-                <w:b/>
-                <w:bCs/>
-                <w:color w:val="0070C0"/>
-                <w:sz w:val="20"/>
-                <w:szCs w:val="20"/>
-              </w:rPr>
-              <w:t>$</w:t>
-            </w:r>
-          </w:p>
-        </w:tc>
-        <w:tc>
-          <w:tcPr>
-            <w:tcW w:w="3055" w:type="dxa"/>
+                <w:sz w:val="18"/>
+                <w:szCs w:val="18"/>
+              </w:rPr>
+              <w:t>1,00 $</w:t>
+            </w:r>
+          </w:p>
+        </w:tc>
+        <w:tc>
+          <w:tcPr>
+            <w:tcW w:w="2515" w:type="dxa"/>
             <w:shd w:val="clear" w:color="auto" w:fill="D9D9D9" w:themeFill="background1" w:themeFillShade="D9"/>
           </w:tcPr>
           <w:p>
             <w:pPr>
               <w:rPr>
                 <w:rFonts w:asciiTheme="majorHAnsi" w:hAnsiTheme="majorHAnsi"/>
-                <w:sz w:val="20"/>
-                <w:szCs w:val="20"/>
-              </w:rPr>
-            </w:pPr>
-            <w:r>
-              <w:rPr>
-                <w:rFonts w:asciiTheme="majorHAnsi" w:hAnsiTheme="majorHAnsi"/>
-                <w:sz w:val="20"/>
-                <w:szCs w:val="20"/>
-              </w:rPr>
-              <w:t xml:space="preserve">par </w:t>
-            </w:r>
-            <w:r>
-              <w:rPr>
-                <w:rFonts w:asciiTheme="majorHAnsi" w:hAnsiTheme="majorHAnsi"/>
-                <w:sz w:val="20"/>
-                <w:szCs w:val="20"/>
-              </w:rPr>
-              <w:t>formation</w:t>
+                <w:sz w:val="18"/>
+                <w:szCs w:val="18"/>
+              </w:rPr>
+            </w:pPr>
+            <w:r>
+              <w:rPr>
+                <w:rFonts w:asciiTheme="majorHAnsi" w:hAnsiTheme="majorHAnsi"/>
+                <w:sz w:val="18"/>
+                <w:szCs w:val="18"/>
+              </w:rPr>
+              <w:t>par formation</w:t>
             </w:r>
           </w:p>
         </w:tc>
       </w:tr>
       <w:tr>
-        <w:trPr>
-          <w:trHeight w:val="287"/>
-        </w:trPr>
         <w:tc>
           <w:tcPr>
             <w:tcW w:w="1814" w:type="dxa"/>
@@ -3532,17 +5955,17 @@
                 <w:rFonts w:asciiTheme="majorHAnsi" w:hAnsiTheme="majorHAnsi"/>
                 <w:b/>
                 <w:bCs/>
-                <w:sz w:val="20"/>
-                <w:szCs w:val="20"/>
-              </w:rPr>
-            </w:pPr>
-            <w:r>
-              <w:rPr>
-                <w:rFonts w:asciiTheme="majorHAnsi" w:hAnsiTheme="majorHAnsi"/>
-                <w:b/>
-                <w:bCs/>
-                <w:sz w:val="20"/>
-                <w:szCs w:val="20"/>
+                <w:sz w:val="18"/>
+                <w:szCs w:val="18"/>
+              </w:rPr>
+            </w:pPr>
+            <w:r>
+              <w:rPr>
+                <w:rFonts w:asciiTheme="majorHAnsi" w:hAnsiTheme="majorHAnsi"/>
+                <w:b/>
+                <w:bCs/>
+                <w:sz w:val="18"/>
+                <w:szCs w:val="18"/>
               </w:rPr>
               <w:t>Activités</w:t>
             </w:r>
@@ -3559,17 +5982,17 @@
                 <w:rFonts w:asciiTheme="majorHAnsi" w:hAnsiTheme="majorHAnsi"/>
                 <w:b/>
                 <w:bCs/>
-                <w:sz w:val="20"/>
-                <w:szCs w:val="20"/>
-              </w:rPr>
-            </w:pPr>
-            <w:r>
-              <w:rPr>
-                <w:rFonts w:asciiTheme="majorHAnsi" w:hAnsiTheme="majorHAnsi"/>
-                <w:b/>
-                <w:bCs/>
-                <w:sz w:val="20"/>
-                <w:szCs w:val="20"/>
+                <w:sz w:val="18"/>
+                <w:szCs w:val="18"/>
+              </w:rPr>
+            </w:pPr>
+            <w:r>
+              <w:rPr>
+                <w:rFonts w:asciiTheme="majorHAnsi" w:hAnsiTheme="majorHAnsi"/>
+                <w:b/>
+                <w:bCs/>
+                <w:sz w:val="18"/>
+                <w:szCs w:val="18"/>
               </w:rPr>
               <w:t>Prévention</w:t>
             </w:r>
@@ -3577,21 +6000,21 @@
         </w:tc>
         <w:tc>
           <w:tcPr>
-            <w:tcW w:w="4473" w:type="dxa"/>
-          </w:tcPr>
-          <w:p>
-            <w:pPr>
-              <w:rPr>
-                <w:rFonts w:asciiTheme="majorHAnsi" w:hAnsiTheme="majorHAnsi"/>
-                <w:sz w:val="20"/>
-                <w:szCs w:val="20"/>
-              </w:rPr>
-            </w:pPr>
-            <w:r>
-              <w:rPr>
-                <w:rFonts w:asciiTheme="majorHAnsi" w:hAnsiTheme="majorHAnsi"/>
-                <w:sz w:val="20"/>
-                <w:szCs w:val="20"/>
+            <w:tcW w:w="5193" w:type="dxa"/>
+          </w:tcPr>
+          <w:p>
+            <w:pPr>
+              <w:rPr>
+                <w:rFonts w:asciiTheme="majorHAnsi" w:hAnsiTheme="majorHAnsi"/>
+                <w:sz w:val="18"/>
+                <w:szCs w:val="18"/>
+              </w:rPr>
+            </w:pPr>
+            <w:r>
+              <w:rPr>
+                <w:rFonts w:asciiTheme="majorHAnsi" w:hAnsiTheme="majorHAnsi"/>
+                <w:sz w:val="18"/>
+                <w:szCs w:val="18"/>
               </w:rPr>
               <w:t>Activité de prévention</w:t>
             </w:r>
@@ -3599,15 +6022,15 @@
         </w:tc>
         <w:tc>
           <w:tcPr>
-            <w:tcW w:w="1440" w:type="dxa"/>
+            <w:tcW w:w="1260" w:type="dxa"/>
           </w:tcPr>
           <w:p>
             <w:pPr>
               <w:jc w:val="right"/>
               <w:rPr>
                 <w:rFonts w:asciiTheme="majorHAnsi" w:hAnsiTheme="majorHAnsi"/>
-                <w:sz w:val="20"/>
-                <w:szCs w:val="20"/>
+                <w:sz w:val="18"/>
+                <w:szCs w:val="18"/>
               </w:rPr>
             </w:pPr>
             <w:r>
@@ -3615,68 +6038,37 @@
                 <w:b/>
                 <w:bCs/>
                 <w:color w:val="00B050"/>
-                <w:sz w:val="20"/>
-                <w:szCs w:val="20"/>
-              </w:rPr>
-              <w:t>0,</w:t>
-            </w:r>
-            <w:r>
-              <w:rPr>
-                <w:b/>
-                <w:bCs/>
-                <w:color w:val="00B050"/>
-                <w:sz w:val="20"/>
-                <w:szCs w:val="20"/>
-              </w:rPr>
-              <w:t>50</w:t>
-            </w:r>
-            <w:r>
-              <w:rPr>
-                <w:b/>
-                <w:bCs/>
-                <w:color w:val="00B050"/>
-                <w:sz w:val="20"/>
-                <w:szCs w:val="20"/>
-              </w:rPr>
-              <w:t xml:space="preserve"> $</w:t>
-            </w:r>
-          </w:p>
-        </w:tc>
-        <w:tc>
-          <w:tcPr>
-            <w:tcW w:w="3055" w:type="dxa"/>
-          </w:tcPr>
-          <w:p>
-            <w:pPr>
-              <w:rPr>
-                <w:rFonts w:asciiTheme="majorHAnsi" w:hAnsiTheme="majorHAnsi"/>
-                <w:sz w:val="20"/>
-                <w:szCs w:val="20"/>
-              </w:rPr>
-            </w:pPr>
-            <w:r>
-              <w:rPr>
-                <w:rFonts w:asciiTheme="majorHAnsi" w:hAnsiTheme="majorHAnsi"/>
-                <w:sz w:val="20"/>
-                <w:szCs w:val="20"/>
-              </w:rPr>
-              <w:t xml:space="preserve">par </w:t>
-            </w:r>
-            <w:r>
-              <w:rPr>
-                <w:rFonts w:asciiTheme="majorHAnsi" w:hAnsiTheme="majorHAnsi"/>
-                <w:sz w:val="20"/>
-                <w:szCs w:val="20"/>
-              </w:rPr>
-              <w:t>prévention</w:t>
+                <w:sz w:val="18"/>
+                <w:szCs w:val="18"/>
+              </w:rPr>
+              <w:t>0,50 $</w:t>
+            </w:r>
+          </w:p>
+        </w:tc>
+        <w:tc>
+          <w:tcPr>
+            <w:tcW w:w="2515" w:type="dxa"/>
+          </w:tcPr>
+          <w:p>
+            <w:pPr>
+              <w:rPr>
+                <w:rFonts w:asciiTheme="majorHAnsi" w:hAnsiTheme="majorHAnsi"/>
+                <w:sz w:val="18"/>
+                <w:szCs w:val="18"/>
+              </w:rPr>
+            </w:pPr>
+            <w:r>
+              <w:rPr>
+                <w:rFonts w:asciiTheme="majorHAnsi" w:hAnsiTheme="majorHAnsi"/>
+                <w:sz w:val="18"/>
+                <w:szCs w:val="18"/>
+              </w:rPr>
+              <w:t>par prévention</w:t>
             </w:r>
           </w:p>
         </w:tc>
       </w:tr>
       <w:tr>
-        <w:trPr>
-          <w:trHeight w:val="287"/>
-        </w:trPr>
         <w:tc>
           <w:tcPr>
             <w:tcW w:w="1814" w:type="dxa"/>
@@ -3688,8 +6080,8 @@
                 <w:rFonts w:asciiTheme="majorHAnsi" w:hAnsiTheme="majorHAnsi"/>
                 <w:b/>
                 <w:bCs/>
-                <w:sz w:val="20"/>
-                <w:szCs w:val="20"/>
+                <w:sz w:val="18"/>
+                <w:szCs w:val="18"/>
               </w:rPr>
             </w:pPr>
           </w:p>
@@ -3705,29 +6097,29 @@
                 <w:rFonts w:asciiTheme="majorHAnsi" w:hAnsiTheme="majorHAnsi"/>
                 <w:b/>
                 <w:bCs/>
-                <w:sz w:val="20"/>
-                <w:szCs w:val="20"/>
-              </w:rPr>
-            </w:pPr>
-          </w:p>
-        </w:tc>
-        <w:tc>
-          <w:tcPr>
-            <w:tcW w:w="4473" w:type="dxa"/>
-          </w:tcPr>
-          <w:p>
-            <w:pPr>
-              <w:rPr>
-                <w:rFonts w:asciiTheme="majorHAnsi" w:hAnsiTheme="majorHAnsi"/>
-                <w:sz w:val="20"/>
-                <w:szCs w:val="20"/>
-              </w:rPr>
-            </w:pPr>
-            <w:r>
-              <w:rPr>
-                <w:rFonts w:asciiTheme="majorHAnsi" w:hAnsiTheme="majorHAnsi"/>
-                <w:sz w:val="20"/>
-                <w:szCs w:val="20"/>
+                <w:sz w:val="18"/>
+                <w:szCs w:val="18"/>
+              </w:rPr>
+            </w:pPr>
+          </w:p>
+        </w:tc>
+        <w:tc>
+          <w:tcPr>
+            <w:tcW w:w="5193" w:type="dxa"/>
+          </w:tcPr>
+          <w:p>
+            <w:pPr>
+              <w:rPr>
+                <w:rFonts w:asciiTheme="majorHAnsi" w:hAnsiTheme="majorHAnsi"/>
+                <w:sz w:val="18"/>
+                <w:szCs w:val="18"/>
+              </w:rPr>
+            </w:pPr>
+            <w:r>
+              <w:rPr>
+                <w:rFonts w:asciiTheme="majorHAnsi" w:hAnsiTheme="majorHAnsi"/>
+                <w:sz w:val="18"/>
+                <w:szCs w:val="18"/>
               </w:rPr>
               <w:t>Type d’anomalie et configurations associées</w:t>
             </w:r>
@@ -3735,7 +6127,7 @@
         </w:tc>
         <w:tc>
           <w:tcPr>
-            <w:tcW w:w="1440" w:type="dxa"/>
+            <w:tcW w:w="1260" w:type="dxa"/>
           </w:tcPr>
           <w:p>
             <w:pPr>
@@ -3744,8 +6136,8 @@
                 <w:b/>
                 <w:bCs/>
                 <w:color w:val="00B050"/>
-                <w:sz w:val="20"/>
-                <w:szCs w:val="20"/>
+                <w:sz w:val="18"/>
+                <w:szCs w:val="18"/>
               </w:rPr>
             </w:pPr>
             <w:r>
@@ -3753,50 +6145,30 @@
                 <w:b/>
                 <w:bCs/>
                 <w:color w:val="00B050"/>
-                <w:sz w:val="20"/>
-                <w:szCs w:val="20"/>
-              </w:rPr>
-              <w:t>0,</w:t>
-            </w:r>
-            <w:r>
-              <w:rPr>
-                <w:b/>
-                <w:bCs/>
-                <w:color w:val="00B050"/>
-                <w:sz w:val="20"/>
-                <w:szCs w:val="20"/>
-              </w:rPr>
-              <w:t>25</w:t>
-            </w:r>
-            <w:r>
-              <w:rPr>
-                <w:b/>
-                <w:bCs/>
-                <w:color w:val="00B050"/>
-                <w:sz w:val="20"/>
-                <w:szCs w:val="20"/>
-              </w:rPr>
-              <w:t xml:space="preserve"> $</w:t>
-            </w:r>
-          </w:p>
-        </w:tc>
-        <w:tc>
-          <w:tcPr>
-            <w:tcW w:w="3055" w:type="dxa"/>
-          </w:tcPr>
-          <w:p>
-            <w:pPr>
-              <w:rPr>
-                <w:rFonts w:asciiTheme="majorHAnsi" w:hAnsiTheme="majorHAnsi"/>
-                <w:sz w:val="20"/>
-                <w:szCs w:val="20"/>
-              </w:rPr>
-            </w:pPr>
-            <w:r>
-              <w:rPr>
-                <w:rFonts w:asciiTheme="majorHAnsi" w:hAnsiTheme="majorHAnsi"/>
-                <w:sz w:val="20"/>
-                <w:szCs w:val="20"/>
+                <w:sz w:val="18"/>
+                <w:szCs w:val="18"/>
+              </w:rPr>
+              <w:t>0,25 $</w:t>
+            </w:r>
+          </w:p>
+        </w:tc>
+        <w:tc>
+          <w:tcPr>
+            <w:tcW w:w="2515" w:type="dxa"/>
+          </w:tcPr>
+          <w:p>
+            <w:pPr>
+              <w:rPr>
+                <w:rFonts w:asciiTheme="majorHAnsi" w:hAnsiTheme="majorHAnsi"/>
+                <w:sz w:val="18"/>
+                <w:szCs w:val="18"/>
+              </w:rPr>
+            </w:pPr>
+            <w:r>
+              <w:rPr>
+                <w:rFonts w:asciiTheme="majorHAnsi" w:hAnsiTheme="majorHAnsi"/>
+                <w:sz w:val="18"/>
+                <w:szCs w:val="18"/>
               </w:rPr>
               <w:t>par type d’anomalie</w:t>
             </w:r>
@@ -3804,9 +6176,6 @@
         </w:tc>
       </w:tr>
       <w:tr>
-        <w:trPr>
-          <w:trHeight w:val="287"/>
-        </w:trPr>
         <w:tc>
           <w:tcPr>
             <w:tcW w:w="1814" w:type="dxa"/>
@@ -3818,8 +6187,8 @@
                 <w:rFonts w:asciiTheme="majorHAnsi" w:hAnsiTheme="majorHAnsi"/>
                 <w:b/>
                 <w:bCs/>
-                <w:sz w:val="20"/>
-                <w:szCs w:val="20"/>
+                <w:sz w:val="18"/>
+                <w:szCs w:val="18"/>
               </w:rPr>
             </w:pPr>
           </w:p>
@@ -3835,53 +6204,37 @@
                 <w:rFonts w:asciiTheme="majorHAnsi" w:hAnsiTheme="majorHAnsi"/>
                 <w:b/>
                 <w:bCs/>
-                <w:sz w:val="20"/>
-                <w:szCs w:val="20"/>
-              </w:rPr>
-            </w:pPr>
-          </w:p>
-        </w:tc>
-        <w:tc>
-          <w:tcPr>
-            <w:tcW w:w="4473" w:type="dxa"/>
-          </w:tcPr>
-          <w:p>
-            <w:pPr>
-              <w:rPr>
-                <w:rFonts w:asciiTheme="majorHAnsi" w:hAnsiTheme="majorHAnsi"/>
-                <w:sz w:val="20"/>
-                <w:szCs w:val="20"/>
-              </w:rPr>
-            </w:pPr>
-            <w:r>
-              <w:rPr>
-                <w:rFonts w:asciiTheme="majorHAnsi" w:hAnsiTheme="majorHAnsi"/>
-                <w:sz w:val="20"/>
-                <w:szCs w:val="20"/>
-              </w:rPr>
-              <w:t xml:space="preserve">Type </w:t>
-            </w:r>
-            <w:r>
-              <w:rPr>
-                <w:rFonts w:asciiTheme="majorHAnsi" w:hAnsiTheme="majorHAnsi"/>
-                <w:sz w:val="20"/>
-                <w:szCs w:val="20"/>
-              </w:rPr>
-              <w:t xml:space="preserve">d’activités </w:t>
-            </w:r>
-            <w:r>
-              <w:rPr>
-                <w:rFonts w:asciiTheme="majorHAnsi" w:hAnsiTheme="majorHAnsi"/>
-                <w:sz w:val="20"/>
-                <w:szCs w:val="20"/>
-              </w:rPr>
-              <w:t>et configurations associées</w:t>
-            </w:r>
-          </w:p>
-        </w:tc>
-        <w:tc>
-          <w:tcPr>
-            <w:tcW w:w="1440" w:type="dxa"/>
+                <w:sz w:val="18"/>
+                <w:szCs w:val="18"/>
+              </w:rPr>
+            </w:pPr>
+          </w:p>
+        </w:tc>
+        <w:tc>
+          <w:tcPr>
+            <w:tcW w:w="5193" w:type="dxa"/>
+          </w:tcPr>
+          <w:p>
+            <w:pPr>
+              <w:rPr>
+                <w:rFonts w:asciiTheme="majorHAnsi" w:hAnsiTheme="majorHAnsi"/>
+                <w:sz w:val="18"/>
+                <w:szCs w:val="18"/>
+              </w:rPr>
+            </w:pPr>
+            <w:r>
+              <w:rPr>
+                <w:rFonts w:asciiTheme="majorHAnsi" w:hAnsiTheme="majorHAnsi"/>
+                <w:sz w:val="18"/>
+                <w:szCs w:val="18"/>
+              </w:rPr>
+              <w:t>Type d’activités et configurations associées</w:t>
+            </w:r>
+          </w:p>
+        </w:tc>
+        <w:tc>
+          <w:tcPr>
+            <w:tcW w:w="1260" w:type="dxa"/>
           </w:tcPr>
           <w:p>
             <w:pPr>
@@ -3890,8 +6243,8 @@
                 <w:b/>
                 <w:bCs/>
                 <w:color w:val="00B050"/>
-                <w:sz w:val="20"/>
-                <w:szCs w:val="20"/>
+                <w:sz w:val="18"/>
+                <w:szCs w:val="18"/>
               </w:rPr>
             </w:pPr>
             <w:r>
@@ -3899,50 +6252,30 @@
                 <w:b/>
                 <w:bCs/>
                 <w:color w:val="00B050"/>
-                <w:sz w:val="20"/>
-                <w:szCs w:val="20"/>
-              </w:rPr>
-              <w:t>0,</w:t>
-            </w:r>
-            <w:r>
-              <w:rPr>
-                <w:b/>
-                <w:bCs/>
-                <w:color w:val="00B050"/>
-                <w:sz w:val="20"/>
-                <w:szCs w:val="20"/>
-              </w:rPr>
-              <w:t>50</w:t>
-            </w:r>
-            <w:r>
-              <w:rPr>
-                <w:b/>
-                <w:bCs/>
-                <w:color w:val="00B050"/>
-                <w:sz w:val="20"/>
-                <w:szCs w:val="20"/>
-              </w:rPr>
-              <w:t xml:space="preserve"> $</w:t>
-            </w:r>
-          </w:p>
-        </w:tc>
-        <w:tc>
-          <w:tcPr>
-            <w:tcW w:w="3055" w:type="dxa"/>
-          </w:tcPr>
-          <w:p>
-            <w:pPr>
-              <w:rPr>
-                <w:rFonts w:asciiTheme="majorHAnsi" w:hAnsiTheme="majorHAnsi"/>
-                <w:sz w:val="20"/>
-                <w:szCs w:val="20"/>
-              </w:rPr>
-            </w:pPr>
-            <w:r>
-              <w:rPr>
-                <w:rFonts w:asciiTheme="majorHAnsi" w:hAnsiTheme="majorHAnsi"/>
-                <w:sz w:val="20"/>
-                <w:szCs w:val="20"/>
+                <w:sz w:val="18"/>
+                <w:szCs w:val="18"/>
+              </w:rPr>
+              <w:t>0,50 $</w:t>
+            </w:r>
+          </w:p>
+        </w:tc>
+        <w:tc>
+          <w:tcPr>
+            <w:tcW w:w="2515" w:type="dxa"/>
+          </w:tcPr>
+          <w:p>
+            <w:pPr>
+              <w:rPr>
+                <w:rFonts w:asciiTheme="majorHAnsi" w:hAnsiTheme="majorHAnsi"/>
+                <w:sz w:val="18"/>
+                <w:szCs w:val="18"/>
+              </w:rPr>
+            </w:pPr>
+            <w:r>
+              <w:rPr>
+                <w:rFonts w:asciiTheme="majorHAnsi" w:hAnsiTheme="majorHAnsi"/>
+                <w:sz w:val="18"/>
+                <w:szCs w:val="18"/>
               </w:rPr>
               <w:t>par type d’activité de prévention</w:t>
             </w:r>
@@ -3950,9 +6283,6 @@
         </w:tc>
       </w:tr>
       <w:tr>
-        <w:trPr>
-          <w:trHeight w:val="287"/>
-        </w:trPr>
         <w:tc>
           <w:tcPr>
             <w:tcW w:w="1814" w:type="dxa"/>
@@ -3964,8 +6294,8 @@
                 <w:rFonts w:asciiTheme="majorHAnsi" w:hAnsiTheme="majorHAnsi"/>
                 <w:b/>
                 <w:bCs/>
-                <w:sz w:val="20"/>
-                <w:szCs w:val="20"/>
+                <w:sz w:val="18"/>
+                <w:szCs w:val="18"/>
               </w:rPr>
             </w:pPr>
           </w:p>
@@ -3980,17 +6310,17 @@
                 <w:rFonts w:asciiTheme="majorHAnsi" w:hAnsiTheme="majorHAnsi"/>
                 <w:b/>
                 <w:bCs/>
-                <w:sz w:val="20"/>
-                <w:szCs w:val="20"/>
-              </w:rPr>
-            </w:pPr>
-            <w:r>
-              <w:rPr>
-                <w:rFonts w:asciiTheme="majorHAnsi" w:hAnsiTheme="majorHAnsi"/>
-                <w:b/>
-                <w:bCs/>
-                <w:sz w:val="20"/>
-                <w:szCs w:val="20"/>
+                <w:sz w:val="18"/>
+                <w:szCs w:val="18"/>
+              </w:rPr>
+            </w:pPr>
+            <w:r>
+              <w:rPr>
+                <w:rFonts w:asciiTheme="majorHAnsi" w:hAnsiTheme="majorHAnsi"/>
+                <w:b/>
+                <w:bCs/>
+                <w:sz w:val="18"/>
+                <w:szCs w:val="18"/>
               </w:rPr>
               <w:t>Intervention</w:t>
             </w:r>
@@ -3998,21 +6328,21 @@
         </w:tc>
         <w:tc>
           <w:tcPr>
-            <w:tcW w:w="4473" w:type="dxa"/>
-          </w:tcPr>
-          <w:p>
-            <w:pPr>
-              <w:rPr>
-                <w:rFonts w:asciiTheme="majorHAnsi" w:hAnsiTheme="majorHAnsi"/>
-                <w:sz w:val="20"/>
-                <w:szCs w:val="20"/>
-              </w:rPr>
-            </w:pPr>
-            <w:r>
-              <w:rPr>
-                <w:rFonts w:asciiTheme="majorHAnsi" w:hAnsiTheme="majorHAnsi"/>
-                <w:sz w:val="20"/>
-                <w:szCs w:val="20"/>
+            <w:tcW w:w="5193" w:type="dxa"/>
+          </w:tcPr>
+          <w:p>
+            <w:pPr>
+              <w:rPr>
+                <w:rFonts w:asciiTheme="majorHAnsi" w:hAnsiTheme="majorHAnsi"/>
+                <w:sz w:val="18"/>
+                <w:szCs w:val="18"/>
+              </w:rPr>
+            </w:pPr>
+            <w:r>
+              <w:rPr>
+                <w:rFonts w:asciiTheme="majorHAnsi" w:hAnsiTheme="majorHAnsi"/>
+                <w:sz w:val="18"/>
+                <w:szCs w:val="18"/>
               </w:rPr>
               <w:t>Rapport d’intervention</w:t>
             </w:r>
@@ -4020,15 +6350,15 @@
         </w:tc>
         <w:tc>
           <w:tcPr>
-            <w:tcW w:w="1440" w:type="dxa"/>
+            <w:tcW w:w="1260" w:type="dxa"/>
           </w:tcPr>
           <w:p>
             <w:pPr>
               <w:jc w:val="right"/>
               <w:rPr>
                 <w:rFonts w:asciiTheme="majorHAnsi" w:hAnsiTheme="majorHAnsi"/>
-                <w:sz w:val="20"/>
-                <w:szCs w:val="20"/>
+                <w:sz w:val="18"/>
+                <w:szCs w:val="18"/>
               </w:rPr>
             </w:pPr>
             <w:r>
@@ -4036,98 +6366,37 @@
                 <w:b/>
                 <w:bCs/>
                 <w:color w:val="0070C0"/>
-                <w:sz w:val="20"/>
-                <w:szCs w:val="20"/>
-              </w:rPr>
-              <w:t>1</w:t>
-            </w:r>
-            <w:r>
-              <w:rPr>
-                <w:b/>
-                <w:bCs/>
-                <w:color w:val="0070C0"/>
-                <w:sz w:val="20"/>
-                <w:szCs w:val="20"/>
-              </w:rPr>
-              <w:t>,</w:t>
-            </w:r>
-            <w:r>
-              <w:rPr>
-                <w:b/>
-                <w:bCs/>
-                <w:color w:val="0070C0"/>
-                <w:sz w:val="20"/>
-                <w:szCs w:val="20"/>
-              </w:rPr>
-              <w:t>0</w:t>
-            </w:r>
-            <w:r>
-              <w:rPr>
-                <w:b/>
-                <w:bCs/>
-                <w:color w:val="0070C0"/>
-                <w:sz w:val="20"/>
-                <w:szCs w:val="20"/>
-              </w:rPr>
-              <w:t>0</w:t>
-            </w:r>
-            <w:r>
-              <w:rPr>
-                <w:b/>
-                <w:bCs/>
-                <w:color w:val="0070C0"/>
-                <w:sz w:val="20"/>
-                <w:szCs w:val="20"/>
-              </w:rPr>
-              <w:t xml:space="preserve"> </w:t>
-            </w:r>
-            <w:r>
-              <w:rPr>
-                <w:b/>
-                <w:bCs/>
-                <w:color w:val="0070C0"/>
-                <w:sz w:val="20"/>
-                <w:szCs w:val="20"/>
-              </w:rPr>
-              <w:t>$</w:t>
-            </w:r>
-          </w:p>
-        </w:tc>
-        <w:tc>
-          <w:tcPr>
-            <w:tcW w:w="3055" w:type="dxa"/>
-          </w:tcPr>
-          <w:p>
-            <w:pPr>
-              <w:rPr>
-                <w:rFonts w:asciiTheme="majorHAnsi" w:hAnsiTheme="majorHAnsi"/>
-                <w:sz w:val="20"/>
-                <w:szCs w:val="20"/>
-              </w:rPr>
-            </w:pPr>
-            <w:r>
-              <w:rPr>
-                <w:rFonts w:asciiTheme="majorHAnsi" w:hAnsiTheme="majorHAnsi"/>
-                <w:sz w:val="20"/>
-                <w:szCs w:val="20"/>
-              </w:rPr>
-              <w:t xml:space="preserve">par </w:t>
-            </w:r>
-            <w:r>
-              <w:rPr>
-                <w:rFonts w:asciiTheme="majorHAnsi" w:hAnsiTheme="majorHAnsi"/>
-                <w:sz w:val="20"/>
-                <w:szCs w:val="20"/>
-              </w:rPr>
-              <w:t>intervention</w:t>
+                <w:sz w:val="18"/>
+                <w:szCs w:val="18"/>
+              </w:rPr>
+              <w:t>1,00 $</w:t>
+            </w:r>
+          </w:p>
+        </w:tc>
+        <w:tc>
+          <w:tcPr>
+            <w:tcW w:w="2515" w:type="dxa"/>
+          </w:tcPr>
+          <w:p>
+            <w:pPr>
+              <w:rPr>
+                <w:rFonts w:asciiTheme="majorHAnsi" w:hAnsiTheme="majorHAnsi"/>
+                <w:sz w:val="18"/>
+                <w:szCs w:val="18"/>
+              </w:rPr>
+            </w:pPr>
+            <w:r>
+              <w:rPr>
+                <w:rFonts w:asciiTheme="majorHAnsi" w:hAnsiTheme="majorHAnsi"/>
+                <w:sz w:val="18"/>
+                <w:szCs w:val="18"/>
+              </w:rPr>
+              <w:t>par intervention</w:t>
             </w:r>
           </w:p>
         </w:tc>
       </w:tr>
       <w:tr>
-        <w:trPr>
-          <w:trHeight w:val="287"/>
-        </w:trPr>
         <w:tc>
           <w:tcPr>
             <w:tcW w:w="1814" w:type="dxa"/>
@@ -4137,8 +6406,8 @@
             <w:pPr>
               <w:rPr>
                 <w:rFonts w:asciiTheme="majorHAnsi" w:hAnsiTheme="majorHAnsi"/>
-                <w:sz w:val="20"/>
-                <w:szCs w:val="20"/>
+                <w:sz w:val="18"/>
+                <w:szCs w:val="18"/>
               </w:rPr>
             </w:pPr>
           </w:p>
@@ -4153,17 +6422,17 @@
                 <w:rFonts w:asciiTheme="majorHAnsi" w:hAnsiTheme="majorHAnsi"/>
                 <w:b/>
                 <w:bCs/>
-                <w:sz w:val="20"/>
-                <w:szCs w:val="20"/>
-              </w:rPr>
-            </w:pPr>
-            <w:r>
-              <w:rPr>
-                <w:rFonts w:asciiTheme="majorHAnsi" w:hAnsiTheme="majorHAnsi"/>
-                <w:b/>
-                <w:bCs/>
-                <w:sz w:val="20"/>
-                <w:szCs w:val="20"/>
+                <w:sz w:val="18"/>
+                <w:szCs w:val="18"/>
+              </w:rPr>
+            </w:pPr>
+            <w:r>
+              <w:rPr>
+                <w:rFonts w:asciiTheme="majorHAnsi" w:hAnsiTheme="majorHAnsi"/>
+                <w:b/>
+                <w:bCs/>
+                <w:sz w:val="18"/>
+                <w:szCs w:val="18"/>
               </w:rPr>
               <w:t>RCCI</w:t>
             </w:r>
@@ -4171,21 +6440,21 @@
         </w:tc>
         <w:tc>
           <w:tcPr>
-            <w:tcW w:w="4473" w:type="dxa"/>
-          </w:tcPr>
-          <w:p>
-            <w:pPr>
-              <w:rPr>
-                <w:rFonts w:asciiTheme="majorHAnsi" w:hAnsiTheme="majorHAnsi"/>
-                <w:sz w:val="20"/>
-                <w:szCs w:val="20"/>
-              </w:rPr>
-            </w:pPr>
-            <w:r>
-              <w:rPr>
-                <w:rFonts w:asciiTheme="majorHAnsi" w:hAnsiTheme="majorHAnsi"/>
-                <w:sz w:val="20"/>
-                <w:szCs w:val="20"/>
+            <w:tcW w:w="5193" w:type="dxa"/>
+          </w:tcPr>
+          <w:p>
+            <w:pPr>
+              <w:rPr>
+                <w:rFonts w:asciiTheme="majorHAnsi" w:hAnsiTheme="majorHAnsi"/>
+                <w:sz w:val="18"/>
+                <w:szCs w:val="18"/>
+              </w:rPr>
+            </w:pPr>
+            <w:r>
+              <w:rPr>
+                <w:rFonts w:asciiTheme="majorHAnsi" w:hAnsiTheme="majorHAnsi"/>
+                <w:sz w:val="18"/>
+                <w:szCs w:val="18"/>
               </w:rPr>
               <w:t>Rapport d’enquête RCCI complet (pas DSI)</w:t>
             </w:r>
@@ -4193,15 +6462,15 @@
         </w:tc>
         <w:tc>
           <w:tcPr>
-            <w:tcW w:w="1440" w:type="dxa"/>
+            <w:tcW w:w="1260" w:type="dxa"/>
           </w:tcPr>
           <w:p>
             <w:pPr>
               <w:jc w:val="right"/>
               <w:rPr>
                 <w:rFonts w:asciiTheme="majorHAnsi" w:hAnsiTheme="majorHAnsi"/>
-                <w:sz w:val="20"/>
-                <w:szCs w:val="20"/>
+                <w:sz w:val="18"/>
+                <w:szCs w:val="18"/>
               </w:rPr>
             </w:pPr>
             <w:r>
@@ -4209,98 +6478,37 @@
                 <w:b/>
                 <w:bCs/>
                 <w:color w:val="0070C0"/>
-                <w:sz w:val="20"/>
-                <w:szCs w:val="20"/>
-              </w:rPr>
-              <w:t>1</w:t>
-            </w:r>
-            <w:r>
-              <w:rPr>
-                <w:b/>
-                <w:bCs/>
-                <w:color w:val="0070C0"/>
-                <w:sz w:val="20"/>
-                <w:szCs w:val="20"/>
-              </w:rPr>
-              <w:t>,</w:t>
-            </w:r>
-            <w:r>
-              <w:rPr>
-                <w:b/>
-                <w:bCs/>
-                <w:color w:val="0070C0"/>
-                <w:sz w:val="20"/>
-                <w:szCs w:val="20"/>
-              </w:rPr>
-              <w:t>0</w:t>
-            </w:r>
-            <w:r>
-              <w:rPr>
-                <w:b/>
-                <w:bCs/>
-                <w:color w:val="0070C0"/>
-                <w:sz w:val="20"/>
-                <w:szCs w:val="20"/>
-              </w:rPr>
-              <w:t>0</w:t>
-            </w:r>
-            <w:r>
-              <w:rPr>
-                <w:b/>
-                <w:bCs/>
-                <w:color w:val="0070C0"/>
-                <w:sz w:val="20"/>
-                <w:szCs w:val="20"/>
-              </w:rPr>
-              <w:t xml:space="preserve"> </w:t>
-            </w:r>
-            <w:r>
-              <w:rPr>
-                <w:b/>
-                <w:bCs/>
-                <w:color w:val="0070C0"/>
-                <w:sz w:val="20"/>
-                <w:szCs w:val="20"/>
-              </w:rPr>
-              <w:t>$</w:t>
-            </w:r>
-          </w:p>
-        </w:tc>
-        <w:tc>
-          <w:tcPr>
-            <w:tcW w:w="3055" w:type="dxa"/>
-          </w:tcPr>
-          <w:p>
-            <w:pPr>
-              <w:rPr>
-                <w:rFonts w:asciiTheme="majorHAnsi" w:hAnsiTheme="majorHAnsi"/>
-                <w:sz w:val="20"/>
-                <w:szCs w:val="20"/>
-              </w:rPr>
-            </w:pPr>
-            <w:r>
-              <w:rPr>
-                <w:rFonts w:asciiTheme="majorHAnsi" w:hAnsiTheme="majorHAnsi"/>
-                <w:sz w:val="20"/>
-                <w:szCs w:val="20"/>
-              </w:rPr>
-              <w:t xml:space="preserve">par </w:t>
-            </w:r>
-            <w:r>
-              <w:rPr>
-                <w:rFonts w:asciiTheme="majorHAnsi" w:hAnsiTheme="majorHAnsi"/>
-                <w:sz w:val="20"/>
-                <w:szCs w:val="20"/>
-              </w:rPr>
-              <w:t>enquête</w:t>
+                <w:sz w:val="18"/>
+                <w:szCs w:val="18"/>
+              </w:rPr>
+              <w:t>1,00 $</w:t>
+            </w:r>
+          </w:p>
+        </w:tc>
+        <w:tc>
+          <w:tcPr>
+            <w:tcW w:w="2515" w:type="dxa"/>
+          </w:tcPr>
+          <w:p>
+            <w:pPr>
+              <w:rPr>
+                <w:rFonts w:asciiTheme="majorHAnsi" w:hAnsiTheme="majorHAnsi"/>
+                <w:sz w:val="18"/>
+                <w:szCs w:val="18"/>
+              </w:rPr>
+            </w:pPr>
+            <w:r>
+              <w:rPr>
+                <w:rFonts w:asciiTheme="majorHAnsi" w:hAnsiTheme="majorHAnsi"/>
+                <w:sz w:val="18"/>
+                <w:szCs w:val="18"/>
+              </w:rPr>
+              <w:t>par enquête</w:t>
             </w:r>
           </w:p>
         </w:tc>
       </w:tr>
       <w:tr>
-        <w:trPr>
-          <w:trHeight w:val="287"/>
-        </w:trPr>
         <w:tc>
           <w:tcPr>
             <w:tcW w:w="1814" w:type="dxa"/>
@@ -4310,8 +6518,8 @@
             <w:pPr>
               <w:rPr>
                 <w:rFonts w:asciiTheme="majorHAnsi" w:hAnsiTheme="majorHAnsi"/>
-                <w:sz w:val="20"/>
-                <w:szCs w:val="20"/>
+                <w:sz w:val="18"/>
+                <w:szCs w:val="18"/>
               </w:rPr>
             </w:pPr>
           </w:p>
@@ -4326,17 +6534,17 @@
                 <w:rFonts w:asciiTheme="majorHAnsi" w:hAnsiTheme="majorHAnsi"/>
                 <w:b/>
                 <w:bCs/>
-                <w:sz w:val="20"/>
-                <w:szCs w:val="20"/>
-              </w:rPr>
-            </w:pPr>
-            <w:r>
-              <w:rPr>
-                <w:rFonts w:asciiTheme="majorHAnsi" w:hAnsiTheme="majorHAnsi"/>
-                <w:b/>
-                <w:bCs/>
-                <w:sz w:val="20"/>
-                <w:szCs w:val="20"/>
+                <w:sz w:val="18"/>
+                <w:szCs w:val="18"/>
+              </w:rPr>
+            </w:pPr>
+            <w:r>
+              <w:rPr>
+                <w:rFonts w:asciiTheme="majorHAnsi" w:hAnsiTheme="majorHAnsi"/>
+                <w:b/>
+                <w:bCs/>
+                <w:sz w:val="18"/>
+                <w:szCs w:val="18"/>
               </w:rPr>
               <w:t>Autre travail</w:t>
             </w:r>
@@ -4344,21 +6552,21 @@
         </w:tc>
         <w:tc>
           <w:tcPr>
-            <w:tcW w:w="4473" w:type="dxa"/>
-          </w:tcPr>
-          <w:p>
-            <w:pPr>
-              <w:rPr>
-                <w:rFonts w:asciiTheme="majorHAnsi" w:hAnsiTheme="majorHAnsi"/>
-                <w:sz w:val="20"/>
-                <w:szCs w:val="20"/>
-              </w:rPr>
-            </w:pPr>
-            <w:r>
-              <w:rPr>
-                <w:rFonts w:asciiTheme="majorHAnsi" w:hAnsiTheme="majorHAnsi"/>
-                <w:sz w:val="20"/>
-                <w:szCs w:val="20"/>
+            <w:tcW w:w="5193" w:type="dxa"/>
+          </w:tcPr>
+          <w:p>
+            <w:pPr>
+              <w:rPr>
+                <w:rFonts w:asciiTheme="majorHAnsi" w:hAnsiTheme="majorHAnsi"/>
+                <w:sz w:val="18"/>
+                <w:szCs w:val="18"/>
+              </w:rPr>
+            </w:pPr>
+            <w:r>
+              <w:rPr>
+                <w:rFonts w:asciiTheme="majorHAnsi" w:hAnsiTheme="majorHAnsi"/>
+                <w:sz w:val="18"/>
+                <w:szCs w:val="18"/>
               </w:rPr>
               <w:t>Feuilles de temps autres</w:t>
             </w:r>
@@ -4366,15 +6574,15 @@
         </w:tc>
         <w:tc>
           <w:tcPr>
-            <w:tcW w:w="1440" w:type="dxa"/>
+            <w:tcW w:w="1260" w:type="dxa"/>
           </w:tcPr>
           <w:p>
             <w:pPr>
               <w:jc w:val="right"/>
               <w:rPr>
                 <w:rFonts w:asciiTheme="majorHAnsi" w:hAnsiTheme="majorHAnsi"/>
-                <w:sz w:val="20"/>
-                <w:szCs w:val="20"/>
+                <w:sz w:val="18"/>
+                <w:szCs w:val="18"/>
               </w:rPr>
             </w:pPr>
             <w:r>
@@ -4382,119 +6590,86 @@
                 <w:b/>
                 <w:bCs/>
                 <w:color w:val="00B050"/>
-                <w:sz w:val="20"/>
-                <w:szCs w:val="20"/>
-              </w:rPr>
-              <w:t>0,</w:t>
-            </w:r>
-            <w:r>
-              <w:rPr>
-                <w:b/>
-                <w:bCs/>
-                <w:color w:val="00B050"/>
-                <w:sz w:val="20"/>
-                <w:szCs w:val="20"/>
-              </w:rPr>
-              <w:t>25</w:t>
-            </w:r>
-            <w:r>
-              <w:rPr>
-                <w:b/>
-                <w:bCs/>
-                <w:color w:val="00B050"/>
-                <w:sz w:val="20"/>
-                <w:szCs w:val="20"/>
-              </w:rPr>
-              <w:t xml:space="preserve"> $</w:t>
-            </w:r>
-          </w:p>
-        </w:tc>
-        <w:tc>
-          <w:tcPr>
-            <w:tcW w:w="3055" w:type="dxa"/>
-          </w:tcPr>
-          <w:p>
-            <w:pPr>
-              <w:rPr>
-                <w:rFonts w:asciiTheme="majorHAnsi" w:hAnsiTheme="majorHAnsi"/>
-                <w:sz w:val="20"/>
-                <w:szCs w:val="20"/>
-              </w:rPr>
-            </w:pPr>
-            <w:r>
-              <w:rPr>
-                <w:rFonts w:asciiTheme="majorHAnsi" w:hAnsiTheme="majorHAnsi"/>
-                <w:sz w:val="20"/>
-                <w:szCs w:val="20"/>
-              </w:rPr>
-              <w:t xml:space="preserve">par </w:t>
-            </w:r>
-            <w:r>
-              <w:rPr>
-                <w:rFonts w:asciiTheme="majorHAnsi" w:hAnsiTheme="majorHAnsi"/>
-                <w:sz w:val="20"/>
-                <w:szCs w:val="20"/>
-              </w:rPr>
-              <w:t>feuille de travail</w:t>
+                <w:sz w:val="18"/>
+                <w:szCs w:val="18"/>
+              </w:rPr>
+              <w:t>0,25 $</w:t>
+            </w:r>
+          </w:p>
+        </w:tc>
+        <w:tc>
+          <w:tcPr>
+            <w:tcW w:w="2515" w:type="dxa"/>
+          </w:tcPr>
+          <w:p>
+            <w:pPr>
+              <w:rPr>
+                <w:rFonts w:asciiTheme="majorHAnsi" w:hAnsiTheme="majorHAnsi"/>
+                <w:sz w:val="18"/>
+                <w:szCs w:val="18"/>
+              </w:rPr>
+            </w:pPr>
+            <w:r>
+              <w:rPr>
+                <w:rFonts w:asciiTheme="majorHAnsi" w:hAnsiTheme="majorHAnsi"/>
+                <w:sz w:val="18"/>
+                <w:szCs w:val="18"/>
+              </w:rPr>
+              <w:t>par feuille de travail</w:t>
             </w:r>
           </w:p>
         </w:tc>
       </w:tr>
     </w:tbl>
-    <w:p/>
+    <w:p>
+      <w:pPr>
+        <w:rPr>
+          <w:sz w:val="15"/>
+          <w:szCs w:val="15"/>
+        </w:rPr>
+      </w:pPr>
+    </w:p>
+    <w:p>
+      <w:pPr>
+        <w:jc w:val="both"/>
+      </w:pPr>
+      <w:r>
+        <w:rPr>
+          <w:sz w:val="22"/>
+          <w:szCs w:val="22"/>
+        </w:rPr>
+        <w:t>Des centaines de plus petits types d’objets ne sont pas comptés pour établir le</w:t>
+      </w:r>
+      <w:r>
+        <w:rPr>
+          <w:sz w:val="22"/>
+          <w:szCs w:val="22"/>
+        </w:rPr>
+        <w:t xml:space="preserve"> coût de traitement. Cependant, tous les objets pertinents sont migrés. Par exemple, les dossiers adresse sont facturés par dossier adresse unique; les sous-objets comme les personnes ressources, les produits dangereux, les champs perso, et tout autre information pertinente seront exportés aussi, sans frais additionnel.</w:t>
+      </w:r>
+    </w:p>
     <w:p>
       <w:pPr>
         <w:pStyle w:val="Heading3"/>
+        <w:rPr>
+          <w:b/>
+          <w:bCs/>
+        </w:rPr>
       </w:pPr>
       <w:r>
+        <w:rPr>
+          <w:b/>
+          <w:bCs/>
+        </w:rPr>
         <w:lastRenderedPageBreak/>
-        <w:t>Environnements de consultation (prévus pour le printemps) :</w:t>
-      </w:r>
-    </w:p>
-    <w:p/>
-    <w:p>
-      <w:pPr>
-        <w:pStyle w:val="ListParagraph"/>
-        <w:numPr>
-          <w:ilvl w:val="0"/>
-          <w:numId w:val="1"/>
-        </w:numPr>
-      </w:pPr>
-      <w:r>
-        <w:t>Logiciel local de consultation (open source, pour pérennité)</w:t>
-      </w:r>
-    </w:p>
-    <w:p>
-      <w:pPr>
-        <w:pStyle w:val="ListParagraph"/>
-        <w:numPr>
-          <w:ilvl w:val="0"/>
-          <w:numId w:val="1"/>
-        </w:numPr>
-      </w:pPr>
-      <w:r>
-        <w:t xml:space="preserve">Environnement </w:t>
-      </w:r>
-      <w:proofErr w:type="spellStart"/>
-      <w:r>
-        <w:t>nuagique</w:t>
-      </w:r>
-      <w:proofErr w:type="spellEnd"/>
-      <w:r>
-        <w:t xml:space="preserve"> protégé (améliorations continues)</w:t>
-      </w:r>
-    </w:p>
-    <w:p/>
-    <w:p/>
-    <w:p>
-      <w:pPr>
-        <w:pStyle w:val="Heading3"/>
-      </w:pPr>
-      <w:r>
-        <w:t>Soumission </w:t>
-      </w:r>
-      <w:r>
-        <w:t>et échantillon :</w:t>
+        <w:t>Analyse et s</w:t>
+      </w:r>
+      <w:r>
+        <w:rPr>
+          <w:b/>
+          <w:bCs/>
+        </w:rPr>
+        <w:t>oumission</w:t>
       </w:r>
     </w:p>
     <w:p>
@@ -4504,12 +6679,17 @@
           <w:ilvl w:val="0"/>
           <w:numId w:val="2"/>
         </w:numPr>
+        <w:rPr>
+          <w:sz w:val="22"/>
+          <w:szCs w:val="22"/>
+        </w:rPr>
       </w:pPr>
       <w:r>
-        <w:t>Préparer la transmission de la base de données de PL</w:t>
-      </w:r>
-      <w:r>
-        <w:t> :</w:t>
+        <w:rPr>
+          <w:sz w:val="22"/>
+          <w:szCs w:val="22"/>
+        </w:rPr>
+        <w:t>Préparer la transmission de la base de données de PL :</w:t>
       </w:r>
     </w:p>
     <w:p>
@@ -4519,8 +6699,16 @@
           <w:ilvl w:val="1"/>
           <w:numId w:val="2"/>
         </w:numPr>
+        <w:rPr>
+          <w:sz w:val="22"/>
+          <w:szCs w:val="22"/>
+        </w:rPr>
       </w:pPr>
       <w:r>
+        <w:rPr>
+          <w:sz w:val="22"/>
+          <w:szCs w:val="22"/>
+        </w:rPr>
         <w:t>Ouvrir PL en tant qu’administrateur principal</w:t>
       </w:r>
     </w:p>
@@ -4531,24 +6719,40 @@
           <w:ilvl w:val="1"/>
           <w:numId w:val="2"/>
         </w:numPr>
+        <w:rPr>
+          <w:sz w:val="22"/>
+          <w:szCs w:val="22"/>
+        </w:rPr>
       </w:pPr>
       <w:r>
+        <w:rPr>
+          <w:sz w:val="22"/>
+          <w:szCs w:val="22"/>
+        </w:rPr>
         <w:t xml:space="preserve">Menu </w:t>
       </w:r>
       <w:r>
         <w:rPr>
           <w:b/>
           <w:bCs/>
+          <w:sz w:val="22"/>
+          <w:szCs w:val="22"/>
         </w:rPr>
         <w:t>Options</w:t>
       </w:r>
       <w:r>
+        <w:rPr>
+          <w:sz w:val="22"/>
+          <w:szCs w:val="22"/>
+        </w:rPr>
         <w:t xml:space="preserve"> &gt; </w:t>
       </w:r>
       <w:r>
         <w:rPr>
           <w:b/>
           <w:bCs/>
+          <w:sz w:val="22"/>
+          <w:szCs w:val="22"/>
         </w:rPr>
         <w:t>Configuration</w:t>
       </w:r>
@@ -4560,34 +6764,56 @@
           <w:ilvl w:val="1"/>
           <w:numId w:val="2"/>
         </w:numPr>
+        <w:rPr>
+          <w:sz w:val="22"/>
+          <w:szCs w:val="22"/>
+        </w:rPr>
       </w:pPr>
       <w:r>
+        <w:rPr>
+          <w:sz w:val="22"/>
+          <w:szCs w:val="22"/>
+        </w:rPr>
         <w:t xml:space="preserve">Section </w:t>
       </w:r>
       <w:r>
         <w:rPr>
           <w:b/>
           <w:bCs/>
+          <w:sz w:val="22"/>
+          <w:szCs w:val="22"/>
         </w:rPr>
         <w:t>Administration du système</w:t>
       </w:r>
       <w:r>
+        <w:rPr>
+          <w:sz w:val="22"/>
+          <w:szCs w:val="22"/>
+        </w:rPr>
         <w:t xml:space="preserve"> &gt; </w:t>
       </w:r>
       <w:r>
         <w:rPr>
           <w:b/>
           <w:bCs/>
+          <w:sz w:val="22"/>
+          <w:szCs w:val="22"/>
         </w:rPr>
         <w:t>Paramètres de base</w:t>
       </w:r>
       <w:r>
+        <w:rPr>
+          <w:sz w:val="22"/>
+          <w:szCs w:val="22"/>
+        </w:rPr>
         <w:t xml:space="preserve"> &gt; </w:t>
       </w:r>
       <w:r>
         <w:rPr>
           <w:b/>
           <w:bCs/>
+          <w:sz w:val="22"/>
+          <w:szCs w:val="22"/>
         </w:rPr>
         <w:t>Copie de sûreté</w:t>
       </w:r>
@@ -4599,18 +6825,32 @@
           <w:ilvl w:val="1"/>
           <w:numId w:val="2"/>
         </w:numPr>
+        <w:rPr>
+          <w:sz w:val="22"/>
+          <w:szCs w:val="22"/>
+        </w:rPr>
       </w:pPr>
       <w:r>
+        <w:rPr>
+          <w:sz w:val="22"/>
+          <w:szCs w:val="22"/>
+        </w:rPr>
         <w:t xml:space="preserve">Appuyer sur : </w:t>
       </w:r>
       <w:r>
         <w:rPr>
           <w:b/>
           <w:bCs/>
+          <w:sz w:val="22"/>
+          <w:szCs w:val="22"/>
         </w:rPr>
         <w:t>Faire une copie maintenant</w:t>
       </w:r>
       <w:r>
+        <w:rPr>
+          <w:sz w:val="22"/>
+          <w:szCs w:val="22"/>
+        </w:rPr>
         <w:br/>
       </w:r>
     </w:p>
@@ -4621,8 +6861,16 @@
           <w:ilvl w:val="0"/>
           <w:numId w:val="2"/>
         </w:numPr>
+        <w:rPr>
+          <w:sz w:val="22"/>
+          <w:szCs w:val="22"/>
+        </w:rPr>
       </w:pPr>
       <w:r>
+        <w:rPr>
+          <w:sz w:val="22"/>
+          <w:szCs w:val="22"/>
+        </w:rPr>
         <w:t>Se rendre au répertoire indiqué dans les paramètres de copie de sûreté</w:t>
       </w:r>
     </w:p>
@@ -4633,22 +6881,261 @@
           <w:ilvl w:val="0"/>
           <w:numId w:val="2"/>
         </w:numPr>
+        <w:rPr>
+          <w:sz w:val="22"/>
+          <w:szCs w:val="22"/>
+        </w:rPr>
       </w:pPr>
       <w:r>
+        <w:rPr>
+          <w:sz w:val="22"/>
+          <w:szCs w:val="22"/>
+        </w:rPr>
         <w:t xml:space="preserve">Faire parvenir le fichier </w:t>
       </w:r>
       <w:r>
         <w:rPr>
           <w:b/>
           <w:bCs/>
+          <w:sz w:val="22"/>
+          <w:szCs w:val="22"/>
         </w:rPr>
         <w:t>BackupManuel.zip</w:t>
       </w:r>
       <w:r>
+        <w:rPr>
+          <w:sz w:val="22"/>
+          <w:szCs w:val="22"/>
+        </w:rPr>
         <w:t xml:space="preserve"> qui a été généré</w:t>
+      </w:r>
+      <w:r>
+        <w:rPr>
+          <w:sz w:val="22"/>
+          <w:szCs w:val="22"/>
+        </w:rPr>
+        <w:t xml:space="preserve"> (WeTransfer, ou autre moyen convenu)</w:t>
+      </w:r>
+    </w:p>
+    <w:p>
+      <w:pPr>
+        <w:rPr>
+          <w:sz w:val="22"/>
+          <w:szCs w:val="22"/>
+        </w:rPr>
+      </w:pPr>
+    </w:p>
+    <w:p>
+      <w:pPr>
+        <w:jc w:val="both"/>
+        <w:rPr>
+          <w:sz w:val="22"/>
+          <w:szCs w:val="22"/>
+        </w:rPr>
+      </w:pPr>
+      <w:r>
+        <w:rPr>
+          <w:sz w:val="22"/>
+          <w:szCs w:val="22"/>
+        </w:rPr>
+        <w:t>La base de donnée</w:t>
+      </w:r>
+      <w:r>
+        <w:rPr>
+          <w:sz w:val="22"/>
+          <w:szCs w:val="22"/>
+        </w:rPr>
+        <w:t>s</w:t>
+      </w:r>
+      <w:r>
+        <w:rPr>
+          <w:sz w:val="22"/>
+          <w:szCs w:val="22"/>
+        </w:rPr>
+        <w:t xml:space="preserve"> </w:t>
+      </w:r>
+      <w:r>
+        <w:rPr>
+          <w:sz w:val="22"/>
+          <w:szCs w:val="22"/>
+        </w:rPr>
+        <w:t xml:space="preserve">sera analysée dans les 10 jours ouvrables. Vous recevrez ensuite une soumission </w:t>
+      </w:r>
+      <w:r>
+        <w:rPr>
+          <w:sz w:val="22"/>
+          <w:szCs w:val="22"/>
+        </w:rPr>
+        <w:t>établie sur mesure pour votre base de données</w:t>
+      </w:r>
+      <w:r>
+        <w:rPr>
+          <w:sz w:val="22"/>
+          <w:szCs w:val="22"/>
+        </w:rPr>
+        <w:t xml:space="preserve">, calculée selon la grille tarifaire en vigueur. </w:t>
+      </w:r>
+      <w:r>
+        <w:rPr>
+          <w:sz w:val="22"/>
+          <w:szCs w:val="22"/>
+        </w:rPr>
+        <w:t>Si</w:t>
+      </w:r>
+      <w:r>
+        <w:rPr>
+          <w:sz w:val="22"/>
+          <w:szCs w:val="22"/>
+        </w:rPr>
+        <w:t xml:space="preserve"> </w:t>
+      </w:r>
+      <w:r>
+        <w:rPr>
+          <w:sz w:val="22"/>
+          <w:szCs w:val="22"/>
+        </w:rPr>
+        <w:t>pour quelque raison que ce soit l’extraction finale ne contient pas le même nombre d’objets que ce qui a été déterminé lors de l’analyse et la soumission, le montant facturé sera ajusté selon la grille tarifaire courante.</w:t>
+      </w:r>
+    </w:p>
+    <w:p>
+      <w:pPr>
+        <w:jc w:val="both"/>
+        <w:rPr>
+          <w:sz w:val="22"/>
+          <w:szCs w:val="22"/>
+        </w:rPr>
+      </w:pPr>
+    </w:p>
+    <w:p>
+      <w:pPr>
+        <w:pStyle w:val="Heading3"/>
+        <w:rPr>
+          <w:b/>
+          <w:bCs/>
+        </w:rPr>
+      </w:pPr>
+      <w:r>
+        <w:rPr>
+          <w:b/>
+          <w:bCs/>
+        </w:rPr>
+        <w:t>Phases d’essais</w:t>
+      </w:r>
+      <w:r>
+        <w:rPr>
+          <w:b/>
+          <w:bCs/>
+        </w:rPr>
+        <w:t xml:space="preserve"> et migration finale</w:t>
+      </w:r>
+    </w:p>
+    <w:p>
+      <w:pPr>
+        <w:jc w:val="both"/>
+      </w:pPr>
+      <w:r>
+        <w:t>Les données migrées sont celles présentes dans la copie de sûreté de votre base de données, au moment qu’elle a été générée. Vous voudrez probablement faire traiter votre base de données à quelques reprises : analyse initiale pour soumission, première migration après achat pour valider le contenu migré, et migration finale le jour J de votre bascule vers une autre plateforme. Un total de quatre (4) traitements</w:t>
+      </w:r>
+      <w:r>
+        <w:t xml:space="preserve"> de la même base</w:t>
+      </w:r>
+      <w:r>
+        <w:t xml:space="preserve"> sont inclus avec les prix fournis. Au-delà de cela, une entente devra être prise au préalable</w:t>
+      </w:r>
+      <w:r>
+        <w:t>, puisque cela génère un surplus de travail à chaque fois.</w:t>
+      </w:r>
+    </w:p>
+    <w:p/>
+    <w:p>
+      <w:pPr>
+        <w:pStyle w:val="Heading3"/>
+        <w:rPr>
+          <w:b/>
+          <w:bCs/>
+        </w:rPr>
+      </w:pPr>
+      <w:r>
+        <w:rPr>
+          <w:b/>
+          <w:bCs/>
+        </w:rPr>
+        <w:t>Consultation des données</w:t>
+      </w:r>
+    </w:p>
+    <w:p>
+      <w:pPr>
+        <w:jc w:val="both"/>
+      </w:pPr>
+      <w:r>
+        <w:t>Les données migrées sont fournies en format XML+XSD. Elles sont prévues pour être utilisée par des logiciels ou plateforme capables de prendre en charge ce format standard et ouvert. Vos données ne seront donc plus stockées dans une base de données propriétaire et fermée, et seront prête à être utilisée par une panoplie de solutions compatibles.</w:t>
+      </w:r>
+    </w:p>
+    <w:p>
+      <w:pPr>
+        <w:jc w:val="both"/>
+      </w:pPr>
+    </w:p>
+    <w:p>
+      <w:pPr>
+        <w:jc w:val="both"/>
+      </w:pPr>
+      <w:r>
+        <w:t>Cependant, pour faciliter la consultation de vos données archivées sans avoir besoin de faire l’acquisition de logiciels ou plateformes additionnelles, Gestion Technologies prévoit rendre disponible</w:t>
+      </w:r>
+      <w:r>
+        <w:t>s</w:t>
+      </w:r>
+      <w:r>
+        <w:t xml:space="preserve"> </w:t>
+      </w:r>
+      <w:r>
+        <w:t>plusieurs</w:t>
+      </w:r>
+      <w:r>
+        <w:t xml:space="preserve"> solutions au cours de l’année:</w:t>
+      </w:r>
+      <w:r>
+        <w:t xml:space="preserve"> des documents Excel, un logiciel local de consu</w:t>
+      </w:r>
+      <w:r>
+        <w:t>ltation (open source, pour pérennité)</w:t>
+      </w:r>
+      <w:r>
+        <w:t>, et/ou u</w:t>
+      </w:r>
+      <w:r>
+        <w:t>ne plateforme</w:t>
+      </w:r>
+      <w:r>
+        <w:t xml:space="preserve"> </w:t>
+      </w:r>
+      <w:proofErr w:type="spellStart"/>
+      <w:r>
+        <w:t>nuagique</w:t>
+      </w:r>
+      <w:proofErr w:type="spellEnd"/>
+      <w:r>
+        <w:t xml:space="preserve"> protégé</w:t>
+      </w:r>
+      <w:r>
+        <w:t>e</w:t>
+      </w:r>
+      <w:r>
+        <w:t xml:space="preserve"> (améliorations continues</w:t>
+      </w:r>
+      <w:r>
+        <w:t>, accessible de partout</w:t>
+      </w:r>
+      <w:r>
+        <w:t>)</w:t>
+      </w:r>
+      <w:r>
+        <w:t>.</w:t>
       </w:r>
     </w:p>
     <w:sectPr>
+      <w:footerReference w:type="default" r:id="rId9"/>
       <w:pgSz w:w="15840" w:h="12240" w:orient="landscape"/>
       <w:pgMar w:top="1440" w:right="1440" w:bottom="1440" w:left="1440" w:header="708" w:footer="708" w:gutter="0"/>
       <w:cols w:space="708"/>
@@ -4656,6 +7143,101 @@
     </w:sectPr>
   </w:body>
 </w:document>
+</file>
+
+<file path=word/endnotes.xml><?xml version="1.0" encoding="utf-8"?>
+<w:endnotes xmlns:wpc="http://schemas.microsoft.com/office/word/2010/wordprocessingCanvas" xmlns:cx="http://schemas.microsoft.com/office/drawing/2014/chartex" xmlns:cx1="http://schemas.microsoft.com/office/drawing/2015/9/8/chartex" xmlns:cx2="http://schemas.microsoft.com/office/drawing/2015/10/21/chartex" xmlns:cx3="http://schemas.microsoft.com/office/drawing/2016/5/9/chartex" xmlns:cx4="http://schemas.microsoft.com/office/drawing/2016/5/10/chartex" xmlns:cx5="http://schemas.microsoft.com/office/drawing/2016/5/11/chartex" xmlns:cx6="http://schemas.microsoft.com/office/drawing/2016/5/12/chartex" xmlns:cx7="http://schemas.microsoft.com/office/drawing/2016/5/13/chartex" xmlns:cx8="http://schemas.microsoft.com/office/drawing/2016/5/14/chartex" xmlns:mc="http://schemas.openxmlformats.org/markup-compatibility/2006" xmlns:aink="http://schemas.microsoft.com/office/drawing/2016/ink" xmlns:am3d="http://schemas.microsoft.com/office/drawing/2017/model3d" xmlns:o="urn:schemas-microsoft-com:office:office" xmlns:oel="http://schemas.microsoft.com/office/2019/extlst" xmlns:r="http://schemas.openxmlformats.org/officeDocument/2006/relationships" xmlns:m="http://schemas.openxmlformats.org/officeDocument/2006/math" xmlns:v="urn:schemas-microsoft-com:vml" xmlns:wp14="http://schemas.microsoft.com/office/word/2010/wordprocessingDrawing" xmlns:wp="http://schemas.openxmlformats.org/drawingml/2006/wordprocessingDrawing" xmlns:w10="urn:schemas-microsoft-com:office:word" xmlns:w="http://schemas.openxmlformats.org/wordprocessingml/2006/main" xmlns:w14="http://schemas.microsoft.com/office/word/2010/wordml" xmlns:w15="http://schemas.microsoft.com/office/word/2012/wordml" xmlns:w16cex="http://schemas.microsoft.com/office/word/2018/wordml/cex" xmlns:w16cid="http://schemas.microsoft.com/office/word/2016/wordml/cid" xmlns:w16="http://schemas.microsoft.com/office/word/2018/wordml" xmlns:w16du="http://schemas.microsoft.com/office/word/2023/wordml/word16du" xmlns:w16sdtdh="http://schemas.microsoft.com/office/word/2020/wordml/sdtdatahash" xmlns:w16sdtfl="http://schemas.microsoft.com/office/word/2024/wordml/sdtformatlock" xmlns:w16se="http://schemas.microsoft.com/office/word/2015/wordml/symex" xmlns:wpg="http://schemas.microsoft.com/office/word/2010/wordprocessingGroup" xmlns:wpi="http://schemas.microsoft.com/office/word/2010/wordprocessingInk" xmlns:wne="http://schemas.microsoft.com/office/word/2006/wordml" xmlns:wps="http://schemas.microsoft.com/office/word/2010/wordprocessingShape" mc:Ignorable="w14 w15 w16se w16cid w16 w16cex w16sdtdh w16sdtfl w16du wp14">
+  <w:endnote w:type="separator" w:id="-1">
+    <w:p>
+      <w:r>
+        <w:separator/>
+      </w:r>
+    </w:p>
+  </w:endnote>
+  <w:endnote w:type="continuationSeparator" w:id="0">
+    <w:p>
+      <w:r>
+        <w:continuationSeparator/>
+      </w:r>
+    </w:p>
+  </w:endnote>
+</w:endnotes>
+</file>
+
+<file path=word/footer1.xml><?xml version="1.0" encoding="utf-8"?>
+<w:ftr xmlns:wpc="http://schemas.microsoft.com/office/word/2010/wordprocessingCanvas" xmlns:cx="http://schemas.microsoft.com/office/drawing/2014/chartex" xmlns:cx1="http://schemas.microsoft.com/office/drawing/2015/9/8/chartex" xmlns:cx2="http://schemas.microsoft.com/office/drawing/2015/10/21/chartex" xmlns:cx3="http://schemas.microsoft.com/office/drawing/2016/5/9/chartex" xmlns:cx4="http://schemas.microsoft.com/office/drawing/2016/5/10/chartex" xmlns:cx5="http://schemas.microsoft.com/office/drawing/2016/5/11/chartex" xmlns:cx6="http://schemas.microsoft.com/office/drawing/2016/5/12/chartex" xmlns:cx7="http://schemas.microsoft.com/office/drawing/2016/5/13/chartex" xmlns:cx8="http://schemas.microsoft.com/office/drawing/2016/5/14/chartex" xmlns:mc="http://schemas.openxmlformats.org/markup-compatibility/2006" xmlns:aink="http://schemas.microsoft.com/office/drawing/2016/ink" xmlns:am3d="http://schemas.microsoft.com/office/drawing/2017/model3d" xmlns:o="urn:schemas-microsoft-com:office:office" xmlns:oel="http://schemas.microsoft.com/office/2019/extlst" xmlns:r="http://schemas.openxmlformats.org/officeDocument/2006/relationships" xmlns:m="http://schemas.openxmlformats.org/officeDocument/2006/math" xmlns:v="urn:schemas-microsoft-com:vml" xmlns:wp14="http://schemas.microsoft.com/office/word/2010/wordprocessingDrawing" xmlns:wp="http://schemas.openxmlformats.org/drawingml/2006/wordprocessingDrawing" xmlns:w10="urn:schemas-microsoft-com:office:word" xmlns:w="http://schemas.openxmlformats.org/wordprocessingml/2006/main" xmlns:w14="http://schemas.microsoft.com/office/word/2010/wordml" xmlns:w15="http://schemas.microsoft.com/office/word/2012/wordml" xmlns:w16cex="http://schemas.microsoft.com/office/word/2018/wordml/cex" xmlns:w16cid="http://schemas.microsoft.com/office/word/2016/wordml/cid" xmlns:w16="http://schemas.microsoft.com/office/word/2018/wordml" xmlns:w16du="http://schemas.microsoft.com/office/word/2023/wordml/word16du" xmlns:w16sdtdh="http://schemas.microsoft.com/office/word/2020/wordml/sdtdatahash" xmlns:w16sdtfl="http://schemas.microsoft.com/office/word/2024/wordml/sdtformatlock" xmlns:w16se="http://schemas.microsoft.com/office/word/2015/wordml/symex" xmlns:wpg="http://schemas.microsoft.com/office/word/2010/wordprocessingGroup" xmlns:wpi="http://schemas.microsoft.com/office/word/2010/wordprocessingInk" xmlns:wne="http://schemas.microsoft.com/office/word/2006/wordml" xmlns:wps="http://schemas.microsoft.com/office/word/2010/wordprocessingShape" mc:Ignorable="w14 w15 w16se w16cid w16 w16cex w16sdtdh w16sdtfl w16du wp14">
+  <w:p>
+    <w:pPr>
+      <w:pStyle w:val="Footer"/>
+      <w:jc w:val="right"/>
+    </w:pPr>
+    <w:r>
+      <w:rPr>
+        <w:noProof/>
+      </w:rPr>
+      <w:drawing>
+        <wp:inline distT="0" distB="0" distL="0" distR="0" wp14:anchorId="5E6400F0" wp14:editId="3D84E02A">
+          <wp:extent cx="1881266" cy="543477"/>
+          <wp:effectExtent l="0" t="0" r="0" b="0"/>
+          <wp:docPr id="1953700679" name="Graphic 1"/>
+          <wp:cNvGraphicFramePr>
+            <a:graphicFrameLocks xmlns:a="http://schemas.openxmlformats.org/drawingml/2006/main" noChangeAspect="1"/>
+          </wp:cNvGraphicFramePr>
+          <a:graphic xmlns:a="http://schemas.openxmlformats.org/drawingml/2006/main">
+            <a:graphicData uri="http://schemas.openxmlformats.org/drawingml/2006/picture">
+              <pic:pic xmlns:pic="http://schemas.openxmlformats.org/drawingml/2006/picture">
+                <pic:nvPicPr>
+                  <pic:cNvPr id="1953700679" name="Graphic 1953700679"/>
+                  <pic:cNvPicPr/>
+                </pic:nvPicPr>
+                <pic:blipFill>
+                  <a:blip r:embed="rId1">
+                    <a:extLst>
+                      <a:ext uri="{96DAC541-7B7A-43D3-8B79-37D633B846F1}">
+                        <asvg:svgBlip xmlns:asvg="http://schemas.microsoft.com/office/drawing/2016/SVG/main" r:embed="rId2"/>
+                      </a:ext>
+                    </a:extLst>
+                  </a:blip>
+                  <a:stretch>
+                    <a:fillRect/>
+                  </a:stretch>
+                </pic:blipFill>
+                <pic:spPr>
+                  <a:xfrm>
+                    <a:off x="0" y="0"/>
+                    <a:ext cx="1920134" cy="554705"/>
+                  </a:xfrm>
+                  <a:prstGeom prst="rect">
+                    <a:avLst/>
+                  </a:prstGeom>
+                </pic:spPr>
+              </pic:pic>
+            </a:graphicData>
+          </a:graphic>
+        </wp:inline>
+      </w:drawing>
+    </w:r>
+  </w:p>
+</w:ftr>
+</file>
+
+<file path=word/footnotes.xml><?xml version="1.0" encoding="utf-8"?>
+<w:footnotes xmlns:wpc="http://schemas.microsoft.com/office/word/2010/wordprocessingCanvas" xmlns:cx="http://schemas.microsoft.com/office/drawing/2014/chartex" xmlns:cx1="http://schemas.microsoft.com/office/drawing/2015/9/8/chartex" xmlns:cx2="http://schemas.microsoft.com/office/drawing/2015/10/21/chartex" xmlns:cx3="http://schemas.microsoft.com/office/drawing/2016/5/9/chartex" xmlns:cx4="http://schemas.microsoft.com/office/drawing/2016/5/10/chartex" xmlns:cx5="http://schemas.microsoft.com/office/drawing/2016/5/11/chartex" xmlns:cx6="http://schemas.microsoft.com/office/drawing/2016/5/12/chartex" xmlns:cx7="http://schemas.microsoft.com/office/drawing/2016/5/13/chartex" xmlns:cx8="http://schemas.microsoft.com/office/drawing/2016/5/14/chartex" xmlns:mc="http://schemas.openxmlformats.org/markup-compatibility/2006" xmlns:aink="http://schemas.microsoft.com/office/drawing/2016/ink" xmlns:am3d="http://schemas.microsoft.com/office/drawing/2017/model3d" xmlns:o="urn:schemas-microsoft-com:office:office" xmlns:oel="http://schemas.microsoft.com/office/2019/extlst" xmlns:r="http://schemas.openxmlformats.org/officeDocument/2006/relationships" xmlns:m="http://schemas.openxmlformats.org/officeDocument/2006/math" xmlns:v="urn:schemas-microsoft-com:vml" xmlns:wp14="http://schemas.microsoft.com/office/word/2010/wordprocessingDrawing" xmlns:wp="http://schemas.openxmlformats.org/drawingml/2006/wordprocessingDrawing" xmlns:w10="urn:schemas-microsoft-com:office:word" xmlns:w="http://schemas.openxmlformats.org/wordprocessingml/2006/main" xmlns:w14="http://schemas.microsoft.com/office/word/2010/wordml" xmlns:w15="http://schemas.microsoft.com/office/word/2012/wordml" xmlns:w16cex="http://schemas.microsoft.com/office/word/2018/wordml/cex" xmlns:w16cid="http://schemas.microsoft.com/office/word/2016/wordml/cid" xmlns:w16="http://schemas.microsoft.com/office/word/2018/wordml" xmlns:w16du="http://schemas.microsoft.com/office/word/2023/wordml/word16du" xmlns:w16sdtdh="http://schemas.microsoft.com/office/word/2020/wordml/sdtdatahash" xmlns:w16sdtfl="http://schemas.microsoft.com/office/word/2024/wordml/sdtformatlock" xmlns:w16se="http://schemas.microsoft.com/office/word/2015/wordml/symex" xmlns:wpg="http://schemas.microsoft.com/office/word/2010/wordprocessingGroup" xmlns:wpi="http://schemas.microsoft.com/office/word/2010/wordprocessingInk" xmlns:wne="http://schemas.microsoft.com/office/word/2006/wordml" xmlns:wps="http://schemas.microsoft.com/office/word/2010/wordprocessingShape" mc:Ignorable="w14 w15 w16se w16cid w16 w16cex w16sdtdh w16sdtfl w16du wp14">
+  <w:footnote w:type="separator" w:id="-1">
+    <w:p>
+      <w:r>
+        <w:separator/>
+      </w:r>
+    </w:p>
+  </w:footnote>
+  <w:footnote w:type="continuationSeparator" w:id="0">
+    <w:p>
+      <w:r>
+        <w:continuationSeparator/>
+      </w:r>
+    </w:p>
+  </w:footnote>
+</w:footnotes>
 </file>
 
 <file path=word/numbering.xml><?xml version="1.0" encoding="utf-8"?>
@@ -4747,6 +7329,178 @@
     </w:lvl>
   </w:abstractNum>
   <w:abstractNum w:abstractNumId="1" w15:restartNumberingAfterBreak="0">
+    <w:nsid w:val="37E6418E"/>
+    <w:multiLevelType w:val="hybridMultilevel"/>
+    <w:tmpl w:val="3BCEB312"/>
+    <w:lvl w:ilvl="0" w:tplc="0409000F">
+      <w:start w:val="1"/>
+      <w:numFmt w:val="decimal"/>
+      <w:lvlText w:val="%1."/>
+      <w:lvlJc w:val="left"/>
+      <w:pPr>
+        <w:ind w:left="720" w:hanging="360"/>
+      </w:pPr>
+    </w:lvl>
+    <w:lvl w:ilvl="1" w:tplc="04090019" w:tentative="1">
+      <w:start w:val="1"/>
+      <w:numFmt w:val="lowerLetter"/>
+      <w:lvlText w:val="%2."/>
+      <w:lvlJc w:val="left"/>
+      <w:pPr>
+        <w:ind w:left="1440" w:hanging="360"/>
+      </w:pPr>
+    </w:lvl>
+    <w:lvl w:ilvl="2" w:tplc="0409001B" w:tentative="1">
+      <w:start w:val="1"/>
+      <w:numFmt w:val="lowerRoman"/>
+      <w:lvlText w:val="%3."/>
+      <w:lvlJc w:val="right"/>
+      <w:pPr>
+        <w:ind w:left="2160" w:hanging="180"/>
+      </w:pPr>
+    </w:lvl>
+    <w:lvl w:ilvl="3" w:tplc="0409000F" w:tentative="1">
+      <w:start w:val="1"/>
+      <w:numFmt w:val="decimal"/>
+      <w:lvlText w:val="%4."/>
+      <w:lvlJc w:val="left"/>
+      <w:pPr>
+        <w:ind w:left="2880" w:hanging="360"/>
+      </w:pPr>
+    </w:lvl>
+    <w:lvl w:ilvl="4" w:tplc="04090019" w:tentative="1">
+      <w:start w:val="1"/>
+      <w:numFmt w:val="lowerLetter"/>
+      <w:lvlText w:val="%5."/>
+      <w:lvlJc w:val="left"/>
+      <w:pPr>
+        <w:ind w:left="3600" w:hanging="360"/>
+      </w:pPr>
+    </w:lvl>
+    <w:lvl w:ilvl="5" w:tplc="0409001B" w:tentative="1">
+      <w:start w:val="1"/>
+      <w:numFmt w:val="lowerRoman"/>
+      <w:lvlText w:val="%6."/>
+      <w:lvlJc w:val="right"/>
+      <w:pPr>
+        <w:ind w:left="4320" w:hanging="180"/>
+      </w:pPr>
+    </w:lvl>
+    <w:lvl w:ilvl="6" w:tplc="0409000F" w:tentative="1">
+      <w:start w:val="1"/>
+      <w:numFmt w:val="decimal"/>
+      <w:lvlText w:val="%7."/>
+      <w:lvlJc w:val="left"/>
+      <w:pPr>
+        <w:ind w:left="5040" w:hanging="360"/>
+      </w:pPr>
+    </w:lvl>
+    <w:lvl w:ilvl="7" w:tplc="04090019" w:tentative="1">
+      <w:start w:val="1"/>
+      <w:numFmt w:val="lowerLetter"/>
+      <w:lvlText w:val="%8."/>
+      <w:lvlJc w:val="left"/>
+      <w:pPr>
+        <w:ind w:left="5760" w:hanging="360"/>
+      </w:pPr>
+    </w:lvl>
+    <w:lvl w:ilvl="8" w:tplc="0409001B" w:tentative="1">
+      <w:start w:val="1"/>
+      <w:numFmt w:val="lowerRoman"/>
+      <w:lvlText w:val="%9."/>
+      <w:lvlJc w:val="right"/>
+      <w:pPr>
+        <w:ind w:left="6480" w:hanging="180"/>
+      </w:pPr>
+    </w:lvl>
+  </w:abstractNum>
+  <w:abstractNum w:abstractNumId="2" w15:restartNumberingAfterBreak="0">
+    <w:nsid w:val="40106554"/>
+    <w:multiLevelType w:val="hybridMultilevel"/>
+    <w:tmpl w:val="3BD83F1C"/>
+    <w:lvl w:ilvl="0" w:tplc="04090015">
+      <w:start w:val="1"/>
+      <w:numFmt w:val="upperLetter"/>
+      <w:lvlText w:val="%1."/>
+      <w:lvlJc w:val="left"/>
+      <w:pPr>
+        <w:ind w:left="767" w:hanging="360"/>
+      </w:pPr>
+    </w:lvl>
+    <w:lvl w:ilvl="1" w:tplc="04090019" w:tentative="1">
+      <w:start w:val="1"/>
+      <w:numFmt w:val="lowerLetter"/>
+      <w:lvlText w:val="%2."/>
+      <w:lvlJc w:val="left"/>
+      <w:pPr>
+        <w:ind w:left="1487" w:hanging="360"/>
+      </w:pPr>
+    </w:lvl>
+    <w:lvl w:ilvl="2" w:tplc="0409001B" w:tentative="1">
+      <w:start w:val="1"/>
+      <w:numFmt w:val="lowerRoman"/>
+      <w:lvlText w:val="%3."/>
+      <w:lvlJc w:val="right"/>
+      <w:pPr>
+        <w:ind w:left="2207" w:hanging="180"/>
+      </w:pPr>
+    </w:lvl>
+    <w:lvl w:ilvl="3" w:tplc="0409000F" w:tentative="1">
+      <w:start w:val="1"/>
+      <w:numFmt w:val="decimal"/>
+      <w:lvlText w:val="%4."/>
+      <w:lvlJc w:val="left"/>
+      <w:pPr>
+        <w:ind w:left="2927" w:hanging="360"/>
+      </w:pPr>
+    </w:lvl>
+    <w:lvl w:ilvl="4" w:tplc="04090019" w:tentative="1">
+      <w:start w:val="1"/>
+      <w:numFmt w:val="lowerLetter"/>
+      <w:lvlText w:val="%5."/>
+      <w:lvlJc w:val="left"/>
+      <w:pPr>
+        <w:ind w:left="3647" w:hanging="360"/>
+      </w:pPr>
+    </w:lvl>
+    <w:lvl w:ilvl="5" w:tplc="0409001B" w:tentative="1">
+      <w:start w:val="1"/>
+      <w:numFmt w:val="lowerRoman"/>
+      <w:lvlText w:val="%6."/>
+      <w:lvlJc w:val="right"/>
+      <w:pPr>
+        <w:ind w:left="4367" w:hanging="180"/>
+      </w:pPr>
+    </w:lvl>
+    <w:lvl w:ilvl="6" w:tplc="0409000F" w:tentative="1">
+      <w:start w:val="1"/>
+      <w:numFmt w:val="decimal"/>
+      <w:lvlText w:val="%7."/>
+      <w:lvlJc w:val="left"/>
+      <w:pPr>
+        <w:ind w:left="5087" w:hanging="360"/>
+      </w:pPr>
+    </w:lvl>
+    <w:lvl w:ilvl="7" w:tplc="04090019" w:tentative="1">
+      <w:start w:val="1"/>
+      <w:numFmt w:val="lowerLetter"/>
+      <w:lvlText w:val="%8."/>
+      <w:lvlJc w:val="left"/>
+      <w:pPr>
+        <w:ind w:left="5807" w:hanging="360"/>
+      </w:pPr>
+    </w:lvl>
+    <w:lvl w:ilvl="8" w:tplc="0409001B" w:tentative="1">
+      <w:start w:val="1"/>
+      <w:numFmt w:val="lowerRoman"/>
+      <w:lvlText w:val="%9."/>
+      <w:lvlJc w:val="right"/>
+      <w:pPr>
+        <w:ind w:left="6527" w:hanging="180"/>
+      </w:pPr>
+    </w:lvl>
+  </w:abstractNum>
+  <w:abstractNum w:abstractNumId="3" w15:restartNumberingAfterBreak="0">
     <w:nsid w:val="448C6005"/>
     <w:multiLevelType w:val="hybridMultilevel"/>
     <w:tmpl w:val="B43C1A30"/>
@@ -4833,10 +7587,16 @@
     </w:lvl>
   </w:abstractNum>
   <w:num w:numId="1" w16cid:durableId="1838303495">
-    <w:abstractNumId w:val="1"/>
+    <w:abstractNumId w:val="3"/>
   </w:num>
   <w:num w:numId="2" w16cid:durableId="118378228">
     <w:abstractNumId w:val="0"/>
+  </w:num>
+  <w:num w:numId="3" w16cid:durableId="1903713801">
+    <w:abstractNumId w:val="1"/>
+  </w:num>
+  <w:num w:numId="4" w16cid:durableId="1037971093">
+    <w:abstractNumId w:val="2"/>
   </w:num>
 </w:numbering>
 </file>
@@ -5439,7 +8199,6 @@
   <w:style w:type="character" w:default="1" w:styleId="DefaultParagraphFont">
     <w:name w:val="Default Paragraph Font"/>
     <w:uiPriority w:val="1"/>
-    <w:semiHidden/>
     <w:unhideWhenUsed/>
   </w:style>
   <w:style w:type="table" w:default="1" w:styleId="TableNormal">
@@ -5781,6 +8540,54 @@
       </w:tblBorders>
     </w:tblPr>
   </w:style>
+  <w:style w:type="paragraph" w:styleId="Header">
+    <w:name w:val="header"/>
+    <w:basedOn w:val="Normal"/>
+    <w:link w:val="HeaderChar"/>
+    <w:uiPriority w:val="99"/>
+    <w:unhideWhenUsed/>
+    <w:rsid w:val="009342B4"/>
+    <w:pPr>
+      <w:tabs>
+        <w:tab w:val="center" w:pos="4680"/>
+        <w:tab w:val="right" w:pos="9360"/>
+      </w:tabs>
+    </w:pPr>
+  </w:style>
+  <w:style w:type="character" w:customStyle="1" w:styleId="HeaderChar">
+    <w:name w:val="Header Char"/>
+    <w:basedOn w:val="DefaultParagraphFont"/>
+    <w:link w:val="Header"/>
+    <w:uiPriority w:val="99"/>
+    <w:rsid w:val="009342B4"/>
+    <w:rPr>
+      <w:lang w:val="fr-CA"/>
+    </w:rPr>
+  </w:style>
+  <w:style w:type="paragraph" w:styleId="Footer">
+    <w:name w:val="footer"/>
+    <w:basedOn w:val="Normal"/>
+    <w:link w:val="FooterChar"/>
+    <w:uiPriority w:val="99"/>
+    <w:unhideWhenUsed/>
+    <w:rsid w:val="009342B4"/>
+    <w:pPr>
+      <w:tabs>
+        <w:tab w:val="center" w:pos="4680"/>
+        <w:tab w:val="right" w:pos="9360"/>
+      </w:tabs>
+    </w:pPr>
+  </w:style>
+  <w:style w:type="character" w:customStyle="1" w:styleId="FooterChar">
+    <w:name w:val="Footer Char"/>
+    <w:basedOn w:val="DefaultParagraphFont"/>
+    <w:link w:val="Footer"/>
+    <w:uiPriority w:val="99"/>
+    <w:rsid w:val="009342B4"/>
+    <w:rPr>
+      <w:lang w:val="fr-CA"/>
+    </w:rPr>
+  </w:style>
 </w:styles>
 </file>
 

--- a/doc/Service de migration de données PL.docx
+++ b/doc/Service de migration de données PL.docx
@@ -12,8 +12,8 @@
           <w:noProof/>
         </w:rPr>
         <w:drawing>
-          <wp:inline distT="0" distB="0" distL="0" distR="0" wp14:anchorId="13AF6498" wp14:editId="626062F1">
-            <wp:extent cx="5759685" cy="1663908"/>
+          <wp:inline distT="0" distB="0" distL="0" distR="0" wp14:anchorId="13AF6498" wp14:editId="4A89E64F">
+            <wp:extent cx="4497049" cy="1663665"/>
             <wp:effectExtent l="0" t="0" r="0" b="0"/>
             <wp:docPr id="507576727" name="Graphic 1"/>
             <wp:cNvGraphicFramePr>
@@ -26,7 +26,7 @@
                     <pic:cNvPr id="1953700679" name="Graphic 1953700679"/>
                     <pic:cNvPicPr/>
                   </pic:nvPicPr>
-                  <pic:blipFill>
+                  <pic:blipFill rotWithShape="1">
                     <a:blip r:embed="rId7">
                       <a:extLst>
                         <a:ext uri="{96DAC541-7B7A-43D3-8B79-37D633B846F1}">
@@ -34,18 +34,27 @@
                         </a:ext>
                       </a:extLst>
                     </a:blip>
+                    <a:srcRect l="1953" r="19958"/>
                     <a:stretch>
                       <a:fillRect/>
                     </a:stretch>
                   </pic:blipFill>
-                  <pic:spPr>
+                  <pic:spPr bwMode="auto">
                     <a:xfrm>
                       <a:off x="0" y="0"/>
-                      <a:ext cx="5916779" cy="1709291"/>
+                      <a:ext cx="4620380" cy="1709291"/>
                     </a:xfrm>
                     <a:prstGeom prst="rect">
                       <a:avLst/>
                     </a:prstGeom>
+                    <a:ln>
+                      <a:noFill/>
+                    </a:ln>
+                    <a:extLst>
+                      <a:ext uri="{53640926-AAD7-44D8-BBD7-CCE9431645EC}">
+                        <a14:shadowObscured xmlns:a14="http://schemas.microsoft.com/office/drawing/2010/main"/>
+                      </a:ext>
+                    </a:extLst>
                   </pic:spPr>
                 </pic:pic>
               </a:graphicData>
@@ -671,35 +680,7 @@
           <w:sz w:val="22"/>
           <w:szCs w:val="22"/>
         </w:rPr>
-        <w:t xml:space="preserve">. </w:t>
-      </w:r>
-      <w:r>
-        <w:rPr>
-          <w:sz w:val="22"/>
-          <w:szCs w:val="22"/>
-        </w:rPr>
-        <w:t>Le format XML est un format standard utilisé mondialement</w:t>
-      </w:r>
-      <w:r>
-        <w:rPr>
-          <w:sz w:val="22"/>
-          <w:szCs w:val="22"/>
-        </w:rPr>
-        <w:t>, qui</w:t>
-      </w:r>
-      <w:r>
-        <w:rPr>
-          <w:sz w:val="22"/>
-          <w:szCs w:val="22"/>
-        </w:rPr>
-        <w:t xml:space="preserve"> permet de représenter des données complexes de façon structurées</w:t>
-      </w:r>
-      <w:r>
-        <w:rPr>
-          <w:sz w:val="22"/>
-          <w:szCs w:val="22"/>
-        </w:rPr>
-        <w:t xml:space="preserve"> et compatibles.</w:t>
+        <w:t>. Le format XML est un format standard utilisé mondialement, qui permet de représenter des données complexes de façon structurées et compatibles.</w:t>
       </w:r>
     </w:p>
     <w:p>
@@ -1323,25 +1304,7 @@
                 <w:sz w:val="20"/>
                 <w:szCs w:val="20"/>
               </w:rPr>
-              <w:t xml:space="preserve">» </w:t>
-            </w:r>
-            <w:r>
-              <w:rPr>
-                <w:rFonts w:asciiTheme="majorHAnsi" w:hAnsiTheme="majorHAnsi" w:cs="Courier New"/>
-                <w:color w:val="F1A983" w:themeColor="accent2" w:themeTint="99"/>
-                <w:sz w:val="20"/>
-                <w:szCs w:val="20"/>
-              </w:rPr>
-              <w:t>de l’</w:t>
-            </w:r>
-            <w:r>
-              <w:rPr>
-                <w:rFonts w:asciiTheme="majorHAnsi" w:hAnsiTheme="majorHAnsi" w:cs="Courier New"/>
-                <w:color w:val="F1A983" w:themeColor="accent2" w:themeTint="99"/>
-                <w:sz w:val="20"/>
-                <w:szCs w:val="20"/>
-              </w:rPr>
-              <w:t>Adresse</w:t>
+              <w:t>» de l’Adresse</w:t>
             </w:r>
           </w:p>
         </w:tc>
@@ -1731,18 +1694,7 @@
                 <w:sz w:val="20"/>
                 <w:szCs w:val="20"/>
               </w:rPr>
-              <w:t>codePost</w:t>
-            </w:r>
-            <w:r>
-              <w:rPr>
-                <w:rFonts w:ascii="Courier New" w:hAnsi="Courier New" w:cs="Courier New"/>
-                <w:b/>
-                <w:bCs/>
-                <w:color w:val="FFFFFF" w:themeColor="background1"/>
-                <w:sz w:val="20"/>
-                <w:szCs w:val="20"/>
-              </w:rPr>
-              <w:t>al</w:t>
+              <w:t>codePostal</w:t>
             </w:r>
             <w:proofErr w:type="spellEnd"/>
             <w:r>
@@ -2632,29 +2584,7 @@
                 <w:sz w:val="20"/>
                 <w:szCs w:val="20"/>
               </w:rPr>
-              <w:t>&gt;</w:t>
-            </w:r>
-            <w:r>
-              <w:rPr>
-                <w:rFonts w:ascii="Courier New" w:hAnsi="Courier New" w:cs="Courier New"/>
-                <w:b/>
-                <w:bCs/>
-                <w:color w:val="FFFFFF" w:themeColor="background1"/>
-                <w:sz w:val="20"/>
-                <w:szCs w:val="20"/>
-              </w:rPr>
-              <w:t>APPARTEMENT</w:t>
-            </w:r>
-            <w:r>
-              <w:rPr>
-                <w:rFonts w:ascii="Courier New" w:hAnsi="Courier New" w:cs="Courier New"/>
-                <w:b/>
-                <w:bCs/>
-                <w:color w:val="FFFFFF" w:themeColor="background1"/>
-                <w:sz w:val="20"/>
-                <w:szCs w:val="20"/>
-              </w:rPr>
-              <w:t>&lt;/</w:t>
+              <w:t>&gt;APPARTEMENT&lt;/</w:t>
             </w:r>
             <w:proofErr w:type="spellStart"/>
             <w:r>
@@ -2886,29 +2816,7 @@
                 <w:sz w:val="20"/>
                 <w:szCs w:val="20"/>
               </w:rPr>
-              <w:t xml:space="preserve">      &lt;matricule&gt;</w:t>
-            </w:r>
-            <w:r>
-              <w:rPr>
-                <w:rFonts w:ascii="Courier New" w:hAnsi="Courier New" w:cs="Courier New"/>
-                <w:b/>
-                <w:bCs/>
-                <w:color w:val="FFFFFF" w:themeColor="background1"/>
-                <w:sz w:val="20"/>
-                <w:szCs w:val="20"/>
-              </w:rPr>
-              <w:t>5511223344556</w:t>
-            </w:r>
-            <w:r>
-              <w:rPr>
-                <w:rFonts w:ascii="Courier New" w:hAnsi="Courier New" w:cs="Courier New"/>
-                <w:b/>
-                <w:bCs/>
-                <w:color w:val="FFFFFF" w:themeColor="background1"/>
-                <w:sz w:val="20"/>
-                <w:szCs w:val="20"/>
-              </w:rPr>
-              <w:t>&lt;/matricule&gt;</w:t>
+              <w:t xml:space="preserve">      &lt;matricule&gt;5511223344556&lt;/matricule&gt;</w:t>
             </w:r>
           </w:p>
         </w:tc>
@@ -3010,29 +2918,7 @@
                 <w:sz w:val="20"/>
                 <w:szCs w:val="20"/>
               </w:rPr>
-              <w:t xml:space="preserve">      &lt;subdivision&gt;</w:t>
-            </w:r>
-            <w:r>
-              <w:rPr>
-                <w:rFonts w:ascii="Courier New" w:hAnsi="Courier New" w:cs="Courier New"/>
-                <w:b/>
-                <w:bCs/>
-                <w:color w:val="FFFFFF" w:themeColor="background1"/>
-                <w:sz w:val="20"/>
-                <w:szCs w:val="20"/>
-              </w:rPr>
-              <w:t>App.1</w:t>
-            </w:r>
-            <w:r>
-              <w:rPr>
-                <w:rFonts w:ascii="Courier New" w:hAnsi="Courier New" w:cs="Courier New"/>
-                <w:b/>
-                <w:bCs/>
-                <w:color w:val="FFFFFF" w:themeColor="background1"/>
-                <w:sz w:val="20"/>
-                <w:szCs w:val="20"/>
-              </w:rPr>
-              <w:t>&lt;/subdivision&gt;</w:t>
+              <w:t xml:space="preserve">      &lt;subdivision&gt;App.1&lt;/subdivision&gt;</w:t>
             </w:r>
           </w:p>
         </w:tc>
@@ -3134,18 +3020,7 @@
                 <w:sz w:val="20"/>
                 <w:szCs w:val="20"/>
               </w:rPr>
-              <w:t xml:space="preserve">      </w:t>
-            </w:r>
-            <w:r>
-              <w:rPr>
-                <w:rFonts w:ascii="Courier New" w:hAnsi="Courier New" w:cs="Courier New"/>
-                <w:b/>
-                <w:bCs/>
-                <w:color w:val="FFFFFF" w:themeColor="background1"/>
-                <w:sz w:val="20"/>
-                <w:szCs w:val="20"/>
-              </w:rPr>
-              <w:t>...</w:t>
+              <w:t xml:space="preserve">      ...</w:t>
             </w:r>
           </w:p>
         </w:tc>
@@ -3192,14 +3067,7 @@
           <w:sz w:val="22"/>
           <w:szCs w:val="22"/>
         </w:rPr>
-        <w:t>Étant donné la taille massive de certains modules, les données exportées sont réparties dans plusieurs fichiers XML.</w:t>
-      </w:r>
-      <w:r>
-        <w:rPr>
-          <w:sz w:val="22"/>
-          <w:szCs w:val="22"/>
-        </w:rPr>
-        <w:t xml:space="preserve"> Par exemple, il y a un fichier </w:t>
+        <w:t xml:space="preserve">Étant donné la taille massive de certains modules, les données exportées sont réparties dans plusieurs fichiers XML. Par exemple, il y a un fichier </w:t>
       </w:r>
       <w:r>
         <w:rPr>
@@ -6638,14 +6506,7 @@
           <w:sz w:val="22"/>
           <w:szCs w:val="22"/>
         </w:rPr>
-        <w:t>Des centaines de plus petits types d’objets ne sont pas comptés pour établir le</w:t>
-      </w:r>
-      <w:r>
-        <w:rPr>
-          <w:sz w:val="22"/>
-          <w:szCs w:val="22"/>
-        </w:rPr>
-        <w:t xml:space="preserve"> coût de traitement. Cependant, tous les objets pertinents sont migrés. Par exemple, les dossiers adresse sont facturés par dossier adresse unique; les sous-objets comme les personnes ressources, les produits dangereux, les champs perso, et tout autre information pertinente seront exportés aussi, sans frais additionnel.</w:t>
+        <w:t>Des centaines de plus petits types d’objets ne sont pas comptés pour établir le coût de traitement. Cependant, tous les objets pertinents sont migrés. Par exemple, les dossiers adresse sont facturés par dossier adresse unique; les sous-objets comme les personnes ressources, les produits dangereux, les champs perso, et tout autre information pertinente seront exportés aussi, sans frais additionnel.</w:t>
       </w:r>
     </w:p>
     <w:p>
@@ -6959,21 +6820,7 @@
           <w:sz w:val="22"/>
           <w:szCs w:val="22"/>
         </w:rPr>
-        <w:t xml:space="preserve">sera analysée dans les 10 jours ouvrables. Vous recevrez ensuite une soumission </w:t>
-      </w:r>
-      <w:r>
-        <w:rPr>
-          <w:sz w:val="22"/>
-          <w:szCs w:val="22"/>
-        </w:rPr>
-        <w:t>établie sur mesure pour votre base de données</w:t>
-      </w:r>
-      <w:r>
-        <w:rPr>
-          <w:sz w:val="22"/>
-          <w:szCs w:val="22"/>
-        </w:rPr>
-        <w:t xml:space="preserve">, calculée selon la grille tarifaire en vigueur. </w:t>
+        <w:t xml:space="preserve">sera analysée dans les 10 jours ouvrables. Vous recevrez ensuite une soumission établie sur mesure pour votre base de données, calculée selon la grille tarifaire en vigueur. </w:t>
       </w:r>
       <w:r>
         <w:rPr>
@@ -7132,6 +6979,129 @@
       </w:r>
       <w:r>
         <w:t>.</w:t>
+      </w:r>
+    </w:p>
+    <w:p>
+      <w:pPr>
+        <w:pStyle w:val="Heading3"/>
+        <w:rPr>
+          <w:b/>
+          <w:bCs/>
+        </w:rPr>
+      </w:pPr>
+      <w:r>
+        <w:rPr>
+          <w:b/>
+          <w:bCs/>
+        </w:rPr>
+        <w:lastRenderedPageBreak/>
+        <w:t>Questions-réponses</w:t>
+      </w:r>
+    </w:p>
+    <w:p>
+      <w:pPr>
+        <w:pStyle w:val="ListParagraph"/>
+        <w:numPr>
+          <w:ilvl w:val="0"/>
+          <w:numId w:val="5"/>
+        </w:numPr>
+        <w:spacing w:after="240"/>
+        <w:contextualSpacing w:val="0"/>
+      </w:pPr>
+      <w:r>
+        <w:rPr>
+          <w:b/>
+          <w:bCs/>
+        </w:rPr>
+        <w:t>Est-ce que le l’export sera fidèle au rôle d’évaluation?</w:t>
+      </w:r>
+      <w:r>
+        <w:br/>
+        <w:t xml:space="preserve">Les dossiers adresse sont exportés tels quels, à l’état actuel dans votre PL. Il peut être souhaitable d’importer le plus récent rôle à jour dans PL et résoudre tous les conflits avant d’effectuer la migration de vos données, pour avoir une copie plus à jour de toutes les informations du rôle. Ce n’est cependant pas une étape obligatoire pour la </w:t>
+      </w:r>
+      <w:proofErr w:type="spellStart"/>
+      <w:r>
+        <w:t>migration.</w:t>
+      </w:r>
+      <w:proofErr w:type="spellEnd"/>
+    </w:p>
+    <w:p>
+      <w:pPr>
+        <w:pStyle w:val="ListParagraph"/>
+        <w:numPr>
+          <w:ilvl w:val="0"/>
+          <w:numId w:val="5"/>
+        </w:numPr>
+        <w:spacing w:after="240"/>
+        <w:contextualSpacing w:val="0"/>
+      </w:pPr>
+      <w:r>
+        <w:rPr>
+          <w:b/>
+          <w:bCs/>
+        </w:rPr>
+        <w:t>Est-il possible d’extraire seulement une partie des données?</w:t>
+      </w:r>
+      <w:r>
+        <w:rPr>
+          <w:b/>
+          <w:bCs/>
+        </w:rPr>
+        <w:br/>
+      </w:r>
+      <w:r>
+        <w:t>Non, le système de migration traite la base de données dans son intégralité, pour éviter les objets orphelins et interdépendances brisées. Le coût de traitement est donc toujours pour la base de données complète, sans possibilité de choisir « à la carte ».</w:t>
+      </w:r>
+    </w:p>
+    <w:p>
+      <w:pPr>
+        <w:pStyle w:val="ListParagraph"/>
+        <w:numPr>
+          <w:ilvl w:val="0"/>
+          <w:numId w:val="5"/>
+        </w:numPr>
+        <w:spacing w:after="240"/>
+        <w:contextualSpacing w:val="0"/>
+      </w:pPr>
+      <w:r>
+        <w:rPr>
+          <w:b/>
+          <w:bCs/>
+        </w:rPr>
+        <w:t xml:space="preserve">Est-ce que TOUTES les données sont migrées? </w:t>
+      </w:r>
+      <w:r>
+        <w:rPr>
+          <w:b/>
+          <w:bCs/>
+          <w:i/>
+          <w:iCs/>
+        </w:rPr>
+        <w:t xml:space="preserve">(temps payé de chaque employé pour chaque activité, </w:t>
+      </w:r>
+      <w:proofErr w:type="gramStart"/>
+      <w:r>
+        <w:rPr>
+          <w:b/>
+          <w:bCs/>
+          <w:i/>
+          <w:iCs/>
+        </w:rPr>
+        <w:t>champs perso</w:t>
+      </w:r>
+      <w:proofErr w:type="gramEnd"/>
+      <w:r>
+        <w:rPr>
+          <w:b/>
+          <w:bCs/>
+          <w:i/>
+          <w:iCs/>
+        </w:rPr>
+        <w:t xml:space="preserve"> des dossiers adresse, etc.)</w:t>
+      </w:r>
+      <w:r>
+        <w:br/>
+        <w:t>Oui, toutes les données sont migrées.</w:t>
       </w:r>
     </w:p>
     <w:sectPr>
@@ -7176,8 +7146,8 @@
         <w:noProof/>
       </w:rPr>
       <w:drawing>
-        <wp:inline distT="0" distB="0" distL="0" distR="0" wp14:anchorId="5E6400F0" wp14:editId="3D84E02A">
-          <wp:extent cx="1881266" cy="543477"/>
+        <wp:inline distT="0" distB="0" distL="0" distR="0" wp14:anchorId="5E6400F0" wp14:editId="0D63D2F7">
+          <wp:extent cx="1514007" cy="542925"/>
           <wp:effectExtent l="0" t="0" r="0" b="0"/>
           <wp:docPr id="1953700679" name="Graphic 1"/>
           <wp:cNvGraphicFramePr>
@@ -7190,7 +7160,7 @@
                   <pic:cNvPr id="1953700679" name="Graphic 1953700679"/>
                   <pic:cNvPicPr/>
                 </pic:nvPicPr>
-                <pic:blipFill>
+                <pic:blipFill rotWithShape="1">
                   <a:blip r:embed="rId1">
                     <a:extLst>
                       <a:ext uri="{96DAC541-7B7A-43D3-8B79-37D633B846F1}">
@@ -7198,18 +7168,27 @@
                       </a:ext>
                     </a:extLst>
                   </a:blip>
+                  <a:srcRect r="19440"/>
                   <a:stretch>
                     <a:fillRect/>
                   </a:stretch>
                 </pic:blipFill>
-                <pic:spPr>
+                <pic:spPr bwMode="auto">
                   <a:xfrm>
                     <a:off x="0" y="0"/>
-                    <a:ext cx="1920134" cy="554705"/>
+                    <a:ext cx="1546857" cy="554705"/>
                   </a:xfrm>
                   <a:prstGeom prst="rect">
                     <a:avLst/>
                   </a:prstGeom>
+                  <a:ln>
+                    <a:noFill/>
+                  </a:ln>
+                  <a:extLst>
+                    <a:ext uri="{53640926-AAD7-44D8-BBD7-CCE9431645EC}">
+                      <a14:shadowObscured xmlns:a14="http://schemas.microsoft.com/office/drawing/2010/main"/>
+                    </a:ext>
+                  </a:extLst>
                 </pic:spPr>
               </pic:pic>
             </a:graphicData>
@@ -7243,6 +7222,92 @@
 <file path=word/numbering.xml><?xml version="1.0" encoding="utf-8"?>
 <w:numbering xmlns:wpc="http://schemas.microsoft.com/office/word/2010/wordprocessingCanvas" xmlns:cx="http://schemas.microsoft.com/office/drawing/2014/chartex" xmlns:cx1="http://schemas.microsoft.com/office/drawing/2015/9/8/chartex" xmlns:cx2="http://schemas.microsoft.com/office/drawing/2015/10/21/chartex" xmlns:cx3="http://schemas.microsoft.com/office/drawing/2016/5/9/chartex" xmlns:cx4="http://schemas.microsoft.com/office/drawing/2016/5/10/chartex" xmlns:cx5="http://schemas.microsoft.com/office/drawing/2016/5/11/chartex" xmlns:cx6="http://schemas.microsoft.com/office/drawing/2016/5/12/chartex" xmlns:cx7="http://schemas.microsoft.com/office/drawing/2016/5/13/chartex" xmlns:cx8="http://schemas.microsoft.com/office/drawing/2016/5/14/chartex" xmlns:mc="http://schemas.openxmlformats.org/markup-compatibility/2006" xmlns:aink="http://schemas.microsoft.com/office/drawing/2016/ink" xmlns:am3d="http://schemas.microsoft.com/office/drawing/2017/model3d" xmlns:o="urn:schemas-microsoft-com:office:office" xmlns:oel="http://schemas.microsoft.com/office/2019/extlst" xmlns:r="http://schemas.openxmlformats.org/officeDocument/2006/relationships" xmlns:m="http://schemas.openxmlformats.org/officeDocument/2006/math" xmlns:v="urn:schemas-microsoft-com:vml" xmlns:wp14="http://schemas.microsoft.com/office/word/2010/wordprocessingDrawing" xmlns:wp="http://schemas.openxmlformats.org/drawingml/2006/wordprocessingDrawing" xmlns:w10="urn:schemas-microsoft-com:office:word" xmlns:w="http://schemas.openxmlformats.org/wordprocessingml/2006/main" xmlns:w14="http://schemas.microsoft.com/office/word/2010/wordml" xmlns:w15="http://schemas.microsoft.com/office/word/2012/wordml" xmlns:w16cex="http://schemas.microsoft.com/office/word/2018/wordml/cex" xmlns:w16cid="http://schemas.microsoft.com/office/word/2016/wordml/cid" xmlns:w16="http://schemas.microsoft.com/office/word/2018/wordml" xmlns:w16du="http://schemas.microsoft.com/office/word/2023/wordml/word16du" xmlns:w16sdtdh="http://schemas.microsoft.com/office/word/2020/wordml/sdtdatahash" xmlns:w16sdtfl="http://schemas.microsoft.com/office/word/2024/wordml/sdtformatlock" xmlns:w16se="http://schemas.microsoft.com/office/word/2015/wordml/symex" xmlns:wpg="http://schemas.microsoft.com/office/word/2010/wordprocessingGroup" xmlns:wpi="http://schemas.microsoft.com/office/word/2010/wordprocessingInk" xmlns:wne="http://schemas.microsoft.com/office/word/2006/wordml" xmlns:wps="http://schemas.microsoft.com/office/word/2010/wordprocessingShape" mc:Ignorable="w14 w15 w16se w16cid w16 w16cex w16sdtdh w16sdtfl w16du wp14">
   <w:abstractNum w:abstractNumId="0" w15:restartNumberingAfterBreak="0">
+    <w:nsid w:val="08F71293"/>
+    <w:multiLevelType w:val="hybridMultilevel"/>
+    <w:tmpl w:val="8F680A36"/>
+    <w:lvl w:ilvl="0" w:tplc="0409000F">
+      <w:start w:val="1"/>
+      <w:numFmt w:val="decimal"/>
+      <w:lvlText w:val="%1."/>
+      <w:lvlJc w:val="left"/>
+      <w:pPr>
+        <w:ind w:left="720" w:hanging="360"/>
+      </w:pPr>
+    </w:lvl>
+    <w:lvl w:ilvl="1" w:tplc="04090019" w:tentative="1">
+      <w:start w:val="1"/>
+      <w:numFmt w:val="lowerLetter"/>
+      <w:lvlText w:val="%2."/>
+      <w:lvlJc w:val="left"/>
+      <w:pPr>
+        <w:ind w:left="1440" w:hanging="360"/>
+      </w:pPr>
+    </w:lvl>
+    <w:lvl w:ilvl="2" w:tplc="0409001B" w:tentative="1">
+      <w:start w:val="1"/>
+      <w:numFmt w:val="lowerRoman"/>
+      <w:lvlText w:val="%3."/>
+      <w:lvlJc w:val="right"/>
+      <w:pPr>
+        <w:ind w:left="2160" w:hanging="180"/>
+      </w:pPr>
+    </w:lvl>
+    <w:lvl w:ilvl="3" w:tplc="0409000F" w:tentative="1">
+      <w:start w:val="1"/>
+      <w:numFmt w:val="decimal"/>
+      <w:lvlText w:val="%4."/>
+      <w:lvlJc w:val="left"/>
+      <w:pPr>
+        <w:ind w:left="2880" w:hanging="360"/>
+      </w:pPr>
+    </w:lvl>
+    <w:lvl w:ilvl="4" w:tplc="04090019" w:tentative="1">
+      <w:start w:val="1"/>
+      <w:numFmt w:val="lowerLetter"/>
+      <w:lvlText w:val="%5."/>
+      <w:lvlJc w:val="left"/>
+      <w:pPr>
+        <w:ind w:left="3600" w:hanging="360"/>
+      </w:pPr>
+    </w:lvl>
+    <w:lvl w:ilvl="5" w:tplc="0409001B" w:tentative="1">
+      <w:start w:val="1"/>
+      <w:numFmt w:val="lowerRoman"/>
+      <w:lvlText w:val="%6."/>
+      <w:lvlJc w:val="right"/>
+      <w:pPr>
+        <w:ind w:left="4320" w:hanging="180"/>
+      </w:pPr>
+    </w:lvl>
+    <w:lvl w:ilvl="6" w:tplc="0409000F" w:tentative="1">
+      <w:start w:val="1"/>
+      <w:numFmt w:val="decimal"/>
+      <w:lvlText w:val="%7."/>
+      <w:lvlJc w:val="left"/>
+      <w:pPr>
+        <w:ind w:left="5040" w:hanging="360"/>
+      </w:pPr>
+    </w:lvl>
+    <w:lvl w:ilvl="7" w:tplc="04090019" w:tentative="1">
+      <w:start w:val="1"/>
+      <w:numFmt w:val="lowerLetter"/>
+      <w:lvlText w:val="%8."/>
+      <w:lvlJc w:val="left"/>
+      <w:pPr>
+        <w:ind w:left="5760" w:hanging="360"/>
+      </w:pPr>
+    </w:lvl>
+    <w:lvl w:ilvl="8" w:tplc="0409001B" w:tentative="1">
+      <w:start w:val="1"/>
+      <w:numFmt w:val="lowerRoman"/>
+      <w:lvlText w:val="%9."/>
+      <w:lvlJc w:val="right"/>
+      <w:pPr>
+        <w:ind w:left="6480" w:hanging="180"/>
+      </w:pPr>
+    </w:lvl>
+  </w:abstractNum>
+  <w:abstractNum w:abstractNumId="1" w15:restartNumberingAfterBreak="0">
     <w:nsid w:val="1C411C2A"/>
     <w:multiLevelType w:val="hybridMultilevel"/>
     <w:tmpl w:val="7DCA0C4E"/>
@@ -7328,7 +7393,7 @@
       </w:pPr>
     </w:lvl>
   </w:abstractNum>
-  <w:abstractNum w:abstractNumId="1" w15:restartNumberingAfterBreak="0">
+  <w:abstractNum w:abstractNumId="2" w15:restartNumberingAfterBreak="0">
     <w:nsid w:val="37E6418E"/>
     <w:multiLevelType w:val="hybridMultilevel"/>
     <w:tmpl w:val="3BCEB312"/>
@@ -7414,7 +7479,7 @@
       </w:pPr>
     </w:lvl>
   </w:abstractNum>
-  <w:abstractNum w:abstractNumId="2" w15:restartNumberingAfterBreak="0">
+  <w:abstractNum w:abstractNumId="3" w15:restartNumberingAfterBreak="0">
     <w:nsid w:val="40106554"/>
     <w:multiLevelType w:val="hybridMultilevel"/>
     <w:tmpl w:val="3BD83F1C"/>
@@ -7500,7 +7565,7 @@
       </w:pPr>
     </w:lvl>
   </w:abstractNum>
-  <w:abstractNum w:abstractNumId="3" w15:restartNumberingAfterBreak="0">
+  <w:abstractNum w:abstractNumId="4" w15:restartNumberingAfterBreak="0">
     <w:nsid w:val="448C6005"/>
     <w:multiLevelType w:val="hybridMultilevel"/>
     <w:tmpl w:val="B43C1A30"/>
@@ -7587,16 +7652,19 @@
     </w:lvl>
   </w:abstractNum>
   <w:num w:numId="1" w16cid:durableId="1838303495">
+    <w:abstractNumId w:val="4"/>
+  </w:num>
+  <w:num w:numId="2" w16cid:durableId="118378228">
+    <w:abstractNumId w:val="1"/>
+  </w:num>
+  <w:num w:numId="3" w16cid:durableId="1903713801">
+    <w:abstractNumId w:val="2"/>
+  </w:num>
+  <w:num w:numId="4" w16cid:durableId="1037971093">
     <w:abstractNumId w:val="3"/>
   </w:num>
-  <w:num w:numId="2" w16cid:durableId="118378228">
+  <w:num w:numId="5" w16cid:durableId="1205289184">
     <w:abstractNumId w:val="0"/>
-  </w:num>
-  <w:num w:numId="3" w16cid:durableId="1903713801">
-    <w:abstractNumId w:val="1"/>
-  </w:num>
-  <w:num w:numId="4" w16cid:durableId="1037971093">
-    <w:abstractNumId w:val="2"/>
   </w:num>
 </w:numbering>
 </file>
@@ -8199,6 +8267,7 @@
   <w:style w:type="character" w:default="1" w:styleId="DefaultParagraphFont">
     <w:name w:val="Default Paragraph Font"/>
     <w:uiPriority w:val="1"/>
+    <w:semiHidden/>
     <w:unhideWhenUsed/>
   </w:style>
   <w:style w:type="table" w:default="1" w:styleId="TableNormal">

--- a/doc/Service de migration de données PL.docx
+++ b/doc/Service de migration de données PL.docx
@@ -772,17 +772,17 @@
                 <w:rFonts w:ascii="Courier New" w:hAnsi="Courier New" w:cs="Courier New"/>
                 <w:b/>
                 <w:bCs/>
-                <w:color w:val="FFFFFF" w:themeColor="background1"/>
-                <w:sz w:val="20"/>
-                <w:szCs w:val="20"/>
-              </w:rPr>
-            </w:pPr>
-            <w:r>
-              <w:rPr>
-                <w:rFonts w:ascii="Courier New" w:hAnsi="Courier New" w:cs="Courier New"/>
-                <w:b/>
-                <w:bCs/>
-                <w:color w:val="FFFFFF" w:themeColor="background1"/>
+                <w:color w:val="47D459" w:themeColor="accent3" w:themeTint="99"/>
+                <w:sz w:val="20"/>
+                <w:szCs w:val="20"/>
+              </w:rPr>
+            </w:pPr>
+            <w:r>
+              <w:rPr>
+                <w:rFonts w:ascii="Courier New" w:hAnsi="Courier New" w:cs="Courier New"/>
+                <w:b/>
+                <w:bCs/>
+                <w:color w:val="47D459" w:themeColor="accent3" w:themeTint="99"/>
                 <w:sz w:val="20"/>
                 <w:szCs w:val="20"/>
               </w:rPr>
@@ -794,7 +794,7 @@
                 <w:rFonts w:ascii="Courier New" w:hAnsi="Courier New" w:cs="Courier New"/>
                 <w:b/>
                 <w:bCs/>
-                <w:color w:val="FFFFFF" w:themeColor="background1"/>
+                <w:color w:val="47D459" w:themeColor="accent3" w:themeTint="99"/>
                 <w:sz w:val="20"/>
                 <w:szCs w:val="20"/>
               </w:rPr>
@@ -806,7 +806,7 @@
                 <w:rFonts w:ascii="Courier New" w:hAnsi="Courier New" w:cs="Courier New"/>
                 <w:b/>
                 <w:bCs/>
-                <w:color w:val="FFFFFF" w:themeColor="background1"/>
+                <w:color w:val="47D459" w:themeColor="accent3" w:themeTint="99"/>
                 <w:sz w:val="20"/>
                 <w:szCs w:val="20"/>
               </w:rPr>
@@ -901,7 +901,53 @@
                 <w:sz w:val="20"/>
                 <w:szCs w:val="20"/>
               </w:rPr>
-              <w:t xml:space="preserve">      &lt;id&gt;1187978&lt;/id&gt;</w:t>
+              <w:t xml:space="preserve">      &lt;</w:t>
+            </w:r>
+            <w:proofErr w:type="gramStart"/>
+            <w:r>
+              <w:rPr>
+                <w:rFonts w:ascii="Courier New" w:hAnsi="Courier New" w:cs="Courier New"/>
+                <w:b/>
+                <w:bCs/>
+                <w:color w:val="FFFFFF" w:themeColor="background1"/>
+                <w:sz w:val="20"/>
+                <w:szCs w:val="20"/>
+              </w:rPr>
+              <w:t>id</w:t>
+            </w:r>
+            <w:proofErr w:type="gramEnd"/>
+            <w:r>
+              <w:rPr>
+                <w:rFonts w:ascii="Courier New" w:hAnsi="Courier New" w:cs="Courier New"/>
+                <w:b/>
+                <w:bCs/>
+                <w:color w:val="FFFFFF" w:themeColor="background1"/>
+                <w:sz w:val="20"/>
+                <w:szCs w:val="20"/>
+              </w:rPr>
+              <w:t>&gt;</w:t>
+            </w:r>
+            <w:r>
+              <w:rPr>
+                <w:rFonts w:ascii="Courier New" w:hAnsi="Courier New" w:cs="Courier New"/>
+                <w:b/>
+                <w:bCs/>
+                <w:color w:val="FFFF00"/>
+                <w:sz w:val="20"/>
+                <w:szCs w:val="20"/>
+              </w:rPr>
+              <w:t>1187978</w:t>
+            </w:r>
+            <w:r>
+              <w:rPr>
+                <w:rFonts w:ascii="Courier New" w:hAnsi="Courier New" w:cs="Courier New"/>
+                <w:b/>
+                <w:bCs/>
+                <w:color w:val="FFFFFF" w:themeColor="background1"/>
+                <w:sz w:val="20"/>
+                <w:szCs w:val="20"/>
+              </w:rPr>
+              <w:t>&lt;/id&gt;</w:t>
             </w:r>
           </w:p>
         </w:tc>
@@ -1069,17 +1115,17 @@
                 <w:rFonts w:ascii="Courier New" w:hAnsi="Courier New" w:cs="Courier New"/>
                 <w:b/>
                 <w:bCs/>
-                <w:color w:val="FFFFFF" w:themeColor="background1"/>
-                <w:sz w:val="20"/>
-                <w:szCs w:val="20"/>
-              </w:rPr>
-            </w:pPr>
-            <w:r>
-              <w:rPr>
-                <w:rFonts w:ascii="Courier New" w:hAnsi="Courier New" w:cs="Courier New"/>
-                <w:b/>
-                <w:bCs/>
-                <w:color w:val="FFFFFF" w:themeColor="background1"/>
+                <w:color w:val="47D459" w:themeColor="accent3" w:themeTint="99"/>
+                <w:sz w:val="20"/>
+                <w:szCs w:val="20"/>
+              </w:rPr>
+            </w:pPr>
+            <w:r>
+              <w:rPr>
+                <w:rFonts w:ascii="Courier New" w:hAnsi="Courier New" w:cs="Courier New"/>
+                <w:b/>
+                <w:bCs/>
+                <w:color w:val="47D459" w:themeColor="accent3" w:themeTint="99"/>
                 <w:sz w:val="20"/>
                 <w:szCs w:val="20"/>
               </w:rPr>
@@ -1205,7 +1251,7 @@
                 <w:rFonts w:ascii="Courier New" w:hAnsi="Courier New" w:cs="Courier New"/>
                 <w:b/>
                 <w:bCs/>
-                <w:color w:val="FFFFFF" w:themeColor="background1"/>
+                <w:color w:val="FFFF00"/>
                 <w:sz w:val="20"/>
                 <w:szCs w:val="20"/>
               </w:rPr>
@@ -1361,7 +1407,29 @@
                 <w:sz w:val="20"/>
                 <w:szCs w:val="20"/>
               </w:rPr>
-              <w:t>&gt;rue&lt;/</w:t>
+              <w:t>&gt;</w:t>
+            </w:r>
+            <w:r>
+              <w:rPr>
+                <w:rFonts w:ascii="Courier New" w:hAnsi="Courier New" w:cs="Courier New"/>
+                <w:b/>
+                <w:bCs/>
+                <w:color w:val="FFFF00"/>
+                <w:sz w:val="20"/>
+                <w:szCs w:val="20"/>
+              </w:rPr>
+              <w:t>rue</w:t>
+            </w:r>
+            <w:r>
+              <w:rPr>
+                <w:rFonts w:ascii="Courier New" w:hAnsi="Courier New" w:cs="Courier New"/>
+                <w:b/>
+                <w:bCs/>
+                <w:color w:val="FFFFFF" w:themeColor="background1"/>
+                <w:sz w:val="20"/>
+                <w:szCs w:val="20"/>
+              </w:rPr>
+              <w:t>&lt;/</w:t>
             </w:r>
             <w:proofErr w:type="spellStart"/>
             <w:r>
@@ -1478,7 +1546,29 @@
                 <w:sz w:val="20"/>
                 <w:szCs w:val="20"/>
               </w:rPr>
-              <w:t xml:space="preserve">          &lt;rue&gt;PRINCIPALE&lt;/rue&gt;</w:t>
+              <w:t xml:space="preserve">          &lt;rue&gt;</w:t>
+            </w:r>
+            <w:r>
+              <w:rPr>
+                <w:rFonts w:ascii="Courier New" w:hAnsi="Courier New" w:cs="Courier New"/>
+                <w:b/>
+                <w:bCs/>
+                <w:color w:val="FFFF00"/>
+                <w:sz w:val="20"/>
+                <w:szCs w:val="20"/>
+              </w:rPr>
+              <w:t>PRINCIPALE</w:t>
+            </w:r>
+            <w:r>
+              <w:rPr>
+                <w:rFonts w:ascii="Courier New" w:hAnsi="Courier New" w:cs="Courier New"/>
+                <w:b/>
+                <w:bCs/>
+                <w:color w:val="FFFFFF" w:themeColor="background1"/>
+                <w:sz w:val="20"/>
+                <w:szCs w:val="20"/>
+              </w:rPr>
+              <w:t>&lt;/rue&gt;</w:t>
             </w:r>
           </w:p>
         </w:tc>
@@ -1569,14 +1659,25 @@
                 <w:sz w:val="20"/>
                 <w:szCs w:val="20"/>
               </w:rPr>
-              <w:t xml:space="preserve">          &lt;ville&gt;Saint</w:t>
-            </w:r>
-            <w:r>
-              <w:rPr>
-                <w:rFonts w:ascii="Courier New" w:hAnsi="Courier New" w:cs="Courier New"/>
-                <w:b/>
-                <w:bCs/>
-                <w:color w:val="FFFFFF" w:themeColor="background1"/>
+              <w:t xml:space="preserve">          &lt;ville&gt;</w:t>
+            </w:r>
+            <w:r>
+              <w:rPr>
+                <w:rFonts w:ascii="Courier New" w:hAnsi="Courier New" w:cs="Courier New"/>
+                <w:b/>
+                <w:bCs/>
+                <w:color w:val="FFFF00"/>
+                <w:sz w:val="20"/>
+                <w:szCs w:val="20"/>
+              </w:rPr>
+              <w:t>Saint</w:t>
+            </w:r>
+            <w:r>
+              <w:rPr>
+                <w:rFonts w:ascii="Courier New" w:hAnsi="Courier New" w:cs="Courier New"/>
+                <w:b/>
+                <w:bCs/>
+                <w:color w:val="FFFF00"/>
                 <w:sz w:val="20"/>
                 <w:szCs w:val="20"/>
               </w:rPr>
@@ -1713,7 +1814,7 @@
                 <w:rFonts w:ascii="Courier New" w:hAnsi="Courier New" w:cs="Courier New"/>
                 <w:b/>
                 <w:bCs/>
-                <w:color w:val="FFFFFF" w:themeColor="background1"/>
+                <w:color w:val="FFFF00"/>
                 <w:sz w:val="20"/>
                 <w:szCs w:val="20"/>
               </w:rPr>
@@ -1845,7 +1946,29 @@
                 <w:sz w:val="20"/>
                 <w:szCs w:val="20"/>
               </w:rPr>
-              <w:t xml:space="preserve">          &lt;secteur&gt;03&lt;/secteur&gt;</w:t>
+              <w:t xml:space="preserve">          &lt;secteur&gt;</w:t>
+            </w:r>
+            <w:r>
+              <w:rPr>
+                <w:rFonts w:ascii="Courier New" w:hAnsi="Courier New" w:cs="Courier New"/>
+                <w:b/>
+                <w:bCs/>
+                <w:color w:val="FFFF00"/>
+                <w:sz w:val="20"/>
+                <w:szCs w:val="20"/>
+              </w:rPr>
+              <w:t>03</w:t>
+            </w:r>
+            <w:r>
+              <w:rPr>
+                <w:rFonts w:ascii="Courier New" w:hAnsi="Courier New" w:cs="Courier New"/>
+                <w:b/>
+                <w:bCs/>
+                <w:color w:val="FFFFFF" w:themeColor="background1"/>
+                <w:sz w:val="20"/>
+                <w:szCs w:val="20"/>
+              </w:rPr>
+              <w:t>&lt;/secteur&gt;</w:t>
             </w:r>
           </w:p>
         </w:tc>
@@ -1967,7 +2090,7 @@
                 <w:rFonts w:ascii="Courier New" w:hAnsi="Courier New" w:cs="Courier New"/>
                 <w:b/>
                 <w:bCs/>
-                <w:color w:val="FFFFFF" w:themeColor="background1"/>
+                <w:color w:val="FFFF00"/>
                 <w:sz w:val="20"/>
                 <w:szCs w:val="20"/>
               </w:rPr>
@@ -2130,7 +2253,7 @@
                 <w:rFonts w:ascii="Courier New" w:hAnsi="Courier New" w:cs="Courier New"/>
                 <w:b/>
                 <w:bCs/>
-                <w:color w:val="FFFFFF" w:themeColor="background1"/>
+                <w:color w:val="FFFF00"/>
                 <w:sz w:val="20"/>
                 <w:szCs w:val="20"/>
               </w:rPr>
@@ -2262,7 +2385,29 @@
                 <w:sz w:val="20"/>
                 <w:szCs w:val="20"/>
               </w:rPr>
-              <w:t xml:space="preserve">          &lt;arrondissement&gt;urbain&lt;/arrondissement&gt;</w:t>
+              <w:t xml:space="preserve">          &lt;arrondissement&gt;</w:t>
+            </w:r>
+            <w:r>
+              <w:rPr>
+                <w:rFonts w:ascii="Courier New" w:hAnsi="Courier New" w:cs="Courier New"/>
+                <w:b/>
+                <w:bCs/>
+                <w:color w:val="FFFF00"/>
+                <w:sz w:val="20"/>
+                <w:szCs w:val="20"/>
+              </w:rPr>
+              <w:t>urbain</w:t>
+            </w:r>
+            <w:r>
+              <w:rPr>
+                <w:rFonts w:ascii="Courier New" w:hAnsi="Courier New" w:cs="Courier New"/>
+                <w:b/>
+                <w:bCs/>
+                <w:color w:val="FFFFFF" w:themeColor="background1"/>
+                <w:sz w:val="20"/>
+                <w:szCs w:val="20"/>
+              </w:rPr>
+              <w:t>&lt;/arrondissement&gt;</w:t>
             </w:r>
           </w:p>
         </w:tc>
@@ -2387,7 +2532,7 @@
                 <w:rFonts w:ascii="Courier New" w:hAnsi="Courier New" w:cs="Courier New"/>
                 <w:b/>
                 <w:bCs/>
-                <w:color w:val="FFFFFF" w:themeColor="background1"/>
+                <w:color w:val="FFFF00"/>
                 <w:sz w:val="20"/>
                 <w:szCs w:val="20"/>
               </w:rPr>
@@ -2584,7 +2729,29 @@
                 <w:sz w:val="20"/>
                 <w:szCs w:val="20"/>
               </w:rPr>
-              <w:t>&gt;APPARTEMENT&lt;/</w:t>
+              <w:t>&gt;</w:t>
+            </w:r>
+            <w:r>
+              <w:rPr>
+                <w:rFonts w:ascii="Courier New" w:hAnsi="Courier New" w:cs="Courier New"/>
+                <w:b/>
+                <w:bCs/>
+                <w:color w:val="FFFF00"/>
+                <w:sz w:val="20"/>
+                <w:szCs w:val="20"/>
+              </w:rPr>
+              <w:t>APPARTEMENT</w:t>
+            </w:r>
+            <w:r>
+              <w:rPr>
+                <w:rFonts w:ascii="Courier New" w:hAnsi="Courier New" w:cs="Courier New"/>
+                <w:b/>
+                <w:bCs/>
+                <w:color w:val="FFFFFF" w:themeColor="background1"/>
+                <w:sz w:val="20"/>
+                <w:szCs w:val="20"/>
+              </w:rPr>
+              <w:t>&lt;/</w:t>
             </w:r>
             <w:proofErr w:type="spellStart"/>
             <w:r>
@@ -2696,17 +2863,17 @@
                 <w:rFonts w:ascii="Courier New" w:hAnsi="Courier New" w:cs="Courier New"/>
                 <w:b/>
                 <w:bCs/>
-                <w:color w:val="FFFFFF" w:themeColor="background1"/>
-                <w:sz w:val="20"/>
-                <w:szCs w:val="20"/>
-              </w:rPr>
-            </w:pPr>
-            <w:r>
-              <w:rPr>
-                <w:rFonts w:ascii="Courier New" w:hAnsi="Courier New" w:cs="Courier New"/>
-                <w:b/>
-                <w:bCs/>
-                <w:color w:val="FFFFFF" w:themeColor="background1"/>
+                <w:color w:val="47D459" w:themeColor="accent3" w:themeTint="99"/>
+                <w:sz w:val="20"/>
+                <w:szCs w:val="20"/>
+              </w:rPr>
+            </w:pPr>
+            <w:r>
+              <w:rPr>
+                <w:rFonts w:ascii="Courier New" w:hAnsi="Courier New" w:cs="Courier New"/>
+                <w:b/>
+                <w:bCs/>
+                <w:color w:val="47D459" w:themeColor="accent3" w:themeTint="99"/>
                 <w:sz w:val="20"/>
                 <w:szCs w:val="20"/>
               </w:rPr>
@@ -2816,7 +2983,29 @@
                 <w:sz w:val="20"/>
                 <w:szCs w:val="20"/>
               </w:rPr>
-              <w:t xml:space="preserve">      &lt;matricule&gt;5511223344556&lt;/matricule&gt;</w:t>
+              <w:t xml:space="preserve">      &lt;matricule&gt;</w:t>
+            </w:r>
+            <w:r>
+              <w:rPr>
+                <w:rFonts w:ascii="Courier New" w:hAnsi="Courier New" w:cs="Courier New"/>
+                <w:b/>
+                <w:bCs/>
+                <w:color w:val="FFFF00"/>
+                <w:sz w:val="20"/>
+                <w:szCs w:val="20"/>
+              </w:rPr>
+              <w:t>5511223344556</w:t>
+            </w:r>
+            <w:r>
+              <w:rPr>
+                <w:rFonts w:ascii="Courier New" w:hAnsi="Courier New" w:cs="Courier New"/>
+                <w:b/>
+                <w:bCs/>
+                <w:color w:val="FFFFFF" w:themeColor="background1"/>
+                <w:sz w:val="20"/>
+                <w:szCs w:val="20"/>
+              </w:rPr>
+              <w:t>&lt;/matricule&gt;</w:t>
             </w:r>
           </w:p>
         </w:tc>
@@ -2918,7 +3107,29 @@
                 <w:sz w:val="20"/>
                 <w:szCs w:val="20"/>
               </w:rPr>
-              <w:t xml:space="preserve">      &lt;subdivision&gt;App.1&lt;/subdivision&gt;</w:t>
+              <w:t xml:space="preserve">      &lt;subdivision&gt;</w:t>
+            </w:r>
+            <w:r>
+              <w:rPr>
+                <w:rFonts w:ascii="Courier New" w:hAnsi="Courier New" w:cs="Courier New"/>
+                <w:b/>
+                <w:bCs/>
+                <w:color w:val="FFFF00"/>
+                <w:sz w:val="20"/>
+                <w:szCs w:val="20"/>
+              </w:rPr>
+              <w:t>App.1</w:t>
+            </w:r>
+            <w:r>
+              <w:rPr>
+                <w:rFonts w:ascii="Courier New" w:hAnsi="Courier New" w:cs="Courier New"/>
+                <w:b/>
+                <w:bCs/>
+                <w:color w:val="FFFFFF" w:themeColor="background1"/>
+                <w:sz w:val="20"/>
+                <w:szCs w:val="20"/>
+              </w:rPr>
+              <w:t>&lt;/subdivision&gt;</w:t>
             </w:r>
           </w:p>
         </w:tc>
@@ -7017,13 +7228,8 @@
       </w:r>
       <w:r>
         <w:br/>
-        <w:t xml:space="preserve">Les dossiers adresse sont exportés tels quels, à l’état actuel dans votre PL. Il peut être souhaitable d’importer le plus récent rôle à jour dans PL et résoudre tous les conflits avant d’effectuer la migration de vos données, pour avoir une copie plus à jour de toutes les informations du rôle. Ce n’est cependant pas une étape obligatoire pour la </w:t>
-      </w:r>
-      <w:proofErr w:type="spellStart"/>
-      <w:r>
-        <w:t>migration.</w:t>
-      </w:r>
-      <w:proofErr w:type="spellEnd"/>
+        <w:t>Les dossiers adresse sont exportés tels quels, à l’état actuel dans votre PL. Il peut être souhaitable d’importer le plus récent rôle à jour dans PL et résoudre tous les conflits avant d’effectuer la migration de vos données, pour avoir une copie plus à jour de toutes les informations du rôle. Ce n’est cependant pas une étape obligatoire pour la migration.</w:t>
+      </w:r>
     </w:p>
     <w:p>
       <w:pPr>
@@ -7077,7 +7283,27 @@
           <w:i/>
           <w:iCs/>
         </w:rPr>
-        <w:t xml:space="preserve">(temps payé de chaque employé pour chaque activité, </w:t>
+        <w:t>(</w:t>
+      </w:r>
+      <w:proofErr w:type="gramStart"/>
+      <w:r>
+        <w:rPr>
+          <w:b/>
+          <w:bCs/>
+          <w:i/>
+          <w:iCs/>
+        </w:rPr>
+        <w:t>temps</w:t>
+      </w:r>
+      <w:proofErr w:type="gramEnd"/>
+      <w:r>
+        <w:rPr>
+          <w:b/>
+          <w:bCs/>
+          <w:i/>
+          <w:iCs/>
+        </w:rPr>
+        <w:t xml:space="preserve"> payé de chaque employé pour chaque activité, </w:t>
       </w:r>
       <w:proofErr w:type="gramStart"/>
       <w:r>

--- a/doc/Service de migration de données PL.docx
+++ b/doc/Service de migration de données PL.docx
@@ -680,7 +680,7 @@
           <w:sz w:val="22"/>
           <w:szCs w:val="22"/>
         </w:rPr>
-        <w:t>. Le format XML est un format standard utilisé mondialement, qui permet de représenter des données complexes de façon structurées et compatibles.</w:t>
+        <w:t>. Le format XML est un format standard utilisé mondialement, qui permet de représenter des données complexes de façon structurée et compatible.</w:t>
       </w:r>
     </w:p>
     <w:p>
@@ -901,31 +901,7 @@
                 <w:sz w:val="20"/>
                 <w:szCs w:val="20"/>
               </w:rPr>
-              <w:t xml:space="preserve">      &lt;</w:t>
-            </w:r>
-            <w:proofErr w:type="gramStart"/>
-            <w:r>
-              <w:rPr>
-                <w:rFonts w:ascii="Courier New" w:hAnsi="Courier New" w:cs="Courier New"/>
-                <w:b/>
-                <w:bCs/>
-                <w:color w:val="FFFFFF" w:themeColor="background1"/>
-                <w:sz w:val="20"/>
-                <w:szCs w:val="20"/>
-              </w:rPr>
-              <w:t>id</w:t>
-            </w:r>
-            <w:proofErr w:type="gramEnd"/>
-            <w:r>
-              <w:rPr>
-                <w:rFonts w:ascii="Courier New" w:hAnsi="Courier New" w:cs="Courier New"/>
-                <w:b/>
-                <w:bCs/>
-                <w:color w:val="FFFFFF" w:themeColor="background1"/>
-                <w:sz w:val="20"/>
-                <w:szCs w:val="20"/>
-              </w:rPr>
-              <w:t>&gt;</w:t>
+              <w:t xml:space="preserve">      &lt;id&gt;</w:t>
             </w:r>
             <w:r>
               <w:rPr>
@@ -6717,7 +6693,49 @@
           <w:sz w:val="22"/>
           <w:szCs w:val="22"/>
         </w:rPr>
-        <w:t>Des centaines de plus petits types d’objets ne sont pas comptés pour établir le coût de traitement. Cependant, tous les objets pertinents sont migrés. Par exemple, les dossiers adresse sont facturés par dossier adresse unique; les sous-objets comme les personnes ressources, les produits dangereux, les champs perso, et tout autre information pertinente seront exportés aussi, sans frais additionnel.</w:t>
+        <w:t>Des centaines de plus petits types d’objets ne sont pas comptés pour établir le coût de traitement. Cependant, tous les objets pertinents sont migrés. Par exemple, les dossiers adresse sont facturés par dossier adresse unique; les sous-objets comme les personnes</w:t>
+      </w:r>
+      <w:r>
+        <w:rPr>
+          <w:sz w:val="22"/>
+          <w:szCs w:val="22"/>
+        </w:rPr>
+        <w:t>-</w:t>
+      </w:r>
+      <w:r>
+        <w:rPr>
+          <w:sz w:val="22"/>
+          <w:szCs w:val="22"/>
+        </w:rPr>
+        <w:t>ressources, les produits dangereux, les champs perso, et tout</w:t>
+      </w:r>
+      <w:r>
+        <w:rPr>
+          <w:sz w:val="22"/>
+          <w:szCs w:val="22"/>
+        </w:rPr>
+        <w:t>e</w:t>
+      </w:r>
+      <w:r>
+        <w:rPr>
+          <w:sz w:val="22"/>
+          <w:szCs w:val="22"/>
+        </w:rPr>
+        <w:t xml:space="preserve"> autre information pertinente seront exportés aussi, sans frais additionnel</w:t>
+      </w:r>
+      <w:r>
+        <w:rPr>
+          <w:sz w:val="22"/>
+          <w:szCs w:val="22"/>
+        </w:rPr>
+        <w:t>s</w:t>
+      </w:r>
+      <w:r>
+        <w:rPr>
+          <w:sz w:val="22"/>
+          <w:szCs w:val="22"/>
+        </w:rPr>
+        <w:t>.</w:t>
       </w:r>
     </w:p>
     <w:p>
@@ -7126,7 +7144,19 @@
         <w:jc w:val="both"/>
       </w:pPr>
       <w:r>
-        <w:t>Les données migrées sont fournies en format XML+XSD. Elles sont prévues pour être utilisée par des logiciels ou plateforme capables de prendre en charge ce format standard et ouvert. Vos données ne seront donc plus stockées dans une base de données propriétaire et fermée, et seront prête à être utilisée par une panoplie de solutions compatibles.</w:t>
+        <w:t>Les données migrées sont fournies en format XML+XSD. Elles sont prévues pour être utilisée</w:t>
+      </w:r>
+      <w:r>
+        <w:t>s</w:t>
+      </w:r>
+      <w:r>
+        <w:t xml:space="preserve"> par des logiciels ou plateforme capables de prendre en charge ce format standard et ouvert. Vos données ne seront donc plus stockées dans une base de données propriétaire et fermée, et seront prête à être utilisée</w:t>
+      </w:r>
+      <w:r>
+        <w:t>s</w:t>
+      </w:r>
+      <w:r>
+        <w:t xml:space="preserve"> par une panoplie de solutions compatibles.</w:t>
       </w:r>
     </w:p>
     <w:p>
@@ -7240,23 +7270,37 @@
         </w:numPr>
         <w:spacing w:after="240"/>
         <w:contextualSpacing w:val="0"/>
-      </w:pPr>
-      <w:r>
         <w:rPr>
           <w:b/>
           <w:bCs/>
         </w:rPr>
-        <w:t>Est-il possible d’extraire seulement une partie des données?</w:t>
-      </w:r>
+      </w:pPr>
       <w:r>
         <w:rPr>
           <w:b/>
           <w:bCs/>
         </w:rPr>
+        <w:t>Est-il possible d’extraire seulement une partie des données?</w:t>
+      </w:r>
+      <w:r>
+        <w:rPr>
+          <w:b/>
+          <w:bCs/>
+        </w:rPr>
         <w:br/>
       </w:r>
       <w:r>
         <w:t>Non, le système de migration traite la base de données dans son intégralité, pour éviter les objets orphelins et interdépendances brisées. Le coût de traitement est donc toujours pour la base de données complète, sans possibilité de choisir « à la carte ».</w:t>
+      </w:r>
+      <w:r>
+        <w:t xml:space="preserve"> </w:t>
+      </w:r>
+      <w:r>
+        <w:rPr>
+          <w:i/>
+          <w:iCs/>
+        </w:rPr>
+        <w:t>*Voir question-réponse suivante pour exceptions.</w:t>
       </w:r>
     </w:p>
     <w:p>
@@ -7268,13 +7312,104 @@
         </w:numPr>
         <w:spacing w:after="240"/>
         <w:contextualSpacing w:val="0"/>
-      </w:pPr>
-      <w:r>
-        <w:rPr>
+        <w:rPr>
+          <w:rFonts w:ascii="Courier New" w:hAnsi="Courier New" w:cs="Courier New"/>
           <w:b/>
           <w:bCs/>
         </w:rPr>
-        <w:t xml:space="preserve">Est-ce que TOUTES les données sont migrées? </w:t>
+      </w:pPr>
+      <w:r>
+        <w:rPr>
+          <w:b/>
+          <w:bCs/>
+        </w:rPr>
+        <w:t>Est-il possible d’exclure certaines informations sensibles de l’export?</w:t>
+      </w:r>
+      <w:r>
+        <w:rPr>
+          <w:b/>
+          <w:bCs/>
+        </w:rPr>
+        <w:br/>
+      </w:r>
+      <w:r>
+        <w:t xml:space="preserve">Oui! Quelques options précises peuvent être activées lors de la migration afin d’exclure des champs plus sensibles. Ces options vous seront présentées lors de la préparation de la migration. Par exemple, il vous sera possible de demander d’exclure les champs suivants : </w:t>
+      </w:r>
+      <w:r>
+        <w:br/>
+      </w:r>
+      <w:r>
+        <w:rPr>
+          <w:rFonts w:ascii="Courier New" w:hAnsi="Courier New" w:cs="Courier New"/>
+        </w:rPr>
+        <w:t>Employé.</w:t>
+      </w:r>
+      <w:r>
+        <w:rPr>
+          <w:rFonts w:ascii="Courier New" w:hAnsi="Courier New" w:cs="Courier New"/>
+          <w:b/>
+          <w:bCs/>
+          <w:color w:val="C00000"/>
+          <w:u w:val="single"/>
+        </w:rPr>
+        <w:t>NAS</w:t>
+      </w:r>
+      <w:r>
+        <w:rPr>
+          <w:rFonts w:ascii="Courier New" w:hAnsi="Courier New" w:cs="Courier New"/>
+        </w:rPr>
+        <w:t>, Employé.</w:t>
+      </w:r>
+      <w:r>
+        <w:rPr>
+          <w:rFonts w:ascii="Courier New" w:hAnsi="Courier New" w:cs="Courier New"/>
+          <w:b/>
+          <w:bCs/>
+          <w:color w:val="C00000"/>
+          <w:u w:val="single"/>
+        </w:rPr>
+        <w:t>NumeroAssuranceMaladie</w:t>
+      </w:r>
+      <w:r>
+        <w:rPr>
+          <w:rFonts w:ascii="Courier New" w:hAnsi="Courier New" w:cs="Courier New"/>
+        </w:rPr>
+        <w:t>, Employé.</w:t>
+      </w:r>
+      <w:r>
+        <w:rPr>
+          <w:rFonts w:ascii="Courier New" w:hAnsi="Courier New" w:cs="Courier New"/>
+          <w:b/>
+          <w:bCs/>
+          <w:color w:val="C00000"/>
+          <w:u w:val="single"/>
+        </w:rPr>
+        <w:t>NumeroPermisConduire</w:t>
+      </w:r>
+    </w:p>
+    <w:p>
+      <w:pPr>
+        <w:pStyle w:val="ListParagraph"/>
+        <w:numPr>
+          <w:ilvl w:val="0"/>
+          <w:numId w:val="5"/>
+        </w:numPr>
+        <w:spacing w:after="240"/>
+        <w:contextualSpacing w:val="0"/>
+      </w:pPr>
+      <w:r>
+        <w:rPr>
+          <w:b/>
+          <w:bCs/>
+        </w:rPr>
+        <w:t>Est-ce que TOUTES les données sont migrées?</w:t>
+      </w:r>
+      <w:r>
+        <w:rPr>
+          <w:b/>
+          <w:bCs/>
+        </w:rPr>
+        <w:br/>
       </w:r>
       <w:r>
         <w:rPr>
@@ -7283,7 +7418,7 @@
           <w:i/>
           <w:iCs/>
         </w:rPr>
-        <w:t>(</w:t>
+        <w:t xml:space="preserve">(temps payé de chaque employé pour chaque activité, </w:t>
       </w:r>
       <w:proofErr w:type="gramStart"/>
       <w:r>
@@ -7293,7 +7428,7 @@
           <w:i/>
           <w:iCs/>
         </w:rPr>
-        <w:t>temps</w:t>
+        <w:t>champs perso</w:t>
       </w:r>
       <w:proofErr w:type="gramEnd"/>
       <w:r>
@@ -7303,31 +7438,77 @@
           <w:i/>
           <w:iCs/>
         </w:rPr>
-        <w:t xml:space="preserve"> payé de chaque employé pour chaque activité, </w:t>
-      </w:r>
-      <w:proofErr w:type="gramStart"/>
+        <w:t xml:space="preserve"> des dossiers adresse, etc.)</w:t>
+      </w:r>
+      <w:r>
+        <w:br/>
+        <w:t>Oui, toutes les données sont migrées.</w:t>
+      </w:r>
+      <w:r>
+        <w:t xml:space="preserve"> Il ne s’agit </w:t>
+      </w:r>
       <w:r>
         <w:rPr>
           <w:b/>
           <w:bCs/>
-          <w:i/>
-          <w:iCs/>
-        </w:rPr>
-        <w:t>champs perso</w:t>
-      </w:r>
-      <w:proofErr w:type="gramEnd"/>
-      <w:r>
+        </w:rPr>
+        <w:t>pas</w:t>
+      </w:r>
+      <w:r>
+        <w:t xml:space="preserve"> d’un simple export des champs disponibles via l’application PL (qui sont très limités), mais bien une conversion exhaustive de la base de données complète.</w:t>
+      </w:r>
+    </w:p>
+    <w:p>
+      <w:pPr>
+        <w:pStyle w:val="ListParagraph"/>
+        <w:numPr>
+          <w:ilvl w:val="0"/>
+          <w:numId w:val="5"/>
+        </w:numPr>
+        <w:spacing w:after="240"/>
+        <w:contextualSpacing w:val="0"/>
         <w:rPr>
           <w:b/>
           <w:bCs/>
-          <w:i/>
-          <w:iCs/>
-        </w:rPr>
-        <w:t xml:space="preserve"> des dossiers adresse, etc.)</w:t>
-      </w:r>
-      <w:r>
+        </w:rPr>
+      </w:pPr>
+      <w:r>
+        <w:rPr>
+          <w:b/>
+          <w:bCs/>
+        </w:rPr>
+        <w:t>Est-ce que les pièces jointes (photos, PDF, etc.) sont extraites?</w:t>
+      </w:r>
+      <w:r>
+        <w:rPr>
+          <w:b/>
+          <w:bCs/>
+        </w:rPr>
         <w:br/>
-        <w:t>Oui, toutes les données sont migrées.</w:t>
+      </w:r>
+      <w:r>
+        <w:t>Vos pièces jointes sont toutes stockées à l’</w:t>
+      </w:r>
+      <w:r>
+        <w:rPr>
+          <w:u w:val="single"/>
+        </w:rPr>
+        <w:t>extérieur</w:t>
+      </w:r>
+      <w:r>
+        <w:t xml:space="preserve"> de votre base de données, chacune dans un fichier individuel, mais avec un nom numérique séquentiel qui rend pratiquement impossible de savoir quelle pièce jointe correspond à quoi dans PL. L’export de vos données PL contiendra une description précise de chaque pièce jointe</w:t>
+      </w:r>
+      <w:r>
+        <w:t xml:space="preserve"> attachée à quelque chose (dossier adresse, prévention, intervention, etc.). Pour chaque pièce jointe, vous retrouverez entre autres le numéro du fichier et le nom d’origine de la pièce jointe, permettant de retracer la nature et l’appartenance réelle de chaque fichier.</w:t>
+      </w:r>
+      <w:r>
+        <w:t xml:space="preserve"> Vous ne perdez donc aucune pièce jointe.</w:t>
+      </w:r>
+      <w:r>
+        <w:br/>
+      </w:r>
+      <w:r>
+        <w:br/>
       </w:r>
     </w:p>
     <w:sectPr>

--- a/doc/Service de migration de données PL.docx
+++ b/doc/Service de migration de données PL.docx
@@ -5,7 +5,2125 @@
     <w:p>
       <w:pPr>
         <w:pStyle w:val="Heading1"/>
-        <w:spacing w:before="0"/>
+      </w:pPr>
+      <w:r>
+        <w:rPr>
+          <w:noProof/>
+        </w:rPr>
+        <mc:AlternateContent>
+          <mc:Choice Requires="wps">
+            <w:drawing>
+              <wp:anchor distT="0" distB="0" distL="114300" distR="114300" simplePos="0" relativeHeight="251659264" behindDoc="0" locked="0" layoutInCell="1" allowOverlap="1" wp14:anchorId="3EBB5F29" wp14:editId="764B74DC">
+                <wp:simplePos x="0" y="0"/>
+                <wp:positionH relativeFrom="column">
+                  <wp:posOffset>-966470</wp:posOffset>
+                </wp:positionH>
+                <wp:positionV relativeFrom="paragraph">
+                  <wp:posOffset>-910921</wp:posOffset>
+                </wp:positionV>
+                <wp:extent cx="10116820" cy="966470"/>
+                <wp:effectExtent l="0" t="0" r="17780" b="11430"/>
+                <wp:wrapNone/>
+                <wp:docPr id="960534127" name="Rectangle 1"/>
+                <wp:cNvGraphicFramePr/>
+                <a:graphic xmlns:a="http://schemas.openxmlformats.org/drawingml/2006/main">
+                  <a:graphicData uri="http://schemas.microsoft.com/office/word/2010/wordprocessingShape">
+                    <wps:wsp>
+                      <wps:cNvSpPr/>
+                      <wps:spPr>
+                        <a:xfrm>
+                          <a:off x="0" y="0"/>
+                          <a:ext cx="10116820" cy="966470"/>
+                        </a:xfrm>
+                        <a:prstGeom prst="rect">
+                          <a:avLst/>
+                        </a:prstGeom>
+                        <a:solidFill>
+                          <a:schemeClr val="tx1"/>
+                        </a:solidFill>
+                      </wps:spPr>
+                      <wps:style>
+                        <a:lnRef idx="2">
+                          <a:schemeClr val="accent1">
+                            <a:shade val="15000"/>
+                          </a:schemeClr>
+                        </a:lnRef>
+                        <a:fillRef idx="1">
+                          <a:schemeClr val="accent1"/>
+                        </a:fillRef>
+                        <a:effectRef idx="0">
+                          <a:schemeClr val="accent1"/>
+                        </a:effectRef>
+                        <a:fontRef idx="minor">
+                          <a:schemeClr val="lt1"/>
+                        </a:fontRef>
+                      </wps:style>
+                      <wps:bodyPr rot="0" spcFirstLastPara="0" vertOverflow="overflow" horzOverflow="overflow" vert="horz" wrap="square" lIns="91440" tIns="45720" rIns="91440" bIns="45720" numCol="1" spcCol="0" rtlCol="0" fromWordArt="0" anchor="ctr" anchorCtr="0" forceAA="0" compatLnSpc="1">
+                        <a:prstTxWarp prst="textNoShape">
+                          <a:avLst/>
+                        </a:prstTxWarp>
+                        <a:noAutofit/>
+                      </wps:bodyPr>
+                    </wps:wsp>
+                  </a:graphicData>
+                </a:graphic>
+                <wp14:sizeRelH relativeFrom="margin">
+                  <wp14:pctWidth>0</wp14:pctWidth>
+                </wp14:sizeRelH>
+                <wp14:sizeRelV relativeFrom="margin">
+                  <wp14:pctHeight>0</wp14:pctHeight>
+                </wp14:sizeRelV>
+              </wp:anchor>
+            </w:drawing>
+          </mc:Choice>
+          <mc:Fallback>
+            <w:pict>
+              <v:rect w14:anchorId="26CEB934" id="Rectangle 1" o:spid="_x0000_s1026" style="position:absolute;margin-left:-76.1pt;margin-top:-71.75pt;width:796.6pt;height:76.1pt;z-index:251659264;visibility:visible;mso-wrap-style:square;mso-width-percent:0;mso-height-percent:0;mso-wrap-distance-left:9pt;mso-wrap-distance-top:0;mso-wrap-distance-right:9pt;mso-wrap-distance-bottom:0;mso-position-horizontal:absolute;mso-position-horizontal-relative:text;mso-position-vertical:absolute;mso-position-vertical-relative:text;mso-width-percent:0;mso-height-percent:0;mso-width-relative:margin;mso-height-relative:margin;v-text-anchor:middle" o:gfxdata="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" fillcolor="black [3213]" strokecolor="#030e13 [484]" strokeweight="1pt"/>
+            </w:pict>
+          </mc:Fallback>
+        </mc:AlternateContent>
+      </w:r>
+      <w:r>
+        <w:drawing>
+          <wp:anchor distT="0" distB="0" distL="114300" distR="114300" simplePos="0" relativeHeight="251658240" behindDoc="0" locked="0" layoutInCell="1" allowOverlap="1" wp14:anchorId="7A33A271" wp14:editId="08C9A1C0">
+            <wp:simplePos x="0" y="0"/>
+            <wp:positionH relativeFrom="column">
+              <wp:posOffset>-914400</wp:posOffset>
+            </wp:positionH>
+            <wp:positionV relativeFrom="paragraph">
+              <wp:posOffset>142386</wp:posOffset>
+            </wp:positionV>
+            <wp:extent cx="10065895" cy="5662066"/>
+            <wp:effectExtent l="0" t="0" r="5715" b="2540"/>
+            <wp:wrapNone/>
+            <wp:docPr id="5122" name="Picture 2" descr="A person sitting at a desk in front of a computer&#10;&#10;AI-generated content may be incorrect.">
+              <a:extLst xmlns:a="http://schemas.openxmlformats.org/drawingml/2006/main">
+                <a:ext uri="{FF2B5EF4-FFF2-40B4-BE49-F238E27FC236}">
+                  <a16:creationId xmlns:a16="http://schemas.microsoft.com/office/drawing/2014/main" id="{02D037A3-95BC-8567-D964-85133C5C50BB}"/>
+                </a:ext>
+              </a:extLst>
+            </wp:docPr>
+            <wp:cNvGraphicFramePr>
+              <a:graphicFrameLocks xmlns:a="http://schemas.openxmlformats.org/drawingml/2006/main" noChangeAspect="1"/>
+            </wp:cNvGraphicFramePr>
+            <a:graphic xmlns:a="http://schemas.openxmlformats.org/drawingml/2006/main">
+              <a:graphicData uri="http://schemas.openxmlformats.org/drawingml/2006/picture">
+                <pic:pic xmlns:pic="http://schemas.openxmlformats.org/drawingml/2006/picture">
+                  <pic:nvPicPr>
+                    <pic:cNvPr id="5122" name="Picture 2" descr="A person sitting at a desk in front of a computer&#10;&#10;AI-generated content may be incorrect.">
+                      <a:extLst>
+                        <a:ext uri="{FF2B5EF4-FFF2-40B4-BE49-F238E27FC236}">
+                          <a16:creationId xmlns:a16="http://schemas.microsoft.com/office/drawing/2014/main" id="{02D037A3-95BC-8567-D964-85133C5C50BB}"/>
+                        </a:ext>
+                      </a:extLst>
+                    </pic:cNvPr>
+                    <pic:cNvPicPr>
+                      <a:picLocks noChangeAspect="1" noChangeArrowheads="1"/>
+                    </pic:cNvPicPr>
+                  </pic:nvPicPr>
+                  <pic:blipFill rotWithShape="1">
+                    <a:blip r:embed="rId7">
+                      <a:extLst>
+                        <a:ext uri="{28A0092B-C50C-407E-A947-70E740481C1C}">
+                          <a14:useLocalDpi xmlns:a14="http://schemas.microsoft.com/office/drawing/2010/main" val="0"/>
+                        </a:ext>
+                      </a:extLst>
+                    </a:blip>
+                    <a:srcRect t="15623"/>
+                    <a:stretch>
+                      <a:fillRect/>
+                    </a:stretch>
+                  </pic:blipFill>
+                  <pic:spPr bwMode="auto">
+                    <a:xfrm>
+                      <a:off x="0" y="0"/>
+                      <a:ext cx="10065895" cy="5662066"/>
+                    </a:xfrm>
+                    <a:prstGeom prst="rect">
+                      <a:avLst/>
+                    </a:prstGeom>
+                    <a:noFill/>
+                  </pic:spPr>
+                </pic:pic>
+              </a:graphicData>
+            </a:graphic>
+            <wp14:sizeRelH relativeFrom="page">
+              <wp14:pctWidth>0</wp14:pctWidth>
+            </wp14:sizeRelH>
+            <wp14:sizeRelV relativeFrom="page">
+              <wp14:pctHeight>0</wp14:pctHeight>
+            </wp14:sizeRelV>
+          </wp:anchor>
+        </w:drawing>
+      </w:r>
+    </w:p>
+    <w:p>
+      <w:pPr>
+        <w:rPr>
+          <w:rFonts w:asciiTheme="majorHAnsi" w:eastAsiaTheme="majorEastAsia" w:hAnsiTheme="majorHAnsi" w:cstheme="majorBidi"/>
+          <w:color w:val="0F4761" w:themeColor="accent1" w:themeShade="BF"/>
+          <w:sz w:val="40"/>
+          <w:szCs w:val="40"/>
+        </w:rPr>
+      </w:pPr>
+      <w:r>
+        <w:rPr>
+          <w:noProof/>
+        </w:rPr>
+        <mc:AlternateContent>
+          <mc:Choice Requires="wps">
+            <w:drawing>
+              <wp:anchor distT="0" distB="0" distL="114300" distR="114300" simplePos="0" relativeHeight="251661312" behindDoc="0" locked="0" layoutInCell="1" allowOverlap="1" wp14:anchorId="03737A6D" wp14:editId="2C751B79">
+                <wp:simplePos x="0" y="0"/>
+                <wp:positionH relativeFrom="column">
+                  <wp:posOffset>-913765</wp:posOffset>
+                </wp:positionH>
+                <wp:positionV relativeFrom="paragraph">
+                  <wp:posOffset>5438941</wp:posOffset>
+                </wp:positionV>
+                <wp:extent cx="10117226" cy="966865"/>
+                <wp:effectExtent l="0" t="0" r="17780" b="11430"/>
+                <wp:wrapNone/>
+                <wp:docPr id="1073841682" name="Rectangle 1"/>
+                <wp:cNvGraphicFramePr/>
+                <a:graphic xmlns:a="http://schemas.openxmlformats.org/drawingml/2006/main">
+                  <a:graphicData uri="http://schemas.microsoft.com/office/word/2010/wordprocessingShape">
+                    <wps:wsp>
+                      <wps:cNvSpPr/>
+                      <wps:spPr>
+                        <a:xfrm>
+                          <a:off x="0" y="0"/>
+                          <a:ext cx="10117226" cy="966865"/>
+                        </a:xfrm>
+                        <a:prstGeom prst="rect">
+                          <a:avLst/>
+                        </a:prstGeom>
+                        <a:solidFill>
+                          <a:srgbClr val="0070C0"/>
+                        </a:solidFill>
+                      </wps:spPr>
+                      <wps:style>
+                        <a:lnRef idx="2">
+                          <a:schemeClr val="accent1">
+                            <a:shade val="15000"/>
+                          </a:schemeClr>
+                        </a:lnRef>
+                        <a:fillRef idx="1">
+                          <a:schemeClr val="accent1"/>
+                        </a:fillRef>
+                        <a:effectRef idx="0">
+                          <a:schemeClr val="accent1"/>
+                        </a:effectRef>
+                        <a:fontRef idx="minor">
+                          <a:schemeClr val="lt1"/>
+                        </a:fontRef>
+                      </wps:style>
+                      <wps:bodyPr rot="0" spcFirstLastPara="0" vertOverflow="overflow" horzOverflow="overflow" vert="horz" wrap="square" lIns="91440" tIns="45720" rIns="91440" bIns="45720" numCol="1" spcCol="0" rtlCol="0" fromWordArt="0" anchor="ctr" anchorCtr="0" forceAA="0" compatLnSpc="1">
+                        <a:prstTxWarp prst="textNoShape">
+                          <a:avLst/>
+                        </a:prstTxWarp>
+                        <a:noAutofit/>
+                      </wps:bodyPr>
+                    </wps:wsp>
+                  </a:graphicData>
+                </a:graphic>
+                <wp14:sizeRelH relativeFrom="margin">
+                  <wp14:pctWidth>0</wp14:pctWidth>
+                </wp14:sizeRelH>
+                <wp14:sizeRelV relativeFrom="margin">
+                  <wp14:pctHeight>0</wp14:pctHeight>
+                </wp14:sizeRelV>
+              </wp:anchor>
+            </w:drawing>
+          </mc:Choice>
+          <mc:Fallback>
+            <w:pict>
+              <v:rect w14:anchorId="7D1C4D0E" id="Rectangle 1" o:spid="_x0000_s1026" style="position:absolute;margin-left:-71.95pt;margin-top:428.25pt;width:796.65pt;height:76.15pt;z-index:251661312;visibility:visible;mso-wrap-style:square;mso-width-percent:0;mso-height-percent:0;mso-wrap-distance-left:9pt;mso-wrap-distance-top:0;mso-wrap-distance-right:9pt;mso-wrap-distance-bottom:0;mso-position-horizontal:absolute;mso-position-horizontal-relative:text;mso-position-vertical:absolute;mso-position-vertical-relative:text;mso-width-percent:0;mso-height-percent:0;mso-width-relative:margin;mso-height-relative:margin;v-text-anchor:middle" o:gfxdata="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" fillcolor="#0070c0" strokecolor="#030e13 [484]" strokeweight="1pt"/>
+            </w:pict>
+          </mc:Fallback>
+        </mc:AlternateContent>
+      </w:r>
+      <w:r>
+        <mc:AlternateContent>
+          <mc:Choice Requires="wps">
+            <w:drawing>
+              <wp:anchor distT="0" distB="0" distL="114300" distR="114300" simplePos="0" relativeHeight="251667456" behindDoc="0" locked="0" layoutInCell="1" allowOverlap="1" wp14:anchorId="7F9FEA7F" wp14:editId="398D15F8">
+                <wp:simplePos x="0" y="0"/>
+                <wp:positionH relativeFrom="column">
+                  <wp:posOffset>7264664</wp:posOffset>
+                </wp:positionH>
+                <wp:positionV relativeFrom="paragraph">
+                  <wp:posOffset>886959</wp:posOffset>
+                </wp:positionV>
+                <wp:extent cx="1017767" cy="376402"/>
+                <wp:effectExtent l="0" t="63500" r="49530" b="119380"/>
+                <wp:wrapNone/>
+                <wp:docPr id="11" name="Rounded Rectangle 10">
+                  <a:extLst xmlns:a="http://schemas.openxmlformats.org/drawingml/2006/main">
+                    <a:ext uri="{FF2B5EF4-FFF2-40B4-BE49-F238E27FC236}">
+                      <a16:creationId xmlns:a16="http://schemas.microsoft.com/office/drawing/2014/main" id="{DFF4A312-6810-9167-8D72-55128068B43F}"/>
+                    </a:ext>
+                  </a:extLst>
+                </wp:docPr>
+                <wp:cNvGraphicFramePr/>
+                <a:graphic xmlns:a="http://schemas.openxmlformats.org/drawingml/2006/main">
+                  <a:graphicData uri="http://schemas.microsoft.com/office/word/2010/wordprocessingShape">
+                    <wps:wsp>
+                      <wps:cNvSpPr/>
+                      <wps:spPr>
+                        <a:xfrm rot="21300000">
+                          <a:off x="0" y="0"/>
+                          <a:ext cx="1017767" cy="376402"/>
+                        </a:xfrm>
+                        <a:prstGeom prst="roundRect">
+                          <a:avLst/>
+                        </a:prstGeom>
+                        <a:gradFill flip="none" rotWithShape="1">
+                          <a:gsLst>
+                            <a:gs pos="0">
+                              <a:srgbClr val="3266AD"/>
+                            </a:gs>
+                            <a:gs pos="100000">
+                              <a:srgbClr val="5A8ACC"/>
+                            </a:gs>
+                          </a:gsLst>
+                          <a:path path="circle">
+                            <a:fillToRect r="100000" b="100000"/>
+                          </a:path>
+                          <a:tileRect l="-100000" t="-100000"/>
+                        </a:gradFill>
+                        <a:ln>
+                          <a:noFill/>
+                        </a:ln>
+                        <a:effectLst>
+                          <a:outerShdw blurRad="50800" dist="38100" dir="2700000" algn="tl" rotWithShape="0">
+                            <a:prstClr val="black">
+                              <a:alpha val="40000"/>
+                            </a:prstClr>
+                          </a:outerShdw>
+                        </a:effectLst>
+                        <a:scene3d>
+                          <a:camera prst="orthographicFront">
+                            <a:rot lat="0" lon="1500001" rev="21540000"/>
+                          </a:camera>
+                          <a:lightRig rig="threePt" dir="t"/>
+                        </a:scene3d>
+                      </wps:spPr>
+                      <wps:style>
+                        <a:lnRef idx="2">
+                          <a:schemeClr val="accent2">
+                            <a:shade val="15000"/>
+                          </a:schemeClr>
+                        </a:lnRef>
+                        <a:fillRef idx="1">
+                          <a:schemeClr val="accent2"/>
+                        </a:fillRef>
+                        <a:effectRef idx="0">
+                          <a:schemeClr val="accent2"/>
+                        </a:effectRef>
+                        <a:fontRef idx="minor">
+                          <a:schemeClr val="lt1"/>
+                        </a:fontRef>
+                      </wps:style>
+                      <wps:txbx>
+                        <w:txbxContent>
+                          <w:p>
+                            <w:pPr>
+                              <w:jc w:val="center"/>
+                              <w:rPr>
+                                <w:rFonts w:ascii="Arial" w:hAnsi="Arial" w:cs="Arial"/>
+                                <w:b/>
+                                <w:bCs/>
+                                <w:color w:val="FFFFFF" w:themeColor="light1"/>
+                                <w:kern w:val="24"/>
+                                <w:sz w:val="48"/>
+                                <w:szCs w:val="48"/>
+                                <w14:ligatures w14:val="none"/>
+                              </w:rPr>
+                            </w:pPr>
+                            <w:r>
+                              <w:rPr>
+                                <w:rFonts w:ascii="Arial" w:hAnsi="Arial" w:cs="Arial"/>
+                                <w:b/>
+                                <w:bCs/>
+                                <w:color w:val="FFFFFF" w:themeColor="light1"/>
+                                <w:kern w:val="24"/>
+                                <w:sz w:val="48"/>
+                                <w:szCs w:val="48"/>
+                              </w:rPr>
+                              <w:t>APP</w:t>
+                            </w:r>
+                          </w:p>
+                        </w:txbxContent>
+                      </wps:txbx>
+                      <wps:bodyPr lIns="0" tIns="0" rIns="0" bIns="0" rtlCol="0" anchor="ctr">
+                        <a:noAutofit/>
+                      </wps:bodyPr>
+                    </wps:wsp>
+                  </a:graphicData>
+                </a:graphic>
+                <wp14:sizeRelV relativeFrom="margin">
+                  <wp14:pctHeight>0</wp14:pctHeight>
+                </wp14:sizeRelV>
+              </wp:anchor>
+            </w:drawing>
+          </mc:Choice>
+          <mc:Fallback>
+            <w:pict>
+              <v:roundrect w14:anchorId="7F9FEA7F" id="Rounded Rectangle 10" o:spid="_x0000_s1026" style="position:absolute;margin-left:572pt;margin-top:69.85pt;width:80.15pt;height:29.65pt;rotation:-5;z-index:251667456;visibility:visible;mso-wrap-style:square;mso-height-percent:0;mso-wrap-distance-left:9pt;mso-wrap-distance-top:0;mso-wrap-distance-right:9pt;mso-wrap-distance-bottom:0;mso-position-horizontal:absolute;mso-position-horizontal-relative:text;mso-position-vertical:absolute;mso-position-vertical-relative:text;mso-height-percent:0;mso-height-relative:margin;v-text-anchor:middle" arcsize="10923f" o:gfxdata="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" fillcolor="#3266ad" stroked="f" strokeweight="1pt">
+                <v:fill color2="#5a8acc" rotate="t" focus="100%" type="gradientRadial"/>
+                <v:stroke joinstyle="miter"/>
+                <v:shadow on="t" color="black" opacity="26214f" origin="-.5,-.5" offset=".74836mm,.74836mm"/>
+                <v:textbox inset="0,0,0,0">
+                  <w:txbxContent>
+                    <w:p>
+                      <w:pPr>
+                        <w:jc w:val="center"/>
+                        <w:rPr>
+                          <w:rFonts w:ascii="Arial" w:hAnsi="Arial" w:cs="Arial"/>
+                          <w:b/>
+                          <w:bCs/>
+                          <w:color w:val="FFFFFF" w:themeColor="light1"/>
+                          <w:kern w:val="24"/>
+                          <w:sz w:val="48"/>
+                          <w:szCs w:val="48"/>
+                          <w14:ligatures w14:val="none"/>
+                        </w:rPr>
+                      </w:pPr>
+                      <w:r>
+                        <w:rPr>
+                          <w:rFonts w:ascii="Arial" w:hAnsi="Arial" w:cs="Arial"/>
+                          <w:b/>
+                          <w:bCs/>
+                          <w:color w:val="FFFFFF" w:themeColor="light1"/>
+                          <w:kern w:val="24"/>
+                          <w:sz w:val="48"/>
+                          <w:szCs w:val="48"/>
+                        </w:rPr>
+                        <w:t>APP</w:t>
+                      </w:r>
+                    </w:p>
+                  </w:txbxContent>
+                </v:textbox>
+              </v:roundrect>
+            </w:pict>
+          </mc:Fallback>
+        </mc:AlternateContent>
+      </w:r>
+      <w:r>
+        <mc:AlternateContent>
+          <mc:Choice Requires="wps">
+            <w:drawing>
+              <wp:anchor distT="0" distB="0" distL="114300" distR="114300" simplePos="0" relativeHeight="251665408" behindDoc="0" locked="0" layoutInCell="1" allowOverlap="1" wp14:anchorId="45074F71" wp14:editId="050B3D09">
+                <wp:simplePos x="0" y="0"/>
+                <wp:positionH relativeFrom="column">
+                  <wp:posOffset>1491386</wp:posOffset>
+                </wp:positionH>
+                <wp:positionV relativeFrom="paragraph">
+                  <wp:posOffset>2366999</wp:posOffset>
+                </wp:positionV>
+                <wp:extent cx="655437" cy="290663"/>
+                <wp:effectExtent l="12700" t="38100" r="5080" b="40005"/>
+                <wp:wrapNone/>
+                <wp:docPr id="10" name="Rounded Rectangle 9">
+                  <a:extLst xmlns:a="http://schemas.openxmlformats.org/drawingml/2006/main">
+                    <a:ext uri="{FF2B5EF4-FFF2-40B4-BE49-F238E27FC236}">
+                      <a16:creationId xmlns:a16="http://schemas.microsoft.com/office/drawing/2014/main" id="{3BAD2342-E642-8DFE-2C47-8427E0D1AE09}"/>
+                    </a:ext>
+                  </a:extLst>
+                </wp:docPr>
+                <wp:cNvGraphicFramePr/>
+                <a:graphic xmlns:a="http://schemas.openxmlformats.org/drawingml/2006/main">
+                  <a:graphicData uri="http://schemas.microsoft.com/office/word/2010/wordprocessingShape">
+                    <wps:wsp>
+                      <wps:cNvSpPr/>
+                      <wps:spPr>
+                        <a:xfrm>
+                          <a:off x="0" y="0"/>
+                          <a:ext cx="655437" cy="290663"/>
+                        </a:xfrm>
+                        <a:prstGeom prst="roundRect">
+                          <a:avLst/>
+                        </a:prstGeom>
+                        <a:gradFill flip="none" rotWithShape="1">
+                          <a:gsLst>
+                            <a:gs pos="0">
+                              <a:schemeClr val="accent2">
+                                <a:lumMod val="67000"/>
+                              </a:schemeClr>
+                            </a:gs>
+                            <a:gs pos="48000">
+                              <a:srgbClr val="F35A00"/>
+                            </a:gs>
+                            <a:gs pos="100000">
+                              <a:srgbClr val="FF6C01"/>
+                            </a:gs>
+                          </a:gsLst>
+                          <a:lin ang="16200000" scaled="1"/>
+                          <a:tileRect/>
+                        </a:gradFill>
+                        <a:ln>
+                          <a:noFill/>
+                        </a:ln>
+                        <a:effectLst>
+                          <a:outerShdw blurRad="50800" dist="38100" dir="2700000" sx="41000" sy="41000" algn="tl" rotWithShape="0">
+                            <a:prstClr val="black">
+                              <a:alpha val="40000"/>
+                            </a:prstClr>
+                          </a:outerShdw>
+                        </a:effectLst>
+                        <a:scene3d>
+                          <a:camera prst="orthographicFront">
+                            <a:rot lat="0" lon="1500001" rev="21540000"/>
+                          </a:camera>
+                          <a:lightRig rig="threePt" dir="t"/>
+                        </a:scene3d>
+                      </wps:spPr>
+                      <wps:style>
+                        <a:lnRef idx="2">
+                          <a:schemeClr val="accent2">
+                            <a:shade val="15000"/>
+                          </a:schemeClr>
+                        </a:lnRef>
+                        <a:fillRef idx="1">
+                          <a:schemeClr val="accent2"/>
+                        </a:fillRef>
+                        <a:effectRef idx="0">
+                          <a:schemeClr val="accent2"/>
+                        </a:effectRef>
+                        <a:fontRef idx="minor">
+                          <a:schemeClr val="lt1"/>
+                        </a:fontRef>
+                      </wps:style>
+                      <wps:txbx>
+                        <w:txbxContent>
+                          <w:p>
+                            <w:pPr>
+                              <w:jc w:val="center"/>
+                              <w:rPr>
+                                <w:rFonts w:ascii="Arial" w:hAnsi="Arial" w:cs="Arial"/>
+                                <w:b/>
+                                <w:bCs/>
+                                <w:color w:val="FFFFFF" w:themeColor="light1"/>
+                                <w:kern w:val="24"/>
+                                <w:sz w:val="32"/>
+                                <w:szCs w:val="32"/>
+                                <w14:ligatures w14:val="none"/>
+                              </w:rPr>
+                            </w:pPr>
+                            <w:r>
+                              <w:rPr>
+                                <w:rFonts w:ascii="Arial" w:hAnsi="Arial" w:cs="Arial"/>
+                                <w:b/>
+                                <w:bCs/>
+                                <w:color w:val="FFFFFF" w:themeColor="light1"/>
+                                <w:kern w:val="24"/>
+                                <w:sz w:val="32"/>
+                                <w:szCs w:val="32"/>
+                              </w:rPr>
+                              <w:t>PL</w:t>
+                            </w:r>
+                          </w:p>
+                        </w:txbxContent>
+                      </wps:txbx>
+                      <wps:bodyPr lIns="0" tIns="0" rIns="0" bIns="0" rtlCol="0" anchor="ctr"/>
+                    </wps:wsp>
+                  </a:graphicData>
+                </a:graphic>
+              </wp:anchor>
+            </w:drawing>
+          </mc:Choice>
+          <mc:Fallback>
+            <w:pict>
+              <v:roundrect w14:anchorId="45074F71" id="Rounded Rectangle 9" o:spid="_x0000_s1027" style="position:absolute;margin-left:117.45pt;margin-top:186.4pt;width:51.6pt;height:22.9pt;z-index:251665408;visibility:visible;mso-wrap-style:square;mso-wrap-distance-left:9pt;mso-wrap-distance-top:0;mso-wrap-distance-right:9pt;mso-wrap-distance-bottom:0;mso-position-horizontal:absolute;mso-position-horizontal-relative:text;mso-position-vertical:absolute;mso-position-vertical-relative:text;v-text-anchor:middle" arcsize="10923f" o:gfxdata="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" fillcolor="#aa4612 [2149]" stroked="f" strokeweight="1pt">
+                <v:fill color2="#ff6c01" rotate="t" angle="180" colors="0 #ab4712;31457f #f35a00;1 #ff6c01" focus="100%" type="gradient"/>
+                <v:stroke joinstyle="miter"/>
+                <v:shadow on="t" type="perspective" color="black" opacity="26214f" origin="-.5,-.5" offset=".74836mm,.74836mm" matrix="26870f,,,26870f"/>
+                <v:textbox inset="0,0,0,0">
+                  <w:txbxContent>
+                    <w:p>
+                      <w:pPr>
+                        <w:jc w:val="center"/>
+                        <w:rPr>
+                          <w:rFonts w:ascii="Arial" w:hAnsi="Arial" w:cs="Arial"/>
+                          <w:b/>
+                          <w:bCs/>
+                          <w:color w:val="FFFFFF" w:themeColor="light1"/>
+                          <w:kern w:val="24"/>
+                          <w:sz w:val="32"/>
+                          <w:szCs w:val="32"/>
+                          <w14:ligatures w14:val="none"/>
+                        </w:rPr>
+                      </w:pPr>
+                      <w:r>
+                        <w:rPr>
+                          <w:rFonts w:ascii="Arial" w:hAnsi="Arial" w:cs="Arial"/>
+                          <w:b/>
+                          <w:bCs/>
+                          <w:color w:val="FFFFFF" w:themeColor="light1"/>
+                          <w:kern w:val="24"/>
+                          <w:sz w:val="32"/>
+                          <w:szCs w:val="32"/>
+                        </w:rPr>
+                        <w:t>PL</w:t>
+                      </w:r>
+                    </w:p>
+                  </w:txbxContent>
+                </v:textbox>
+              </v:roundrect>
+            </w:pict>
+          </mc:Fallback>
+        </mc:AlternateContent>
+      </w:r>
+      <w:r>
+        <mc:AlternateContent>
+          <mc:Choice Requires="wpg">
+            <w:drawing>
+              <wp:anchor distT="0" distB="0" distL="114300" distR="114300" simplePos="0" relativeHeight="251663360" behindDoc="0" locked="0" layoutInCell="1" allowOverlap="1" wp14:anchorId="65300BC4" wp14:editId="6D87291F">
+                <wp:simplePos x="0" y="0"/>
+                <wp:positionH relativeFrom="column">
+                  <wp:posOffset>3230380</wp:posOffset>
+                </wp:positionH>
+                <wp:positionV relativeFrom="paragraph">
+                  <wp:posOffset>3836399</wp:posOffset>
+                </wp:positionV>
+                <wp:extent cx="5379720" cy="1242126"/>
+                <wp:effectExtent l="0" t="0" r="0" b="0"/>
+                <wp:wrapNone/>
+                <wp:docPr id="9" name="Group 8">
+                  <a:extLst xmlns:a="http://schemas.openxmlformats.org/drawingml/2006/main">
+                    <a:ext uri="{FF2B5EF4-FFF2-40B4-BE49-F238E27FC236}">
+                      <a16:creationId xmlns:a16="http://schemas.microsoft.com/office/drawing/2014/main" id="{B6A66448-4E32-22C8-D782-D322164ABD21}"/>
+                    </a:ext>
+                  </a:extLst>
+                </wp:docPr>
+                <wp:cNvGraphicFramePr/>
+                <a:graphic xmlns:a="http://schemas.openxmlformats.org/drawingml/2006/main">
+                  <a:graphicData uri="http://schemas.microsoft.com/office/word/2010/wordprocessingGroup">
+                    <wpg:wgp>
+                      <wpg:cNvGrpSpPr/>
+                      <wpg:grpSpPr>
+                        <a:xfrm>
+                          <a:off x="0" y="0"/>
+                          <a:ext cx="5379720" cy="1242126"/>
+                          <a:chOff x="0" y="0"/>
+                          <a:chExt cx="5379720" cy="1242126"/>
+                        </a:xfrm>
+                      </wpg:grpSpPr>
+                      <wps:wsp>
+                        <wps:cNvPr id="888282197" name="TextBox 5">
+                          <a:extLst>
+                            <a:ext uri="{FF2B5EF4-FFF2-40B4-BE49-F238E27FC236}">
+                              <a16:creationId xmlns:a16="http://schemas.microsoft.com/office/drawing/2014/main" id="{72DE285C-2645-FF77-44C7-23B15758C7CE}"/>
+                            </a:ext>
+                          </a:extLst>
+                        </wps:cNvPr>
+                        <wps:cNvSpPr txBox="1"/>
+                        <wps:spPr>
+                          <a:xfrm>
+                            <a:off x="0" y="0"/>
+                            <a:ext cx="5379720" cy="1055370"/>
+                          </a:xfrm>
+                          <a:prstGeom prst="rect">
+                            <a:avLst/>
+                          </a:prstGeom>
+                          <a:noFill/>
+                          <a:effectLst>
+                            <a:outerShdw blurRad="50800" dist="38100" dir="2700000" algn="tl" rotWithShape="0">
+                              <a:prstClr val="black">
+                                <a:alpha val="40000"/>
+                              </a:prstClr>
+                            </a:outerShdw>
+                          </a:effectLst>
+                        </wps:spPr>
+                        <wps:txbx>
+                          <w:txbxContent>
+                            <w:p>
+                              <w:pPr>
+                                <w:jc w:val="right"/>
+                                <w:rPr>
+                                  <w:rFonts w:ascii="Arial" w:hAnsi="Arial" w:cs="Arial"/>
+                                  <w:b/>
+                                  <w:bCs/>
+                                  <w:color w:val="FFFFFF" w:themeColor="background1"/>
+                                  <w:kern w:val="24"/>
+                                  <w:sz w:val="132"/>
+                                  <w:szCs w:val="132"/>
+                                  <w14:ligatures w14:val="none"/>
+                                </w:rPr>
+                              </w:pPr>
+                              <w:r>
+                                <w:rPr>
+                                  <w:rFonts w:ascii="Arial" w:hAnsi="Arial" w:cs="Arial"/>
+                                  <w:b/>
+                                  <w:bCs/>
+                                  <w:color w:val="FFFFFF" w:themeColor="background1"/>
+                                  <w:kern w:val="24"/>
+                                  <w:sz w:val="132"/>
+                                  <w:szCs w:val="132"/>
+                                </w:rPr>
+                                <w:t>Migration</w:t>
+                              </w:r>
+                              <w:r>
+                                <w:rPr>
+                                  <w:rFonts w:ascii="Arial" w:hAnsi="Arial" w:cs="Arial"/>
+                                  <w:b/>
+                                  <w:bCs/>
+                                  <w:color w:val="4C94D8" w:themeColor="text2" w:themeTint="80"/>
+                                  <w:kern w:val="24"/>
+                                  <w:sz w:val="132"/>
+                                  <w:szCs w:val="132"/>
+                                </w:rPr>
+                                <w:t>4o</w:t>
+                              </w:r>
+                            </w:p>
+                          </w:txbxContent>
+                        </wps:txbx>
+                        <wps:bodyPr wrap="square" rtlCol="0">
+                          <a:spAutoFit/>
+                        </wps:bodyPr>
+                      </wps:wsp>
+                      <wps:wsp>
+                        <wps:cNvPr id="833214422" name="TextBox 6">
+                          <a:extLst>
+                            <a:ext uri="{FF2B5EF4-FFF2-40B4-BE49-F238E27FC236}">
+                              <a16:creationId xmlns:a16="http://schemas.microsoft.com/office/drawing/2014/main" id="{4400A43D-46B7-AAF7-5E0B-E3304CA832A2}"/>
+                            </a:ext>
+                          </a:extLst>
+                        </wps:cNvPr>
+                        <wps:cNvSpPr txBox="1"/>
+                        <wps:spPr>
+                          <a:xfrm>
+                            <a:off x="2610291" y="917006"/>
+                            <a:ext cx="2727325" cy="325120"/>
+                          </a:xfrm>
+                          <a:prstGeom prst="rect">
+                            <a:avLst/>
+                          </a:prstGeom>
+                          <a:noFill/>
+                        </wps:spPr>
+                        <wps:txbx>
+                          <w:txbxContent>
+                            <w:p>
+                              <w:pPr>
+                                <w:jc w:val="right"/>
+                                <w:rPr>
+                                  <w:rFonts w:ascii="Arial" w:hAnsi="Arial" w:cs="Arial"/>
+                                  <w:color w:val="A5C9EB" w:themeColor="text2" w:themeTint="40"/>
+                                  <w:kern w:val="24"/>
+                                  <w:sz w:val="32"/>
+                                  <w:szCs w:val="32"/>
+                                  <w14:ligatures w14:val="none"/>
+                                </w:rPr>
+                              </w:pPr>
+                              <w:r>
+                                <w:rPr>
+                                  <w:rFonts w:ascii="Arial" w:hAnsi="Arial" w:cs="Arial"/>
+                                  <w:color w:val="A5C9EB" w:themeColor="text2" w:themeTint="40"/>
+                                  <w:kern w:val="24"/>
+                                  <w:sz w:val="32"/>
+                                  <w:szCs w:val="32"/>
+                                </w:rPr>
+                                <w:t>Gestion Technologies</w:t>
+                              </w:r>
+                            </w:p>
+                          </w:txbxContent>
+                        </wps:txbx>
+                        <wps:bodyPr wrap="square" rtlCol="0">
+                          <a:spAutoFit/>
+                        </wps:bodyPr>
+                      </wps:wsp>
+                    </wpg:wgp>
+                  </a:graphicData>
+                </a:graphic>
+              </wp:anchor>
+            </w:drawing>
+          </mc:Choice>
+          <mc:Fallback>
+            <w:pict>
+              <v:group w14:anchorId="65300BC4" id="Group 8" o:spid="_x0000_s1028" style="position:absolute;margin-left:254.35pt;margin-top:302.1pt;width:423.6pt;height:97.8pt;z-index:251663360" coordsize="53797,12421" o:gfxdata="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">
+                <v:shapetype id="_x0000_t202" coordsize="21600,21600" o:spt="202" path="m,l,21600r21600,l21600,xe">
+                  <v:stroke joinstyle="miter"/>
+                  <v:path gradientshapeok="t" o:connecttype="rect"/>
+                </v:shapetype>
+                <v:shape id="TextBox 5" o:spid="_x0000_s1029" type="#_x0000_t202" style="position:absolute;width:53797;height:10553;visibility:visible;mso-wrap-style:square;v-text-anchor:top" o:gfxdata="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" filled="f" stroked="f">
+                  <v:shadow on="t" color="black" opacity="26214f" origin="-.5,-.5" offset=".74836mm,.74836mm"/>
+                  <v:textbox style="mso-fit-shape-to-text:t">
+                    <w:txbxContent>
+                      <w:p>
+                        <w:pPr>
+                          <w:jc w:val="right"/>
+                          <w:rPr>
+                            <w:rFonts w:ascii="Arial" w:hAnsi="Arial" w:cs="Arial"/>
+                            <w:b/>
+                            <w:bCs/>
+                            <w:color w:val="FFFFFF" w:themeColor="background1"/>
+                            <w:kern w:val="24"/>
+                            <w:sz w:val="132"/>
+                            <w:szCs w:val="132"/>
+                            <w14:ligatures w14:val="none"/>
+                          </w:rPr>
+                        </w:pPr>
+                        <w:r>
+                          <w:rPr>
+                            <w:rFonts w:ascii="Arial" w:hAnsi="Arial" w:cs="Arial"/>
+                            <w:b/>
+                            <w:bCs/>
+                            <w:color w:val="FFFFFF" w:themeColor="background1"/>
+                            <w:kern w:val="24"/>
+                            <w:sz w:val="132"/>
+                            <w:szCs w:val="132"/>
+                          </w:rPr>
+                          <w:t>Migration</w:t>
+                        </w:r>
+                        <w:r>
+                          <w:rPr>
+                            <w:rFonts w:ascii="Arial" w:hAnsi="Arial" w:cs="Arial"/>
+                            <w:b/>
+                            <w:bCs/>
+                            <w:color w:val="4C94D8" w:themeColor="text2" w:themeTint="80"/>
+                            <w:kern w:val="24"/>
+                            <w:sz w:val="132"/>
+                            <w:szCs w:val="132"/>
+                          </w:rPr>
+                          <w:t>4o</w:t>
+                        </w:r>
+                      </w:p>
+                    </w:txbxContent>
+                  </v:textbox>
+                </v:shape>
+                <v:shape id="TextBox 6" o:spid="_x0000_s1030" type="#_x0000_t202" style="position:absolute;left:26102;top:9170;width:27274;height:3251;visibility:visible;mso-wrap-style:square;v-text-anchor:top" o:gfxdata="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" filled="f" stroked="f">
+                  <v:textbox style="mso-fit-shape-to-text:t">
+                    <w:txbxContent>
+                      <w:p>
+                        <w:pPr>
+                          <w:jc w:val="right"/>
+                          <w:rPr>
+                            <w:rFonts w:ascii="Arial" w:hAnsi="Arial" w:cs="Arial"/>
+                            <w:color w:val="A5C9EB" w:themeColor="text2" w:themeTint="40"/>
+                            <w:kern w:val="24"/>
+                            <w:sz w:val="32"/>
+                            <w:szCs w:val="32"/>
+                            <w14:ligatures w14:val="none"/>
+                          </w:rPr>
+                        </w:pPr>
+                        <w:r>
+                          <w:rPr>
+                            <w:rFonts w:ascii="Arial" w:hAnsi="Arial" w:cs="Arial"/>
+                            <w:color w:val="A5C9EB" w:themeColor="text2" w:themeTint="40"/>
+                            <w:kern w:val="24"/>
+                            <w:sz w:val="32"/>
+                            <w:szCs w:val="32"/>
+                          </w:rPr>
+                          <w:t>Gestion Technologies</w:t>
+                        </w:r>
+                      </w:p>
+                    </w:txbxContent>
+                  </v:textbox>
+                </v:shape>
+              </v:group>
+            </w:pict>
+          </mc:Fallback>
+        </mc:AlternateContent>
+      </w:r>
+      <w:r>
+        <w:br w:type="page"/>
+      </w:r>
+    </w:p>
+    <w:p>
+      <w:pPr>
+        <w:jc w:val="center"/>
+        <w:rPr>
+          <w:rFonts w:asciiTheme="majorHAnsi" w:hAnsiTheme="majorHAnsi"/>
+          <w:b/>
+          <w:bCs/>
+          <w:sz w:val="144"/>
+          <w:szCs w:val="144"/>
+        </w:rPr>
+      </w:pPr>
+      <w:r>
+        <w:rPr>
+          <w:rFonts w:asciiTheme="majorHAnsi" w:hAnsiTheme="majorHAnsi"/>
+          <w:b/>
+          <w:bCs/>
+          <w:sz w:val="144"/>
+          <w:szCs w:val="144"/>
+        </w:rPr>
+        <w:lastRenderedPageBreak/>
+        <w:br/>
+      </w:r>
+      <w:r>
+        <w:rPr>
+          <w:rFonts w:asciiTheme="majorHAnsi" w:hAnsiTheme="majorHAnsi"/>
+          <w:b/>
+          <w:bCs/>
+          <w:color w:val="0070C0"/>
+          <w:sz w:val="144"/>
+          <w:szCs w:val="144"/>
+        </w:rPr>
+        <w:t>Extraction de 100%</w:t>
+      </w:r>
+      <w:r>
+        <w:rPr>
+          <w:rFonts w:asciiTheme="majorHAnsi" w:hAnsiTheme="majorHAnsi"/>
+          <w:b/>
+          <w:bCs/>
+          <w:sz w:val="144"/>
+          <w:szCs w:val="144"/>
+        </w:rPr>
+        <w:br/>
+      </w:r>
+      <w:r>
+        <w:rPr>
+          <w:rFonts w:asciiTheme="majorHAnsi" w:hAnsiTheme="majorHAnsi"/>
+          <w:b/>
+          <w:bCs/>
+          <w:color w:val="000000" w:themeColor="text1"/>
+          <w:sz w:val="144"/>
+          <w:szCs w:val="144"/>
+        </w:rPr>
+        <w:t>des données PL</w:t>
+      </w:r>
+    </w:p>
+    <w:p>
+      <w:pPr>
+        <w:rPr>
+          <w:sz w:val="44"/>
+          <w:szCs w:val="44"/>
+        </w:rPr>
+      </w:pPr>
+    </w:p>
+    <w:p>
+      <w:pPr>
+        <w:jc w:val="center"/>
+        <w:rPr>
+          <w:sz w:val="44"/>
+          <w:szCs w:val="44"/>
+          <w:lang w:val="en-CA"/>
+        </w:rPr>
+      </w:pPr>
+      <w:r>
+        <w:rPr>
+          <w:sz w:val="44"/>
+          <w:szCs w:val="44"/>
+        </w:rPr>
+        <w:t xml:space="preserve">pour assurer la </w:t>
+      </w:r>
+      <w:r>
+        <w:rPr>
+          <w:b/>
+          <w:bCs/>
+          <w:sz w:val="44"/>
+          <w:szCs w:val="44"/>
+        </w:rPr>
+        <w:t>pérennité</w:t>
+      </w:r>
+      <w:r>
+        <w:rPr>
+          <w:sz w:val="44"/>
+          <w:szCs w:val="44"/>
+        </w:rPr>
+        <w:t xml:space="preserve"> et l'</w:t>
+      </w:r>
+      <w:r>
+        <w:rPr>
+          <w:b/>
+          <w:bCs/>
+          <w:sz w:val="44"/>
+          <w:szCs w:val="44"/>
+        </w:rPr>
+        <w:t>accessibilité</w:t>
+      </w:r>
+      <w:r>
+        <w:rPr>
+          <w:sz w:val="44"/>
+          <w:szCs w:val="44"/>
+        </w:rPr>
+        <w:t xml:space="preserve"> des données</w:t>
+      </w:r>
+      <w:r>
+        <w:rPr>
+          <w:sz w:val="44"/>
+          <w:szCs w:val="44"/>
+        </w:rPr>
+        <w:br/>
+        <w:t>emmagasinées dans PL pendant des années</w:t>
+      </w:r>
+    </w:p>
+    <w:p/>
+    <w:p>
+      <w:pPr>
+        <w:rPr>
+          <w:rFonts w:asciiTheme="majorHAnsi" w:eastAsiaTheme="majorEastAsia" w:hAnsiTheme="majorHAnsi" w:cstheme="majorBidi"/>
+          <w:color w:val="0F4761" w:themeColor="accent1" w:themeShade="BF"/>
+          <w:sz w:val="40"/>
+          <w:szCs w:val="40"/>
+        </w:rPr>
+      </w:pPr>
+      <w:r>
+        <w:br w:type="page"/>
+      </w:r>
+    </w:p>
+    <w:p>
+      <w:pPr>
+        <w:pStyle w:val="Heading1"/>
+      </w:pPr>
+      <w:r>
+        <w:lastRenderedPageBreak/>
+        <w:t>Contexte</w:t>
+      </w:r>
+    </w:p>
+    <w:p/>
+    <w:tbl>
+      <w:tblPr>
+        <w:tblStyle w:val="TableGrid"/>
+        <w:tblW w:w="0" w:type="auto"/>
+        <w:tblBorders>
+          <w:top w:val="none" w:sz="0" w:space="0" w:color="auto"/>
+          <w:left w:val="none" w:sz="0" w:space="0" w:color="auto"/>
+          <w:bottom w:val="none" w:sz="0" w:space="0" w:color="auto"/>
+          <w:right w:val="none" w:sz="0" w:space="0" w:color="auto"/>
+          <w:insideH w:val="none" w:sz="0" w:space="0" w:color="auto"/>
+          <w:insideV w:val="none" w:sz="0" w:space="0" w:color="auto"/>
+        </w:tblBorders>
+        <w:tblLook w:val="04A0" w:firstRow="1" w:lastRow="0" w:firstColumn="1" w:lastColumn="0" w:noHBand="0" w:noVBand="1"/>
+      </w:tblPr>
+      <w:tblGrid>
+        <w:gridCol w:w="4765"/>
+        <w:gridCol w:w="8185"/>
+      </w:tblGrid>
+      <w:tr>
+        <w:tc>
+          <w:tcPr>
+            <w:tcW w:w="4765" w:type="dxa"/>
+          </w:tcPr>
+          <w:p>
+            <w:r>
+              <mc:AlternateContent>
+                <mc:Choice Requires="wps">
+                  <w:drawing>
+                    <wp:anchor distT="0" distB="0" distL="114300" distR="114300" simplePos="0" relativeHeight="251670528" behindDoc="0" locked="0" layoutInCell="1" allowOverlap="1" wp14:anchorId="02D7D5E1" wp14:editId="40191885">
+                      <wp:simplePos x="0" y="0"/>
+                      <wp:positionH relativeFrom="column">
+                        <wp:posOffset>-4335</wp:posOffset>
+                      </wp:positionH>
+                      <wp:positionV relativeFrom="paragraph">
+                        <wp:posOffset>-60518</wp:posOffset>
+                      </wp:positionV>
+                      <wp:extent cx="728134" cy="637412"/>
+                      <wp:effectExtent l="0" t="0" r="0" b="0"/>
+                      <wp:wrapNone/>
+                      <wp:docPr id="40" name="Content Placeholder 2">
+                        <a:extLst xmlns:a="http://schemas.openxmlformats.org/drawingml/2006/main">
+                          <a:ext uri="{FF2B5EF4-FFF2-40B4-BE49-F238E27FC236}">
+                            <a16:creationId xmlns:a16="http://schemas.microsoft.com/office/drawing/2014/main" id="{582E0BB6-0B71-3FEF-40BA-D0E0C1CF07E8}"/>
+                          </a:ext>
+                        </a:extLst>
+                      </wp:docPr>
+                      <wp:cNvGraphicFramePr>
+                        <a:graphicFrameLocks xmlns:a="http://schemas.openxmlformats.org/drawingml/2006/main"/>
+                      </wp:cNvGraphicFramePr>
+                      <a:graphic xmlns:a="http://schemas.openxmlformats.org/drawingml/2006/main">
+                        <a:graphicData uri="http://schemas.microsoft.com/office/word/2010/wordprocessingShape">
+                          <wps:wsp>
+                            <wps:cNvSpPr txBox="1">
+                              <a:spLocks/>
+                            </wps:cNvSpPr>
+                            <wps:spPr>
+                              <a:xfrm>
+                                <a:off x="0" y="0"/>
+                                <a:ext cx="728134" cy="637412"/>
+                              </a:xfrm>
+                              <a:prstGeom prst="rect">
+                                <a:avLst/>
+                              </a:prstGeom>
+                            </wps:spPr>
+                            <wps:txbx>
+                              <w:txbxContent>
+                                <w:p>
+                                  <w:pPr>
+                                    <w:spacing w:before="200" w:after="600" w:line="216" w:lineRule="auto"/>
+                                    <w:ind w:left="14"/>
+                                    <w:rPr>
+                                      <w:rFonts w:hAnsi="+mn-ea"/>
+                                      <w:color w:val="000000" w:themeColor="text1"/>
+                                      <w:kern w:val="24"/>
+                                      <w:sz w:val="56"/>
+                                      <w:szCs w:val="56"/>
+                                      <w14:ligatures w14:val="none"/>
+                                    </w:rPr>
+                                  </w:pPr>
+                                  <w:r>
+                                    <w:rPr>
+                                      <w:rFonts w:ascii="Apple Color Emoji" w:hAnsi="Apple Color Emoji" w:cs="Apple Color Emoji"/>
+                                      <w:color w:val="000000" w:themeColor="text1"/>
+                                      <w:kern w:val="24"/>
+                                      <w:sz w:val="56"/>
+                                      <w:szCs w:val="56"/>
+                                    </w:rPr>
+                                    <w:t>⚠️</w:t>
+                                  </w:r>
+                                </w:p>
+                              </w:txbxContent>
+                            </wps:txbx>
+                            <wps:bodyPr vert="horz" lIns="91440" tIns="45720" rIns="91440" bIns="45720" rtlCol="0">
+                              <a:normAutofit/>
+                            </wps:bodyPr>
+                          </wps:wsp>
+                        </a:graphicData>
+                      </a:graphic>
+                      <wp14:sizeRelH relativeFrom="page">
+                        <wp14:pctWidth>0</wp14:pctWidth>
+                      </wp14:sizeRelH>
+                      <wp14:sizeRelV relativeFrom="page">
+                        <wp14:pctHeight>0</wp14:pctHeight>
+                      </wp14:sizeRelV>
+                    </wp:anchor>
+                  </w:drawing>
+                </mc:Choice>
+                <mc:Fallback>
+                  <w:pict>
+                    <v:shape w14:anchorId="02D7D5E1" id="Content Placeholder 2" o:spid="_x0000_s1031" type="#_x0000_t202" style="position:absolute;margin-left:-.35pt;margin-top:-4.75pt;width:57.35pt;height:50.2pt;z-index:251670528;visibility:visible;mso-wrap-style:square;mso-width-percent:0;mso-height-percent:0;mso-wrap-distance-left:9pt;mso-wrap-distance-top:0;mso-wrap-distance-right:9pt;mso-wrap-distance-bottom:0;mso-position-horizontal:absolute;mso-position-horizontal-relative:text;mso-position-vertical:absolute;mso-position-vertical-relative:text;mso-width-percent:0;mso-height-percent:0;mso-width-relative:page;mso-height-relative:page;v-text-anchor:top" o:gfxdata="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" filled="f" stroked="f">
+                      <v:textbox>
+                        <w:txbxContent>
+                          <w:p>
+                            <w:pPr>
+                              <w:spacing w:before="200" w:after="600" w:line="216" w:lineRule="auto"/>
+                              <w:ind w:left="14"/>
+                              <w:rPr>
+                                <w:rFonts w:hAnsi="+mn-ea"/>
+                                <w:color w:val="000000" w:themeColor="text1"/>
+                                <w:kern w:val="24"/>
+                                <w:sz w:val="56"/>
+                                <w:szCs w:val="56"/>
+                                <w14:ligatures w14:val="none"/>
+                              </w:rPr>
+                            </w:pPr>
+                            <w:r>
+                              <w:rPr>
+                                <w:rFonts w:ascii="Apple Color Emoji" w:hAnsi="Apple Color Emoji" w:cs="Apple Color Emoji"/>
+                                <w:color w:val="000000" w:themeColor="text1"/>
+                                <w:kern w:val="24"/>
+                                <w:sz w:val="56"/>
+                                <w:szCs w:val="56"/>
+                              </w:rPr>
+                              <w:t>⚠️</w:t>
+                            </w:r>
+                          </w:p>
+                        </w:txbxContent>
+                      </v:textbox>
+                    </v:shape>
+                  </w:pict>
+                </mc:Fallback>
+              </mc:AlternateContent>
+            </w:r>
+            <w:r>
+              <w:rPr>
+                <w:noProof/>
+              </w:rPr>
+              <mc:AlternateContent>
+                <mc:Choice Requires="wps">
+                  <w:drawing>
+                    <wp:inline distT="0" distB="0" distL="0" distR="0" wp14:anchorId="169F4A8E" wp14:editId="75DE2C33">
+                      <wp:extent cx="2687541" cy="930303"/>
+                      <wp:effectExtent l="0" t="0" r="5080" b="0"/>
+                      <wp:docPr id="890590335" name="Rounded Rectangle 2"/>
+                      <wp:cNvGraphicFramePr/>
+                      <a:graphic xmlns:a="http://schemas.openxmlformats.org/drawingml/2006/main">
+                        <a:graphicData uri="http://schemas.microsoft.com/office/word/2010/wordprocessingShape">
+                          <wps:wsp>
+                            <wps:cNvSpPr/>
+                            <wps:spPr>
+                              <a:xfrm>
+                                <a:off x="0" y="0"/>
+                                <a:ext cx="2687541" cy="930303"/>
+                              </a:xfrm>
+                              <a:prstGeom prst="roundRect">
+                                <a:avLst/>
+                              </a:prstGeom>
+                              <a:solidFill>
+                                <a:srgbClr val="C00000"/>
+                              </a:solidFill>
+                              <a:ln>
+                                <a:noFill/>
+                              </a:ln>
+                            </wps:spPr>
+                            <wps:style>
+                              <a:lnRef idx="2">
+                                <a:schemeClr val="accent1">
+                                  <a:shade val="15000"/>
+                                </a:schemeClr>
+                              </a:lnRef>
+                              <a:fillRef idx="1">
+                                <a:schemeClr val="accent1"/>
+                              </a:fillRef>
+                              <a:effectRef idx="0">
+                                <a:schemeClr val="accent1"/>
+                              </a:effectRef>
+                              <a:fontRef idx="minor">
+                                <a:schemeClr val="lt1"/>
+                              </a:fontRef>
+                            </wps:style>
+                            <wps:txbx>
+                              <w:txbxContent>
+                                <w:p>
+                                  <w:pPr>
+                                    <w:spacing w:line="560" w:lineRule="exact"/>
+                                    <w:ind w:left="540"/>
+                                    <w:jc w:val="center"/>
+                                    <w:rPr>
+                                      <w:rFonts w:asciiTheme="majorHAnsi" w:hAnsi="Aptos Display"/>
+                                      <w:b/>
+                                      <w:bCs/>
+                                      <w:color w:val="FFFFFF" w:themeColor="light1"/>
+                                      <w:kern w:val="24"/>
+                                      <w:sz w:val="56"/>
+                                      <w:szCs w:val="56"/>
+                                      <w14:ligatures w14:val="none"/>
+                                    </w:rPr>
+                                  </w:pPr>
+                                  <w:r>
+                                    <w:rPr>
+                                      <w:rFonts w:asciiTheme="majorHAnsi" w:hAnsi="Aptos Display"/>
+                                      <w:b/>
+                                      <w:bCs/>
+                                      <w:color w:val="FFFFFF" w:themeColor="light1"/>
+                                      <w:kern w:val="24"/>
+                                      <w:sz w:val="56"/>
+                                      <w:szCs w:val="56"/>
+                                    </w:rPr>
+                                    <w:t>Fin de vie annoncée</w:t>
+                                  </w:r>
+                                </w:p>
+                              </w:txbxContent>
+                            </wps:txbx>
+                            <wps:bodyPr rot="0" spcFirstLastPara="0" vertOverflow="overflow" horzOverflow="overflow" vert="horz" wrap="square" lIns="91440" tIns="45720" rIns="91440" bIns="45720" numCol="1" spcCol="0" rtlCol="0" fromWordArt="0" anchor="ctr" anchorCtr="0" forceAA="0" compatLnSpc="1">
+                              <a:prstTxWarp prst="textNoShape">
+                                <a:avLst/>
+                              </a:prstTxWarp>
+                              <a:noAutofit/>
+                            </wps:bodyPr>
+                          </wps:wsp>
+                        </a:graphicData>
+                      </a:graphic>
+                    </wp:inline>
+                  </w:drawing>
+                </mc:Choice>
+                <mc:Fallback>
+                  <w:pict>
+                    <v:roundrect w14:anchorId="169F4A8E" id="Rounded Rectangle 2" o:spid="_x0000_s1032" style="width:211.6pt;height:73.25pt;visibility:visible;mso-wrap-style:square;mso-left-percent:-10001;mso-top-percent:-10001;mso-position-horizontal:absolute;mso-position-horizontal-relative:char;mso-position-vertical:absolute;mso-position-vertical-relative:line;mso-left-percent:-10001;mso-top-percent:-10001;v-text-anchor:middle" arcsize="10923f" o:gfxdata="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" fillcolor="#c00000" stroked="f" strokeweight="1pt">
+                      <v:stroke joinstyle="miter"/>
+                      <v:textbox>
+                        <w:txbxContent>
+                          <w:p>
+                            <w:pPr>
+                              <w:spacing w:line="560" w:lineRule="exact"/>
+                              <w:ind w:left="540"/>
+                              <w:jc w:val="center"/>
+                              <w:rPr>
+                                <w:rFonts w:asciiTheme="majorHAnsi" w:hAnsi="Aptos Display"/>
+                                <w:b/>
+                                <w:bCs/>
+                                <w:color w:val="FFFFFF" w:themeColor="light1"/>
+                                <w:kern w:val="24"/>
+                                <w:sz w:val="56"/>
+                                <w:szCs w:val="56"/>
+                                <w14:ligatures w14:val="none"/>
+                              </w:rPr>
+                            </w:pPr>
+                            <w:r>
+                              <w:rPr>
+                                <w:rFonts w:asciiTheme="majorHAnsi" w:hAnsi="Aptos Display"/>
+                                <w:b/>
+                                <w:bCs/>
+                                <w:color w:val="FFFFFF" w:themeColor="light1"/>
+                                <w:kern w:val="24"/>
+                                <w:sz w:val="56"/>
+                                <w:szCs w:val="56"/>
+                              </w:rPr>
+                              <w:t>Fin de vie annoncée</w:t>
+                            </w:r>
+                          </w:p>
+                        </w:txbxContent>
+                      </v:textbox>
+                      <w10:anchorlock/>
+                    </v:roundrect>
+                  </w:pict>
+                </mc:Fallback>
+              </mc:AlternateContent>
+            </w:r>
+          </w:p>
+          <w:p/>
+          <w:p/>
+        </w:tc>
+        <w:tc>
+          <w:tcPr>
+            <w:tcW w:w="8185" w:type="dxa"/>
+          </w:tcPr>
+          <w:p>
+            <w:pPr>
+              <w:rPr>
+                <w:sz w:val="32"/>
+                <w:szCs w:val="32"/>
+                <w:lang w:val="en-CA"/>
+              </w:rPr>
+            </w:pPr>
+            <w:r>
+              <w:rPr>
+                <w:sz w:val="32"/>
+                <w:szCs w:val="32"/>
+              </w:rPr>
+              <w:t xml:space="preserve">Le propriétaire du logiciel PL a annoncé la </w:t>
+            </w:r>
+            <w:r>
+              <w:rPr>
+                <w:b/>
+                <w:bCs/>
+                <w:sz w:val="32"/>
+                <w:szCs w:val="32"/>
+              </w:rPr>
+              <w:t>fin de vie du produit</w:t>
+            </w:r>
+            <w:r>
+              <w:rPr>
+                <w:sz w:val="32"/>
+                <w:szCs w:val="32"/>
+              </w:rPr>
+              <w:t xml:space="preserve">. Il ne sera plus développé, ni supporté. Il est d'ailleurs laissé à la dérive depuis plusieurs années. </w:t>
+            </w:r>
+          </w:p>
+        </w:tc>
+      </w:tr>
+      <w:tr>
+        <w:tc>
+          <w:tcPr>
+            <w:tcW w:w="4765" w:type="dxa"/>
+          </w:tcPr>
+          <w:p>
+            <w:r>
+              <mc:AlternateContent>
+                <mc:Choice Requires="wps">
+                  <w:drawing>
+                    <wp:anchor distT="0" distB="0" distL="114300" distR="114300" simplePos="0" relativeHeight="251672576" behindDoc="0" locked="0" layoutInCell="1" allowOverlap="1" wp14:anchorId="6897BDC7" wp14:editId="75B8B5B0">
+                      <wp:simplePos x="0" y="0"/>
+                      <wp:positionH relativeFrom="column">
+                        <wp:posOffset>38735</wp:posOffset>
+                      </wp:positionH>
+                      <wp:positionV relativeFrom="paragraph">
+                        <wp:posOffset>-41634</wp:posOffset>
+                      </wp:positionV>
+                      <wp:extent cx="728134" cy="637412"/>
+                      <wp:effectExtent l="0" t="0" r="0" b="0"/>
+                      <wp:wrapNone/>
+                      <wp:docPr id="1965975112" name="Content Placeholder 2"/>
+                      <wp:cNvGraphicFramePr xmlns:a="http://schemas.openxmlformats.org/drawingml/2006/main">
+                        <a:graphicFrameLocks xmlns:a="http://schemas.openxmlformats.org/drawingml/2006/main"/>
+                      </wp:cNvGraphicFramePr>
+                      <a:graphic xmlns:a="http://schemas.openxmlformats.org/drawingml/2006/main">
+                        <a:graphicData uri="http://schemas.microsoft.com/office/word/2010/wordprocessingShape">
+                          <wps:wsp>
+                            <wps:cNvSpPr txBox="1">
+                              <a:spLocks/>
+                            </wps:cNvSpPr>
+                            <wps:spPr>
+                              <a:xfrm>
+                                <a:off x="0" y="0"/>
+                                <a:ext cx="728134" cy="637412"/>
+                              </a:xfrm>
+                              <a:prstGeom prst="rect">
+                                <a:avLst/>
+                              </a:prstGeom>
+                            </wps:spPr>
+                            <wps:txbx>
+                              <w:txbxContent>
+                                <w:p>
+                                  <w:pPr>
+                                    <w:spacing w:before="200" w:after="600" w:line="216" w:lineRule="auto"/>
+                                    <w:ind w:left="14"/>
+                                    <w:rPr>
+                                      <w:rFonts w:hAnsi="+mn-ea"/>
+                                      <w:color w:val="000000" w:themeColor="text1"/>
+                                      <w:kern w:val="24"/>
+                                      <w:sz w:val="56"/>
+                                      <w:szCs w:val="56"/>
+                                      <w14:ligatures w14:val="none"/>
+                                    </w:rPr>
+                                  </w:pPr>
+                                  <w:r>
+                                    <w:rPr>
+                                      <w:rFonts w:ascii="Apple Color Emoji" w:hAnsi="Apple Color Emoji" w:cs="Apple Color Emoji"/>
+                                      <w:color w:val="000000" w:themeColor="text1"/>
+                                      <w:kern w:val="24"/>
+                                      <w:sz w:val="56"/>
+                                      <w:szCs w:val="56"/>
+                                    </w:rPr>
+                                    <w:t>⚠️</w:t>
+                                  </w:r>
+                                </w:p>
+                              </w:txbxContent>
+                            </wps:txbx>
+                            <wps:bodyPr vert="horz" lIns="91440" tIns="45720" rIns="91440" bIns="45720" rtlCol="0">
+                              <a:normAutofit/>
+                            </wps:bodyPr>
+                          </wps:wsp>
+                        </a:graphicData>
+                      </a:graphic>
+                      <wp14:sizeRelH relativeFrom="page">
+                        <wp14:pctWidth>0</wp14:pctWidth>
+                      </wp14:sizeRelH>
+                      <wp14:sizeRelV relativeFrom="page">
+                        <wp14:pctHeight>0</wp14:pctHeight>
+                      </wp14:sizeRelV>
+                    </wp:anchor>
+                  </w:drawing>
+                </mc:Choice>
+                <mc:Fallback>
+                  <w:pict>
+                    <v:shape w14:anchorId="6897BDC7" id="_x0000_s1033" type="#_x0000_t202" style="position:absolute;margin-left:3.05pt;margin-top:-3.3pt;width:57.35pt;height:50.2pt;z-index:251672576;visibility:visible;mso-wrap-style:square;mso-width-percent:0;mso-height-percent:0;mso-wrap-distance-left:9pt;mso-wrap-distance-top:0;mso-wrap-distance-right:9pt;mso-wrap-distance-bottom:0;mso-position-horizontal:absolute;mso-position-horizontal-relative:text;mso-position-vertical:absolute;mso-position-vertical-relative:text;mso-width-percent:0;mso-height-percent:0;mso-width-relative:page;mso-height-relative:page;v-text-anchor:top" o:gfxdata="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" filled="f" stroked="f">
+                      <v:textbox>
+                        <w:txbxContent>
+                          <w:p>
+                            <w:pPr>
+                              <w:spacing w:before="200" w:after="600" w:line="216" w:lineRule="auto"/>
+                              <w:ind w:left="14"/>
+                              <w:rPr>
+                                <w:rFonts w:hAnsi="+mn-ea"/>
+                                <w:color w:val="000000" w:themeColor="text1"/>
+                                <w:kern w:val="24"/>
+                                <w:sz w:val="56"/>
+                                <w:szCs w:val="56"/>
+                                <w14:ligatures w14:val="none"/>
+                              </w:rPr>
+                            </w:pPr>
+                            <w:r>
+                              <w:rPr>
+                                <w:rFonts w:ascii="Apple Color Emoji" w:hAnsi="Apple Color Emoji" w:cs="Apple Color Emoji"/>
+                                <w:color w:val="000000" w:themeColor="text1"/>
+                                <w:kern w:val="24"/>
+                                <w:sz w:val="56"/>
+                                <w:szCs w:val="56"/>
+                              </w:rPr>
+                              <w:t>⚠️</w:t>
+                            </w:r>
+                          </w:p>
+                        </w:txbxContent>
+                      </v:textbox>
+                    </v:shape>
+                  </w:pict>
+                </mc:Fallback>
+              </mc:AlternateContent>
+            </w:r>
+            <w:r>
+              <w:rPr>
+                <w:noProof/>
+              </w:rPr>
+              <mc:AlternateContent>
+                <mc:Choice Requires="wps">
+                  <w:drawing>
+                    <wp:inline distT="0" distB="0" distL="0" distR="0" wp14:anchorId="32ADD780" wp14:editId="5231127B">
+                      <wp:extent cx="2687541" cy="930303"/>
+                      <wp:effectExtent l="0" t="0" r="5080" b="0"/>
+                      <wp:docPr id="1372193312" name="Rounded Rectangle 2"/>
+                      <wp:cNvGraphicFramePr/>
+                      <a:graphic xmlns:a="http://schemas.openxmlformats.org/drawingml/2006/main">
+                        <a:graphicData uri="http://schemas.microsoft.com/office/word/2010/wordprocessingShape">
+                          <wps:wsp>
+                            <wps:cNvSpPr/>
+                            <wps:spPr>
+                              <a:xfrm>
+                                <a:off x="0" y="0"/>
+                                <a:ext cx="2687541" cy="930303"/>
+                              </a:xfrm>
+                              <a:prstGeom prst="roundRect">
+                                <a:avLst/>
+                              </a:prstGeom>
+                              <a:solidFill>
+                                <a:srgbClr val="C00000"/>
+                              </a:solidFill>
+                              <a:ln>
+                                <a:noFill/>
+                              </a:ln>
+                            </wps:spPr>
+                            <wps:style>
+                              <a:lnRef idx="2">
+                                <a:schemeClr val="accent1">
+                                  <a:shade val="15000"/>
+                                </a:schemeClr>
+                              </a:lnRef>
+                              <a:fillRef idx="1">
+                                <a:schemeClr val="accent1"/>
+                              </a:fillRef>
+                              <a:effectRef idx="0">
+                                <a:schemeClr val="accent1"/>
+                              </a:effectRef>
+                              <a:fontRef idx="minor">
+                                <a:schemeClr val="lt1"/>
+                              </a:fontRef>
+                            </wps:style>
+                            <wps:txbx>
+                              <w:txbxContent>
+                                <w:p>
+                                  <w:pPr>
+                                    <w:spacing w:line="560" w:lineRule="exact"/>
+                                    <w:ind w:left="540"/>
+                                    <w:jc w:val="center"/>
+                                    <w:rPr>
+                                      <w:rFonts w:asciiTheme="majorHAnsi" w:hAnsi="Aptos Display"/>
+                                      <w:b/>
+                                      <w:bCs/>
+                                      <w:color w:val="FFFFFF" w:themeColor="light1"/>
+                                      <w:kern w:val="24"/>
+                                      <w:sz w:val="56"/>
+                                      <w:szCs w:val="56"/>
+                                    </w:rPr>
+                                  </w:pPr>
+                                  <w:r>
+                                    <w:rPr>
+                                      <w:rFonts w:asciiTheme="majorHAnsi" w:hAnsi="Aptos Display"/>
+                                      <w:b/>
+                                      <w:bCs/>
+                                      <w:color w:val="FFFFFF" w:themeColor="light1"/>
+                                      <w:kern w:val="24"/>
+                                      <w:sz w:val="56"/>
+                                      <w:szCs w:val="56"/>
+                                    </w:rPr>
+                                    <w:t>Technologie</w:t>
+                                  </w:r>
+                                </w:p>
+                                <w:p>
+                                  <w:pPr>
+                                    <w:spacing w:line="560" w:lineRule="exact"/>
+                                    <w:ind w:left="540"/>
+                                    <w:jc w:val="center"/>
+                                    <w:rPr>
+                                      <w:rFonts w:asciiTheme="majorHAnsi" w:hAnsi="Aptos Display"/>
+                                      <w:b/>
+                                      <w:bCs/>
+                                      <w:color w:val="FFFFFF" w:themeColor="light1"/>
+                                      <w:kern w:val="24"/>
+                                      <w:sz w:val="56"/>
+                                      <w:szCs w:val="56"/>
+                                      <w14:ligatures w14:val="none"/>
+                                    </w:rPr>
+                                  </w:pPr>
+                                  <w:r>
+                                    <w:rPr>
+                                      <w:rFonts w:asciiTheme="majorHAnsi" w:hAnsi="Aptos Display"/>
+                                      <w:b/>
+                                      <w:bCs/>
+                                      <w:color w:val="FFFFFF" w:themeColor="light1"/>
+                                      <w:kern w:val="24"/>
+                                      <w:sz w:val="56"/>
+                                      <w:szCs w:val="56"/>
+                                    </w:rPr>
+                                    <w:t>obsolète</w:t>
+                                  </w:r>
+                                </w:p>
+                              </w:txbxContent>
+                            </wps:txbx>
+                            <wps:bodyPr rot="0" spcFirstLastPara="0" vertOverflow="overflow" horzOverflow="overflow" vert="horz" wrap="square" lIns="91440" tIns="45720" rIns="91440" bIns="45720" numCol="1" spcCol="0" rtlCol="0" fromWordArt="0" anchor="ctr" anchorCtr="0" forceAA="0" compatLnSpc="1">
+                              <a:prstTxWarp prst="textNoShape">
+                                <a:avLst/>
+                              </a:prstTxWarp>
+                              <a:noAutofit/>
+                            </wps:bodyPr>
+                          </wps:wsp>
+                        </a:graphicData>
+                      </a:graphic>
+                    </wp:inline>
+                  </w:drawing>
+                </mc:Choice>
+                <mc:Fallback>
+                  <w:pict>
+                    <v:roundrect w14:anchorId="32ADD780" id="_x0000_s1034" style="width:211.6pt;height:73.25pt;visibility:visible;mso-wrap-style:square;mso-left-percent:-10001;mso-top-percent:-10001;mso-position-horizontal:absolute;mso-position-horizontal-relative:char;mso-position-vertical:absolute;mso-position-vertical-relative:line;mso-left-percent:-10001;mso-top-percent:-10001;v-text-anchor:middle" arcsize="10923f" o:gfxdata="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" fillcolor="#c00000" stroked="f" strokeweight="1pt">
+                      <v:stroke joinstyle="miter"/>
+                      <v:textbox>
+                        <w:txbxContent>
+                          <w:p>
+                            <w:pPr>
+                              <w:spacing w:line="560" w:lineRule="exact"/>
+                              <w:ind w:left="540"/>
+                              <w:jc w:val="center"/>
+                              <w:rPr>
+                                <w:rFonts w:asciiTheme="majorHAnsi" w:hAnsi="Aptos Display"/>
+                                <w:b/>
+                                <w:bCs/>
+                                <w:color w:val="FFFFFF" w:themeColor="light1"/>
+                                <w:kern w:val="24"/>
+                                <w:sz w:val="56"/>
+                                <w:szCs w:val="56"/>
+                              </w:rPr>
+                            </w:pPr>
+                            <w:r>
+                              <w:rPr>
+                                <w:rFonts w:asciiTheme="majorHAnsi" w:hAnsi="Aptos Display"/>
+                                <w:b/>
+                                <w:bCs/>
+                                <w:color w:val="FFFFFF" w:themeColor="light1"/>
+                                <w:kern w:val="24"/>
+                                <w:sz w:val="56"/>
+                                <w:szCs w:val="56"/>
+                              </w:rPr>
+                              <w:t>Technologie</w:t>
+                            </w:r>
+                          </w:p>
+                          <w:p>
+                            <w:pPr>
+                              <w:spacing w:line="560" w:lineRule="exact"/>
+                              <w:ind w:left="540"/>
+                              <w:jc w:val="center"/>
+                              <w:rPr>
+                                <w:rFonts w:asciiTheme="majorHAnsi" w:hAnsi="Aptos Display"/>
+                                <w:b/>
+                                <w:bCs/>
+                                <w:color w:val="FFFFFF" w:themeColor="light1"/>
+                                <w:kern w:val="24"/>
+                                <w:sz w:val="56"/>
+                                <w:szCs w:val="56"/>
+                                <w14:ligatures w14:val="none"/>
+                              </w:rPr>
+                            </w:pPr>
+                            <w:r>
+                              <w:rPr>
+                                <w:rFonts w:asciiTheme="majorHAnsi" w:hAnsi="Aptos Display"/>
+                                <w:b/>
+                                <w:bCs/>
+                                <w:color w:val="FFFFFF" w:themeColor="light1"/>
+                                <w:kern w:val="24"/>
+                                <w:sz w:val="56"/>
+                                <w:szCs w:val="56"/>
+                              </w:rPr>
+                              <w:t>obsolète</w:t>
+                            </w:r>
+                          </w:p>
+                        </w:txbxContent>
+                      </v:textbox>
+                      <w10:anchorlock/>
+                    </v:roundrect>
+                  </w:pict>
+                </mc:Fallback>
+              </mc:AlternateContent>
+            </w:r>
+          </w:p>
+          <w:p/>
+          <w:p/>
+        </w:tc>
+        <w:tc>
+          <w:tcPr>
+            <w:tcW w:w="8185" w:type="dxa"/>
+          </w:tcPr>
+          <w:p>
+            <w:pPr>
+              <w:rPr>
+                <w:sz w:val="32"/>
+                <w:szCs w:val="32"/>
+                <w:lang w:val="en-CA"/>
+              </w:rPr>
+            </w:pPr>
+            <w:r>
+              <w:rPr>
+                <w:sz w:val="32"/>
+                <w:szCs w:val="32"/>
+              </w:rPr>
+              <w:t xml:space="preserve">Le logiciel PL étant conçu avec des technologies qui datent, il est </w:t>
+            </w:r>
+            <w:r>
+              <w:rPr>
+                <w:b/>
+                <w:bCs/>
+                <w:sz w:val="32"/>
+                <w:szCs w:val="32"/>
+              </w:rPr>
+              <w:t xml:space="preserve">très incertain </w:t>
+            </w:r>
+            <w:r>
+              <w:rPr>
+                <w:sz w:val="32"/>
+                <w:szCs w:val="32"/>
+              </w:rPr>
+              <w:t>que le logiciel continuera de fonctionner dans le futur, rendant l'accessibilité aux données historiques incertain.</w:t>
+            </w:r>
+          </w:p>
+        </w:tc>
+      </w:tr>
+      <w:tr>
+        <w:tc>
+          <w:tcPr>
+            <w:tcW w:w="4765" w:type="dxa"/>
+          </w:tcPr>
+          <w:p>
+            <w:r>
+              <mc:AlternateContent>
+                <mc:Choice Requires="wps">
+                  <w:drawing>
+                    <wp:anchor distT="0" distB="0" distL="114300" distR="114300" simplePos="0" relativeHeight="251674624" behindDoc="0" locked="0" layoutInCell="1" allowOverlap="1" wp14:anchorId="60C5DBC0" wp14:editId="2A3B4DF1">
+                      <wp:simplePos x="0" y="0"/>
+                      <wp:positionH relativeFrom="column">
+                        <wp:posOffset>38735</wp:posOffset>
+                      </wp:positionH>
+                      <wp:positionV relativeFrom="paragraph">
+                        <wp:posOffset>-21314</wp:posOffset>
+                      </wp:positionV>
+                      <wp:extent cx="728134" cy="637412"/>
+                      <wp:effectExtent l="0" t="0" r="0" b="0"/>
+                      <wp:wrapNone/>
+                      <wp:docPr id="274955708" name="Content Placeholder 2"/>
+                      <wp:cNvGraphicFramePr xmlns:a="http://schemas.openxmlformats.org/drawingml/2006/main">
+                        <a:graphicFrameLocks xmlns:a="http://schemas.openxmlformats.org/drawingml/2006/main"/>
+                      </wp:cNvGraphicFramePr>
+                      <a:graphic xmlns:a="http://schemas.openxmlformats.org/drawingml/2006/main">
+                        <a:graphicData uri="http://schemas.microsoft.com/office/word/2010/wordprocessingShape">
+                          <wps:wsp>
+                            <wps:cNvSpPr txBox="1">
+                              <a:spLocks/>
+                            </wps:cNvSpPr>
+                            <wps:spPr>
+                              <a:xfrm>
+                                <a:off x="0" y="0"/>
+                                <a:ext cx="728134" cy="637412"/>
+                              </a:xfrm>
+                              <a:prstGeom prst="rect">
+                                <a:avLst/>
+                              </a:prstGeom>
+                            </wps:spPr>
+                            <wps:txbx>
+                              <w:txbxContent>
+                                <w:p>
+                                  <w:pPr>
+                                    <w:spacing w:before="200" w:after="600" w:line="216" w:lineRule="auto"/>
+                                    <w:ind w:left="14"/>
+                                    <w:rPr>
+                                      <w:rFonts w:hAnsi="+mn-ea"/>
+                                      <w:color w:val="000000" w:themeColor="text1"/>
+                                      <w:kern w:val="24"/>
+                                      <w:sz w:val="56"/>
+                                      <w:szCs w:val="56"/>
+                                      <w14:ligatures w14:val="none"/>
+                                    </w:rPr>
+                                  </w:pPr>
+                                  <w:r>
+                                    <w:rPr>
+                                      <w:rFonts w:ascii="Apple Color Emoji" w:hAnsi="Apple Color Emoji" w:cs="Apple Color Emoji"/>
+                                      <w:color w:val="000000" w:themeColor="text1"/>
+                                      <w:kern w:val="24"/>
+                                      <w:sz w:val="56"/>
+                                      <w:szCs w:val="56"/>
+                                    </w:rPr>
+                                    <w:t>⚠️</w:t>
+                                  </w:r>
+                                </w:p>
+                              </w:txbxContent>
+                            </wps:txbx>
+                            <wps:bodyPr vert="horz" lIns="91440" tIns="45720" rIns="91440" bIns="45720" rtlCol="0">
+                              <a:normAutofit/>
+                            </wps:bodyPr>
+                          </wps:wsp>
+                        </a:graphicData>
+                      </a:graphic>
+                      <wp14:sizeRelH relativeFrom="page">
+                        <wp14:pctWidth>0</wp14:pctWidth>
+                      </wp14:sizeRelH>
+                      <wp14:sizeRelV relativeFrom="page">
+                        <wp14:pctHeight>0</wp14:pctHeight>
+                      </wp14:sizeRelV>
+                    </wp:anchor>
+                  </w:drawing>
+                </mc:Choice>
+                <mc:Fallback>
+                  <w:pict>
+                    <v:shape w14:anchorId="60C5DBC0" id="_x0000_s1035" type="#_x0000_t202" style="position:absolute;margin-left:3.05pt;margin-top:-1.7pt;width:57.35pt;height:50.2pt;z-index:251674624;visibility:visible;mso-wrap-style:square;mso-width-percent:0;mso-height-percent:0;mso-wrap-distance-left:9pt;mso-wrap-distance-top:0;mso-wrap-distance-right:9pt;mso-wrap-distance-bottom:0;mso-position-horizontal:absolute;mso-position-horizontal-relative:text;mso-position-vertical:absolute;mso-position-vertical-relative:text;mso-width-percent:0;mso-height-percent:0;mso-width-relative:page;mso-height-relative:page;v-text-anchor:top" o:gfxdata="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" filled="f" stroked="f">
+                      <v:textbox>
+                        <w:txbxContent>
+                          <w:p>
+                            <w:pPr>
+                              <w:spacing w:before="200" w:after="600" w:line="216" w:lineRule="auto"/>
+                              <w:ind w:left="14"/>
+                              <w:rPr>
+                                <w:rFonts w:hAnsi="+mn-ea"/>
+                                <w:color w:val="000000" w:themeColor="text1"/>
+                                <w:kern w:val="24"/>
+                                <w:sz w:val="56"/>
+                                <w:szCs w:val="56"/>
+                                <w14:ligatures w14:val="none"/>
+                              </w:rPr>
+                            </w:pPr>
+                            <w:r>
+                              <w:rPr>
+                                <w:rFonts w:ascii="Apple Color Emoji" w:hAnsi="Apple Color Emoji" w:cs="Apple Color Emoji"/>
+                                <w:color w:val="000000" w:themeColor="text1"/>
+                                <w:kern w:val="24"/>
+                                <w:sz w:val="56"/>
+                                <w:szCs w:val="56"/>
+                              </w:rPr>
+                              <w:t>⚠️</w:t>
+                            </w:r>
+                          </w:p>
+                        </w:txbxContent>
+                      </v:textbox>
+                    </v:shape>
+                  </w:pict>
+                </mc:Fallback>
+              </mc:AlternateContent>
+            </w:r>
+            <w:r>
+              <w:rPr>
+                <w:noProof/>
+              </w:rPr>
+              <mc:AlternateContent>
+                <mc:Choice Requires="wps">
+                  <w:drawing>
+                    <wp:inline distT="0" distB="0" distL="0" distR="0" wp14:anchorId="20ED330D" wp14:editId="6BE8FC83">
+                      <wp:extent cx="2687541" cy="1240404"/>
+                      <wp:effectExtent l="0" t="0" r="5080" b="4445"/>
+                      <wp:docPr id="2014300875" name="Rounded Rectangle 2"/>
+                      <wp:cNvGraphicFramePr/>
+                      <a:graphic xmlns:a="http://schemas.openxmlformats.org/drawingml/2006/main">
+                        <a:graphicData uri="http://schemas.microsoft.com/office/word/2010/wordprocessingShape">
+                          <wps:wsp>
+                            <wps:cNvSpPr/>
+                            <wps:spPr>
+                              <a:xfrm>
+                                <a:off x="0" y="0"/>
+                                <a:ext cx="2687541" cy="1240404"/>
+                              </a:xfrm>
+                              <a:prstGeom prst="roundRect">
+                                <a:avLst/>
+                              </a:prstGeom>
+                              <a:solidFill>
+                                <a:srgbClr val="C00000"/>
+                              </a:solidFill>
+                              <a:ln>
+                                <a:noFill/>
+                              </a:ln>
+                            </wps:spPr>
+                            <wps:style>
+                              <a:lnRef idx="2">
+                                <a:schemeClr val="accent1">
+                                  <a:shade val="15000"/>
+                                </a:schemeClr>
+                              </a:lnRef>
+                              <a:fillRef idx="1">
+                                <a:schemeClr val="accent1"/>
+                              </a:fillRef>
+                              <a:effectRef idx="0">
+                                <a:schemeClr val="accent1"/>
+                              </a:effectRef>
+                              <a:fontRef idx="minor">
+                                <a:schemeClr val="lt1"/>
+                              </a:fontRef>
+                            </wps:style>
+                            <wps:txbx>
+                              <w:txbxContent>
+                                <w:p>
+                                  <w:pPr>
+                                    <w:spacing w:line="560" w:lineRule="exact"/>
+                                    <w:ind w:left="540"/>
+                                    <w:jc w:val="center"/>
+                                    <w:rPr>
+                                      <w:rFonts w:asciiTheme="majorHAnsi" w:hAnsi="Aptos Display"/>
+                                      <w:b/>
+                                      <w:bCs/>
+                                      <w:color w:val="FFFFFF" w:themeColor="light1"/>
+                                      <w:kern w:val="24"/>
+                                      <w:sz w:val="56"/>
+                                      <w:szCs w:val="56"/>
+                                      <w14:ligatures w14:val="none"/>
+                                    </w:rPr>
+                                  </w:pPr>
+                                  <w:r>
+                                    <w:rPr>
+                                      <w:rFonts w:asciiTheme="majorHAnsi" w:hAnsi="Aptos Display"/>
+                                      <w:b/>
+                                      <w:bCs/>
+                                      <w:color w:val="FFFFFF" w:themeColor="light1"/>
+                                      <w:kern w:val="24"/>
+                                      <w:sz w:val="56"/>
+                                      <w:szCs w:val="56"/>
+                                    </w:rPr>
+                                    <w:t>Données historiques captives</w:t>
+                                  </w:r>
+                                </w:p>
+                              </w:txbxContent>
+                            </wps:txbx>
+                            <wps:bodyPr rot="0" spcFirstLastPara="0" vertOverflow="overflow" horzOverflow="overflow" vert="horz" wrap="square" lIns="91440" tIns="45720" rIns="91440" bIns="45720" numCol="1" spcCol="0" rtlCol="0" fromWordArt="0" anchor="ctr" anchorCtr="0" forceAA="0" compatLnSpc="1">
+                              <a:prstTxWarp prst="textNoShape">
+                                <a:avLst/>
+                              </a:prstTxWarp>
+                              <a:noAutofit/>
+                            </wps:bodyPr>
+                          </wps:wsp>
+                        </a:graphicData>
+                      </a:graphic>
+                    </wp:inline>
+                  </w:drawing>
+                </mc:Choice>
+                <mc:Fallback>
+                  <w:pict>
+                    <v:roundrect w14:anchorId="20ED330D" id="_x0000_s1036" style="width:211.6pt;height:97.65pt;visibility:visible;mso-wrap-style:square;mso-left-percent:-10001;mso-top-percent:-10001;mso-position-horizontal:absolute;mso-position-horizontal-relative:char;mso-position-vertical:absolute;mso-position-vertical-relative:line;mso-left-percent:-10001;mso-top-percent:-10001;v-text-anchor:middle" arcsize="10923f" o:gfxdata="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" fillcolor="#c00000" stroked="f" strokeweight="1pt">
+                      <v:stroke joinstyle="miter"/>
+                      <v:textbox>
+                        <w:txbxContent>
+                          <w:p>
+                            <w:pPr>
+                              <w:spacing w:line="560" w:lineRule="exact"/>
+                              <w:ind w:left="540"/>
+                              <w:jc w:val="center"/>
+                              <w:rPr>
+                                <w:rFonts w:asciiTheme="majorHAnsi" w:hAnsi="Aptos Display"/>
+                                <w:b/>
+                                <w:bCs/>
+                                <w:color w:val="FFFFFF" w:themeColor="light1"/>
+                                <w:kern w:val="24"/>
+                                <w:sz w:val="56"/>
+                                <w:szCs w:val="56"/>
+                                <w14:ligatures w14:val="none"/>
+                              </w:rPr>
+                            </w:pPr>
+                            <w:r>
+                              <w:rPr>
+                                <w:rFonts w:asciiTheme="majorHAnsi" w:hAnsi="Aptos Display"/>
+                                <w:b/>
+                                <w:bCs/>
+                                <w:color w:val="FFFFFF" w:themeColor="light1"/>
+                                <w:kern w:val="24"/>
+                                <w:sz w:val="56"/>
+                                <w:szCs w:val="56"/>
+                              </w:rPr>
+                              <w:t>Données historiques captives</w:t>
+                            </w:r>
+                          </w:p>
+                        </w:txbxContent>
+                      </v:textbox>
+                      <w10:anchorlock/>
+                    </v:roundrect>
+                  </w:pict>
+                </mc:Fallback>
+              </mc:AlternateContent>
+            </w:r>
+          </w:p>
+          <w:p/>
+        </w:tc>
+        <w:tc>
+          <w:tcPr>
+            <w:tcW w:w="8185" w:type="dxa"/>
+          </w:tcPr>
+          <w:p>
+            <w:pPr>
+              <w:rPr>
+                <w:sz w:val="32"/>
+                <w:szCs w:val="32"/>
+                <w:lang w:val="en-CA"/>
+              </w:rPr>
+            </w:pPr>
+            <w:r>
+              <w:rPr>
+                <w:sz w:val="32"/>
+                <w:szCs w:val="32"/>
+              </w:rPr>
+              <w:t>Le logiciel PL ne permet d'exporter qu'</w:t>
+            </w:r>
+            <w:r>
+              <w:rPr>
+                <w:b/>
+                <w:bCs/>
+                <w:sz w:val="32"/>
+                <w:szCs w:val="32"/>
+              </w:rPr>
+              <w:t xml:space="preserve">une fraction </w:t>
+            </w:r>
+            <w:r>
+              <w:rPr>
+                <w:sz w:val="32"/>
+                <w:szCs w:val="32"/>
+              </w:rPr>
+              <w:t xml:space="preserve">de ses données. La majorité des données accumulées au fils des ans est donc captive dans une base de données monolithique sous un format propriétaire aussi abandonné. </w:t>
+            </w:r>
+          </w:p>
+        </w:tc>
+      </w:tr>
+    </w:tbl>
+    <w:p/>
+    <w:p/>
+    <w:p>
+      <w:pPr>
+        <w:rPr>
+          <w:rFonts w:asciiTheme="majorHAnsi" w:eastAsiaTheme="majorEastAsia" w:hAnsiTheme="majorHAnsi" w:cstheme="majorBidi"/>
+          <w:color w:val="0F4761" w:themeColor="accent1" w:themeShade="BF"/>
+          <w:sz w:val="40"/>
+          <w:szCs w:val="40"/>
+        </w:rPr>
+      </w:pPr>
+      <w:r>
+        <w:br w:type="page"/>
+      </w:r>
+    </w:p>
+    <w:p>
+      <w:pPr>
+        <w:pStyle w:val="Heading1"/>
+      </w:pPr>
+    </w:p>
+    <w:p>
+      <w:pPr>
+        <w:rPr>
+          <w:rFonts w:asciiTheme="majorHAnsi" w:eastAsiaTheme="majorEastAsia" w:hAnsiTheme="majorHAnsi" w:cstheme="majorBidi"/>
+          <w:color w:val="0F4761" w:themeColor="accent1" w:themeShade="BF"/>
+          <w:sz w:val="40"/>
+          <w:szCs w:val="40"/>
+        </w:rPr>
+      </w:pPr>
+      <w:r>
+        <w:br w:type="page"/>
+      </w:r>
+    </w:p>
+    <w:p>
+      <w:pPr>
+        <w:pStyle w:val="Heading1"/>
+      </w:pPr>
+    </w:p>
+    <w:p>
+      <w:pPr>
+        <w:rPr>
+          <w:rFonts w:asciiTheme="majorHAnsi" w:eastAsiaTheme="majorEastAsia" w:hAnsiTheme="majorHAnsi" w:cstheme="majorBidi"/>
+          <w:color w:val="0F4761" w:themeColor="accent1" w:themeShade="BF"/>
+          <w:sz w:val="40"/>
+          <w:szCs w:val="40"/>
+        </w:rPr>
+      </w:pPr>
+      <w:r>
+        <w:br w:type="page"/>
+      </w:r>
+    </w:p>
+    <w:p>
+      <w:pPr>
+        <w:pStyle w:val="Heading1"/>
+      </w:pPr>
+    </w:p>
+    <w:p>
+      <w:pPr>
+        <w:rPr>
+          <w:rFonts w:asciiTheme="majorHAnsi" w:eastAsiaTheme="majorEastAsia" w:hAnsiTheme="majorHAnsi" w:cstheme="majorBidi"/>
+          <w:color w:val="0F4761" w:themeColor="accent1" w:themeShade="BF"/>
+          <w:sz w:val="40"/>
+          <w:szCs w:val="40"/>
+        </w:rPr>
+      </w:pPr>
+      <w:r>
+        <w:br w:type="page"/>
+      </w:r>
+    </w:p>
+    <w:p>
+      <w:pPr>
+        <w:pStyle w:val="Heading1"/>
+      </w:pPr>
+    </w:p>
+    <w:p>
+      <w:pPr>
+        <w:rPr>
+          <w:rFonts w:asciiTheme="majorHAnsi" w:eastAsiaTheme="majorEastAsia" w:hAnsiTheme="majorHAnsi" w:cstheme="majorBidi"/>
+          <w:color w:val="0F4761" w:themeColor="accent1" w:themeShade="BF"/>
+          <w:sz w:val="40"/>
+          <w:szCs w:val="40"/>
+        </w:rPr>
+      </w:pPr>
+      <w:r>
+        <w:br w:type="page"/>
+      </w:r>
+    </w:p>
+    <w:p>
+      <w:pPr>
+        <w:pStyle w:val="Heading1"/>
+      </w:pPr>
+    </w:p>
+    <w:p>
+      <w:pPr>
+        <w:rPr>
+          <w:rFonts w:asciiTheme="majorHAnsi" w:eastAsiaTheme="majorEastAsia" w:hAnsiTheme="majorHAnsi" w:cstheme="majorBidi"/>
+          <w:color w:val="0F4761" w:themeColor="accent1" w:themeShade="BF"/>
+          <w:sz w:val="40"/>
+          <w:szCs w:val="40"/>
+        </w:rPr>
+      </w:pPr>
+      <w:r>
+        <w:br w:type="page"/>
+      </w:r>
+    </w:p>
+    <w:p>
+      <w:pPr>
+        <w:pStyle w:val="Heading1"/>
+      </w:pPr>
+    </w:p>
+    <w:p>
+      <w:pPr>
+        <w:rPr>
+          <w:rFonts w:asciiTheme="majorHAnsi" w:eastAsiaTheme="majorEastAsia" w:hAnsiTheme="majorHAnsi" w:cstheme="majorBidi"/>
+          <w:color w:val="0F4761" w:themeColor="accent1" w:themeShade="BF"/>
+          <w:sz w:val="40"/>
+          <w:szCs w:val="40"/>
+        </w:rPr>
+      </w:pPr>
+      <w:r>
+        <w:br w:type="page"/>
+      </w:r>
+    </w:p>
+    <w:p>
+      <w:pPr>
+        <w:pStyle w:val="Heading1"/>
+      </w:pPr>
+    </w:p>
+    <w:p>
+      <w:pPr>
+        <w:rPr>
+          <w:rFonts w:asciiTheme="majorHAnsi" w:eastAsiaTheme="majorEastAsia" w:hAnsiTheme="majorHAnsi" w:cstheme="majorBidi"/>
+          <w:color w:val="0F4761" w:themeColor="accent1" w:themeShade="BF"/>
+          <w:sz w:val="40"/>
+          <w:szCs w:val="40"/>
+        </w:rPr>
+      </w:pPr>
+      <w:r>
+        <w:br w:type="page"/>
+      </w:r>
+    </w:p>
+    <w:p>
+      <w:pPr>
+        <w:pStyle w:val="Heading1"/>
+      </w:pPr>
+    </w:p>
+    <w:p>
+      <w:pPr>
+        <w:rPr>
+          <w:rFonts w:asciiTheme="majorHAnsi" w:eastAsiaTheme="majorEastAsia" w:hAnsiTheme="majorHAnsi" w:cstheme="majorBidi"/>
+          <w:color w:val="0F4761" w:themeColor="accent1" w:themeShade="BF"/>
+          <w:sz w:val="40"/>
+          <w:szCs w:val="40"/>
+        </w:rPr>
+      </w:pPr>
+      <w:r>
+        <w:br w:type="page"/>
+      </w:r>
+    </w:p>
+    <w:p>
+      <w:pPr>
+        <w:pStyle w:val="Heading1"/>
+      </w:pPr>
+    </w:p>
+    <w:p>
+      <w:pPr>
+        <w:pStyle w:val="Heading1"/>
+      </w:pPr>
+    </w:p>
+    <w:p>
+      <w:pPr>
+        <w:pStyle w:val="Heading1"/>
+      </w:pPr>
+    </w:p>
+    <w:p>
+      <w:pPr>
+        <w:pStyle w:val="Heading1"/>
+      </w:pPr>
+    </w:p>
+    <w:p>
+      <w:pPr>
+        <w:pStyle w:val="Heading1"/>
       </w:pPr>
       <w:r>
         <w:rPr>
@@ -27,10 +2145,10 @@
                     <pic:cNvPicPr/>
                   </pic:nvPicPr>
                   <pic:blipFill rotWithShape="1">
-                    <a:blip r:embed="rId7">
+                    <a:blip r:embed="rId8">
                       <a:extLst>
                         <a:ext uri="{96DAC541-7B7A-43D3-8B79-37D633B846F1}">
-                          <asvg:svgBlip xmlns:asvg="http://schemas.microsoft.com/office/drawing/2016/SVG/main" r:embed="rId8"/>
+                          <asvg:svgBlip xmlns:asvg="http://schemas.microsoft.com/office/drawing/2016/SVG/main" r:embed="rId9"/>
                         </a:ext>
                       </a:extLst>
                     </a:blip>
@@ -291,6 +2409,7 @@
           <w:sz w:val="22"/>
           <w:szCs w:val="22"/>
         </w:rPr>
+        <w:lastRenderedPageBreak/>
         <w:t>Transmission</w:t>
       </w:r>
       <w:r>
@@ -7512,7 +9631,7 @@
       </w:r>
     </w:p>
     <w:sectPr>
-      <w:footerReference w:type="default" r:id="rId9"/>
+      <w:footerReference w:type="default" r:id="rId10"/>
       <w:pgSz w:w="15840" w:h="12240" w:orient="landscape"/>
       <w:pgMar w:top="1440" w:right="1440" w:bottom="1440" w:left="1440" w:header="708" w:footer="708" w:gutter="0"/>
       <w:cols w:space="708"/>
@@ -7553,8 +9672,8 @@
         <w:noProof/>
       </w:rPr>
       <w:drawing>
-        <wp:inline distT="0" distB="0" distL="0" distR="0" wp14:anchorId="5E6400F0" wp14:editId="0D63D2F7">
-          <wp:extent cx="1514007" cy="542925"/>
+        <wp:inline distT="0" distB="0" distL="0" distR="0" wp14:anchorId="5E6400F0" wp14:editId="5491192C">
+          <wp:extent cx="966699" cy="346660"/>
           <wp:effectExtent l="0" t="0" r="0" b="0"/>
           <wp:docPr id="1953700679" name="Graphic 1"/>
           <wp:cNvGraphicFramePr>
@@ -7583,7 +9702,7 @@
                 <pic:spPr bwMode="auto">
                   <a:xfrm>
                     <a:off x="0" y="0"/>
-                    <a:ext cx="1546857" cy="554705"/>
+                    <a:ext cx="1012462" cy="363071"/>
                   </a:xfrm>
                   <a:prstGeom prst="rect">
                     <a:avLst/>
@@ -8483,18 +10602,23 @@
     <w:link w:val="Heading1Char"/>
     <w:uiPriority w:val="9"/>
     <w:qFormat/>
-    <w:rsid w:val="00134344"/>
+    <w:rsid w:val="0071336F"/>
     <w:pPr>
       <w:keepNext/>
       <w:keepLines/>
-      <w:spacing w:before="360" w:after="80"/>
+      <w:pBdr>
+        <w:bottom w:val="single" w:sz="4" w:space="1" w:color="auto"/>
+      </w:pBdr>
+      <w:spacing w:after="80"/>
       <w:outlineLvl w:val="0"/>
     </w:pPr>
     <w:rPr>
       <w:rFonts w:asciiTheme="majorHAnsi" w:eastAsiaTheme="majorEastAsia" w:hAnsiTheme="majorHAnsi" w:cstheme="majorBidi"/>
-      <w:color w:val="0F4761" w:themeColor="accent1" w:themeShade="BF"/>
-      <w:sz w:val="40"/>
-      <w:szCs w:val="40"/>
+      <w:b/>
+      <w:bCs/>
+      <w:color w:val="000000" w:themeColor="text1"/>
+      <w:sz w:val="48"/>
+      <w:szCs w:val="48"/>
     </w:rPr>
   </w:style>
   <w:style w:type="paragraph" w:styleId="Heading2">
@@ -8674,7 +10798,6 @@
   <w:style w:type="character" w:default="1" w:styleId="DefaultParagraphFont">
     <w:name w:val="Default Paragraph Font"/>
     <w:uiPriority w:val="1"/>
-    <w:semiHidden/>
     <w:unhideWhenUsed/>
   </w:style>
   <w:style w:type="table" w:default="1" w:styleId="TableNormal">
@@ -8703,12 +10826,14 @@
     <w:basedOn w:val="DefaultParagraphFont"/>
     <w:link w:val="Heading1"/>
     <w:uiPriority w:val="9"/>
-    <w:rsid w:val="00134344"/>
+    <w:rsid w:val="0071336F"/>
     <w:rPr>
       <w:rFonts w:asciiTheme="majorHAnsi" w:eastAsiaTheme="majorEastAsia" w:hAnsiTheme="majorHAnsi" w:cstheme="majorBidi"/>
-      <w:color w:val="0F4761" w:themeColor="accent1" w:themeShade="BF"/>
-      <w:sz w:val="40"/>
-      <w:szCs w:val="40"/>
+      <w:b/>
+      <w:bCs/>
+      <w:color w:val="000000" w:themeColor="text1"/>
+      <w:sz w:val="48"/>
+      <w:szCs w:val="48"/>
       <w:lang w:val="fr-CA"/>
     </w:rPr>
   </w:style>
